--- a/Module_2_Oct_2026_v2/Oct15_session1_materials.docx
+++ b/Module_2_Oct_2026_v2/Oct15_session1_materials.docx
@@ -21,6 +21,7 @@
           <w:i w:val="false"/>
           <w:b w:val="false"/>
           <w:u w:val="none"/>
+          <w:strike w:val="false"/>
           <w:sz w:val="18"/>
           <w:szCs w:val="18"/>
           <w:color w:val="545860"/>
@@ -47,6 +48,7 @@
           <w:i w:val="false"/>
           <w:b w:val="true"/>
           <w:u w:val="none"/>
+          <w:strike w:val="false"/>
           <w:sz w:val="36"/>
           <w:szCs w:val="36"/>
           <w:color w:val="063360"/>
@@ -73,6 +75,7 @@
           <w:i w:val="true"/>
           <w:b w:val="false"/>
           <w:u w:val="none"/>
+          <w:strike w:val="false"/>
           <w:sz w:val="18"/>
           <w:szCs w:val="18"/>
           <w:color w:val="215A9E"/>
@@ -99,11 +102,12 @@
           <w:i w:val="false"/>
           <w:b w:val="false"/>
           <w:u w:val="none"/>
+          <w:strike w:val="false"/>
           <w:sz w:val="22"/>
           <w:szCs w:val="22"/>
           <w:color w:val="000000"/>
         </w:rPr>
-        <w:t xml:space="preserve">Work through the report one section at a time. Circle a colour for each section and write the one reason that decided it. Rate the executive summary first, on your own, before reading on.</w:t>
+        <w:t xml:space="preserve">Work through the report one section at a time. Circle a colour for each section and write the one reason that decided it. Rate the executive summary first, on your own, before reading on. Then rate Sections 3 to 7 in pairs. The second column names the area from yesterday's checklist to apply.</w:t>
       </w:r>
     </w:p>
     <w:tbl xmlns:a="http://schemas.openxmlformats.org/drawingml/2006/main" xmlns:pic="http://schemas.openxmlformats.org/drawingml/2006/picture">
@@ -141,7 +145,6 @@
           </w:tcPr>
           <w:p>
             <w:pPr>
-              <w:pStyle w:val="Normal"/>
               <w:jc w:val="left"/>
               <w:pBdr>
                 <w:bottom w:val="none" w:sz="0" w:space="0" w:color="000000"/>
@@ -151,13 +154,24 @@
               </w:pBdr>
               <w:spacing w:after="80" w:before="80" w:line="240"/>
               <w:ind w:left="80" w:right="80" w:firstLine="0" w:firstLineChars="0"/>
+              <w:rPr>
+                <w:rFonts w:ascii="Arial" w:hAnsi="Arial" w:eastAsia="Arial" w:cs="Arial"/>
+                <w:i w:val="false"/>
+                <w:b w:val="true"/>
+                <w:u w:val="none"/>
+                <w:strike w:val="false"/>
+                <w:sz w:val="21"/>
+                <w:szCs w:val="21"/>
+                <w:color w:val="063360"/>
+              </w:rPr>
             </w:pPr>
             <w:r>
               <w:rPr>
-                <w:rFonts w:ascii="Arial" w:hAnsi="DejaVu Sans" w:eastAsia="DejaVu Sans" w:cs="DejaVu Sans"/>
+                <w:rFonts w:ascii="Arial" w:hAnsi="Arial" w:eastAsia="Arial" w:cs="Arial"/>
                 <w:i w:val="false"/>
                 <w:b w:val="true"/>
                 <w:u w:val="none"/>
+                <w:strike w:val="false"/>
                 <w:sz w:val="21"/>
                 <w:szCs w:val="21"/>
                 <w:color w:val="063360"/>
@@ -185,7 +199,6 @@
           </w:tcPr>
           <w:p>
             <w:pPr>
-              <w:pStyle w:val="Normal"/>
               <w:jc w:val="left"/>
               <w:pBdr>
                 <w:bottom w:val="none" w:sz="0" w:space="0" w:color="000000"/>
@@ -195,13 +208,24 @@
               </w:pBdr>
               <w:spacing w:after="80" w:before="80" w:line="240"/>
               <w:ind w:left="80" w:right="80" w:firstLine="0" w:firstLineChars="0"/>
+              <w:rPr>
+                <w:rFonts w:ascii="Arial" w:hAnsi="Arial" w:eastAsia="Arial" w:cs="Arial"/>
+                <w:i w:val="false"/>
+                <w:b w:val="true"/>
+                <w:u w:val="none"/>
+                <w:strike w:val="false"/>
+                <w:sz w:val="21"/>
+                <w:szCs w:val="21"/>
+                <w:color w:val="063360"/>
+              </w:rPr>
             </w:pPr>
             <w:r>
               <w:rPr>
-                <w:rFonts w:ascii="Arial" w:hAnsi="DejaVu Sans" w:eastAsia="DejaVu Sans" w:cs="DejaVu Sans"/>
+                <w:rFonts w:ascii="Arial" w:hAnsi="Arial" w:eastAsia="Arial" w:cs="Arial"/>
                 <w:i w:val="false"/>
                 <w:b w:val="true"/>
                 <w:u w:val="none"/>
+                <w:strike w:val="false"/>
                 <w:sz w:val="21"/>
                 <w:szCs w:val="21"/>
                 <w:color w:val="063360"/>
@@ -235,7 +259,6 @@
           </w:tcPr>
           <w:p>
             <w:pPr>
-              <w:pStyle w:val="Normal"/>
               <w:jc w:val="left"/>
               <w:pBdr>
                 <w:bottom w:val="none" w:sz="0" w:space="0" w:color="000000"/>
@@ -245,13 +268,24 @@
               </w:pBdr>
               <w:spacing w:after="80" w:before="80" w:line="240"/>
               <w:ind w:left="80" w:right="80" w:firstLine="0" w:firstLineChars="0"/>
+              <w:rPr>
+                <w:rFonts w:ascii="Arial" w:hAnsi="Arial" w:eastAsia="Arial" w:cs="Arial"/>
+                <w:i w:val="false"/>
+                <w:b w:val="false"/>
+                <w:u w:val="none"/>
+                <w:strike w:val="false"/>
+                <w:sz w:val="21"/>
+                <w:szCs w:val="21"/>
+                <w:color w:val="000000"/>
+              </w:rPr>
             </w:pPr>
             <w:r>
               <w:rPr>
-                <w:rFonts w:ascii="Arial" w:hAnsi="DejaVu Sans" w:eastAsia="DejaVu Sans" w:cs="DejaVu Sans"/>
-                <w:i w:val="false"/>
-                <w:b w:val="false"/>
-                <w:u w:val="none"/>
+                <w:rFonts w:ascii="Arial" w:hAnsi="Arial" w:eastAsia="Arial" w:cs="Arial"/>
+                <w:i w:val="false"/>
+                <w:b w:val="false"/>
+                <w:u w:val="none"/>
+                <w:strike w:val="false"/>
                 <w:sz w:val="21"/>
                 <w:szCs w:val="21"/>
                 <w:color w:val="000000"/>
@@ -279,7 +313,6 @@
           </w:tcPr>
           <w:p>
             <w:pPr>
-              <w:pStyle w:val="Normal"/>
               <w:jc w:val="left"/>
               <w:pBdr>
                 <w:bottom w:val="none" w:sz="0" w:space="0" w:color="000000"/>
@@ -289,13 +322,24 @@
               </w:pBdr>
               <w:spacing w:after="80" w:before="80" w:line="240"/>
               <w:ind w:left="80" w:right="80" w:firstLine="0" w:firstLineChars="0"/>
+              <w:rPr>
+                <w:rFonts w:ascii="Arial" w:hAnsi="Arial" w:eastAsia="Arial" w:cs="Arial"/>
+                <w:i w:val="false"/>
+                <w:b w:val="false"/>
+                <w:u w:val="none"/>
+                <w:strike w:val="false"/>
+                <w:sz w:val="21"/>
+                <w:szCs w:val="21"/>
+                <w:color w:val="000000"/>
+              </w:rPr>
             </w:pPr>
             <w:r>
               <w:rPr>
-                <w:rFonts w:ascii="Arial" w:hAnsi="DejaVu Sans" w:eastAsia="DejaVu Sans" w:cs="DejaVu Sans"/>
-                <w:i w:val="false"/>
-                <w:b w:val="false"/>
-                <w:u w:val="none"/>
+                <w:rFonts w:ascii="Arial" w:hAnsi="Arial" w:eastAsia="Arial" w:cs="Arial"/>
+                <w:i w:val="false"/>
+                <w:b w:val="false"/>
+                <w:u w:val="none"/>
+                <w:strike w:val="false"/>
                 <w:sz w:val="21"/>
                 <w:szCs w:val="21"/>
                 <w:color w:val="000000"/>
@@ -329,7 +373,6 @@
           </w:tcPr>
           <w:p>
             <w:pPr>
-              <w:pStyle w:val="Normal"/>
               <w:jc w:val="left"/>
               <w:pBdr>
                 <w:bottom w:val="none" w:sz="0" w:space="0" w:color="000000"/>
@@ -339,13 +382,24 @@
               </w:pBdr>
               <w:spacing w:after="80" w:before="80" w:line="240"/>
               <w:ind w:left="80" w:right="80" w:firstLine="0" w:firstLineChars="0"/>
+              <w:rPr>
+                <w:rFonts w:ascii="Arial" w:hAnsi="Arial" w:eastAsia="Arial" w:cs="Arial"/>
+                <w:i w:val="false"/>
+                <w:b w:val="false"/>
+                <w:u w:val="none"/>
+                <w:strike w:val="false"/>
+                <w:sz w:val="21"/>
+                <w:szCs w:val="21"/>
+                <w:color w:val="000000"/>
+              </w:rPr>
             </w:pPr>
             <w:r>
               <w:rPr>
-                <w:rFonts w:ascii="Arial" w:hAnsi="DejaVu Sans" w:eastAsia="DejaVu Sans" w:cs="DejaVu Sans"/>
-                <w:i w:val="false"/>
-                <w:b w:val="false"/>
-                <w:u w:val="none"/>
+                <w:rFonts w:ascii="Arial" w:hAnsi="Arial" w:eastAsia="Arial" w:cs="Arial"/>
+                <w:i w:val="false"/>
+                <w:b w:val="false"/>
+                <w:u w:val="none"/>
+                <w:strike w:val="false"/>
                 <w:sz w:val="21"/>
                 <w:szCs w:val="21"/>
                 <w:color w:val="000000"/>
@@ -373,7 +427,6 @@
           </w:tcPr>
           <w:p>
             <w:pPr>
-              <w:pStyle w:val="Normal"/>
               <w:jc w:val="left"/>
               <w:pBdr>
                 <w:bottom w:val="none" w:sz="0" w:space="0" w:color="000000"/>
@@ -383,13 +436,24 @@
               </w:pBdr>
               <w:spacing w:after="80" w:before="80" w:line="240"/>
               <w:ind w:left="80" w:right="80" w:firstLine="0" w:firstLineChars="0"/>
+              <w:rPr>
+                <w:rFonts w:ascii="Arial" w:hAnsi="Arial" w:eastAsia="Arial" w:cs="Arial"/>
+                <w:i w:val="false"/>
+                <w:b w:val="false"/>
+                <w:u w:val="none"/>
+                <w:strike w:val="false"/>
+                <w:sz w:val="21"/>
+                <w:szCs w:val="21"/>
+                <w:color w:val="000000"/>
+              </w:rPr>
             </w:pPr>
             <w:r>
               <w:rPr>
-                <w:rFonts w:ascii="Arial" w:hAnsi="DejaVu Sans" w:eastAsia="DejaVu Sans" w:cs="DejaVu Sans"/>
-                <w:i w:val="false"/>
-                <w:b w:val="false"/>
-                <w:u w:val="none"/>
+                <w:rFonts w:ascii="Arial" w:hAnsi="Arial" w:eastAsia="Arial" w:cs="Arial"/>
+                <w:i w:val="false"/>
+                <w:b w:val="false"/>
+                <w:u w:val="none"/>
+                <w:strike w:val="false"/>
                 <w:sz w:val="21"/>
                 <w:szCs w:val="21"/>
                 <w:color w:val="000000"/>
@@ -423,7 +487,6 @@
           </w:tcPr>
           <w:p>
             <w:pPr>
-              <w:pStyle w:val="Normal"/>
               <w:jc w:val="left"/>
               <w:pBdr>
                 <w:bottom w:val="none" w:sz="0" w:space="0" w:color="000000"/>
@@ -433,13 +496,24 @@
               </w:pBdr>
               <w:spacing w:after="80" w:before="80" w:line="240"/>
               <w:ind w:left="80" w:right="80" w:firstLine="0" w:firstLineChars="0"/>
+              <w:rPr>
+                <w:rFonts w:ascii="Arial" w:hAnsi="Arial" w:eastAsia="Arial" w:cs="Arial"/>
+                <w:i w:val="false"/>
+                <w:b w:val="false"/>
+                <w:u w:val="none"/>
+                <w:strike w:val="false"/>
+                <w:sz w:val="21"/>
+                <w:szCs w:val="21"/>
+                <w:color w:val="000000"/>
+              </w:rPr>
             </w:pPr>
             <w:r>
               <w:rPr>
-                <w:rFonts w:ascii="Arial" w:hAnsi="DejaVu Sans" w:eastAsia="DejaVu Sans" w:cs="DejaVu Sans"/>
-                <w:i w:val="false"/>
-                <w:b w:val="false"/>
-                <w:u w:val="none"/>
+                <w:rFonts w:ascii="Arial" w:hAnsi="Arial" w:eastAsia="Arial" w:cs="Arial"/>
+                <w:i w:val="false"/>
+                <w:b w:val="false"/>
+                <w:u w:val="none"/>
+                <w:strike w:val="false"/>
                 <w:sz w:val="21"/>
                 <w:szCs w:val="21"/>
                 <w:color w:val="000000"/>
@@ -467,7 +541,6 @@
           </w:tcPr>
           <w:p>
             <w:pPr>
-              <w:pStyle w:val="Normal"/>
               <w:jc w:val="left"/>
               <w:pBdr>
                 <w:bottom w:val="none" w:sz="0" w:space="0" w:color="000000"/>
@@ -477,13 +550,24 @@
               </w:pBdr>
               <w:spacing w:after="80" w:before="80" w:line="240"/>
               <w:ind w:left="80" w:right="80" w:firstLine="0" w:firstLineChars="0"/>
+              <w:rPr>
+                <w:rFonts w:ascii="Arial" w:hAnsi="Arial" w:eastAsia="Arial" w:cs="Arial"/>
+                <w:i w:val="false"/>
+                <w:b w:val="false"/>
+                <w:u w:val="none"/>
+                <w:strike w:val="false"/>
+                <w:sz w:val="21"/>
+                <w:szCs w:val="21"/>
+                <w:color w:val="000000"/>
+              </w:rPr>
             </w:pPr>
             <w:r>
               <w:rPr>
-                <w:rFonts w:ascii="Arial" w:hAnsi="DejaVu Sans" w:eastAsia="DejaVu Sans" w:cs="DejaVu Sans"/>
-                <w:i w:val="false"/>
-                <w:b w:val="false"/>
-                <w:u w:val="none"/>
+                <w:rFonts w:ascii="Arial" w:hAnsi="Arial" w:eastAsia="Arial" w:cs="Arial"/>
+                <w:i w:val="false"/>
+                <w:b w:val="false"/>
+                <w:u w:val="none"/>
+                <w:strike w:val="false"/>
                 <w:sz w:val="21"/>
                 <w:szCs w:val="21"/>
                 <w:color w:val="000000"/>
@@ -513,6 +597,7 @@
           <w:i w:val="true"/>
           <w:b w:val="false"/>
           <w:u w:val="none"/>
+          <w:strike w:val="false"/>
           <w:sz w:val="17"/>
           <w:szCs w:val="17"/>
           <w:color w:val="545860"/>
@@ -527,10 +612,11 @@
         <w:tblLook w:firstRow="1" w:lastRow="0" w:firstColumn="0" w:lastColumn="0" w:noHBand="0" w:noVBand="1"/>
       </w:tblPr>
       <w:tblGrid>
-        <w:gridCol w:w="2304"/>
-        <w:gridCol w:w="1872"/>
-        <w:gridCol w:w="3024"/>
+        <w:gridCol w:w="2016"/>
+        <w:gridCol w:w="1584"/>
+        <w:gridCol w:w="1584"/>
         <w:gridCol w:w="2592"/>
+        <w:gridCol w:w="2016"/>
       </w:tblGrid>
       <w:tr>
         <w:trPr>
@@ -557,7 +643,6 @@
           </w:tcPr>
           <w:p>
             <w:pPr>
-              <w:pStyle w:val="Normal"/>
               <w:jc w:val="left"/>
               <w:pBdr>
                 <w:bottom w:val="none" w:sz="0" w:space="0" w:color="000000"/>
@@ -567,13 +652,24 @@
               </w:pBdr>
               <w:spacing w:after="80" w:before="80" w:line="240"/>
               <w:ind w:left="80" w:right="80" w:firstLine="0" w:firstLineChars="0"/>
+              <w:rPr>
+                <w:rFonts w:ascii="Arial" w:hAnsi="Arial" w:eastAsia="Arial" w:cs="Arial"/>
+                <w:i w:val="false"/>
+                <w:b w:val="true"/>
+                <w:u w:val="none"/>
+                <w:strike w:val="false"/>
+                <w:sz w:val="21"/>
+                <w:szCs w:val="21"/>
+                <w:color w:val="063360"/>
+              </w:rPr>
             </w:pPr>
             <w:r>
               <w:rPr>
-                <w:rFonts w:ascii="Arial" w:hAnsi="DejaVu Sans" w:eastAsia="DejaVu Sans" w:cs="DejaVu Sans"/>
+                <w:rFonts w:ascii="Arial" w:hAnsi="Arial" w:eastAsia="Arial" w:cs="Arial"/>
                 <w:i w:val="false"/>
                 <w:b w:val="true"/>
                 <w:u w:val="none"/>
+                <w:strike w:val="false"/>
                 <w:sz w:val="21"/>
                 <w:szCs w:val="21"/>
                 <w:color w:val="063360"/>
@@ -601,7 +697,6 @@
           </w:tcPr>
           <w:p>
             <w:pPr>
-              <w:pStyle w:val="Normal"/>
               <w:jc w:val="left"/>
               <w:pBdr>
                 <w:bottom w:val="none" w:sz="0" w:space="0" w:color="000000"/>
@@ -611,18 +706,29 @@
               </w:pBdr>
               <w:spacing w:after="80" w:before="80" w:line="240"/>
               <w:ind w:left="80" w:right="80" w:firstLine="0" w:firstLineChars="0"/>
+              <w:rPr>
+                <w:rFonts w:ascii="Arial" w:hAnsi="Arial" w:eastAsia="Arial" w:cs="Arial"/>
+                <w:i w:val="false"/>
+                <w:b w:val="true"/>
+                <w:u w:val="none"/>
+                <w:strike w:val="false"/>
+                <w:sz w:val="21"/>
+                <w:szCs w:val="21"/>
+                <w:color w:val="063360"/>
+              </w:rPr>
             </w:pPr>
             <w:r>
               <w:rPr>
-                <w:rFonts w:ascii="Arial" w:hAnsi="DejaVu Sans" w:eastAsia="DejaVu Sans" w:cs="DejaVu Sans"/>
+                <w:rFonts w:ascii="Arial" w:hAnsi="Arial" w:eastAsia="Arial" w:cs="Arial"/>
                 <w:i w:val="false"/>
                 <w:b w:val="true"/>
                 <w:u w:val="none"/>
+                <w:strike w:val="false"/>
                 <w:sz w:val="21"/>
                 <w:szCs w:val="21"/>
                 <w:color w:val="063360"/>
               </w:rPr>
-              <w:t xml:space="preserve">Colour</w:t>
+              <w:t xml:space="preserve">Area to check</w:t>
             </w:r>
           </w:p>
         </w:tc>
@@ -645,7 +751,6 @@
           </w:tcPr>
           <w:p>
             <w:pPr>
-              <w:pStyle w:val="Normal"/>
               <w:jc w:val="left"/>
               <w:pBdr>
                 <w:bottom w:val="none" w:sz="0" w:space="0" w:color="000000"/>
@@ -655,18 +760,29 @@
               </w:pBdr>
               <w:spacing w:after="80" w:before="80" w:line="240"/>
               <w:ind w:left="80" w:right="80" w:firstLine="0" w:firstLineChars="0"/>
+              <w:rPr>
+                <w:rFonts w:ascii="Arial" w:hAnsi="Arial" w:eastAsia="Arial" w:cs="Arial"/>
+                <w:i w:val="false"/>
+                <w:b w:val="true"/>
+                <w:u w:val="none"/>
+                <w:strike w:val="false"/>
+                <w:sz w:val="21"/>
+                <w:szCs w:val="21"/>
+                <w:color w:val="063360"/>
+              </w:rPr>
             </w:pPr>
             <w:r>
               <w:rPr>
-                <w:rFonts w:ascii="Arial" w:hAnsi="DejaVu Sans" w:eastAsia="DejaVu Sans" w:cs="DejaVu Sans"/>
+                <w:rFonts w:ascii="Arial" w:hAnsi="Arial" w:eastAsia="Arial" w:cs="Arial"/>
                 <w:i w:val="false"/>
                 <w:b w:val="true"/>
                 <w:u w:val="none"/>
+                <w:strike w:val="false"/>
                 <w:sz w:val="21"/>
                 <w:szCs w:val="21"/>
                 <w:color w:val="063360"/>
               </w:rPr>
-              <w:t xml:space="preserve">The reason that decided it</w:t>
+              <w:t xml:space="preserve">Colour</w:t>
             </w:r>
           </w:p>
         </w:tc>
@@ -689,7 +805,6 @@
           </w:tcPr>
           <w:p>
             <w:pPr>
-              <w:pStyle w:val="Normal"/>
               <w:jc w:val="left"/>
               <w:pBdr>
                 <w:bottom w:val="none" w:sz="0" w:space="0" w:color="000000"/>
@@ -699,13 +814,78 @@
               </w:pBdr>
               <w:spacing w:after="80" w:before="80" w:line="240"/>
               <w:ind w:left="80" w:right="80" w:firstLine="0" w:firstLineChars="0"/>
+              <w:rPr>
+                <w:rFonts w:ascii="Arial" w:hAnsi="Arial" w:eastAsia="Arial" w:cs="Arial"/>
+                <w:i w:val="false"/>
+                <w:b w:val="true"/>
+                <w:u w:val="none"/>
+                <w:strike w:val="false"/>
+                <w:sz w:val="21"/>
+                <w:szCs w:val="21"/>
+                <w:color w:val="063360"/>
+              </w:rPr>
             </w:pPr>
             <w:r>
               <w:rPr>
-                <w:rFonts w:ascii="Arial" w:hAnsi="DejaVu Sans" w:eastAsia="DejaVu Sans" w:cs="DejaVu Sans"/>
+                <w:rFonts w:ascii="Arial" w:hAnsi="Arial" w:eastAsia="Arial" w:cs="Arial"/>
                 <w:i w:val="false"/>
                 <w:b w:val="true"/>
                 <w:u w:val="none"/>
+                <w:strike w:val="false"/>
+                <w:sz w:val="21"/>
+                <w:szCs w:val="21"/>
+                <w:color w:val="063360"/>
+              </w:rPr>
+              <w:t xml:space="preserve">The reason that decided it</w:t>
+            </w:r>
+          </w:p>
+        </w:tc>
+        <w:tc>
+          <w:tcPr>
+            <w:tcBorders>
+              <w:bottom w:val="single" w:sz="8" w:space="0" w:color="063360"/>
+              <w:top w:val="single" w:sz="12" w:space="0" w:color="063360"/>
+              <w:left w:val="none" w:sz="0" w:space="0" w:color="000000"/>
+              <w:right w:val="none" w:sz="0" w:space="0" w:color="000000"/>
+            </w:tcBorders>
+            <w:shd w:val="clear" w:color="auto" w:fill="FFFFFF"/>
+            <w:tcMar>
+              <w:top w:w="0" w:type="dxa"/>
+              <w:bottom w:w="0" w:type="dxa"/>
+              <w:left w:w="0" w:type="dxa"/>
+              <w:right w:w="0" w:type="dxa"/>
+            </w:tcMar>
+            <w:vAlign w:val="center"/>
+          </w:tcPr>
+          <w:p>
+            <w:pPr>
+              <w:jc w:val="left"/>
+              <w:pBdr>
+                <w:bottom w:val="none" w:sz="0" w:space="0" w:color="000000"/>
+                <w:top w:val="none" w:sz="0" w:space="0" w:color="000000"/>
+                <w:left w:val="none" w:sz="0" w:space="0" w:color="000000"/>
+                <w:right w:val="none" w:sz="0" w:space="0" w:color="000000"/>
+              </w:pBdr>
+              <w:spacing w:after="80" w:before="80" w:line="240"/>
+              <w:ind w:left="80" w:right="80" w:firstLine="0" w:firstLineChars="0"/>
+              <w:rPr>
+                <w:rFonts w:ascii="Arial" w:hAnsi="Arial" w:eastAsia="Arial" w:cs="Arial"/>
+                <w:i w:val="false"/>
+                <w:b w:val="true"/>
+                <w:u w:val="none"/>
+                <w:strike w:val="false"/>
+                <w:sz w:val="21"/>
+                <w:szCs w:val="21"/>
+                <w:color w:val="063360"/>
+              </w:rPr>
+            </w:pPr>
+            <w:r>
+              <w:rPr>
+                <w:rFonts w:ascii="Arial" w:hAnsi="Arial" w:eastAsia="Arial" w:cs="Arial"/>
+                <w:i w:val="false"/>
+                <w:b w:val="true"/>
+                <w:u w:val="none"/>
+                <w:strike w:val="false"/>
                 <w:sz w:val="21"/>
                 <w:szCs w:val="21"/>
                 <w:color w:val="063360"/>
@@ -739,7 +919,6 @@
           </w:tcPr>
           <w:p>
             <w:pPr>
-              <w:pStyle w:val="Normal"/>
               <w:jc w:val="left"/>
               <w:pBdr>
                 <w:bottom w:val="none" w:sz="0" w:space="0" w:color="000000"/>
@@ -749,13 +928,24 @@
               </w:pBdr>
               <w:spacing w:after="80" w:before="80" w:line="240"/>
               <w:ind w:left="80" w:right="80" w:firstLine="0" w:firstLineChars="0"/>
+              <w:rPr>
+                <w:rFonts w:ascii="Arial" w:hAnsi="Arial" w:eastAsia="Arial" w:cs="Arial"/>
+                <w:i w:val="false"/>
+                <w:b w:val="false"/>
+                <w:u w:val="none"/>
+                <w:strike w:val="false"/>
+                <w:sz w:val="21"/>
+                <w:szCs w:val="21"/>
+                <w:color w:val="000000"/>
+              </w:rPr>
             </w:pPr>
             <w:r>
               <w:rPr>
-                <w:rFonts w:ascii="Arial" w:hAnsi="DejaVu Sans" w:eastAsia="DejaVu Sans" w:cs="DejaVu Sans"/>
-                <w:i w:val="false"/>
-                <w:b w:val="false"/>
-                <w:u w:val="none"/>
+                <w:rFonts w:ascii="Arial" w:hAnsi="Arial" w:eastAsia="Arial" w:cs="Arial"/>
+                <w:i w:val="false"/>
+                <w:b w:val="false"/>
+                <w:u w:val="none"/>
+                <w:strike w:val="false"/>
                 <w:sz w:val="21"/>
                 <w:szCs w:val="21"/>
                 <w:color w:val="000000"/>
@@ -783,7 +973,6 @@
           </w:tcPr>
           <w:p>
             <w:pPr>
-              <w:pStyle w:val="Normal"/>
               <w:jc w:val="left"/>
               <w:pBdr>
                 <w:bottom w:val="none" w:sz="0" w:space="0" w:color="000000"/>
@@ -793,18 +982,29 @@
               </w:pBdr>
               <w:spacing w:after="80" w:before="80" w:line="240"/>
               <w:ind w:left="80" w:right="80" w:firstLine="0" w:firstLineChars="0"/>
+              <w:rPr>
+                <w:rFonts w:ascii="Arial" w:hAnsi="Arial" w:eastAsia="Arial" w:cs="Arial"/>
+                <w:i w:val="false"/>
+                <w:b w:val="false"/>
+                <w:u w:val="none"/>
+                <w:strike w:val="false"/>
+                <w:sz w:val="21"/>
+                <w:szCs w:val="21"/>
+                <w:color w:val="000000"/>
+              </w:rPr>
             </w:pPr>
             <w:r>
               <w:rPr>
-                <w:rFonts w:ascii="Arial" w:hAnsi="DejaVu Sans" w:eastAsia="DejaVu Sans" w:cs="DejaVu Sans"/>
-                <w:i w:val="false"/>
-                <w:b w:val="false"/>
-                <w:u w:val="none"/>
-                <w:sz w:val="21"/>
-                <w:szCs w:val="21"/>
-                <w:color w:val="000000"/>
-              </w:rPr>
-              <w:t xml:space="preserve">Green  /  Amber  /  Red</w:t>
+                <w:rFonts w:ascii="Arial" w:hAnsi="Arial" w:eastAsia="Arial" w:cs="Arial"/>
+                <w:i w:val="false"/>
+                <w:b w:val="false"/>
+                <w:u w:val="none"/>
+                <w:strike w:val="false"/>
+                <w:sz w:val="21"/>
+                <w:szCs w:val="21"/>
+                <w:color w:val="000000"/>
+              </w:rPr>
+              <w:t xml:space="preserve">Conclusions</w:t>
             </w:r>
           </w:p>
         </w:tc>
@@ -827,7 +1027,6 @@
           </w:tcPr>
           <w:p>
             <w:pPr>
-              <w:pStyle w:val="Normal"/>
               <w:jc w:val="left"/>
               <w:pBdr>
                 <w:bottom w:val="none" w:sz="0" w:space="0" w:color="000000"/>
@@ -837,18 +1036,29 @@
               </w:pBdr>
               <w:spacing w:after="80" w:before="80" w:line="240"/>
               <w:ind w:left="80" w:right="80" w:firstLine="0" w:firstLineChars="0"/>
+              <w:rPr>
+                <w:rFonts w:ascii="Arial" w:hAnsi="Arial" w:eastAsia="Arial" w:cs="Arial"/>
+                <w:i w:val="false"/>
+                <w:b w:val="false"/>
+                <w:u w:val="none"/>
+                <w:strike w:val="false"/>
+                <w:sz w:val="21"/>
+                <w:szCs w:val="21"/>
+                <w:color w:val="000000"/>
+              </w:rPr>
             </w:pPr>
             <w:r>
               <w:rPr>
-                <w:rFonts w:ascii="Arial" w:hAnsi="DejaVu Sans" w:eastAsia="DejaVu Sans" w:cs="DejaVu Sans"/>
-                <w:i w:val="false"/>
-                <w:b w:val="false"/>
-                <w:u w:val="none"/>
-                <w:sz w:val="21"/>
-                <w:szCs w:val="21"/>
-                <w:color w:val="000000"/>
-              </w:rPr>
-              <w:t xml:space="preserve"/>
+                <w:rFonts w:ascii="Arial" w:hAnsi="Arial" w:eastAsia="Arial" w:cs="Arial"/>
+                <w:i w:val="false"/>
+                <w:b w:val="false"/>
+                <w:u w:val="none"/>
+                <w:strike w:val="false"/>
+                <w:sz w:val="21"/>
+                <w:szCs w:val="21"/>
+                <w:color w:val="000000"/>
+              </w:rPr>
+              <w:t xml:space="preserve">Green  /  Amber  /  Red</w:t>
             </w:r>
           </w:p>
         </w:tc>
@@ -871,7 +1081,6 @@
           </w:tcPr>
           <w:p>
             <w:pPr>
-              <w:pStyle w:val="Normal"/>
               <w:jc w:val="left"/>
               <w:pBdr>
                 <w:bottom w:val="none" w:sz="0" w:space="0" w:color="000000"/>
@@ -881,13 +1090,78 @@
               </w:pBdr>
               <w:spacing w:after="80" w:before="80" w:line="240"/>
               <w:ind w:left="80" w:right="80" w:firstLine="0" w:firstLineChars="0"/>
+              <w:rPr>
+                <w:rFonts w:ascii="Arial" w:hAnsi="Arial" w:eastAsia="Arial" w:cs="Arial"/>
+                <w:i w:val="false"/>
+                <w:b w:val="false"/>
+                <w:u w:val="none"/>
+                <w:strike w:val="false"/>
+                <w:sz w:val="21"/>
+                <w:szCs w:val="21"/>
+                <w:color w:val="000000"/>
+              </w:rPr>
             </w:pPr>
             <w:r>
               <w:rPr>
-                <w:rFonts w:ascii="Arial" w:hAnsi="DejaVu Sans" w:eastAsia="DejaVu Sans" w:cs="DejaVu Sans"/>
-                <w:i w:val="false"/>
-                <w:b w:val="false"/>
-                <w:u w:val="none"/>
+                <w:rFonts w:ascii="Arial" w:hAnsi="Arial" w:eastAsia="Arial" w:cs="Arial"/>
+                <w:i w:val="false"/>
+                <w:b w:val="false"/>
+                <w:u w:val="none"/>
+                <w:strike w:val="false"/>
+                <w:sz w:val="21"/>
+                <w:szCs w:val="21"/>
+                <w:color w:val="000000"/>
+              </w:rPr>
+              <w:t xml:space="preserve"/>
+            </w:r>
+          </w:p>
+        </w:tc>
+        <w:tc>
+          <w:tcPr>
+            <w:tcBorders>
+              <w:bottom w:val="single" w:sz="6" w:space="0" w:color="9AA8B8"/>
+              <w:top w:val="single" w:sz="8" w:space="0" w:color="063360"/>
+              <w:left w:val="none" w:sz="0" w:space="0" w:color="000000"/>
+              <w:right w:val="none" w:sz="0" w:space="0" w:color="000000"/>
+            </w:tcBorders>
+            <w:shd w:val="clear" w:color="auto" w:fill="FFFFFF"/>
+            <w:tcMar>
+              <w:top w:w="0" w:type="dxa"/>
+              <w:bottom w:w="0" w:type="dxa"/>
+              <w:left w:w="0" w:type="dxa"/>
+              <w:right w:w="0" w:type="dxa"/>
+            </w:tcMar>
+            <w:vAlign w:val="center"/>
+          </w:tcPr>
+          <w:p>
+            <w:pPr>
+              <w:jc w:val="left"/>
+              <w:pBdr>
+                <w:bottom w:val="none" w:sz="0" w:space="0" w:color="000000"/>
+                <w:top w:val="none" w:sz="0" w:space="0" w:color="000000"/>
+                <w:left w:val="none" w:sz="0" w:space="0" w:color="000000"/>
+                <w:right w:val="none" w:sz="0" w:space="0" w:color="000000"/>
+              </w:pBdr>
+              <w:spacing w:after="80" w:before="80" w:line="240"/>
+              <w:ind w:left="80" w:right="80" w:firstLine="0" w:firstLineChars="0"/>
+              <w:rPr>
+                <w:rFonts w:ascii="Arial" w:hAnsi="Arial" w:eastAsia="Arial" w:cs="Arial"/>
+                <w:i w:val="false"/>
+                <w:b w:val="false"/>
+                <w:u w:val="none"/>
+                <w:strike w:val="false"/>
+                <w:sz w:val="21"/>
+                <w:szCs w:val="21"/>
+                <w:color w:val="000000"/>
+              </w:rPr>
+            </w:pPr>
+            <w:r>
+              <w:rPr>
+                <w:rFonts w:ascii="Arial" w:hAnsi="Arial" w:eastAsia="Arial" w:cs="Arial"/>
+                <w:i w:val="false"/>
+                <w:b w:val="false"/>
+                <w:u w:val="none"/>
+                <w:strike w:val="false"/>
                 <w:sz w:val="21"/>
                 <w:szCs w:val="21"/>
                 <w:color w:val="000000"/>
@@ -921,7 +1195,6 @@
           </w:tcPr>
           <w:p>
             <w:pPr>
-              <w:pStyle w:val="Normal"/>
               <w:jc w:val="left"/>
               <w:pBdr>
                 <w:bottom w:val="none" w:sz="0" w:space="0" w:color="000000"/>
@@ -931,13 +1204,24 @@
               </w:pBdr>
               <w:spacing w:after="80" w:before="80" w:line="240"/>
               <w:ind w:left="80" w:right="80" w:firstLine="0" w:firstLineChars="0"/>
+              <w:rPr>
+                <w:rFonts w:ascii="Arial" w:hAnsi="Arial" w:eastAsia="Arial" w:cs="Arial"/>
+                <w:i w:val="false"/>
+                <w:b w:val="false"/>
+                <w:u w:val="none"/>
+                <w:strike w:val="false"/>
+                <w:sz w:val="21"/>
+                <w:szCs w:val="21"/>
+                <w:color w:val="000000"/>
+              </w:rPr>
             </w:pPr>
             <w:r>
               <w:rPr>
-                <w:rFonts w:ascii="Arial" w:hAnsi="DejaVu Sans" w:eastAsia="DejaVu Sans" w:cs="DejaVu Sans"/>
-                <w:i w:val="false"/>
-                <w:b w:val="false"/>
-                <w:u w:val="none"/>
+                <w:rFonts w:ascii="Arial" w:hAnsi="Arial" w:eastAsia="Arial" w:cs="Arial"/>
+                <w:i w:val="false"/>
+                <w:b w:val="false"/>
+                <w:u w:val="none"/>
+                <w:strike w:val="false"/>
                 <w:sz w:val="21"/>
                 <w:szCs w:val="21"/>
                 <w:color w:val="000000"/>
@@ -965,7 +1249,6 @@
           </w:tcPr>
           <w:p>
             <w:pPr>
-              <w:pStyle w:val="Normal"/>
               <w:jc w:val="left"/>
               <w:pBdr>
                 <w:bottom w:val="none" w:sz="0" w:space="0" w:color="000000"/>
@@ -975,18 +1258,29 @@
               </w:pBdr>
               <w:spacing w:after="80" w:before="80" w:line="240"/>
               <w:ind w:left="80" w:right="80" w:firstLine="0" w:firstLineChars="0"/>
+              <w:rPr>
+                <w:rFonts w:ascii="Arial" w:hAnsi="Arial" w:eastAsia="Arial" w:cs="Arial"/>
+                <w:i w:val="false"/>
+                <w:b w:val="false"/>
+                <w:u w:val="none"/>
+                <w:strike w:val="false"/>
+                <w:sz w:val="21"/>
+                <w:szCs w:val="21"/>
+                <w:color w:val="000000"/>
+              </w:rPr>
             </w:pPr>
             <w:r>
               <w:rPr>
-                <w:rFonts w:ascii="Arial" w:hAnsi="DejaVu Sans" w:eastAsia="DejaVu Sans" w:cs="DejaVu Sans"/>
-                <w:i w:val="false"/>
-                <w:b w:val="false"/>
-                <w:u w:val="none"/>
-                <w:sz w:val="21"/>
-                <w:szCs w:val="21"/>
-                <w:color w:val="000000"/>
-              </w:rPr>
-              <w:t xml:space="preserve">Green  /  Amber  /  Red</w:t>
+                <w:rFonts w:ascii="Arial" w:hAnsi="Arial" w:eastAsia="Arial" w:cs="Arial"/>
+                <w:i w:val="false"/>
+                <w:b w:val="false"/>
+                <w:u w:val="none"/>
+                <w:strike w:val="false"/>
+                <w:sz w:val="21"/>
+                <w:szCs w:val="21"/>
+                <w:color w:val="000000"/>
+              </w:rPr>
+              <w:t xml:space="preserve">Methodology; Assumptions</w:t>
             </w:r>
           </w:p>
         </w:tc>
@@ -1009,7 +1303,6 @@
           </w:tcPr>
           <w:p>
             <w:pPr>
-              <w:pStyle w:val="Normal"/>
               <w:jc w:val="left"/>
               <w:pBdr>
                 <w:bottom w:val="none" w:sz="0" w:space="0" w:color="000000"/>
@@ -1019,18 +1312,29 @@
               </w:pBdr>
               <w:spacing w:after="80" w:before="80" w:line="240"/>
               <w:ind w:left="80" w:right="80" w:firstLine="0" w:firstLineChars="0"/>
+              <w:rPr>
+                <w:rFonts w:ascii="Arial" w:hAnsi="Arial" w:eastAsia="Arial" w:cs="Arial"/>
+                <w:i w:val="false"/>
+                <w:b w:val="false"/>
+                <w:u w:val="none"/>
+                <w:strike w:val="false"/>
+                <w:sz w:val="21"/>
+                <w:szCs w:val="21"/>
+                <w:color w:val="000000"/>
+              </w:rPr>
             </w:pPr>
             <w:r>
               <w:rPr>
-                <w:rFonts w:ascii="Arial" w:hAnsi="DejaVu Sans" w:eastAsia="DejaVu Sans" w:cs="DejaVu Sans"/>
-                <w:i w:val="false"/>
-                <w:b w:val="false"/>
-                <w:u w:val="none"/>
-                <w:sz w:val="21"/>
-                <w:szCs w:val="21"/>
-                <w:color w:val="000000"/>
-              </w:rPr>
-              <w:t xml:space="preserve"/>
+                <w:rFonts w:ascii="Arial" w:hAnsi="Arial" w:eastAsia="Arial" w:cs="Arial"/>
+                <w:i w:val="false"/>
+                <w:b w:val="false"/>
+                <w:u w:val="none"/>
+                <w:strike w:val="false"/>
+                <w:sz w:val="21"/>
+                <w:szCs w:val="21"/>
+                <w:color w:val="000000"/>
+              </w:rPr>
+              <w:t xml:space="preserve">Green  /  Amber  /  Red</w:t>
             </w:r>
           </w:p>
         </w:tc>
@@ -1053,7 +1357,6 @@
           </w:tcPr>
           <w:p>
             <w:pPr>
-              <w:pStyle w:val="Normal"/>
               <w:jc w:val="left"/>
               <w:pBdr>
                 <w:bottom w:val="none" w:sz="0" w:space="0" w:color="000000"/>
@@ -1063,13 +1366,78 @@
               </w:pBdr>
               <w:spacing w:after="80" w:before="80" w:line="240"/>
               <w:ind w:left="80" w:right="80" w:firstLine="0" w:firstLineChars="0"/>
+              <w:rPr>
+                <w:rFonts w:ascii="Arial" w:hAnsi="Arial" w:eastAsia="Arial" w:cs="Arial"/>
+                <w:i w:val="false"/>
+                <w:b w:val="false"/>
+                <w:u w:val="none"/>
+                <w:strike w:val="false"/>
+                <w:sz w:val="21"/>
+                <w:szCs w:val="21"/>
+                <w:color w:val="000000"/>
+              </w:rPr>
             </w:pPr>
             <w:r>
               <w:rPr>
-                <w:rFonts w:ascii="Arial" w:hAnsi="DejaVu Sans" w:eastAsia="DejaVu Sans" w:cs="DejaVu Sans"/>
-                <w:i w:val="false"/>
-                <w:b w:val="false"/>
-                <w:u w:val="none"/>
+                <w:rFonts w:ascii="Arial" w:hAnsi="Arial" w:eastAsia="Arial" w:cs="Arial"/>
+                <w:i w:val="false"/>
+                <w:b w:val="false"/>
+                <w:u w:val="none"/>
+                <w:strike w:val="false"/>
+                <w:sz w:val="21"/>
+                <w:szCs w:val="21"/>
+                <w:color w:val="000000"/>
+              </w:rPr>
+              <w:t xml:space="preserve"/>
+            </w:r>
+          </w:p>
+        </w:tc>
+        <w:tc>
+          <w:tcPr>
+            <w:tcBorders>
+              <w:bottom w:val="single" w:sz="6" w:space="0" w:color="9AA8B8"/>
+              <w:top w:val="single" w:sz="6" w:space="0" w:color="9AA8B8"/>
+              <w:left w:val="none" w:sz="0" w:space="0" w:color="000000"/>
+              <w:right w:val="none" w:sz="0" w:space="0" w:color="000000"/>
+            </w:tcBorders>
+            <w:shd w:val="clear" w:color="auto" w:fill="FFFFFF"/>
+            <w:tcMar>
+              <w:top w:w="0" w:type="dxa"/>
+              <w:bottom w:w="0" w:type="dxa"/>
+              <w:left w:w="0" w:type="dxa"/>
+              <w:right w:w="0" w:type="dxa"/>
+            </w:tcMar>
+            <w:vAlign w:val="center"/>
+          </w:tcPr>
+          <w:p>
+            <w:pPr>
+              <w:jc w:val="left"/>
+              <w:pBdr>
+                <w:bottom w:val="none" w:sz="0" w:space="0" w:color="000000"/>
+                <w:top w:val="none" w:sz="0" w:space="0" w:color="000000"/>
+                <w:left w:val="none" w:sz="0" w:space="0" w:color="000000"/>
+                <w:right w:val="none" w:sz="0" w:space="0" w:color="000000"/>
+              </w:pBdr>
+              <w:spacing w:after="80" w:before="80" w:line="240"/>
+              <w:ind w:left="80" w:right="80" w:firstLine="0" w:firstLineChars="0"/>
+              <w:rPr>
+                <w:rFonts w:ascii="Arial" w:hAnsi="Arial" w:eastAsia="Arial" w:cs="Arial"/>
+                <w:i w:val="false"/>
+                <w:b w:val="false"/>
+                <w:u w:val="none"/>
+                <w:strike w:val="false"/>
+                <w:sz w:val="21"/>
+                <w:szCs w:val="21"/>
+                <w:color w:val="000000"/>
+              </w:rPr>
+            </w:pPr>
+            <w:r>
+              <w:rPr>
+                <w:rFonts w:ascii="Arial" w:hAnsi="Arial" w:eastAsia="Arial" w:cs="Arial"/>
+                <w:i w:val="false"/>
+                <w:b w:val="false"/>
+                <w:u w:val="none"/>
+                <w:strike w:val="false"/>
                 <w:sz w:val="21"/>
                 <w:szCs w:val="21"/>
                 <w:color w:val="000000"/>
@@ -1103,7 +1471,6 @@
           </w:tcPr>
           <w:p>
             <w:pPr>
-              <w:pStyle w:val="Normal"/>
               <w:jc w:val="left"/>
               <w:pBdr>
                 <w:bottom w:val="none" w:sz="0" w:space="0" w:color="000000"/>
@@ -1113,13 +1480,24 @@
               </w:pBdr>
               <w:spacing w:after="80" w:before="80" w:line="240"/>
               <w:ind w:left="80" w:right="80" w:firstLine="0" w:firstLineChars="0"/>
+              <w:rPr>
+                <w:rFonts w:ascii="Arial" w:hAnsi="Arial" w:eastAsia="Arial" w:cs="Arial"/>
+                <w:i w:val="false"/>
+                <w:b w:val="false"/>
+                <w:u w:val="none"/>
+                <w:strike w:val="false"/>
+                <w:sz w:val="21"/>
+                <w:szCs w:val="21"/>
+                <w:color w:val="000000"/>
+              </w:rPr>
             </w:pPr>
             <w:r>
               <w:rPr>
-                <w:rFonts w:ascii="Arial" w:hAnsi="DejaVu Sans" w:eastAsia="DejaVu Sans" w:cs="DejaVu Sans"/>
-                <w:i w:val="false"/>
-                <w:b w:val="false"/>
-                <w:u w:val="none"/>
+                <w:rFonts w:ascii="Arial" w:hAnsi="Arial" w:eastAsia="Arial" w:cs="Arial"/>
+                <w:i w:val="false"/>
+                <w:b w:val="false"/>
+                <w:u w:val="none"/>
+                <w:strike w:val="false"/>
                 <w:sz w:val="21"/>
                 <w:szCs w:val="21"/>
                 <w:color w:val="000000"/>
@@ -1147,7 +1525,6 @@
           </w:tcPr>
           <w:p>
             <w:pPr>
-              <w:pStyle w:val="Normal"/>
               <w:jc w:val="left"/>
               <w:pBdr>
                 <w:bottom w:val="none" w:sz="0" w:space="0" w:color="000000"/>
@@ -1157,18 +1534,29 @@
               </w:pBdr>
               <w:spacing w:after="80" w:before="80" w:line="240"/>
               <w:ind w:left="80" w:right="80" w:firstLine="0" w:firstLineChars="0"/>
+              <w:rPr>
+                <w:rFonts w:ascii="Arial" w:hAnsi="Arial" w:eastAsia="Arial" w:cs="Arial"/>
+                <w:i w:val="false"/>
+                <w:b w:val="false"/>
+                <w:u w:val="none"/>
+                <w:strike w:val="false"/>
+                <w:sz w:val="21"/>
+                <w:szCs w:val="21"/>
+                <w:color w:val="000000"/>
+              </w:rPr>
             </w:pPr>
             <w:r>
               <w:rPr>
-                <w:rFonts w:ascii="Arial" w:hAnsi="DejaVu Sans" w:eastAsia="DejaVu Sans" w:cs="DejaVu Sans"/>
-                <w:i w:val="false"/>
-                <w:b w:val="false"/>
-                <w:u w:val="none"/>
-                <w:sz w:val="21"/>
-                <w:szCs w:val="21"/>
-                <w:color w:val="000000"/>
-              </w:rPr>
-              <w:t xml:space="preserve">Green  /  Amber  /  Red</w:t>
+                <w:rFonts w:ascii="Arial" w:hAnsi="Arial" w:eastAsia="Arial" w:cs="Arial"/>
+                <w:i w:val="false"/>
+                <w:b w:val="false"/>
+                <w:u w:val="none"/>
+                <w:strike w:val="false"/>
+                <w:sz w:val="21"/>
+                <w:szCs w:val="21"/>
+                <w:color w:val="000000"/>
+              </w:rPr>
+              <w:t xml:space="preserve">Data quality</w:t>
             </w:r>
           </w:p>
         </w:tc>
@@ -1191,7 +1579,6 @@
           </w:tcPr>
           <w:p>
             <w:pPr>
-              <w:pStyle w:val="Normal"/>
               <w:jc w:val="left"/>
               <w:pBdr>
                 <w:bottom w:val="none" w:sz="0" w:space="0" w:color="000000"/>
@@ -1201,18 +1588,29 @@
               </w:pBdr>
               <w:spacing w:after="80" w:before="80" w:line="240"/>
               <w:ind w:left="80" w:right="80" w:firstLine="0" w:firstLineChars="0"/>
+              <w:rPr>
+                <w:rFonts w:ascii="Arial" w:hAnsi="Arial" w:eastAsia="Arial" w:cs="Arial"/>
+                <w:i w:val="false"/>
+                <w:b w:val="false"/>
+                <w:u w:val="none"/>
+                <w:strike w:val="false"/>
+                <w:sz w:val="21"/>
+                <w:szCs w:val="21"/>
+                <w:color w:val="000000"/>
+              </w:rPr>
             </w:pPr>
             <w:r>
               <w:rPr>
-                <w:rFonts w:ascii="Arial" w:hAnsi="DejaVu Sans" w:eastAsia="DejaVu Sans" w:cs="DejaVu Sans"/>
-                <w:i w:val="false"/>
-                <w:b w:val="false"/>
-                <w:u w:val="none"/>
-                <w:sz w:val="21"/>
-                <w:szCs w:val="21"/>
-                <w:color w:val="000000"/>
-              </w:rPr>
-              <w:t xml:space="preserve"/>
+                <w:rFonts w:ascii="Arial" w:hAnsi="Arial" w:eastAsia="Arial" w:cs="Arial"/>
+                <w:i w:val="false"/>
+                <w:b w:val="false"/>
+                <w:u w:val="none"/>
+                <w:strike w:val="false"/>
+                <w:sz w:val="21"/>
+                <w:szCs w:val="21"/>
+                <w:color w:val="000000"/>
+              </w:rPr>
+              <w:t xml:space="preserve">Green  /  Amber  /  Red</w:t>
             </w:r>
           </w:p>
         </w:tc>
@@ -1235,7 +1633,6 @@
           </w:tcPr>
           <w:p>
             <w:pPr>
-              <w:pStyle w:val="Normal"/>
               <w:jc w:val="left"/>
               <w:pBdr>
                 <w:bottom w:val="none" w:sz="0" w:space="0" w:color="000000"/>
@@ -1245,13 +1642,78 @@
               </w:pBdr>
               <w:spacing w:after="80" w:before="80" w:line="240"/>
               <w:ind w:left="80" w:right="80" w:firstLine="0" w:firstLineChars="0"/>
+              <w:rPr>
+                <w:rFonts w:ascii="Arial" w:hAnsi="Arial" w:eastAsia="Arial" w:cs="Arial"/>
+                <w:i w:val="false"/>
+                <w:b w:val="false"/>
+                <w:u w:val="none"/>
+                <w:strike w:val="false"/>
+                <w:sz w:val="21"/>
+                <w:szCs w:val="21"/>
+                <w:color w:val="000000"/>
+              </w:rPr>
             </w:pPr>
             <w:r>
               <w:rPr>
-                <w:rFonts w:ascii="Arial" w:hAnsi="DejaVu Sans" w:eastAsia="DejaVu Sans" w:cs="DejaVu Sans"/>
-                <w:i w:val="false"/>
-                <w:b w:val="false"/>
-                <w:u w:val="none"/>
+                <w:rFonts w:ascii="Arial" w:hAnsi="Arial" w:eastAsia="Arial" w:cs="Arial"/>
+                <w:i w:val="false"/>
+                <w:b w:val="false"/>
+                <w:u w:val="none"/>
+                <w:strike w:val="false"/>
+                <w:sz w:val="21"/>
+                <w:szCs w:val="21"/>
+                <w:color w:val="000000"/>
+              </w:rPr>
+              <w:t xml:space="preserve"/>
+            </w:r>
+          </w:p>
+        </w:tc>
+        <w:tc>
+          <w:tcPr>
+            <w:tcBorders>
+              <w:bottom w:val="single" w:sz="6" w:space="0" w:color="9AA8B8"/>
+              <w:top w:val="single" w:sz="6" w:space="0" w:color="9AA8B8"/>
+              <w:left w:val="none" w:sz="0" w:space="0" w:color="000000"/>
+              <w:right w:val="none" w:sz="0" w:space="0" w:color="000000"/>
+            </w:tcBorders>
+            <w:shd w:val="clear" w:color="auto" w:fill="FFFFFF"/>
+            <w:tcMar>
+              <w:top w:w="0" w:type="dxa"/>
+              <w:bottom w:w="0" w:type="dxa"/>
+              <w:left w:w="0" w:type="dxa"/>
+              <w:right w:w="0" w:type="dxa"/>
+            </w:tcMar>
+            <w:vAlign w:val="center"/>
+          </w:tcPr>
+          <w:p>
+            <w:pPr>
+              <w:jc w:val="left"/>
+              <w:pBdr>
+                <w:bottom w:val="none" w:sz="0" w:space="0" w:color="000000"/>
+                <w:top w:val="none" w:sz="0" w:space="0" w:color="000000"/>
+                <w:left w:val="none" w:sz="0" w:space="0" w:color="000000"/>
+                <w:right w:val="none" w:sz="0" w:space="0" w:color="000000"/>
+              </w:pBdr>
+              <w:spacing w:after="80" w:before="80" w:line="240"/>
+              <w:ind w:left="80" w:right="80" w:firstLine="0" w:firstLineChars="0"/>
+              <w:rPr>
+                <w:rFonts w:ascii="Arial" w:hAnsi="Arial" w:eastAsia="Arial" w:cs="Arial"/>
+                <w:i w:val="false"/>
+                <w:b w:val="false"/>
+                <w:u w:val="none"/>
+                <w:strike w:val="false"/>
+                <w:sz w:val="21"/>
+                <w:szCs w:val="21"/>
+                <w:color w:val="000000"/>
+              </w:rPr>
+            </w:pPr>
+            <w:r>
+              <w:rPr>
+                <w:rFonts w:ascii="Arial" w:hAnsi="Arial" w:eastAsia="Arial" w:cs="Arial"/>
+                <w:i w:val="false"/>
+                <w:b w:val="false"/>
+                <w:u w:val="none"/>
+                <w:strike w:val="false"/>
                 <w:sz w:val="21"/>
                 <w:szCs w:val="21"/>
                 <w:color w:val="000000"/>
@@ -1285,7 +1747,6 @@
           </w:tcPr>
           <w:p>
             <w:pPr>
-              <w:pStyle w:val="Normal"/>
               <w:jc w:val="left"/>
               <w:pBdr>
                 <w:bottom w:val="none" w:sz="0" w:space="0" w:color="000000"/>
@@ -1295,13 +1756,24 @@
               </w:pBdr>
               <w:spacing w:after="80" w:before="80" w:line="240"/>
               <w:ind w:left="80" w:right="80" w:firstLine="0" w:firstLineChars="0"/>
+              <w:rPr>
+                <w:rFonts w:ascii="Arial" w:hAnsi="Arial" w:eastAsia="Arial" w:cs="Arial"/>
+                <w:i w:val="false"/>
+                <w:b w:val="false"/>
+                <w:u w:val="none"/>
+                <w:strike w:val="false"/>
+                <w:sz w:val="21"/>
+                <w:szCs w:val="21"/>
+                <w:color w:val="000000"/>
+              </w:rPr>
             </w:pPr>
             <w:r>
               <w:rPr>
-                <w:rFonts w:ascii="Arial" w:hAnsi="DejaVu Sans" w:eastAsia="DejaVu Sans" w:cs="DejaVu Sans"/>
-                <w:i w:val="false"/>
-                <w:b w:val="false"/>
-                <w:u w:val="none"/>
+                <w:rFonts w:ascii="Arial" w:hAnsi="Arial" w:eastAsia="Arial" w:cs="Arial"/>
+                <w:i w:val="false"/>
+                <w:b w:val="false"/>
+                <w:u w:val="none"/>
+                <w:strike w:val="false"/>
                 <w:sz w:val="21"/>
                 <w:szCs w:val="21"/>
                 <w:color w:val="000000"/>
@@ -1329,7 +1801,6 @@
           </w:tcPr>
           <w:p>
             <w:pPr>
-              <w:pStyle w:val="Normal"/>
               <w:jc w:val="left"/>
               <w:pBdr>
                 <w:bottom w:val="none" w:sz="0" w:space="0" w:color="000000"/>
@@ -1339,18 +1810,29 @@
               </w:pBdr>
               <w:spacing w:after="80" w:before="80" w:line="240"/>
               <w:ind w:left="80" w:right="80" w:firstLine="0" w:firstLineChars="0"/>
+              <w:rPr>
+                <w:rFonts w:ascii="Arial" w:hAnsi="Arial" w:eastAsia="Arial" w:cs="Arial"/>
+                <w:i w:val="false"/>
+                <w:b w:val="false"/>
+                <w:u w:val="none"/>
+                <w:strike w:val="false"/>
+                <w:sz w:val="21"/>
+                <w:szCs w:val="21"/>
+                <w:color w:val="000000"/>
+              </w:rPr>
             </w:pPr>
             <w:r>
               <w:rPr>
-                <w:rFonts w:ascii="Arial" w:hAnsi="DejaVu Sans" w:eastAsia="DejaVu Sans" w:cs="DejaVu Sans"/>
-                <w:i w:val="false"/>
-                <w:b w:val="false"/>
-                <w:u w:val="none"/>
-                <w:sz w:val="21"/>
-                <w:szCs w:val="21"/>
-                <w:color w:val="000000"/>
-              </w:rPr>
-              <w:t xml:space="preserve">Green  /  Amber  /  Red</w:t>
+                <w:rFonts w:ascii="Arial" w:hAnsi="Arial" w:eastAsia="Arial" w:cs="Arial"/>
+                <w:i w:val="false"/>
+                <w:b w:val="false"/>
+                <w:u w:val="none"/>
+                <w:strike w:val="false"/>
+                <w:sz w:val="21"/>
+                <w:szCs w:val="21"/>
+                <w:color w:val="000000"/>
+              </w:rPr>
+              <w:t xml:space="preserve">Methodology; Conclusions</w:t>
             </w:r>
           </w:p>
         </w:tc>
@@ -1373,7 +1855,6 @@
           </w:tcPr>
           <w:p>
             <w:pPr>
-              <w:pStyle w:val="Normal"/>
               <w:jc w:val="left"/>
               <w:pBdr>
                 <w:bottom w:val="none" w:sz="0" w:space="0" w:color="000000"/>
@@ -1383,18 +1864,29 @@
               </w:pBdr>
               <w:spacing w:after="80" w:before="80" w:line="240"/>
               <w:ind w:left="80" w:right="80" w:firstLine="0" w:firstLineChars="0"/>
+              <w:rPr>
+                <w:rFonts w:ascii="Arial" w:hAnsi="Arial" w:eastAsia="Arial" w:cs="Arial"/>
+                <w:i w:val="false"/>
+                <w:b w:val="false"/>
+                <w:u w:val="none"/>
+                <w:strike w:val="false"/>
+                <w:sz w:val="21"/>
+                <w:szCs w:val="21"/>
+                <w:color w:val="000000"/>
+              </w:rPr>
             </w:pPr>
             <w:r>
               <w:rPr>
-                <w:rFonts w:ascii="Arial" w:hAnsi="DejaVu Sans" w:eastAsia="DejaVu Sans" w:cs="DejaVu Sans"/>
-                <w:i w:val="false"/>
-                <w:b w:val="false"/>
-                <w:u w:val="none"/>
-                <w:sz w:val="21"/>
-                <w:szCs w:val="21"/>
-                <w:color w:val="000000"/>
-              </w:rPr>
-              <w:t xml:space="preserve"/>
+                <w:rFonts w:ascii="Arial" w:hAnsi="Arial" w:eastAsia="Arial" w:cs="Arial"/>
+                <w:i w:val="false"/>
+                <w:b w:val="false"/>
+                <w:u w:val="none"/>
+                <w:strike w:val="false"/>
+                <w:sz w:val="21"/>
+                <w:szCs w:val="21"/>
+                <w:color w:val="000000"/>
+              </w:rPr>
+              <w:t xml:space="preserve">Green  /  Amber  /  Red</w:t>
             </w:r>
           </w:p>
         </w:tc>
@@ -1417,7 +1909,6 @@
           </w:tcPr>
           <w:p>
             <w:pPr>
-              <w:pStyle w:val="Normal"/>
               <w:jc w:val="left"/>
               <w:pBdr>
                 <w:bottom w:val="none" w:sz="0" w:space="0" w:color="000000"/>
@@ -1427,13 +1918,78 @@
               </w:pBdr>
               <w:spacing w:after="80" w:before="80" w:line="240"/>
               <w:ind w:left="80" w:right="80" w:firstLine="0" w:firstLineChars="0"/>
+              <w:rPr>
+                <w:rFonts w:ascii="Arial" w:hAnsi="Arial" w:eastAsia="Arial" w:cs="Arial"/>
+                <w:i w:val="false"/>
+                <w:b w:val="false"/>
+                <w:u w:val="none"/>
+                <w:strike w:val="false"/>
+                <w:sz w:val="21"/>
+                <w:szCs w:val="21"/>
+                <w:color w:val="000000"/>
+              </w:rPr>
             </w:pPr>
             <w:r>
               <w:rPr>
-                <w:rFonts w:ascii="Arial" w:hAnsi="DejaVu Sans" w:eastAsia="DejaVu Sans" w:cs="DejaVu Sans"/>
-                <w:i w:val="false"/>
-                <w:b w:val="false"/>
-                <w:u w:val="none"/>
+                <w:rFonts w:ascii="Arial" w:hAnsi="Arial" w:eastAsia="Arial" w:cs="Arial"/>
+                <w:i w:val="false"/>
+                <w:b w:val="false"/>
+                <w:u w:val="none"/>
+                <w:strike w:val="false"/>
+                <w:sz w:val="21"/>
+                <w:szCs w:val="21"/>
+                <w:color w:val="000000"/>
+              </w:rPr>
+              <w:t xml:space="preserve"/>
+            </w:r>
+          </w:p>
+        </w:tc>
+        <w:tc>
+          <w:tcPr>
+            <w:tcBorders>
+              <w:bottom w:val="single" w:sz="6" w:space="0" w:color="9AA8B8"/>
+              <w:top w:val="single" w:sz="6" w:space="0" w:color="9AA8B8"/>
+              <w:left w:val="none" w:sz="0" w:space="0" w:color="000000"/>
+              <w:right w:val="none" w:sz="0" w:space="0" w:color="000000"/>
+            </w:tcBorders>
+            <w:shd w:val="clear" w:color="auto" w:fill="FFFFFF"/>
+            <w:tcMar>
+              <w:top w:w="0" w:type="dxa"/>
+              <w:bottom w:w="0" w:type="dxa"/>
+              <w:left w:w="0" w:type="dxa"/>
+              <w:right w:w="0" w:type="dxa"/>
+            </w:tcMar>
+            <w:vAlign w:val="center"/>
+          </w:tcPr>
+          <w:p>
+            <w:pPr>
+              <w:jc w:val="left"/>
+              <w:pBdr>
+                <w:bottom w:val="none" w:sz="0" w:space="0" w:color="000000"/>
+                <w:top w:val="none" w:sz="0" w:space="0" w:color="000000"/>
+                <w:left w:val="none" w:sz="0" w:space="0" w:color="000000"/>
+                <w:right w:val="none" w:sz="0" w:space="0" w:color="000000"/>
+              </w:pBdr>
+              <w:spacing w:after="80" w:before="80" w:line="240"/>
+              <w:ind w:left="80" w:right="80" w:firstLine="0" w:firstLineChars="0"/>
+              <w:rPr>
+                <w:rFonts w:ascii="Arial" w:hAnsi="Arial" w:eastAsia="Arial" w:cs="Arial"/>
+                <w:i w:val="false"/>
+                <w:b w:val="false"/>
+                <w:u w:val="none"/>
+                <w:strike w:val="false"/>
+                <w:sz w:val="21"/>
+                <w:szCs w:val="21"/>
+                <w:color w:val="000000"/>
+              </w:rPr>
+            </w:pPr>
+            <w:r>
+              <w:rPr>
+                <w:rFonts w:ascii="Arial" w:hAnsi="Arial" w:eastAsia="Arial" w:cs="Arial"/>
+                <w:i w:val="false"/>
+                <w:b w:val="false"/>
+                <w:u w:val="none"/>
+                <w:strike w:val="false"/>
                 <w:sz w:val="21"/>
                 <w:szCs w:val="21"/>
                 <w:color w:val="000000"/>
@@ -1467,7 +2023,6 @@
           </w:tcPr>
           <w:p>
             <w:pPr>
-              <w:pStyle w:val="Normal"/>
               <w:jc w:val="left"/>
               <w:pBdr>
                 <w:bottom w:val="none" w:sz="0" w:space="0" w:color="000000"/>
@@ -1477,13 +2032,24 @@
               </w:pBdr>
               <w:spacing w:after="80" w:before="80" w:line="240"/>
               <w:ind w:left="80" w:right="80" w:firstLine="0" w:firstLineChars="0"/>
+              <w:rPr>
+                <w:rFonts w:ascii="Arial" w:hAnsi="Arial" w:eastAsia="Arial" w:cs="Arial"/>
+                <w:i w:val="false"/>
+                <w:b w:val="false"/>
+                <w:u w:val="none"/>
+                <w:strike w:val="false"/>
+                <w:sz w:val="21"/>
+                <w:szCs w:val="21"/>
+                <w:color w:val="000000"/>
+              </w:rPr>
             </w:pPr>
             <w:r>
               <w:rPr>
-                <w:rFonts w:ascii="Arial" w:hAnsi="DejaVu Sans" w:eastAsia="DejaVu Sans" w:cs="DejaVu Sans"/>
-                <w:i w:val="false"/>
-                <w:b w:val="false"/>
-                <w:u w:val="none"/>
+                <w:rFonts w:ascii="Arial" w:hAnsi="Arial" w:eastAsia="Arial" w:cs="Arial"/>
+                <w:i w:val="false"/>
+                <w:b w:val="false"/>
+                <w:u w:val="none"/>
+                <w:strike w:val="false"/>
                 <w:sz w:val="21"/>
                 <w:szCs w:val="21"/>
                 <w:color w:val="000000"/>
@@ -1511,7 +2077,6 @@
           </w:tcPr>
           <w:p>
             <w:pPr>
-              <w:pStyle w:val="Normal"/>
               <w:jc w:val="left"/>
               <w:pBdr>
                 <w:bottom w:val="none" w:sz="0" w:space="0" w:color="000000"/>
@@ -1521,18 +2086,29 @@
               </w:pBdr>
               <w:spacing w:after="80" w:before="80" w:line="240"/>
               <w:ind w:left="80" w:right="80" w:firstLine="0" w:firstLineChars="0"/>
+              <w:rPr>
+                <w:rFonts w:ascii="Arial" w:hAnsi="Arial" w:eastAsia="Arial" w:cs="Arial"/>
+                <w:i w:val="false"/>
+                <w:b w:val="false"/>
+                <w:u w:val="none"/>
+                <w:strike w:val="false"/>
+                <w:sz w:val="21"/>
+                <w:szCs w:val="21"/>
+                <w:color w:val="000000"/>
+              </w:rPr>
             </w:pPr>
             <w:r>
               <w:rPr>
-                <w:rFonts w:ascii="Arial" w:hAnsi="DejaVu Sans" w:eastAsia="DejaVu Sans" w:cs="DejaVu Sans"/>
-                <w:i w:val="false"/>
-                <w:b w:val="false"/>
-                <w:u w:val="none"/>
-                <w:sz w:val="21"/>
-                <w:szCs w:val="21"/>
-                <w:color w:val="000000"/>
-              </w:rPr>
-              <w:t xml:space="preserve">Green  /  Amber  /  Red</w:t>
+                <w:rFonts w:ascii="Arial" w:hAnsi="Arial" w:eastAsia="Arial" w:cs="Arial"/>
+                <w:i w:val="false"/>
+                <w:b w:val="false"/>
+                <w:u w:val="none"/>
+                <w:strike w:val="false"/>
+                <w:sz w:val="21"/>
+                <w:szCs w:val="21"/>
+                <w:color w:val="000000"/>
+              </w:rPr>
+              <w:t xml:space="preserve">Assumptions; Data quality</w:t>
             </w:r>
           </w:p>
         </w:tc>
@@ -1555,7 +2131,6 @@
           </w:tcPr>
           <w:p>
             <w:pPr>
-              <w:pStyle w:val="Normal"/>
               <w:jc w:val="left"/>
               <w:pBdr>
                 <w:bottom w:val="none" w:sz="0" w:space="0" w:color="000000"/>
@@ -1565,18 +2140,29 @@
               </w:pBdr>
               <w:spacing w:after="80" w:before="80" w:line="240"/>
               <w:ind w:left="80" w:right="80" w:firstLine="0" w:firstLineChars="0"/>
+              <w:rPr>
+                <w:rFonts w:ascii="Arial" w:hAnsi="Arial" w:eastAsia="Arial" w:cs="Arial"/>
+                <w:i w:val="false"/>
+                <w:b w:val="false"/>
+                <w:u w:val="none"/>
+                <w:strike w:val="false"/>
+                <w:sz w:val="21"/>
+                <w:szCs w:val="21"/>
+                <w:color w:val="000000"/>
+              </w:rPr>
             </w:pPr>
             <w:r>
               <w:rPr>
-                <w:rFonts w:ascii="Arial" w:hAnsi="DejaVu Sans" w:eastAsia="DejaVu Sans" w:cs="DejaVu Sans"/>
-                <w:i w:val="false"/>
-                <w:b w:val="false"/>
-                <w:u w:val="none"/>
-                <w:sz w:val="21"/>
-                <w:szCs w:val="21"/>
-                <w:color w:val="000000"/>
-              </w:rPr>
-              <w:t xml:space="preserve"/>
+                <w:rFonts w:ascii="Arial" w:hAnsi="Arial" w:eastAsia="Arial" w:cs="Arial"/>
+                <w:i w:val="false"/>
+                <w:b w:val="false"/>
+                <w:u w:val="none"/>
+                <w:strike w:val="false"/>
+                <w:sz w:val="21"/>
+                <w:szCs w:val="21"/>
+                <w:color w:val="000000"/>
+              </w:rPr>
+              <w:t xml:space="preserve">Green  /  Amber  /  Red</w:t>
             </w:r>
           </w:p>
         </w:tc>
@@ -1599,7 +2185,6 @@
           </w:tcPr>
           <w:p>
             <w:pPr>
-              <w:pStyle w:val="Normal"/>
               <w:jc w:val="left"/>
               <w:pBdr>
                 <w:bottom w:val="none" w:sz="0" w:space="0" w:color="000000"/>
@@ -1609,13 +2194,78 @@
               </w:pBdr>
               <w:spacing w:after="80" w:before="80" w:line="240"/>
               <w:ind w:left="80" w:right="80" w:firstLine="0" w:firstLineChars="0"/>
+              <w:rPr>
+                <w:rFonts w:ascii="Arial" w:hAnsi="Arial" w:eastAsia="Arial" w:cs="Arial"/>
+                <w:i w:val="false"/>
+                <w:b w:val="false"/>
+                <w:u w:val="none"/>
+                <w:strike w:val="false"/>
+                <w:sz w:val="21"/>
+                <w:szCs w:val="21"/>
+                <w:color w:val="000000"/>
+              </w:rPr>
             </w:pPr>
             <w:r>
               <w:rPr>
-                <w:rFonts w:ascii="Arial" w:hAnsi="DejaVu Sans" w:eastAsia="DejaVu Sans" w:cs="DejaVu Sans"/>
-                <w:i w:val="false"/>
-                <w:b w:val="false"/>
-                <w:u w:val="none"/>
+                <w:rFonts w:ascii="Arial" w:hAnsi="Arial" w:eastAsia="Arial" w:cs="Arial"/>
+                <w:i w:val="false"/>
+                <w:b w:val="false"/>
+                <w:u w:val="none"/>
+                <w:strike w:val="false"/>
+                <w:sz w:val="21"/>
+                <w:szCs w:val="21"/>
+                <w:color w:val="000000"/>
+              </w:rPr>
+              <w:t xml:space="preserve"/>
+            </w:r>
+          </w:p>
+        </w:tc>
+        <w:tc>
+          <w:tcPr>
+            <w:tcBorders>
+              <w:bottom w:val="single" w:sz="6" w:space="0" w:color="9AA8B8"/>
+              <w:top w:val="single" w:sz="6" w:space="0" w:color="9AA8B8"/>
+              <w:left w:val="none" w:sz="0" w:space="0" w:color="000000"/>
+              <w:right w:val="none" w:sz="0" w:space="0" w:color="000000"/>
+            </w:tcBorders>
+            <w:shd w:val="clear" w:color="auto" w:fill="FFFFFF"/>
+            <w:tcMar>
+              <w:top w:w="0" w:type="dxa"/>
+              <w:bottom w:w="0" w:type="dxa"/>
+              <w:left w:w="0" w:type="dxa"/>
+              <w:right w:w="0" w:type="dxa"/>
+            </w:tcMar>
+            <w:vAlign w:val="center"/>
+          </w:tcPr>
+          <w:p>
+            <w:pPr>
+              <w:jc w:val="left"/>
+              <w:pBdr>
+                <w:bottom w:val="none" w:sz="0" w:space="0" w:color="000000"/>
+                <w:top w:val="none" w:sz="0" w:space="0" w:color="000000"/>
+                <w:left w:val="none" w:sz="0" w:space="0" w:color="000000"/>
+                <w:right w:val="none" w:sz="0" w:space="0" w:color="000000"/>
+              </w:pBdr>
+              <w:spacing w:after="80" w:before="80" w:line="240"/>
+              <w:ind w:left="80" w:right="80" w:firstLine="0" w:firstLineChars="0"/>
+              <w:rPr>
+                <w:rFonts w:ascii="Arial" w:hAnsi="Arial" w:eastAsia="Arial" w:cs="Arial"/>
+                <w:i w:val="false"/>
+                <w:b w:val="false"/>
+                <w:u w:val="none"/>
+                <w:strike w:val="false"/>
+                <w:sz w:val="21"/>
+                <w:szCs w:val="21"/>
+                <w:color w:val="000000"/>
+              </w:rPr>
+            </w:pPr>
+            <w:r>
+              <w:rPr>
+                <w:rFonts w:ascii="Arial" w:hAnsi="Arial" w:eastAsia="Arial" w:cs="Arial"/>
+                <w:i w:val="false"/>
+                <w:b w:val="false"/>
+                <w:u w:val="none"/>
+                <w:strike w:val="false"/>
                 <w:sz w:val="21"/>
                 <w:szCs w:val="21"/>
                 <w:color w:val="000000"/>
@@ -1649,7 +2299,6 @@
           </w:tcPr>
           <w:p>
             <w:pPr>
-              <w:pStyle w:val="Normal"/>
               <w:jc w:val="left"/>
               <w:pBdr>
                 <w:bottom w:val="none" w:sz="0" w:space="0" w:color="000000"/>
@@ -1659,13 +2308,24 @@
               </w:pBdr>
               <w:spacing w:after="80" w:before="80" w:line="240"/>
               <w:ind w:left="80" w:right="80" w:firstLine="0" w:firstLineChars="0"/>
+              <w:rPr>
+                <w:rFonts w:ascii="Arial" w:hAnsi="Arial" w:eastAsia="Arial" w:cs="Arial"/>
+                <w:i w:val="false"/>
+                <w:b w:val="false"/>
+                <w:u w:val="none"/>
+                <w:strike w:val="false"/>
+                <w:sz w:val="21"/>
+                <w:szCs w:val="21"/>
+                <w:color w:val="000000"/>
+              </w:rPr>
             </w:pPr>
             <w:r>
               <w:rPr>
-                <w:rFonts w:ascii="Arial" w:hAnsi="DejaVu Sans" w:eastAsia="DejaVu Sans" w:cs="DejaVu Sans"/>
-                <w:i w:val="false"/>
-                <w:b w:val="false"/>
-                <w:u w:val="none"/>
+                <w:rFonts w:ascii="Arial" w:hAnsi="Arial" w:eastAsia="Arial" w:cs="Arial"/>
+                <w:i w:val="false"/>
+                <w:b w:val="false"/>
+                <w:u w:val="none"/>
+                <w:strike w:val="false"/>
                 <w:sz w:val="21"/>
                 <w:szCs w:val="21"/>
                 <w:color w:val="000000"/>
@@ -1693,7 +2353,6 @@
           </w:tcPr>
           <w:p>
             <w:pPr>
-              <w:pStyle w:val="Normal"/>
               <w:jc w:val="left"/>
               <w:pBdr>
                 <w:bottom w:val="none" w:sz="0" w:space="0" w:color="000000"/>
@@ -1703,18 +2362,29 @@
               </w:pBdr>
               <w:spacing w:after="80" w:before="80" w:line="240"/>
               <w:ind w:left="80" w:right="80" w:firstLine="0" w:firstLineChars="0"/>
+              <w:rPr>
+                <w:rFonts w:ascii="Arial" w:hAnsi="Arial" w:eastAsia="Arial" w:cs="Arial"/>
+                <w:i w:val="false"/>
+                <w:b w:val="false"/>
+                <w:u w:val="none"/>
+                <w:strike w:val="false"/>
+                <w:sz w:val="21"/>
+                <w:szCs w:val="21"/>
+                <w:color w:val="000000"/>
+              </w:rPr>
             </w:pPr>
             <w:r>
               <w:rPr>
-                <w:rFonts w:ascii="Arial" w:hAnsi="DejaVu Sans" w:eastAsia="DejaVu Sans" w:cs="DejaVu Sans"/>
-                <w:i w:val="false"/>
-                <w:b w:val="false"/>
-                <w:u w:val="none"/>
-                <w:sz w:val="21"/>
-                <w:szCs w:val="21"/>
-                <w:color w:val="000000"/>
-              </w:rPr>
-              <w:t xml:space="preserve">Green  /  Amber  /  Red</w:t>
+                <w:rFonts w:ascii="Arial" w:hAnsi="Arial" w:eastAsia="Arial" w:cs="Arial"/>
+                <w:i w:val="false"/>
+                <w:b w:val="false"/>
+                <w:u w:val="none"/>
+                <w:strike w:val="false"/>
+                <w:sz w:val="21"/>
+                <w:szCs w:val="21"/>
+                <w:color w:val="000000"/>
+              </w:rPr>
+              <w:t xml:space="preserve">Conclusions</w:t>
             </w:r>
           </w:p>
         </w:tc>
@@ -1737,7 +2407,6 @@
           </w:tcPr>
           <w:p>
             <w:pPr>
-              <w:pStyle w:val="Normal"/>
               <w:jc w:val="left"/>
               <w:pBdr>
                 <w:bottom w:val="none" w:sz="0" w:space="0" w:color="000000"/>
@@ -1747,18 +2416,29 @@
               </w:pBdr>
               <w:spacing w:after="80" w:before="80" w:line="240"/>
               <w:ind w:left="80" w:right="80" w:firstLine="0" w:firstLineChars="0"/>
+              <w:rPr>
+                <w:rFonts w:ascii="Arial" w:hAnsi="Arial" w:eastAsia="Arial" w:cs="Arial"/>
+                <w:i w:val="false"/>
+                <w:b w:val="false"/>
+                <w:u w:val="none"/>
+                <w:strike w:val="false"/>
+                <w:sz w:val="21"/>
+                <w:szCs w:val="21"/>
+                <w:color w:val="000000"/>
+              </w:rPr>
             </w:pPr>
             <w:r>
               <w:rPr>
-                <w:rFonts w:ascii="Arial" w:hAnsi="DejaVu Sans" w:eastAsia="DejaVu Sans" w:cs="DejaVu Sans"/>
-                <w:i w:val="false"/>
-                <w:b w:val="false"/>
-                <w:u w:val="none"/>
-                <w:sz w:val="21"/>
-                <w:szCs w:val="21"/>
-                <w:color w:val="000000"/>
-              </w:rPr>
-              <w:t xml:space="preserve"/>
+                <w:rFonts w:ascii="Arial" w:hAnsi="Arial" w:eastAsia="Arial" w:cs="Arial"/>
+                <w:i w:val="false"/>
+                <w:b w:val="false"/>
+                <w:u w:val="none"/>
+                <w:strike w:val="false"/>
+                <w:sz w:val="21"/>
+                <w:szCs w:val="21"/>
+                <w:color w:val="000000"/>
+              </w:rPr>
+              <w:t xml:space="preserve">Green  /  Amber  /  Red</w:t>
             </w:r>
           </w:p>
         </w:tc>
@@ -1781,7 +2461,6 @@
           </w:tcPr>
           <w:p>
             <w:pPr>
-              <w:pStyle w:val="Normal"/>
               <w:jc w:val="left"/>
               <w:pBdr>
                 <w:bottom w:val="none" w:sz="0" w:space="0" w:color="000000"/>
@@ -1791,13 +2470,78 @@
               </w:pBdr>
               <w:spacing w:after="80" w:before="80" w:line="240"/>
               <w:ind w:left="80" w:right="80" w:firstLine="0" w:firstLineChars="0"/>
+              <w:rPr>
+                <w:rFonts w:ascii="Arial" w:hAnsi="Arial" w:eastAsia="Arial" w:cs="Arial"/>
+                <w:i w:val="false"/>
+                <w:b w:val="false"/>
+                <w:u w:val="none"/>
+                <w:strike w:val="false"/>
+                <w:sz w:val="21"/>
+                <w:szCs w:val="21"/>
+                <w:color w:val="000000"/>
+              </w:rPr>
             </w:pPr>
             <w:r>
               <w:rPr>
-                <w:rFonts w:ascii="Arial" w:hAnsi="DejaVu Sans" w:eastAsia="DejaVu Sans" w:cs="DejaVu Sans"/>
-                <w:i w:val="false"/>
-                <w:b w:val="false"/>
-                <w:u w:val="none"/>
+                <w:rFonts w:ascii="Arial" w:hAnsi="Arial" w:eastAsia="Arial" w:cs="Arial"/>
+                <w:i w:val="false"/>
+                <w:b w:val="false"/>
+                <w:u w:val="none"/>
+                <w:strike w:val="false"/>
+                <w:sz w:val="21"/>
+                <w:szCs w:val="21"/>
+                <w:color w:val="000000"/>
+              </w:rPr>
+              <w:t xml:space="preserve"/>
+            </w:r>
+          </w:p>
+        </w:tc>
+        <w:tc>
+          <w:tcPr>
+            <w:tcBorders>
+              <w:bottom w:val="single" w:sz="6" w:space="0" w:color="9AA8B8"/>
+              <w:top w:val="single" w:sz="6" w:space="0" w:color="9AA8B8"/>
+              <w:left w:val="none" w:sz="0" w:space="0" w:color="000000"/>
+              <w:right w:val="none" w:sz="0" w:space="0" w:color="000000"/>
+            </w:tcBorders>
+            <w:shd w:val="clear" w:color="auto" w:fill="FFFFFF"/>
+            <w:tcMar>
+              <w:top w:w="0" w:type="dxa"/>
+              <w:bottom w:w="0" w:type="dxa"/>
+              <w:left w:w="0" w:type="dxa"/>
+              <w:right w:w="0" w:type="dxa"/>
+            </w:tcMar>
+            <w:vAlign w:val="center"/>
+          </w:tcPr>
+          <w:p>
+            <w:pPr>
+              <w:jc w:val="left"/>
+              <w:pBdr>
+                <w:bottom w:val="none" w:sz="0" w:space="0" w:color="000000"/>
+                <w:top w:val="none" w:sz="0" w:space="0" w:color="000000"/>
+                <w:left w:val="none" w:sz="0" w:space="0" w:color="000000"/>
+                <w:right w:val="none" w:sz="0" w:space="0" w:color="000000"/>
+              </w:pBdr>
+              <w:spacing w:after="80" w:before="80" w:line="240"/>
+              <w:ind w:left="80" w:right="80" w:firstLine="0" w:firstLineChars="0"/>
+              <w:rPr>
+                <w:rFonts w:ascii="Arial" w:hAnsi="Arial" w:eastAsia="Arial" w:cs="Arial"/>
+                <w:i w:val="false"/>
+                <w:b w:val="false"/>
+                <w:u w:val="none"/>
+                <w:strike w:val="false"/>
+                <w:sz w:val="21"/>
+                <w:szCs w:val="21"/>
+                <w:color w:val="000000"/>
+              </w:rPr>
+            </w:pPr>
+            <w:r>
+              <w:rPr>
+                <w:rFonts w:ascii="Arial" w:hAnsi="Arial" w:eastAsia="Arial" w:cs="Arial"/>
+                <w:i w:val="false"/>
+                <w:b w:val="false"/>
+                <w:u w:val="none"/>
+                <w:strike w:val="false"/>
                 <w:sz w:val="21"/>
                 <w:szCs w:val="21"/>
                 <w:color w:val="000000"/>
@@ -1833,6 +2577,7 @@
           <w:i w:val="false"/>
           <w:b w:val="false"/>
           <w:u w:val="none"/>
+          <w:strike w:val="false"/>
           <w:sz w:val="18"/>
           <w:szCs w:val="18"/>
           <w:color w:val="545860"/>
@@ -1859,6 +2604,7 @@
           <w:i w:val="false"/>
           <w:b w:val="true"/>
           <w:u w:val="none"/>
+          <w:strike w:val="false"/>
           <w:sz w:val="36"/>
           <w:szCs w:val="36"/>
           <w:color w:val="063360"/>
@@ -1885,6 +2631,7 @@
           <w:i w:val="true"/>
           <w:b w:val="false"/>
           <w:u w:val="none"/>
+          <w:strike w:val="false"/>
           <w:sz w:val="18"/>
           <w:szCs w:val="18"/>
           <w:color w:val="215A9E"/>
@@ -1911,6 +2658,7 @@
           <w:i w:val="false"/>
           <w:b w:val="false"/>
           <w:u w:val="none"/>
+          <w:strike w:val="false"/>
           <w:sz w:val="22"/>
           <w:szCs w:val="22"/>
           <w:color w:val="000000"/>
@@ -1937,6 +2685,7 @@
           <w:i w:val="false"/>
           <w:b w:val="false"/>
           <w:u w:val="none"/>
+          <w:strike w:val="false"/>
           <w:sz w:val="22"/>
           <w:szCs w:val="22"/>
           <w:color w:val="000000"/>
@@ -1963,6 +2712,7 @@
           <w:i w:val="false"/>
           <w:b w:val="false"/>
           <w:u w:val="none"/>
+          <w:strike w:val="false"/>
           <w:sz w:val="22"/>
           <w:szCs w:val="22"/>
           <w:color w:val="000000"/>
@@ -1989,6 +2739,7 @@
           <w:i w:val="false"/>
           <w:b w:val="false"/>
           <w:u w:val="none"/>
+          <w:strike w:val="false"/>
           <w:sz w:val="22"/>
           <w:szCs w:val="22"/>
           <w:color w:val="000000"/>
@@ -2015,6 +2766,7 @@
           <w:i w:val="false"/>
           <w:b w:val="false"/>
           <w:u w:val="none"/>
+          <w:strike w:val="false"/>
           <w:sz w:val="22"/>
           <w:szCs w:val="22"/>
           <w:color w:val="B5BEC9"/>
@@ -2041,6 +2793,7 @@
           <w:i w:val="false"/>
           <w:b w:val="false"/>
           <w:u w:val="none"/>
+          <w:strike w:val="false"/>
           <w:sz w:val="22"/>
           <w:szCs w:val="22"/>
           <w:color w:val="B5BEC9"/>
@@ -2067,6 +2820,7 @@
           <w:i w:val="false"/>
           <w:b w:val="false"/>
           <w:u w:val="none"/>
+          <w:strike w:val="false"/>
           <w:sz w:val="22"/>
           <w:szCs w:val="22"/>
           <w:color w:val="000000"/>
@@ -2093,6 +2847,7 @@
           <w:i w:val="false"/>
           <w:b w:val="false"/>
           <w:u w:val="none"/>
+          <w:strike w:val="false"/>
           <w:sz w:val="22"/>
           <w:szCs w:val="22"/>
           <w:color w:val="B5BEC9"/>
@@ -2119,6 +2874,7 @@
           <w:i w:val="false"/>
           <w:b w:val="false"/>
           <w:u w:val="none"/>
+          <w:strike w:val="false"/>
           <w:sz w:val="22"/>
           <w:szCs w:val="22"/>
           <w:color w:val="B5BEC9"/>
@@ -2145,6 +2901,7 @@
           <w:i w:val="false"/>
           <w:b w:val="false"/>
           <w:u w:val="none"/>
+          <w:strike w:val="false"/>
           <w:sz w:val="22"/>
           <w:szCs w:val="22"/>
           <w:color w:val="000000"/>
@@ -2171,6 +2928,7 @@
           <w:i w:val="false"/>
           <w:b w:val="false"/>
           <w:u w:val="none"/>
+          <w:strike w:val="false"/>
           <w:sz w:val="22"/>
           <w:szCs w:val="22"/>
           <w:color w:val="B5BEC9"/>
@@ -2197,6 +2955,7 @@
           <w:i w:val="false"/>
           <w:b w:val="false"/>
           <w:u w:val="none"/>
+          <w:strike w:val="false"/>
           <w:sz w:val="22"/>
           <w:szCs w:val="22"/>
           <w:color w:val="B5BEC9"/>
@@ -2223,6 +2982,7 @@
           <w:i w:val="false"/>
           <w:b w:val="false"/>
           <w:u w:val="none"/>
+          <w:strike w:val="false"/>
           <w:sz w:val="22"/>
           <w:szCs w:val="22"/>
           <w:color w:val="B5BEC9"/>
@@ -2255,6 +3015,7 @@
           <w:i w:val="false"/>
           <w:b w:val="false"/>
           <w:u w:val="none"/>
+          <w:strike w:val="false"/>
           <w:sz w:val="18"/>
           <w:szCs w:val="18"/>
           <w:color w:val="545860"/>
@@ -2281,6 +3042,7 @@
           <w:i w:val="false"/>
           <w:b w:val="true"/>
           <w:u w:val="none"/>
+          <w:strike w:val="false"/>
           <w:sz w:val="36"/>
           <w:szCs w:val="36"/>
           <w:color w:val="063360"/>
@@ -2307,6 +3069,7 @@
           <w:i w:val="true"/>
           <w:b w:val="false"/>
           <w:u w:val="none"/>
+          <w:strike w:val="false"/>
           <w:sz w:val="18"/>
           <w:szCs w:val="18"/>
           <w:color w:val="215A9E"/>
@@ -2330,14 +3093,15 @@
       <w:r>
         <w:rPr>
           <w:rFonts w:ascii="Arial" w:hAnsi="Arial" w:eastAsia="Arial" w:cs="Arial"/>
-          <w:i w:val="false"/>
-          <w:b w:val="true"/>
+          <w:i w:val="true"/>
+          <w:b w:val="false"/>
           <w:u w:val="none"/>
-          <w:sz w:val="22"/>
-          <w:szCs w:val="22"/>
-          <w:color w:val="000000"/>
+          <w:strike w:val="false"/>
+          <w:sz w:val="18"/>
+          <w:szCs w:val="18"/>
+          <w:color w:val="545860"/>
         </w:rPr>
-        <w:t xml:space="preserve">The prompt, with the report pasted in:</w:t>
+        <w:t xml:space="preserve">The report is on the course website: download Oct15_session1_report.docx from the landing page.</w:t>
       </w:r>
     </w:p>
     <w:p>
@@ -2356,9 +3120,37 @@
       <w:r>
         <w:rPr>
           <w:rFonts w:ascii="Arial" w:hAnsi="Arial" w:eastAsia="Arial" w:cs="Arial"/>
+          <w:i w:val="false"/>
+          <w:b w:val="true"/>
+          <w:u w:val="none"/>
+          <w:strike w:val="false"/>
+          <w:sz w:val="22"/>
+          <w:szCs w:val="22"/>
+          <w:color w:val="000000"/>
+        </w:rPr>
+        <w:t xml:space="preserve">The prompt, with the report pasted in:</w:t>
+      </w:r>
+    </w:p>
+    <w:p>
+      <w:pPr>
+        <w:pStyle w:val="Normal"/>
+        <w:jc w:val="left"/>
+        <w:pBdr>
+          <w:bottom w:val="none" w:sz="0" w:space="0" w:color="000000"/>
+          <w:top w:val="none" w:sz="0" w:space="0" w:color="000000"/>
+          <w:left w:val="none" w:sz="0" w:space="0" w:color="000000"/>
+          <w:right w:val="none" w:sz="0" w:space="0" w:color="000000"/>
+        </w:pBdr>
+        <w:spacing w:after="80" w:before="0" w:line="240"/>
+        <w:ind w:left="0" w:right="0" w:firstLine="0" w:firstLineChars="0"/>
+      </w:pPr>
+      <w:r>
+        <w:rPr>
+          <w:rFonts w:ascii="Arial" w:hAnsi="Arial" w:eastAsia="Arial" w:cs="Arial"/>
           <w:i w:val="true"/>
           <w:b w:val="false"/>
           <w:u w:val="none"/>
+          <w:strike w:val="false"/>
           <w:sz w:val="22"/>
           <w:szCs w:val="22"/>
           <w:color w:val="000000"/>
@@ -2385,6 +3177,7 @@
           <w:i w:val="false"/>
           <w:b w:val="true"/>
           <w:u w:val="none"/>
+          <w:strike w:val="false"/>
           <w:sz w:val="26"/>
           <w:szCs w:val="26"/>
           <w:color w:val="215A9E"/>
@@ -2411,6 +3204,7 @@
           <w:i w:val="false"/>
           <w:b w:val="false"/>
           <w:u w:val="none"/>
+          <w:strike w:val="false"/>
           <w:sz w:val="22"/>
           <w:szCs w:val="22"/>
           <w:color w:val="000000"/>
@@ -2437,6 +3231,7 @@
           <w:i w:val="false"/>
           <w:b w:val="false"/>
           <w:u w:val="none"/>
+          <w:strike w:val="false"/>
           <w:sz w:val="22"/>
           <w:szCs w:val="22"/>
           <w:color w:val="000000"/>
@@ -2463,6 +3258,7 @@
           <w:i w:val="false"/>
           <w:b w:val="false"/>
           <w:u w:val="none"/>
+          <w:strike w:val="false"/>
           <w:sz w:val="22"/>
           <w:szCs w:val="22"/>
           <w:color w:val="000000"/>
@@ -2489,11 +3285,12 @@
           <w:i w:val="false"/>
           <w:b w:val="false"/>
           <w:u w:val="none"/>
+          <w:strike w:val="false"/>
           <w:sz w:val="22"/>
           <w:szCs w:val="22"/>
           <w:color w:val="000000"/>
         </w:rPr>
-        <w:t xml:space="preserve">Transparency. The report discloses a change in the survey instrument between rounds and notes that 12 per cent of businesses were lost to follow-up. This level of disclosure suggests a careful and honest evaluation team.</w:t>
+        <w:t xml:space="preserve">Transparency. The report discloses a change in the survey instrument between rounds and notes the gaps in the recycling compliance data. This level of disclosure suggests a careful and honest evaluation team.</w:t>
       </w:r>
     </w:p>
     <w:p>
@@ -2515,6 +3312,7 @@
           <w:i w:val="false"/>
           <w:b w:val="false"/>
           <w:u w:val="none"/>
+          <w:strike w:val="false"/>
           <w:sz w:val="22"/>
           <w:szCs w:val="22"/>
           <w:color w:val="000000"/>
@@ -2541,6 +3339,7 @@
           <w:i w:val="false"/>
           <w:b w:val="false"/>
           <w:u w:val="none"/>
+          <w:strike w:val="false"/>
           <w:sz w:val="22"/>
           <w:szCs w:val="22"/>
           <w:color w:val="000000"/>
@@ -2567,6 +3366,7 @@
           <w:i w:val="false"/>
           <w:b w:val="true"/>
           <w:u w:val="none"/>
+          <w:strike w:val="false"/>
           <w:sz w:val="22"/>
           <w:szCs w:val="22"/>
           <w:color w:val="000000"/>
@@ -2593,6 +3393,7 @@
           <w:i w:val="false"/>
           <w:b w:val="false"/>
           <w:u w:val="none"/>
+          <w:strike w:val="false"/>
           <w:sz w:val="22"/>
           <w:szCs w:val="22"/>
           <w:color w:val="B5BEC9"/>
@@ -2619,6 +3420,7 @@
           <w:i w:val="false"/>
           <w:b w:val="false"/>
           <w:u w:val="none"/>
+          <w:strike w:val="false"/>
           <w:sz w:val="22"/>
           <w:szCs w:val="22"/>
           <w:color w:val="B5BEC9"/>
@@ -2645,6 +3447,7 @@
           <w:i w:val="false"/>
           <w:b w:val="false"/>
           <w:u w:val="none"/>
+          <w:strike w:val="false"/>
           <w:sz w:val="22"/>
           <w:szCs w:val="22"/>
           <w:color w:val="B5BEC9"/>
@@ -2671,6 +3474,7 @@
           <w:i w:val="false"/>
           <w:b w:val="true"/>
           <w:u w:val="none"/>
+          <w:strike w:val="false"/>
           <w:sz w:val="26"/>
           <w:szCs w:val="26"/>
           <w:color w:val="215A9E"/>
@@ -2697,6 +3501,7 @@
           <w:i w:val="true"/>
           <w:b w:val="false"/>
           <w:u w:val="none"/>
+          <w:strike w:val="false"/>
           <w:sz w:val="22"/>
           <w:szCs w:val="22"/>
           <w:color w:val="000000"/>
@@ -2723,6 +3528,7 @@
           <w:i w:val="false"/>
           <w:b w:val="false"/>
           <w:u w:val="none"/>
+          <w:strike w:val="false"/>
           <w:sz w:val="22"/>
           <w:szCs w:val="22"/>
           <w:color w:val="000000"/>
@@ -2755,6 +3561,7 @@
           <w:i w:val="false"/>
           <w:b w:val="false"/>
           <w:u w:val="none"/>
+          <w:strike w:val="false"/>
           <w:sz w:val="18"/>
           <w:szCs w:val="18"/>
           <w:color w:val="545860"/>
@@ -2781,6 +3588,7 @@
           <w:i w:val="false"/>
           <w:b w:val="true"/>
           <w:u w:val="none"/>
+          <w:strike w:val="false"/>
           <w:sz w:val="36"/>
           <w:szCs w:val="36"/>
           <w:color w:val="063360"/>
@@ -2807,6 +3615,7 @@
           <w:i w:val="true"/>
           <w:b w:val="false"/>
           <w:u w:val="none"/>
+          <w:strike w:val="false"/>
           <w:sz w:val="18"/>
           <w:szCs w:val="18"/>
           <w:color w:val="215A9E"/>
@@ -2848,7 +3657,6 @@
           </w:tcPr>
           <w:p>
             <w:pPr>
-              <w:pStyle w:val="Normal"/>
               <w:jc w:val="left"/>
               <w:pBdr>
                 <w:bottom w:val="none" w:sz="0" w:space="0" w:color="000000"/>
@@ -2858,6 +3666,16 @@
               </w:pBdr>
               <w:spacing w:after="200" w:before="200" w:line="240"/>
               <w:ind w:left="200" w:right="200" w:firstLine="0" w:firstLineChars="0"/>
+              <w:rPr>
+                <w:rFonts w:ascii="Arial" w:hAnsi="Arial" w:eastAsia="Arial" w:cs="Arial"/>
+                <w:i w:val="false"/>
+                <w:b w:val="false"/>
+                <w:u w:val="none"/>
+                <w:strike w:val="false"/>
+                <w:sz w:val="21"/>
+                <w:szCs w:val="21"/>
+                <w:color w:val="000000"/>
+              </w:rPr>
             </w:pPr>
             <w:r>
               <w:rPr>
@@ -2865,6 +3683,7 @@
                 <w:i w:val="false"/>
                 <w:b w:val="true"/>
                 <w:u w:val="none"/>
+                <w:strike w:val="false"/>
                 <w:sz w:val="22"/>
                 <w:szCs w:val="22"/>
                 <w:color w:val="063360"/>
@@ -2877,6 +3696,7 @@
                 <w:i w:val="false"/>
                 <w:b w:val="false"/>
                 <w:u w:val="none"/>
+                <w:strike w:val="false"/>
                 <w:sz w:val="21"/>
                 <w:szCs w:val="21"/>
                 <w:color w:val="000000"/>
@@ -2889,6 +3709,7 @@
                 <w:i w:val="false"/>
                 <w:b w:val="false"/>
                 <w:u w:val="none"/>
+                <w:strike w:val="false"/>
                 <w:sz w:val="21"/>
                 <w:szCs w:val="21"/>
                 <w:color w:val="000000"/>
@@ -2901,6 +3722,7 @@
                 <w:i w:val="false"/>
                 <w:b w:val="false"/>
                 <w:u w:val="none"/>
+                <w:strike w:val="false"/>
                 <w:sz w:val="21"/>
                 <w:szCs w:val="21"/>
                 <w:color w:val="000000"/>
@@ -2913,18 +3735,20 @@
                 <w:i w:val="false"/>
                 <w:b w:val="false"/>
                 <w:u w:val="none"/>
-                <w:sz w:val="21"/>
-                <w:szCs w:val="21"/>
-                <w:color w:val="000000"/>
-              </w:rPr>
-              <w:t xml:space="preserve">2. Read the limitations section, then check whether it names the limitations in the data section. If it does not, the analysis stopped early.</w:t>
-            </w:r>
-            <w:r>
-              <w:rPr>
-                <w:rFonts w:ascii="Arial" w:hAnsi="Arial" w:eastAsia="Arial" w:cs="Arial"/>
-                <w:i w:val="false"/>
-                <w:b w:val="false"/>
-                <w:u w:val="none"/>
+                <w:strike w:val="false"/>
+                <w:sz w:val="21"/>
+                <w:szCs w:val="21"/>
+                <w:color w:val="000000"/>
+              </w:rPr>
+              <w:t xml:space="preserve">2. Read the limitations section, then check whether it names the problems in the data section. If it does not, ask why they were dropped.</w:t>
+            </w:r>
+            <w:r>
+              <w:rPr>
+                <w:rFonts w:ascii="Arial" w:hAnsi="Arial" w:eastAsia="Arial" w:cs="Arial"/>
+                <w:i w:val="false"/>
+                <w:b w:val="false"/>
+                <w:u w:val="none"/>
+                <w:strike w:val="false"/>
                 <w:sz w:val="21"/>
                 <w:szCs w:val="21"/>
                 <w:color w:val="000000"/>
@@ -2937,6 +3761,7 @@
                 <w:i w:val="false"/>
                 <w:b w:val="false"/>
                 <w:u w:val="none"/>
+                <w:strike w:val="false"/>
                 <w:sz w:val="21"/>
                 <w:szCs w:val="21"/>
                 <w:color w:val="000000"/>
@@ -2949,6 +3774,7 @@
                 <w:i w:val="false"/>
                 <w:b w:val="false"/>
                 <w:u w:val="none"/>
+                <w:strike w:val="false"/>
                 <w:sz w:val="21"/>
                 <w:szCs w:val="21"/>
                 <w:color w:val="000000"/>
@@ -2961,6 +3787,7 @@
                 <w:i w:val="false"/>
                 <w:b w:val="false"/>
                 <w:u w:val="none"/>
+                <w:strike w:val="false"/>
                 <w:sz w:val="21"/>
                 <w:szCs w:val="21"/>
                 <w:color w:val="000000"/>
@@ -2973,6 +3800,7 @@
                 <w:i w:val="false"/>
                 <w:b w:val="false"/>
                 <w:u w:val="none"/>
+                <w:strike w:val="false"/>
                 <w:sz w:val="21"/>
                 <w:szCs w:val="21"/>
                 <w:color w:val="000000"/>
@@ -2985,6 +3813,7 @@
                 <w:i w:val="false"/>
                 <w:b w:val="false"/>
                 <w:u w:val="none"/>
+                <w:strike w:val="false"/>
                 <w:sz w:val="21"/>
                 <w:szCs w:val="21"/>
                 <w:color w:val="000000"/>
@@ -2997,6 +3826,7 @@
                 <w:i w:val="false"/>
                 <w:b w:val="false"/>
                 <w:u w:val="none"/>
+                <w:strike w:val="false"/>
                 <w:sz w:val="21"/>
                 <w:szCs w:val="21"/>
                 <w:color w:val="000000"/>
@@ -3024,7 +3854,6 @@
           </w:tcPr>
           <w:p>
             <w:pPr>
-              <w:pStyle w:val="Normal"/>
               <w:jc w:val="left"/>
               <w:pBdr>
                 <w:bottom w:val="none" w:sz="0" w:space="0" w:color="000000"/>
@@ -3034,6 +3863,16 @@
               </w:pBdr>
               <w:spacing w:after="200" w:before="200" w:line="240"/>
               <w:ind w:left="200" w:right="200" w:firstLine="0" w:firstLineChars="0"/>
+              <w:rPr>
+                <w:rFonts w:ascii="Arial" w:hAnsi="Arial" w:eastAsia="Arial" w:cs="Arial"/>
+                <w:i w:val="false"/>
+                <w:b w:val="false"/>
+                <w:u w:val="none"/>
+                <w:strike w:val="false"/>
+                <w:sz w:val="21"/>
+                <w:szCs w:val="21"/>
+                <w:color w:val="000000"/>
+              </w:rPr>
             </w:pPr>
             <w:r>
               <w:rPr>
@@ -3041,6 +3880,7 @@
                 <w:i w:val="false"/>
                 <w:b w:val="true"/>
                 <w:u w:val="none"/>
+                <w:strike w:val="false"/>
                 <w:sz w:val="22"/>
                 <w:szCs w:val="22"/>
                 <w:color w:val="063360"/>
@@ -3053,6 +3893,7 @@
                 <w:i w:val="false"/>
                 <w:b w:val="false"/>
                 <w:u w:val="none"/>
+                <w:strike w:val="false"/>
                 <w:sz w:val="21"/>
                 <w:szCs w:val="21"/>
                 <w:color w:val="000000"/>
@@ -3065,6 +3906,7 @@
                 <w:i w:val="false"/>
                 <w:b w:val="false"/>
                 <w:u w:val="none"/>
+                <w:strike w:val="false"/>
                 <w:sz w:val="21"/>
                 <w:szCs w:val="21"/>
                 <w:color w:val="000000"/>
@@ -3077,6 +3919,7 @@
                 <w:i w:val="false"/>
                 <w:b w:val="false"/>
                 <w:u w:val="none"/>
+                <w:strike w:val="false"/>
                 <w:sz w:val="21"/>
                 <w:szCs w:val="21"/>
                 <w:color w:val="000000"/>
@@ -3089,18 +3932,20 @@
                 <w:i w:val="false"/>
                 <w:b w:val="false"/>
                 <w:u w:val="none"/>
-                <w:sz w:val="21"/>
-                <w:szCs w:val="21"/>
-                <w:color w:val="000000"/>
-              </w:rPr>
-              <w:t xml:space="preserve">2. Read the limitations section, then check whether it names the limitations in the data section. If it does not, the analysis stopped early.</w:t>
-            </w:r>
-            <w:r>
-              <w:rPr>
-                <w:rFonts w:ascii="Arial" w:hAnsi="Arial" w:eastAsia="Arial" w:cs="Arial"/>
-                <w:i w:val="false"/>
-                <w:b w:val="false"/>
-                <w:u w:val="none"/>
+                <w:strike w:val="false"/>
+                <w:sz w:val="21"/>
+                <w:szCs w:val="21"/>
+                <w:color w:val="000000"/>
+              </w:rPr>
+              <w:t xml:space="preserve">2. Read the limitations section, then check whether it names the problems in the data section. If it does not, ask why they were dropped.</w:t>
+            </w:r>
+            <w:r>
+              <w:rPr>
+                <w:rFonts w:ascii="Arial" w:hAnsi="Arial" w:eastAsia="Arial" w:cs="Arial"/>
+                <w:i w:val="false"/>
+                <w:b w:val="false"/>
+                <w:u w:val="none"/>
+                <w:strike w:val="false"/>
                 <w:sz w:val="21"/>
                 <w:szCs w:val="21"/>
                 <w:color w:val="000000"/>
@@ -3113,6 +3958,7 @@
                 <w:i w:val="false"/>
                 <w:b w:val="false"/>
                 <w:u w:val="none"/>
+                <w:strike w:val="false"/>
                 <w:sz w:val="21"/>
                 <w:szCs w:val="21"/>
                 <w:color w:val="000000"/>
@@ -3125,6 +3971,7 @@
                 <w:i w:val="false"/>
                 <w:b w:val="false"/>
                 <w:u w:val="none"/>
+                <w:strike w:val="false"/>
                 <w:sz w:val="21"/>
                 <w:szCs w:val="21"/>
                 <w:color w:val="000000"/>
@@ -3137,6 +3984,7 @@
                 <w:i w:val="false"/>
                 <w:b w:val="false"/>
                 <w:u w:val="none"/>
+                <w:strike w:val="false"/>
                 <w:sz w:val="21"/>
                 <w:szCs w:val="21"/>
                 <w:color w:val="000000"/>
@@ -3149,6 +3997,7 @@
                 <w:i w:val="false"/>
                 <w:b w:val="false"/>
                 <w:u w:val="none"/>
+                <w:strike w:val="false"/>
                 <w:sz w:val="21"/>
                 <w:szCs w:val="21"/>
                 <w:color w:val="000000"/>
@@ -3161,6 +4010,7 @@
                 <w:i w:val="false"/>
                 <w:b w:val="false"/>
                 <w:u w:val="none"/>
+                <w:strike w:val="false"/>
                 <w:sz w:val="21"/>
                 <w:szCs w:val="21"/>
                 <w:color w:val="000000"/>
@@ -3173,6 +4023,7 @@
                 <w:i w:val="false"/>
                 <w:b w:val="false"/>
                 <w:u w:val="none"/>
+                <w:strike w:val="false"/>
                 <w:sz w:val="21"/>
                 <w:szCs w:val="21"/>
                 <w:color w:val="000000"/>
@@ -3206,7 +4057,6 @@
           </w:tcPr>
           <w:p>
             <w:pPr>
-              <w:pStyle w:val="Normal"/>
               <w:jc w:val="left"/>
               <w:pBdr>
                 <w:bottom w:val="none" w:sz="0" w:space="0" w:color="000000"/>
@@ -3216,6 +4066,16 @@
               </w:pBdr>
               <w:spacing w:after="200" w:before="200" w:line="240"/>
               <w:ind w:left="200" w:right="200" w:firstLine="0" w:firstLineChars="0"/>
+              <w:rPr>
+                <w:rFonts w:ascii="Arial" w:hAnsi="Arial" w:eastAsia="Arial" w:cs="Arial"/>
+                <w:i w:val="false"/>
+                <w:b w:val="false"/>
+                <w:u w:val="none"/>
+                <w:strike w:val="false"/>
+                <w:sz w:val="21"/>
+                <w:szCs w:val="21"/>
+                <w:color w:val="000000"/>
+              </w:rPr>
             </w:pPr>
             <w:r>
               <w:rPr>
@@ -3223,6 +4083,7 @@
                 <w:i w:val="false"/>
                 <w:b w:val="true"/>
                 <w:u w:val="none"/>
+                <w:strike w:val="false"/>
                 <w:sz w:val="22"/>
                 <w:szCs w:val="22"/>
                 <w:color w:val="063360"/>
@@ -3235,6 +4096,7 @@
                 <w:i w:val="false"/>
                 <w:b w:val="false"/>
                 <w:u w:val="none"/>
+                <w:strike w:val="false"/>
                 <w:sz w:val="21"/>
                 <w:szCs w:val="21"/>
                 <w:color w:val="000000"/>
@@ -3247,6 +4109,7 @@
                 <w:i w:val="false"/>
                 <w:b w:val="false"/>
                 <w:u w:val="none"/>
+                <w:strike w:val="false"/>
                 <w:sz w:val="21"/>
                 <w:szCs w:val="21"/>
                 <w:color w:val="000000"/>
@@ -3259,6 +4122,7 @@
                 <w:i w:val="false"/>
                 <w:b w:val="false"/>
                 <w:u w:val="none"/>
+                <w:strike w:val="false"/>
                 <w:sz w:val="21"/>
                 <w:szCs w:val="21"/>
                 <w:color w:val="000000"/>
@@ -3271,18 +4135,20 @@
                 <w:i w:val="false"/>
                 <w:b w:val="false"/>
                 <w:u w:val="none"/>
-                <w:sz w:val="21"/>
-                <w:szCs w:val="21"/>
-                <w:color w:val="000000"/>
-              </w:rPr>
-              <w:t xml:space="preserve">2. Read the limitations section, then check whether it names the limitations in the data section. If it does not, the analysis stopped early.</w:t>
-            </w:r>
-            <w:r>
-              <w:rPr>
-                <w:rFonts w:ascii="Arial" w:hAnsi="Arial" w:eastAsia="Arial" w:cs="Arial"/>
-                <w:i w:val="false"/>
-                <w:b w:val="false"/>
-                <w:u w:val="none"/>
+                <w:strike w:val="false"/>
+                <w:sz w:val="21"/>
+                <w:szCs w:val="21"/>
+                <w:color w:val="000000"/>
+              </w:rPr>
+              <w:t xml:space="preserve">2. Read the limitations section, then check whether it names the problems in the data section. If it does not, ask why they were dropped.</w:t>
+            </w:r>
+            <w:r>
+              <w:rPr>
+                <w:rFonts w:ascii="Arial" w:hAnsi="Arial" w:eastAsia="Arial" w:cs="Arial"/>
+                <w:i w:val="false"/>
+                <w:b w:val="false"/>
+                <w:u w:val="none"/>
+                <w:strike w:val="false"/>
                 <w:sz w:val="21"/>
                 <w:szCs w:val="21"/>
                 <w:color w:val="000000"/>
@@ -3295,6 +4161,7 @@
                 <w:i w:val="false"/>
                 <w:b w:val="false"/>
                 <w:u w:val="none"/>
+                <w:strike w:val="false"/>
                 <w:sz w:val="21"/>
                 <w:szCs w:val="21"/>
                 <w:color w:val="000000"/>
@@ -3307,6 +4174,7 @@
                 <w:i w:val="false"/>
                 <w:b w:val="false"/>
                 <w:u w:val="none"/>
+                <w:strike w:val="false"/>
                 <w:sz w:val="21"/>
                 <w:szCs w:val="21"/>
                 <w:color w:val="000000"/>
@@ -3319,6 +4187,7 @@
                 <w:i w:val="false"/>
                 <w:b w:val="false"/>
                 <w:u w:val="none"/>
+                <w:strike w:val="false"/>
                 <w:sz w:val="21"/>
                 <w:szCs w:val="21"/>
                 <w:color w:val="000000"/>
@@ -3331,6 +4200,7 @@
                 <w:i w:val="false"/>
                 <w:b w:val="false"/>
                 <w:u w:val="none"/>
+                <w:strike w:val="false"/>
                 <w:sz w:val="21"/>
                 <w:szCs w:val="21"/>
                 <w:color w:val="000000"/>
@@ -3343,6 +4213,7 @@
                 <w:i w:val="false"/>
                 <w:b w:val="false"/>
                 <w:u w:val="none"/>
+                <w:strike w:val="false"/>
                 <w:sz w:val="21"/>
                 <w:szCs w:val="21"/>
                 <w:color w:val="000000"/>
@@ -3355,6 +4226,7 @@
                 <w:i w:val="false"/>
                 <w:b w:val="false"/>
                 <w:u w:val="none"/>
+                <w:strike w:val="false"/>
                 <w:sz w:val="21"/>
                 <w:szCs w:val="21"/>
                 <w:color w:val="000000"/>
@@ -3382,7 +4254,6 @@
           </w:tcPr>
           <w:p>
             <w:pPr>
-              <w:pStyle w:val="Normal"/>
               <w:jc w:val="left"/>
               <w:pBdr>
                 <w:bottom w:val="none" w:sz="0" w:space="0" w:color="000000"/>
@@ -3392,6 +4263,16 @@
               </w:pBdr>
               <w:spacing w:after="200" w:before="200" w:line="240"/>
               <w:ind w:left="200" w:right="200" w:firstLine="0" w:firstLineChars="0"/>
+              <w:rPr>
+                <w:rFonts w:ascii="Arial" w:hAnsi="Arial" w:eastAsia="Arial" w:cs="Arial"/>
+                <w:i w:val="false"/>
+                <w:b w:val="false"/>
+                <w:u w:val="none"/>
+                <w:strike w:val="false"/>
+                <w:sz w:val="21"/>
+                <w:szCs w:val="21"/>
+                <w:color w:val="000000"/>
+              </w:rPr>
             </w:pPr>
             <w:r>
               <w:rPr>
@@ -3399,6 +4280,7 @@
                 <w:i w:val="false"/>
                 <w:b w:val="true"/>
                 <w:u w:val="none"/>
+                <w:strike w:val="false"/>
                 <w:sz w:val="22"/>
                 <w:szCs w:val="22"/>
                 <w:color w:val="063360"/>
@@ -3411,6 +4293,7 @@
                 <w:i w:val="false"/>
                 <w:b w:val="false"/>
                 <w:u w:val="none"/>
+                <w:strike w:val="false"/>
                 <w:sz w:val="21"/>
                 <w:szCs w:val="21"/>
                 <w:color w:val="000000"/>
@@ -3423,6 +4306,7 @@
                 <w:i w:val="false"/>
                 <w:b w:val="false"/>
                 <w:u w:val="none"/>
+                <w:strike w:val="false"/>
                 <w:sz w:val="21"/>
                 <w:szCs w:val="21"/>
                 <w:color w:val="000000"/>
@@ -3435,6 +4319,7 @@
                 <w:i w:val="false"/>
                 <w:b w:val="false"/>
                 <w:u w:val="none"/>
+                <w:strike w:val="false"/>
                 <w:sz w:val="21"/>
                 <w:szCs w:val="21"/>
                 <w:color w:val="000000"/>
@@ -3447,18 +4332,20 @@
                 <w:i w:val="false"/>
                 <w:b w:val="false"/>
                 <w:u w:val="none"/>
-                <w:sz w:val="21"/>
-                <w:szCs w:val="21"/>
-                <w:color w:val="000000"/>
-              </w:rPr>
-              <w:t xml:space="preserve">2. Read the limitations section, then check whether it names the limitations in the data section. If it does not, the analysis stopped early.</w:t>
-            </w:r>
-            <w:r>
-              <w:rPr>
-                <w:rFonts w:ascii="Arial" w:hAnsi="Arial" w:eastAsia="Arial" w:cs="Arial"/>
-                <w:i w:val="false"/>
-                <w:b w:val="false"/>
-                <w:u w:val="none"/>
+                <w:strike w:val="false"/>
+                <w:sz w:val="21"/>
+                <w:szCs w:val="21"/>
+                <w:color w:val="000000"/>
+              </w:rPr>
+              <w:t xml:space="preserve">2. Read the limitations section, then check whether it names the problems in the data section. If it does not, ask why they were dropped.</w:t>
+            </w:r>
+            <w:r>
+              <w:rPr>
+                <w:rFonts w:ascii="Arial" w:hAnsi="Arial" w:eastAsia="Arial" w:cs="Arial"/>
+                <w:i w:val="false"/>
+                <w:b w:val="false"/>
+                <w:u w:val="none"/>
+                <w:strike w:val="false"/>
                 <w:sz w:val="21"/>
                 <w:szCs w:val="21"/>
                 <w:color w:val="000000"/>
@@ -3471,6 +4358,7 @@
                 <w:i w:val="false"/>
                 <w:b w:val="false"/>
                 <w:u w:val="none"/>
+                <w:strike w:val="false"/>
                 <w:sz w:val="21"/>
                 <w:szCs w:val="21"/>
                 <w:color w:val="000000"/>
@@ -3483,6 +4371,7 @@
                 <w:i w:val="false"/>
                 <w:b w:val="false"/>
                 <w:u w:val="none"/>
+                <w:strike w:val="false"/>
                 <w:sz w:val="21"/>
                 <w:szCs w:val="21"/>
                 <w:color w:val="000000"/>
@@ -3495,6 +4384,7 @@
                 <w:i w:val="false"/>
                 <w:b w:val="false"/>
                 <w:u w:val="none"/>
+                <w:strike w:val="false"/>
                 <w:sz w:val="21"/>
                 <w:szCs w:val="21"/>
                 <w:color w:val="000000"/>
@@ -3507,6 +4397,7 @@
                 <w:i w:val="false"/>
                 <w:b w:val="false"/>
                 <w:u w:val="none"/>
+                <w:strike w:val="false"/>
                 <w:sz w:val="21"/>
                 <w:szCs w:val="21"/>
                 <w:color w:val="000000"/>
@@ -3519,6 +4410,7 @@
                 <w:i w:val="false"/>
                 <w:b w:val="false"/>
                 <w:u w:val="none"/>
+                <w:strike w:val="false"/>
                 <w:sz w:val="21"/>
                 <w:szCs w:val="21"/>
                 <w:color w:val="000000"/>
@@ -3531,6 +4423,7 @@
                 <w:i w:val="false"/>
                 <w:b w:val="false"/>
                 <w:u w:val="none"/>
+                <w:strike w:val="false"/>
                 <w:sz w:val="21"/>
                 <w:szCs w:val="21"/>
                 <w:color w:val="000000"/>
@@ -3564,7 +4457,6 @@
           </w:tcPr>
           <w:p>
             <w:pPr>
-              <w:pStyle w:val="Normal"/>
               <w:jc w:val="left"/>
               <w:pBdr>
                 <w:bottom w:val="none" w:sz="0" w:space="0" w:color="000000"/>
@@ -3574,6 +4466,16 @@
               </w:pBdr>
               <w:spacing w:after="200" w:before="200" w:line="240"/>
               <w:ind w:left="200" w:right="200" w:firstLine="0" w:firstLineChars="0"/>
+              <w:rPr>
+                <w:rFonts w:ascii="Arial" w:hAnsi="Arial" w:eastAsia="Arial" w:cs="Arial"/>
+                <w:i w:val="false"/>
+                <w:b w:val="false"/>
+                <w:u w:val="none"/>
+                <w:strike w:val="false"/>
+                <w:sz w:val="21"/>
+                <w:szCs w:val="21"/>
+                <w:color w:val="000000"/>
+              </w:rPr>
             </w:pPr>
             <w:r>
               <w:rPr>
@@ -3581,6 +4483,7 @@
                 <w:i w:val="false"/>
                 <w:b w:val="true"/>
                 <w:u w:val="none"/>
+                <w:strike w:val="false"/>
                 <w:sz w:val="22"/>
                 <w:szCs w:val="22"/>
                 <w:color w:val="063360"/>
@@ -3593,6 +4496,7 @@
                 <w:i w:val="false"/>
                 <w:b w:val="false"/>
                 <w:u w:val="none"/>
+                <w:strike w:val="false"/>
                 <w:sz w:val="21"/>
                 <w:szCs w:val="21"/>
                 <w:color w:val="000000"/>
@@ -3605,6 +4509,7 @@
                 <w:i w:val="false"/>
                 <w:b w:val="false"/>
                 <w:u w:val="none"/>
+                <w:strike w:val="false"/>
                 <w:sz w:val="21"/>
                 <w:szCs w:val="21"/>
                 <w:color w:val="000000"/>
@@ -3617,6 +4522,7 @@
                 <w:i w:val="false"/>
                 <w:b w:val="false"/>
                 <w:u w:val="none"/>
+                <w:strike w:val="false"/>
                 <w:sz w:val="21"/>
                 <w:szCs w:val="21"/>
                 <w:color w:val="000000"/>
@@ -3629,18 +4535,20 @@
                 <w:i w:val="false"/>
                 <w:b w:val="false"/>
                 <w:u w:val="none"/>
-                <w:sz w:val="21"/>
-                <w:szCs w:val="21"/>
-                <w:color w:val="000000"/>
-              </w:rPr>
-              <w:t xml:space="preserve">2. Read the limitations section, then check whether it names the limitations in the data section. If it does not, the analysis stopped early.</w:t>
-            </w:r>
-            <w:r>
-              <w:rPr>
-                <w:rFonts w:ascii="Arial" w:hAnsi="Arial" w:eastAsia="Arial" w:cs="Arial"/>
-                <w:i w:val="false"/>
-                <w:b w:val="false"/>
-                <w:u w:val="none"/>
+                <w:strike w:val="false"/>
+                <w:sz w:val="21"/>
+                <w:szCs w:val="21"/>
+                <w:color w:val="000000"/>
+              </w:rPr>
+              <w:t xml:space="preserve">2. Read the limitations section, then check whether it names the problems in the data section. If it does not, ask why they were dropped.</w:t>
+            </w:r>
+            <w:r>
+              <w:rPr>
+                <w:rFonts w:ascii="Arial" w:hAnsi="Arial" w:eastAsia="Arial" w:cs="Arial"/>
+                <w:i w:val="false"/>
+                <w:b w:val="false"/>
+                <w:u w:val="none"/>
+                <w:strike w:val="false"/>
                 <w:sz w:val="21"/>
                 <w:szCs w:val="21"/>
                 <w:color w:val="000000"/>
@@ -3653,6 +4561,7 @@
                 <w:i w:val="false"/>
                 <w:b w:val="false"/>
                 <w:u w:val="none"/>
+                <w:strike w:val="false"/>
                 <w:sz w:val="21"/>
                 <w:szCs w:val="21"/>
                 <w:color w:val="000000"/>
@@ -3665,6 +4574,7 @@
                 <w:i w:val="false"/>
                 <w:b w:val="false"/>
                 <w:u w:val="none"/>
+                <w:strike w:val="false"/>
                 <w:sz w:val="21"/>
                 <w:szCs w:val="21"/>
                 <w:color w:val="000000"/>
@@ -3677,6 +4587,7 @@
                 <w:i w:val="false"/>
                 <w:b w:val="false"/>
                 <w:u w:val="none"/>
+                <w:strike w:val="false"/>
                 <w:sz w:val="21"/>
                 <w:szCs w:val="21"/>
                 <w:color w:val="000000"/>
@@ -3689,6 +4600,7 @@
                 <w:i w:val="false"/>
                 <w:b w:val="false"/>
                 <w:u w:val="none"/>
+                <w:strike w:val="false"/>
                 <w:sz w:val="21"/>
                 <w:szCs w:val="21"/>
                 <w:color w:val="000000"/>
@@ -3701,6 +4613,7 @@
                 <w:i w:val="false"/>
                 <w:b w:val="false"/>
                 <w:u w:val="none"/>
+                <w:strike w:val="false"/>
                 <w:sz w:val="21"/>
                 <w:szCs w:val="21"/>
                 <w:color w:val="000000"/>
@@ -3713,6 +4626,7 @@
                 <w:i w:val="false"/>
                 <w:b w:val="false"/>
                 <w:u w:val="none"/>
+                <w:strike w:val="false"/>
                 <w:sz w:val="21"/>
                 <w:szCs w:val="21"/>
                 <w:color w:val="000000"/>
@@ -3740,7 +4654,6 @@
           </w:tcPr>
           <w:p>
             <w:pPr>
-              <w:pStyle w:val="Normal"/>
               <w:jc w:val="left"/>
               <w:pBdr>
                 <w:bottom w:val="none" w:sz="0" w:space="0" w:color="000000"/>
@@ -3750,6 +4663,16 @@
               </w:pBdr>
               <w:spacing w:after="200" w:before="200" w:line="240"/>
               <w:ind w:left="200" w:right="200" w:firstLine="0" w:firstLineChars="0"/>
+              <w:rPr>
+                <w:rFonts w:ascii="Arial" w:hAnsi="Arial" w:eastAsia="Arial" w:cs="Arial"/>
+                <w:i w:val="false"/>
+                <w:b w:val="false"/>
+                <w:u w:val="none"/>
+                <w:strike w:val="false"/>
+                <w:sz w:val="21"/>
+                <w:szCs w:val="21"/>
+                <w:color w:val="000000"/>
+              </w:rPr>
             </w:pPr>
             <w:r>
               <w:rPr>
@@ -3757,6 +4680,7 @@
                 <w:i w:val="false"/>
                 <w:b w:val="true"/>
                 <w:u w:val="none"/>
+                <w:strike w:val="false"/>
                 <w:sz w:val="22"/>
                 <w:szCs w:val="22"/>
                 <w:color w:val="063360"/>
@@ -3769,6 +4693,7 @@
                 <w:i w:val="false"/>
                 <w:b w:val="false"/>
                 <w:u w:val="none"/>
+                <w:strike w:val="false"/>
                 <w:sz w:val="21"/>
                 <w:szCs w:val="21"/>
                 <w:color w:val="000000"/>
@@ -3781,6 +4706,7 @@
                 <w:i w:val="false"/>
                 <w:b w:val="false"/>
                 <w:u w:val="none"/>
+                <w:strike w:val="false"/>
                 <w:sz w:val="21"/>
                 <w:szCs w:val="21"/>
                 <w:color w:val="000000"/>
@@ -3793,6 +4719,7 @@
                 <w:i w:val="false"/>
                 <w:b w:val="false"/>
                 <w:u w:val="none"/>
+                <w:strike w:val="false"/>
                 <w:sz w:val="21"/>
                 <w:szCs w:val="21"/>
                 <w:color w:val="000000"/>
@@ -3805,18 +4732,20 @@
                 <w:i w:val="false"/>
                 <w:b w:val="false"/>
                 <w:u w:val="none"/>
-                <w:sz w:val="21"/>
-                <w:szCs w:val="21"/>
-                <w:color w:val="000000"/>
-              </w:rPr>
-              <w:t xml:space="preserve">2. Read the limitations section, then check whether it names the limitations in the data section. If it does not, the analysis stopped early.</w:t>
-            </w:r>
-            <w:r>
-              <w:rPr>
-                <w:rFonts w:ascii="Arial" w:hAnsi="Arial" w:eastAsia="Arial" w:cs="Arial"/>
-                <w:i w:val="false"/>
-                <w:b w:val="false"/>
-                <w:u w:val="none"/>
+                <w:strike w:val="false"/>
+                <w:sz w:val="21"/>
+                <w:szCs w:val="21"/>
+                <w:color w:val="000000"/>
+              </w:rPr>
+              <w:t xml:space="preserve">2. Read the limitations section, then check whether it names the problems in the data section. If it does not, ask why they were dropped.</w:t>
+            </w:r>
+            <w:r>
+              <w:rPr>
+                <w:rFonts w:ascii="Arial" w:hAnsi="Arial" w:eastAsia="Arial" w:cs="Arial"/>
+                <w:i w:val="false"/>
+                <w:b w:val="false"/>
+                <w:u w:val="none"/>
+                <w:strike w:val="false"/>
                 <w:sz w:val="21"/>
                 <w:szCs w:val="21"/>
                 <w:color w:val="000000"/>
@@ -3829,6 +4758,7 @@
                 <w:i w:val="false"/>
                 <w:b w:val="false"/>
                 <w:u w:val="none"/>
+                <w:strike w:val="false"/>
                 <w:sz w:val="21"/>
                 <w:szCs w:val="21"/>
                 <w:color w:val="000000"/>
@@ -3841,6 +4771,7 @@
                 <w:i w:val="false"/>
                 <w:b w:val="false"/>
                 <w:u w:val="none"/>
+                <w:strike w:val="false"/>
                 <w:sz w:val="21"/>
                 <w:szCs w:val="21"/>
                 <w:color w:val="000000"/>
@@ -3853,6 +4784,7 @@
                 <w:i w:val="false"/>
                 <w:b w:val="false"/>
                 <w:u w:val="none"/>
+                <w:strike w:val="false"/>
                 <w:sz w:val="21"/>
                 <w:szCs w:val="21"/>
                 <w:color w:val="000000"/>
@@ -3865,6 +4797,7 @@
                 <w:i w:val="false"/>
                 <w:b w:val="false"/>
                 <w:u w:val="none"/>
+                <w:strike w:val="false"/>
                 <w:sz w:val="21"/>
                 <w:szCs w:val="21"/>
                 <w:color w:val="000000"/>
@@ -3877,6 +4810,7 @@
                 <w:i w:val="false"/>
                 <w:b w:val="false"/>
                 <w:u w:val="none"/>
+                <w:strike w:val="false"/>
                 <w:sz w:val="21"/>
                 <w:szCs w:val="21"/>
                 <w:color w:val="000000"/>
@@ -3889,6 +4823,7 @@
                 <w:i w:val="false"/>
                 <w:b w:val="false"/>
                 <w:u w:val="none"/>
+                <w:strike w:val="false"/>
                 <w:sz w:val="21"/>
                 <w:szCs w:val="21"/>
                 <w:color w:val="000000"/>
@@ -3924,6 +4859,7 @@
           <w:i w:val="false"/>
           <w:b w:val="false"/>
           <w:u w:val="none"/>
+          <w:strike w:val="false"/>
           <w:sz w:val="18"/>
           <w:szCs w:val="18"/>
           <w:color w:val="545860"/>
@@ -3950,6 +4886,7 @@
           <w:i w:val="false"/>
           <w:b w:val="true"/>
           <w:u w:val="none"/>
+          <w:strike w:val="false"/>
           <w:sz w:val="36"/>
           <w:szCs w:val="36"/>
           <w:color w:val="063360"/>
@@ -3976,6 +4913,7 @@
           <w:i w:val="true"/>
           <w:b w:val="false"/>
           <w:u w:val="none"/>
+          <w:strike w:val="false"/>
           <w:sz w:val="18"/>
           <w:szCs w:val="18"/>
           <w:color w:val="215A9E"/>
@@ -4019,7 +4957,6 @@
           </w:tcPr>
           <w:p>
             <w:pPr>
-              <w:pStyle w:val="Normal"/>
               <w:jc w:val="left"/>
               <w:pBdr>
                 <w:bottom w:val="none" w:sz="0" w:space="0" w:color="000000"/>
@@ -4029,13 +4966,24 @@
               </w:pBdr>
               <w:spacing w:after="80" w:before="80" w:line="240"/>
               <w:ind w:left="80" w:right="80" w:firstLine="0" w:firstLineChars="0"/>
+              <w:rPr>
+                <w:rFonts w:ascii="Arial" w:hAnsi="Arial" w:eastAsia="Arial" w:cs="Arial"/>
+                <w:i w:val="false"/>
+                <w:b w:val="true"/>
+                <w:u w:val="none"/>
+                <w:strike w:val="false"/>
+                <w:sz w:val="21"/>
+                <w:szCs w:val="21"/>
+                <w:color w:val="063360"/>
+              </w:rPr>
             </w:pPr>
             <w:r>
               <w:rPr>
-                <w:rFonts w:ascii="Arial" w:hAnsi="DejaVu Sans" w:eastAsia="DejaVu Sans" w:cs="DejaVu Sans"/>
+                <w:rFonts w:ascii="Arial" w:hAnsi="Arial" w:eastAsia="Arial" w:cs="Arial"/>
                 <w:i w:val="false"/>
                 <w:b w:val="true"/>
                 <w:u w:val="none"/>
+                <w:strike w:val="false"/>
                 <w:sz w:val="21"/>
                 <w:szCs w:val="21"/>
                 <w:color w:val="063360"/>
@@ -4063,7 +5011,6 @@
           </w:tcPr>
           <w:p>
             <w:pPr>
-              <w:pStyle w:val="Normal"/>
               <w:jc w:val="left"/>
               <w:pBdr>
                 <w:bottom w:val="none" w:sz="0" w:space="0" w:color="000000"/>
@@ -4073,13 +5020,24 @@
               </w:pBdr>
               <w:spacing w:after="80" w:before="80" w:line="240"/>
               <w:ind w:left="80" w:right="80" w:firstLine="0" w:firstLineChars="0"/>
+              <w:rPr>
+                <w:rFonts w:ascii="Arial" w:hAnsi="Arial" w:eastAsia="Arial" w:cs="Arial"/>
+                <w:i w:val="false"/>
+                <w:b w:val="true"/>
+                <w:u w:val="none"/>
+                <w:strike w:val="false"/>
+                <w:sz w:val="21"/>
+                <w:szCs w:val="21"/>
+                <w:color w:val="063360"/>
+              </w:rPr>
             </w:pPr>
             <w:r>
               <w:rPr>
-                <w:rFonts w:ascii="Arial" w:hAnsi="DejaVu Sans" w:eastAsia="DejaVu Sans" w:cs="DejaVu Sans"/>
+                <w:rFonts w:ascii="Arial" w:hAnsi="Arial" w:eastAsia="Arial" w:cs="Arial"/>
                 <w:i w:val="false"/>
                 <w:b w:val="true"/>
                 <w:u w:val="none"/>
+                <w:strike w:val="false"/>
                 <w:sz w:val="21"/>
                 <w:szCs w:val="21"/>
                 <w:color w:val="063360"/>
@@ -4107,7 +5065,6 @@
           </w:tcPr>
           <w:p>
             <w:pPr>
-              <w:pStyle w:val="Normal"/>
               <w:jc w:val="left"/>
               <w:pBdr>
                 <w:bottom w:val="none" w:sz="0" w:space="0" w:color="000000"/>
@@ -4117,13 +5074,24 @@
               </w:pBdr>
               <w:spacing w:after="80" w:before="80" w:line="240"/>
               <w:ind w:left="80" w:right="80" w:firstLine="0" w:firstLineChars="0"/>
+              <w:rPr>
+                <w:rFonts w:ascii="Arial" w:hAnsi="Arial" w:eastAsia="Arial" w:cs="Arial"/>
+                <w:i w:val="false"/>
+                <w:b w:val="true"/>
+                <w:u w:val="none"/>
+                <w:strike w:val="false"/>
+                <w:sz w:val="21"/>
+                <w:szCs w:val="21"/>
+                <w:color w:val="063360"/>
+              </w:rPr>
             </w:pPr>
             <w:r>
               <w:rPr>
-                <w:rFonts w:ascii="Arial" w:hAnsi="DejaVu Sans" w:eastAsia="DejaVu Sans" w:cs="DejaVu Sans"/>
+                <w:rFonts w:ascii="Arial" w:hAnsi="Arial" w:eastAsia="Arial" w:cs="Arial"/>
                 <w:i w:val="false"/>
                 <w:b w:val="true"/>
                 <w:u w:val="none"/>
+                <w:strike w:val="false"/>
                 <w:sz w:val="21"/>
                 <w:szCs w:val="21"/>
                 <w:color w:val="063360"/>
@@ -4157,7 +5125,6 @@
           </w:tcPr>
           <w:p>
             <w:pPr>
-              <w:pStyle w:val="Normal"/>
               <w:jc w:val="left"/>
               <w:pBdr>
                 <w:bottom w:val="none" w:sz="0" w:space="0" w:color="000000"/>
@@ -4167,13 +5134,24 @@
               </w:pBdr>
               <w:spacing w:after="80" w:before="80" w:line="240"/>
               <w:ind w:left="80" w:right="80" w:firstLine="0" w:firstLineChars="0"/>
+              <w:rPr>
+                <w:rFonts w:ascii="Arial" w:hAnsi="Arial" w:eastAsia="Arial" w:cs="Arial"/>
+                <w:i w:val="false"/>
+                <w:b w:val="false"/>
+                <w:u w:val="none"/>
+                <w:strike w:val="false"/>
+                <w:sz w:val="18"/>
+                <w:szCs w:val="18"/>
+                <w:color w:val="000000"/>
+              </w:rPr>
             </w:pPr>
             <w:r>
               <w:rPr>
-                <w:rFonts w:ascii="Arial" w:hAnsi="DejaVu Sans" w:eastAsia="DejaVu Sans" w:cs="DejaVu Sans"/>
-                <w:i w:val="false"/>
-                <w:b w:val="false"/>
-                <w:u w:val="none"/>
+                <w:rFonts w:ascii="Arial" w:hAnsi="Arial" w:eastAsia="Arial" w:cs="Arial"/>
+                <w:i w:val="false"/>
+                <w:b w:val="false"/>
+                <w:u w:val="none"/>
+                <w:strike w:val="false"/>
                 <w:sz w:val="18"/>
                 <w:szCs w:val="18"/>
                 <w:color w:val="000000"/>
@@ -4201,7 +5179,6 @@
           </w:tcPr>
           <w:p>
             <w:pPr>
-              <w:pStyle w:val="Normal"/>
               <w:jc w:val="left"/>
               <w:pBdr>
                 <w:bottom w:val="none" w:sz="0" w:space="0" w:color="000000"/>
@@ -4211,13 +5188,24 @@
               </w:pBdr>
               <w:spacing w:after="80" w:before="80" w:line="240"/>
               <w:ind w:left="80" w:right="80" w:firstLine="0" w:firstLineChars="0"/>
+              <w:rPr>
+                <w:rFonts w:ascii="Arial" w:hAnsi="Arial" w:eastAsia="Arial" w:cs="Arial"/>
+                <w:i w:val="false"/>
+                <w:b w:val="false"/>
+                <w:u w:val="none"/>
+                <w:strike w:val="false"/>
+                <w:sz w:val="18"/>
+                <w:szCs w:val="18"/>
+                <w:color w:val="000000"/>
+              </w:rPr>
             </w:pPr>
             <w:r>
               <w:rPr>
-                <w:rFonts w:ascii="Arial" w:hAnsi="DejaVu Sans" w:eastAsia="DejaVu Sans" w:cs="DejaVu Sans"/>
-                <w:i w:val="false"/>
-                <w:b w:val="false"/>
-                <w:u w:val="none"/>
+                <w:rFonts w:ascii="Arial" w:hAnsi="Arial" w:eastAsia="Arial" w:cs="Arial"/>
+                <w:i w:val="false"/>
+                <w:b w:val="false"/>
+                <w:u w:val="none"/>
+                <w:strike w:val="false"/>
                 <w:sz w:val="18"/>
                 <w:szCs w:val="18"/>
                 <w:color w:val="000000"/>
@@ -4245,7 +5233,6 @@
           </w:tcPr>
           <w:p>
             <w:pPr>
-              <w:pStyle w:val="Normal"/>
               <w:jc w:val="left"/>
               <w:pBdr>
                 <w:bottom w:val="none" w:sz="0" w:space="0" w:color="000000"/>
@@ -4255,18 +5242,29 @@
               </w:pBdr>
               <w:spacing w:after="80" w:before="80" w:line="240"/>
               <w:ind w:left="80" w:right="80" w:firstLine="0" w:firstLineChars="0"/>
-            </w:pPr>
-            <w:r>
-              <w:rPr>
-                <w:rFonts w:ascii="Arial" w:hAnsi="DejaVu Sans" w:eastAsia="DejaVu Sans" w:cs="DejaVu Sans"/>
-                <w:i w:val="false"/>
-                <w:b w:val="false"/>
-                <w:u w:val="none"/>
+              <w:rPr>
+                <w:rFonts w:ascii="Arial" w:hAnsi="Arial" w:eastAsia="Arial" w:cs="Arial"/>
+                <w:i w:val="false"/>
+                <w:b w:val="false"/>
+                <w:u w:val="none"/>
+                <w:strike w:val="false"/>
                 <w:sz w:val="18"/>
                 <w:szCs w:val="18"/>
                 <w:color w:val="000000"/>
               </w:rPr>
-              <w:t xml:space="preserve">It claims the programme “meets the threshold” and reports “approximately 1,000”, which is not an estimate any of the four methods produced. The preferred specification, stated later, is 816.</w:t>
+            </w:pPr>
+            <w:r>
+              <w:rPr>
+                <w:rFonts w:ascii="Arial" w:hAnsi="Arial" w:eastAsia="Arial" w:cs="Arial"/>
+                <w:i w:val="false"/>
+                <w:b w:val="false"/>
+                <w:u w:val="none"/>
+                <w:strike w:val="false"/>
+                <w:sz w:val="18"/>
+                <w:szCs w:val="18"/>
+                <w:color w:val="000000"/>
+              </w:rPr>
+              <w:t xml:space="preserve">It claims the programme “meets the threshold” and reports “approximately 1,000” as if all four methods agreed. Only the matched comparison gives 1,000, and the preferred specification gives 816.</w:t>
             </w:r>
           </w:p>
         </w:tc>
@@ -4295,7 +5293,6 @@
           </w:tcPr>
           <w:p>
             <w:pPr>
-              <w:pStyle w:val="Normal"/>
               <w:jc w:val="left"/>
               <w:pBdr>
                 <w:bottom w:val="none" w:sz="0" w:space="0" w:color="000000"/>
@@ -4305,13 +5302,24 @@
               </w:pBdr>
               <w:spacing w:after="80" w:before="80" w:line="240"/>
               <w:ind w:left="80" w:right="80" w:firstLine="0" w:firstLineChars="0"/>
+              <w:rPr>
+                <w:rFonts w:ascii="Arial" w:hAnsi="Arial" w:eastAsia="Arial" w:cs="Arial"/>
+                <w:i w:val="false"/>
+                <w:b w:val="false"/>
+                <w:u w:val="none"/>
+                <w:strike w:val="false"/>
+                <w:sz w:val="18"/>
+                <w:szCs w:val="18"/>
+                <w:color w:val="000000"/>
+              </w:rPr>
             </w:pPr>
             <w:r>
               <w:rPr>
-                <w:rFonts w:ascii="Arial" w:hAnsi="DejaVu Sans" w:eastAsia="DejaVu Sans" w:cs="DejaVu Sans"/>
-                <w:i w:val="false"/>
-                <w:b w:val="false"/>
-                <w:u w:val="none"/>
+                <w:rFonts w:ascii="Arial" w:hAnsi="Arial" w:eastAsia="Arial" w:cs="Arial"/>
+                <w:i w:val="false"/>
+                <w:b w:val="false"/>
+                <w:u w:val="none"/>
+                <w:strike w:val="false"/>
                 <w:sz w:val="18"/>
                 <w:szCs w:val="18"/>
                 <w:color w:val="000000"/>
@@ -4339,7 +5347,6 @@
           </w:tcPr>
           <w:p>
             <w:pPr>
-              <w:pStyle w:val="Normal"/>
               <w:jc w:val="left"/>
               <w:pBdr>
                 <w:bottom w:val="none" w:sz="0" w:space="0" w:color="000000"/>
@@ -4349,13 +5356,24 @@
               </w:pBdr>
               <w:spacing w:after="80" w:before="80" w:line="240"/>
               <w:ind w:left="80" w:right="80" w:firstLine="0" w:firstLineChars="0"/>
+              <w:rPr>
+                <w:rFonts w:ascii="Arial" w:hAnsi="Arial" w:eastAsia="Arial" w:cs="Arial"/>
+                <w:i w:val="false"/>
+                <w:b w:val="false"/>
+                <w:u w:val="none"/>
+                <w:strike w:val="false"/>
+                <w:sz w:val="18"/>
+                <w:szCs w:val="18"/>
+                <w:color w:val="000000"/>
+              </w:rPr>
             </w:pPr>
             <w:r>
               <w:rPr>
-                <w:rFonts w:ascii="Arial" w:hAnsi="DejaVu Sans" w:eastAsia="DejaVu Sans" w:cs="DejaVu Sans"/>
-                <w:i w:val="false"/>
-                <w:b w:val="false"/>
-                <w:u w:val="none"/>
+                <w:rFonts w:ascii="Arial" w:hAnsi="Arial" w:eastAsia="Arial" w:cs="Arial"/>
+                <w:i w:val="false"/>
+                <w:b w:val="false"/>
+                <w:u w:val="none"/>
+                <w:strike w:val="false"/>
                 <w:sz w:val="18"/>
                 <w:szCs w:val="18"/>
                 <w:color w:val="000000"/>
@@ -4383,7 +5401,6 @@
           </w:tcPr>
           <w:p>
             <w:pPr>
-              <w:pStyle w:val="Normal"/>
               <w:jc w:val="left"/>
               <w:pBdr>
                 <w:bottom w:val="none" w:sz="0" w:space="0" w:color="000000"/>
@@ -4393,18 +5410,29 @@
               </w:pBdr>
               <w:spacing w:after="80" w:before="80" w:line="240"/>
               <w:ind w:left="80" w:right="80" w:firstLine="0" w:firstLineChars="0"/>
-            </w:pPr>
-            <w:r>
-              <w:rPr>
-                <w:rFonts w:ascii="Arial" w:hAnsi="DejaVu Sans" w:eastAsia="DejaVu Sans" w:cs="DejaVu Sans"/>
-                <w:i w:val="false"/>
-                <w:b w:val="false"/>
-                <w:u w:val="none"/>
+              <w:rPr>
+                <w:rFonts w:ascii="Arial" w:hAnsi="Arial" w:eastAsia="Arial" w:cs="Arial"/>
+                <w:i w:val="false"/>
+                <w:b w:val="false"/>
+                <w:u w:val="none"/>
+                <w:strike w:val="false"/>
                 <w:sz w:val="18"/>
                 <w:szCs w:val="18"/>
                 <w:color w:val="000000"/>
               </w:rPr>
-              <w:t xml:space="preserve">It asserts that parallel trends is “satisfied by construction” because the neighbourhoods share an administrative area. That is not what the assumption requires, and no pre-trend test is reported.</w:t>
+            </w:pPr>
+            <w:r>
+              <w:rPr>
+                <w:rFonts w:ascii="Arial" w:hAnsi="Arial" w:eastAsia="Arial" w:cs="Arial"/>
+                <w:i w:val="false"/>
+                <w:b w:val="false"/>
+                <w:u w:val="none"/>
+                <w:strike w:val="false"/>
+                <w:sz w:val="18"/>
+                <w:szCs w:val="18"/>
+                <w:color w:val="000000"/>
+              </w:rPr>
+              <w:t xml:space="preserve">It asserts that parallel trends is “satisfied by construction” because the neighbourhoods share an administrative area. That is not what the assumption requires, and no pre-trend test is reported. The defence is also about the wrong groups: the DiD compares enrolled with non-enrolled businesses inside treatment neighbourhoods, but the argument is about treatment and control neighbourhoods.</w:t>
             </w:r>
           </w:p>
         </w:tc>
@@ -4433,7 +5461,6 @@
           </w:tcPr>
           <w:p>
             <w:pPr>
-              <w:pStyle w:val="Normal"/>
               <w:jc w:val="left"/>
               <w:pBdr>
                 <w:bottom w:val="none" w:sz="0" w:space="0" w:color="000000"/>
@@ -4443,13 +5470,24 @@
               </w:pBdr>
               <w:spacing w:after="80" w:before="80" w:line="240"/>
               <w:ind w:left="80" w:right="80" w:firstLine="0" w:firstLineChars="0"/>
+              <w:rPr>
+                <w:rFonts w:ascii="Arial" w:hAnsi="Arial" w:eastAsia="Arial" w:cs="Arial"/>
+                <w:i w:val="false"/>
+                <w:b w:val="false"/>
+                <w:u w:val="none"/>
+                <w:strike w:val="false"/>
+                <w:sz w:val="18"/>
+                <w:szCs w:val="18"/>
+                <w:color w:val="000000"/>
+              </w:rPr>
             </w:pPr>
             <w:r>
               <w:rPr>
-                <w:rFonts w:ascii="Arial" w:hAnsi="DejaVu Sans" w:eastAsia="DejaVu Sans" w:cs="DejaVu Sans"/>
-                <w:i w:val="false"/>
-                <w:b w:val="false"/>
-                <w:u w:val="none"/>
+                <w:rFonts w:ascii="Arial" w:hAnsi="Arial" w:eastAsia="Arial" w:cs="Arial"/>
+                <w:i w:val="false"/>
+                <w:b w:val="false"/>
+                <w:u w:val="none"/>
+                <w:strike w:val="false"/>
                 <w:sz w:val="18"/>
                 <w:szCs w:val="18"/>
                 <w:color w:val="000000"/>
@@ -4477,7 +5515,6 @@
           </w:tcPr>
           <w:p>
             <w:pPr>
-              <w:pStyle w:val="Normal"/>
               <w:jc w:val="left"/>
               <w:pBdr>
                 <w:bottom w:val="none" w:sz="0" w:space="0" w:color="000000"/>
@@ -4487,13 +5524,24 @@
               </w:pBdr>
               <w:spacing w:after="80" w:before="80" w:line="240"/>
               <w:ind w:left="80" w:right="80" w:firstLine="0" w:firstLineChars="0"/>
+              <w:rPr>
+                <w:rFonts w:ascii="Arial" w:hAnsi="Arial" w:eastAsia="Arial" w:cs="Arial"/>
+                <w:i w:val="false"/>
+                <w:b w:val="false"/>
+                <w:u w:val="none"/>
+                <w:strike w:val="false"/>
+                <w:sz w:val="18"/>
+                <w:szCs w:val="18"/>
+                <w:color w:val="000000"/>
+              </w:rPr>
             </w:pPr>
             <w:r>
               <w:rPr>
-                <w:rFonts w:ascii="Arial" w:hAnsi="DejaVu Sans" w:eastAsia="DejaVu Sans" w:cs="DejaVu Sans"/>
-                <w:i w:val="false"/>
-                <w:b w:val="false"/>
-                <w:u w:val="none"/>
+                <w:rFonts w:ascii="Arial" w:hAnsi="Arial" w:eastAsia="Arial" w:cs="Arial"/>
+                <w:i w:val="false"/>
+                <w:b w:val="false"/>
+                <w:u w:val="none"/>
+                <w:strike w:val="false"/>
                 <w:sz w:val="18"/>
                 <w:szCs w:val="18"/>
                 <w:color w:val="000000"/>
@@ -4521,7 +5569,6 @@
           </w:tcPr>
           <w:p>
             <w:pPr>
-              <w:pStyle w:val="Normal"/>
               <w:jc w:val="left"/>
               <w:pBdr>
                 <w:bottom w:val="none" w:sz="0" w:space="0" w:color="000000"/>
@@ -4531,18 +5578,29 @@
               </w:pBdr>
               <w:spacing w:after="80" w:before="80" w:line="240"/>
               <w:ind w:left="80" w:right="80" w:firstLine="0" w:firstLineChars="0"/>
-            </w:pPr>
-            <w:r>
-              <w:rPr>
-                <w:rFonts w:ascii="Arial" w:hAnsi="DejaVu Sans" w:eastAsia="DejaVu Sans" w:cs="DejaVu Sans"/>
-                <w:i w:val="false"/>
-                <w:b w:val="false"/>
-                <w:u w:val="none"/>
+              <w:rPr>
+                <w:rFonts w:ascii="Arial" w:hAnsi="Arial" w:eastAsia="Arial" w:cs="Arial"/>
+                <w:i w:val="false"/>
+                <w:b w:val="false"/>
+                <w:u w:val="none"/>
+                <w:strike w:val="false"/>
                 <w:sz w:val="18"/>
                 <w:szCs w:val="18"/>
                 <w:color w:val="000000"/>
               </w:rPr>
-              <w:t xml:space="preserve">Twelve per cent attrition is disclosed and then dismissed as “normal churn”, with no comparison of leavers to stayers. The instrument change is called a refinement without any test that it did not shift the outcome.</w:t>
+            </w:pPr>
+            <w:r>
+              <w:rPr>
+                <w:rFonts w:ascii="Arial" w:hAnsi="Arial" w:eastAsia="Arial" w:cs="Arial"/>
+                <w:i w:val="false"/>
+                <w:b w:val="false"/>
+                <w:u w:val="none"/>
+                <w:strike w:val="false"/>
+                <w:sz w:val="18"/>
+                <w:szCs w:val="18"/>
+                <w:color w:val="000000"/>
+              </w:rPr>
+              <w:t xml:space="preserve">Recycling compliance is missing for 8,570 of 19,826 observations, and the gap is put down to “the inspection schedule” without saying which businesses are missing. (In the data, it is every ineligible business.) The instrument change is called a refinement without any test that it did not shift the outcome.</w:t>
             </w:r>
           </w:p>
         </w:tc>
@@ -4571,7 +5629,6 @@
           </w:tcPr>
           <w:p>
             <w:pPr>
-              <w:pStyle w:val="Normal"/>
               <w:jc w:val="left"/>
               <w:pBdr>
                 <w:bottom w:val="none" w:sz="0" w:space="0" w:color="000000"/>
@@ -4581,13 +5638,24 @@
               </w:pBdr>
               <w:spacing w:after="80" w:before="80" w:line="240"/>
               <w:ind w:left="80" w:right="80" w:firstLine="0" w:firstLineChars="0"/>
+              <w:rPr>
+                <w:rFonts w:ascii="Arial" w:hAnsi="Arial" w:eastAsia="Arial" w:cs="Arial"/>
+                <w:i w:val="false"/>
+                <w:b w:val="false"/>
+                <w:u w:val="none"/>
+                <w:strike w:val="false"/>
+                <w:sz w:val="18"/>
+                <w:szCs w:val="18"/>
+                <w:color w:val="000000"/>
+              </w:rPr>
             </w:pPr>
             <w:r>
               <w:rPr>
-                <w:rFonts w:ascii="Arial" w:hAnsi="DejaVu Sans" w:eastAsia="DejaVu Sans" w:cs="DejaVu Sans"/>
-                <w:i w:val="false"/>
-                <w:b w:val="false"/>
-                <w:u w:val="none"/>
+                <w:rFonts w:ascii="Arial" w:hAnsi="Arial" w:eastAsia="Arial" w:cs="Arial"/>
+                <w:i w:val="false"/>
+                <w:b w:val="false"/>
+                <w:u w:val="none"/>
+                <w:strike w:val="false"/>
                 <w:sz w:val="18"/>
                 <w:szCs w:val="18"/>
                 <w:color w:val="000000"/>
@@ -4615,7 +5683,6 @@
           </w:tcPr>
           <w:p>
             <w:pPr>
-              <w:pStyle w:val="Normal"/>
               <w:jc w:val="left"/>
               <w:pBdr>
                 <w:bottom w:val="none" w:sz="0" w:space="0" w:color="000000"/>
@@ -4625,13 +5692,24 @@
               </w:pBdr>
               <w:spacing w:after="80" w:before="80" w:line="240"/>
               <w:ind w:left="80" w:right="80" w:firstLine="0" w:firstLineChars="0"/>
+              <w:rPr>
+                <w:rFonts w:ascii="Arial" w:hAnsi="Arial" w:eastAsia="Arial" w:cs="Arial"/>
+                <w:i w:val="false"/>
+                <w:b w:val="false"/>
+                <w:u w:val="none"/>
+                <w:strike w:val="false"/>
+                <w:sz w:val="18"/>
+                <w:szCs w:val="18"/>
+                <w:color w:val="000000"/>
+              </w:rPr>
             </w:pPr>
             <w:r>
               <w:rPr>
-                <w:rFonts w:ascii="Arial" w:hAnsi="DejaVu Sans" w:eastAsia="DejaVu Sans" w:cs="DejaVu Sans"/>
-                <w:i w:val="false"/>
-                <w:b w:val="false"/>
-                <w:u w:val="none"/>
+                <w:rFonts w:ascii="Arial" w:hAnsi="Arial" w:eastAsia="Arial" w:cs="Arial"/>
+                <w:i w:val="false"/>
+                <w:b w:val="false"/>
+                <w:u w:val="none"/>
+                <w:strike w:val="false"/>
                 <w:sz w:val="18"/>
                 <w:szCs w:val="18"/>
                 <w:color w:val="000000"/>
@@ -4659,7 +5737,6 @@
           </w:tcPr>
           <w:p>
             <w:pPr>
-              <w:pStyle w:val="Normal"/>
               <w:jc w:val="left"/>
               <w:pBdr>
                 <w:bottom w:val="none" w:sz="0" w:space="0" w:color="000000"/>
@@ -4669,13 +5746,24 @@
               </w:pBdr>
               <w:spacing w:after="80" w:before="80" w:line="240"/>
               <w:ind w:left="80" w:right="80" w:firstLine="0" w:firstLineChars="0"/>
+              <w:rPr>
+                <w:rFonts w:ascii="Arial" w:hAnsi="Arial" w:eastAsia="Arial" w:cs="Arial"/>
+                <w:i w:val="false"/>
+                <w:b w:val="false"/>
+                <w:u w:val="none"/>
+                <w:strike w:val="false"/>
+                <w:sz w:val="18"/>
+                <w:szCs w:val="18"/>
+                <w:color w:val="000000"/>
+              </w:rPr>
             </w:pPr>
             <w:r>
               <w:rPr>
-                <w:rFonts w:ascii="Arial" w:hAnsi="DejaVu Sans" w:eastAsia="DejaVu Sans" w:cs="DejaVu Sans"/>
-                <w:i w:val="false"/>
-                <w:b w:val="false"/>
-                <w:u w:val="none"/>
+                <w:rFonts w:ascii="Arial" w:hAnsi="Arial" w:eastAsia="Arial" w:cs="Arial"/>
+                <w:i w:val="false"/>
+                <w:b w:val="false"/>
+                <w:u w:val="none"/>
+                <w:strike w:val="false"/>
                 <w:sz w:val="18"/>
                 <w:szCs w:val="18"/>
                 <w:color w:val="000000"/>
@@ -4709,7 +5797,6 @@
           </w:tcPr>
           <w:p>
             <w:pPr>
-              <w:pStyle w:val="Normal"/>
               <w:jc w:val="left"/>
               <w:pBdr>
                 <w:bottom w:val="none" w:sz="0" w:space="0" w:color="000000"/>
@@ -4719,13 +5806,24 @@
               </w:pBdr>
               <w:spacing w:after="80" w:before="80" w:line="240"/>
               <w:ind w:left="80" w:right="80" w:firstLine="0" w:firstLineChars="0"/>
+              <w:rPr>
+                <w:rFonts w:ascii="Arial" w:hAnsi="Arial" w:eastAsia="Arial" w:cs="Arial"/>
+                <w:i w:val="false"/>
+                <w:b w:val="false"/>
+                <w:u w:val="none"/>
+                <w:strike w:val="false"/>
+                <w:sz w:val="18"/>
+                <w:szCs w:val="18"/>
+                <w:color w:val="000000"/>
+              </w:rPr>
             </w:pPr>
             <w:r>
               <w:rPr>
-                <w:rFonts w:ascii="Arial" w:hAnsi="DejaVu Sans" w:eastAsia="DejaVu Sans" w:cs="DejaVu Sans"/>
-                <w:i w:val="false"/>
-                <w:b w:val="false"/>
-                <w:u w:val="none"/>
+                <w:rFonts w:ascii="Arial" w:hAnsi="Arial" w:eastAsia="Arial" w:cs="Arial"/>
+                <w:i w:val="false"/>
+                <w:b w:val="false"/>
+                <w:u w:val="none"/>
+                <w:strike w:val="false"/>
                 <w:sz w:val="18"/>
                 <w:szCs w:val="18"/>
                 <w:color w:val="000000"/>
@@ -4753,7 +5851,6 @@
           </w:tcPr>
           <w:p>
             <w:pPr>
-              <w:pStyle w:val="Normal"/>
               <w:jc w:val="left"/>
               <w:pBdr>
                 <w:bottom w:val="none" w:sz="0" w:space="0" w:color="000000"/>
@@ -4763,13 +5860,24 @@
               </w:pBdr>
               <w:spacing w:after="80" w:before="80" w:line="240"/>
               <w:ind w:left="80" w:right="80" w:firstLine="0" w:firstLineChars="0"/>
+              <w:rPr>
+                <w:rFonts w:ascii="Arial" w:hAnsi="Arial" w:eastAsia="Arial" w:cs="Arial"/>
+                <w:i w:val="false"/>
+                <w:b w:val="false"/>
+                <w:u w:val="none"/>
+                <w:strike w:val="false"/>
+                <w:sz w:val="18"/>
+                <w:szCs w:val="18"/>
+                <w:color w:val="000000"/>
+              </w:rPr>
             </w:pPr>
             <w:r>
               <w:rPr>
-                <w:rFonts w:ascii="Arial" w:hAnsi="DejaVu Sans" w:eastAsia="DejaVu Sans" w:cs="DejaVu Sans"/>
-                <w:i w:val="false"/>
-                <w:b w:val="false"/>
-                <w:u w:val="none"/>
+                <w:rFonts w:ascii="Arial" w:hAnsi="Arial" w:eastAsia="Arial" w:cs="Arial"/>
+                <w:i w:val="false"/>
+                <w:b w:val="false"/>
+                <w:u w:val="none"/>
+                <w:strike w:val="false"/>
                 <w:sz w:val="18"/>
                 <w:szCs w:val="18"/>
                 <w:color w:val="000000"/>
@@ -4797,7 +5905,6 @@
           </w:tcPr>
           <w:p>
             <w:pPr>
-              <w:pStyle w:val="Normal"/>
               <w:jc w:val="left"/>
               <w:pBdr>
                 <w:bottom w:val="none" w:sz="0" w:space="0" w:color="000000"/>
@@ -4807,18 +5914,29 @@
               </w:pBdr>
               <w:spacing w:after="80" w:before="80" w:line="240"/>
               <w:ind w:left="80" w:right="80" w:firstLine="0" w:firstLineChars="0"/>
-            </w:pPr>
-            <w:r>
-              <w:rPr>
-                <w:rFonts w:ascii="Arial" w:hAnsi="DejaVu Sans" w:eastAsia="DejaVu Sans" w:cs="DejaVu Sans"/>
-                <w:i w:val="false"/>
-                <w:b w:val="false"/>
-                <w:u w:val="none"/>
+              <w:rPr>
+                <w:rFonts w:ascii="Arial" w:hAnsi="Arial" w:eastAsia="Arial" w:cs="Arial"/>
+                <w:i w:val="false"/>
+                <w:b w:val="false"/>
+                <w:u w:val="none"/>
+                <w:strike w:val="false"/>
                 <w:sz w:val="18"/>
                 <w:szCs w:val="18"/>
                 <w:color w:val="000000"/>
               </w:rPr>
-              <w:t xml:space="preserve">All three are boilerplate that leave the conclusion intact. The two limitations that do threaten it (attrition and the instrument change) are in the data section and never carried through to here.</w:t>
+            </w:pPr>
+            <w:r>
+              <w:rPr>
+                <w:rFonts w:ascii="Arial" w:hAnsi="Arial" w:eastAsia="Arial" w:cs="Arial"/>
+                <w:i w:val="false"/>
+                <w:b w:val="false"/>
+                <w:u w:val="none"/>
+                <w:strike w:val="false"/>
+                <w:sz w:val="18"/>
+                <w:szCs w:val="18"/>
+                <w:color w:val="000000"/>
+              </w:rPr>
+              <w:t xml:space="preserve">All three are boilerplate that leave the conclusion intact. The problems raised in the data section (the instrument change and the unexplained gap in the compliance data) are never carried through to here.</w:t>
             </w:r>
           </w:p>
         </w:tc>
@@ -4847,7 +5965,6 @@
           </w:tcPr>
           <w:p>
             <w:pPr>
-              <w:pStyle w:val="Normal"/>
               <w:jc w:val="left"/>
               <w:pBdr>
                 <w:bottom w:val="none" w:sz="0" w:space="0" w:color="000000"/>
@@ -4857,13 +5974,24 @@
               </w:pBdr>
               <w:spacing w:after="80" w:before="80" w:line="240"/>
               <w:ind w:left="80" w:right="80" w:firstLine="0" w:firstLineChars="0"/>
+              <w:rPr>
+                <w:rFonts w:ascii="Arial" w:hAnsi="Arial" w:eastAsia="Arial" w:cs="Arial"/>
+                <w:i w:val="false"/>
+                <w:b w:val="false"/>
+                <w:u w:val="none"/>
+                <w:strike w:val="false"/>
+                <w:sz w:val="18"/>
+                <w:szCs w:val="18"/>
+                <w:color w:val="000000"/>
+              </w:rPr>
             </w:pPr>
             <w:r>
               <w:rPr>
-                <w:rFonts w:ascii="Arial" w:hAnsi="DejaVu Sans" w:eastAsia="DejaVu Sans" w:cs="DejaVu Sans"/>
-                <w:i w:val="false"/>
-                <w:b w:val="false"/>
-                <w:u w:val="none"/>
+                <w:rFonts w:ascii="Arial" w:hAnsi="Arial" w:eastAsia="Arial" w:cs="Arial"/>
+                <w:i w:val="false"/>
+                <w:b w:val="false"/>
+                <w:u w:val="none"/>
+                <w:strike w:val="false"/>
                 <w:sz w:val="18"/>
                 <w:szCs w:val="18"/>
                 <w:color w:val="000000"/>
@@ -4891,7 +6019,6 @@
           </w:tcPr>
           <w:p>
             <w:pPr>
-              <w:pStyle w:val="Normal"/>
               <w:jc w:val="left"/>
               <w:pBdr>
                 <w:bottom w:val="none" w:sz="0" w:space="0" w:color="000000"/>
@@ -4901,18 +6028,29 @@
               </w:pBdr>
               <w:spacing w:after="80" w:before="80" w:line="240"/>
               <w:ind w:left="80" w:right="80" w:firstLine="0" w:firstLineChars="0"/>
-            </w:pPr>
-            <w:r>
-              <w:rPr>
-                <w:rFonts w:ascii="Arial" w:hAnsi="DejaVu Sans" w:eastAsia="DejaVu Sans" w:cs="DejaVu Sans"/>
-                <w:i w:val="false"/>
-                <w:b w:val="false"/>
-                <w:u w:val="none"/>
+              <w:rPr>
+                <w:rFonts w:ascii="Arial" w:hAnsi="Arial" w:eastAsia="Arial" w:cs="Arial"/>
+                <w:i w:val="false"/>
+                <w:b w:val="false"/>
+                <w:u w:val="none"/>
+                <w:strike w:val="false"/>
                 <w:sz w:val="18"/>
                 <w:szCs w:val="18"/>
                 <w:color w:val="000000"/>
               </w:rPr>
-              <w:t xml:space="preserve">Recommendations are specific enough to act on, and the first follows from the stated threshold.</w:t>
+            </w:pPr>
+            <w:r>
+              <w:rPr>
+                <w:rFonts w:ascii="Arial" w:hAnsi="Arial" w:eastAsia="Arial" w:cs="Arial"/>
+                <w:i w:val="false"/>
+                <w:b w:val="false"/>
+                <w:u w:val="none"/>
+                <w:strike w:val="false"/>
+                <w:sz w:val="18"/>
+                <w:szCs w:val="18"/>
+                <w:color w:val="000000"/>
+              </w:rPr>
+              <w:t xml:space="preserve">Recommendations are specific enough to act on.</w:t>
             </w:r>
           </w:p>
         </w:tc>
@@ -4935,7 +6073,6 @@
           </w:tcPr>
           <w:p>
             <w:pPr>
-              <w:pStyle w:val="Normal"/>
               <w:jc w:val="left"/>
               <w:pBdr>
                 <w:bottom w:val="none" w:sz="0" w:space="0" w:color="000000"/>
@@ -4945,13 +6082,24 @@
               </w:pBdr>
               <w:spacing w:after="80" w:before="80" w:line="240"/>
               <w:ind w:left="80" w:right="80" w:firstLine="0" w:firstLineChars="0"/>
+              <w:rPr>
+                <w:rFonts w:ascii="Arial" w:hAnsi="Arial" w:eastAsia="Arial" w:cs="Arial"/>
+                <w:i w:val="false"/>
+                <w:b w:val="false"/>
+                <w:u w:val="none"/>
+                <w:strike w:val="false"/>
+                <w:sz w:val="18"/>
+                <w:szCs w:val="18"/>
+                <w:color w:val="000000"/>
+              </w:rPr>
             </w:pPr>
             <w:r>
               <w:rPr>
-                <w:rFonts w:ascii="Arial" w:hAnsi="DejaVu Sans" w:eastAsia="DejaVu Sans" w:cs="DejaVu Sans"/>
-                <w:i w:val="false"/>
-                <w:b w:val="false"/>
-                <w:u w:val="none"/>
+                <w:rFonts w:ascii="Arial" w:hAnsi="Arial" w:eastAsia="Arial" w:cs="Arial"/>
+                <w:i w:val="false"/>
+                <w:b w:val="false"/>
+                <w:u w:val="none"/>
+                <w:strike w:val="false"/>
                 <w:sz w:val="18"/>
                 <w:szCs w:val="18"/>
                 <w:color w:val="000000"/>
@@ -4981,6 +6129,7 @@
           <w:i w:val="false"/>
           <w:b w:val="true"/>
           <w:u w:val="none"/>
+          <w:strike w:val="false"/>
           <w:sz w:val="26"/>
           <w:szCs w:val="26"/>
           <w:color w:val="215A9E"/>
@@ -5007,11 +6156,12 @@
           <w:i w:val="false"/>
           <w:b w:val="false"/>
           <w:u w:val="none"/>
+          <w:strike w:val="false"/>
           <w:sz w:val="22"/>
           <w:szCs w:val="22"/>
           <w:color w:val="000000"/>
         </w:rPr>
-        <w:t xml:space="preserve">The results section. Everything else in the report is a symptom of it. The headline estimate was selected because it clears the threshold, and the one number that fails the threshold is described as the preferred specification four sections later. A reader who stops after the executive summary would conclude the programme pays for itself. It does not, on the evidence reported here.</w:t>
+        <w:t xml:space="preserve">The results section. The headline is the one estimate that clears the threshold, and the report never says that its own preferred specification, named in Section 3, does not. A reader who stops after the executive summary would conclude the programme pays for itself. It does not, on the evidence reported here.</w:t>
       </w:r>
     </w:p>
     <w:p>
@@ -5033,6 +6183,7 @@
           <w:i w:val="false"/>
           <w:b w:val="true"/>
           <w:u w:val="none"/>
+          <w:strike w:val="false"/>
           <w:sz w:val="26"/>
           <w:szCs w:val="26"/>
           <w:color w:val="215A9E"/>
@@ -5059,18 +6210,19 @@
           <w:i w:val="false"/>
           <w:b w:val="false"/>
           <w:u w:val="none"/>
+          <w:strike w:val="false"/>
           <w:sz w:val="22"/>
           <w:szCs w:val="22"/>
           <w:color w:val="000000"/>
         </w:rPr>
-        <w:t xml:space="preserve">The two unsupported claims: "the programme meets the criterion for scale-up" and "the recommendation is supported by the evidence". The larger problem: the response reads "approximately 1,000" as if a method had produced 1,000, and never notices that the preferred specification is 816, which fails the threshold, or asks whether 1,014 was chosen as the headline because it clears the bar. It also treats disclosure of attrition as evidence of quality. What it did well: it found the real disclosures, described the offer-effect and locality limitations correctly, and reached a verdict. The better prompt asks for a comparison instead of a verdict, so the 816 is hard to miss.</w:t>
+        <w:t xml:space="preserve">The two unsupported claims: "the programme meets the criterion for scale-up" and "the recommendation is supported by the evidence". The larger problem: the response reads "approximately 1,000" as if all four methods agreed (only the matched comparison gives 1,000), and never notices that the preferred specification is 816, which fails the threshold, or asks whether 1,014 was chosen as the headline because it clears the bar. It also treats the compliance gap as evidence of honesty instead of asking which businesses are missing. What it did well: it found the real disclosures, described the offer-effect and locality limitations correctly, and reached a verdict. The better prompt asks for a comparison instead of a verdict, so the 816 is hard to miss.</w:t>
       </w:r>
     </w:p>
-    <w:sectPr w:officer="true">
-      <w:pgMar w:header="720" w:bottom="1008" w:top="1008" w:right="1152" w:left="1152" w:footer="720" w:gutter="720"/>
+    <w:sectPr>
+      <w:pgMar w:header="708" w:bottom="1008" w:top="1008" w:right="1152" w:left="1152" w:footer="708" w:gutter="0"/>
       <w:pgSz w:h="16838" w:w="11906" w:orient="portrait"/>
+      <w:type w:val="continuous"/>
       <w:cols/>
-      <w:type w:val="continuous"/>
     </w:sectPr>
   </w:body>
 </w:document>

--- a/Module_2_Oct_2026_v2/Oct15_session1_materials.docx
+++ b/Module_2_Oct_2026_v2/Oct15_session1_materials.docx
@@ -107,7 +107,7 @@
           <w:szCs w:val="22"/>
           <w:color w:val="000000"/>
         </w:rPr>
-        <w:t xml:space="preserve">Work through the report one section at a time. Circle a colour for each section and write the one reason that decided it. Rate the executive summary first, on your own, before reading on. Then rate Sections 3 to 7 in pairs. The second column names the area from yesterday's checklist to apply.</w:t>
+        <w:t xml:space="preserve">Work through the report one section at a time. For each section, circle a colour and write the main reason for your colour. Rate the executive summary first, on your own, before reading the rest of the report. Then rate Sections 3 to 7 in pairs. The Area to check column tells you which part of yesterday's QA checklist to use.</w:t>
       </w:r>
     </w:p>
     <w:tbl xmlns:a="http://schemas.openxmlformats.org/drawingml/2006/main" xmlns:pic="http://schemas.openxmlformats.org/drawingml/2006/picture">
@@ -125,7 +125,6 @@
           <w:trHeight w:val="360" w:hRule="auto"/>
           <w:tblHeader/>
         </w:trPr>
-        header1
         <w:tc>
           <w:tcPr>
             <w:tcBorders>
@@ -145,6 +144,7 @@
           </w:tcPr>
           <w:p>
             <w:pPr>
+              <w:pStyle w:val="Normal"/>
               <w:jc w:val="left"/>
               <w:pBdr>
                 <w:bottom w:val="none" w:sz="0" w:space="0" w:color="000000"/>
@@ -199,6 +199,7 @@
           </w:tcPr>
           <w:p>
             <w:pPr>
+              <w:pStyle w:val="Normal"/>
               <w:jc w:val="left"/>
               <w:pBdr>
                 <w:bottom w:val="none" w:sz="0" w:space="0" w:color="000000"/>
@@ -239,7 +240,6 @@
         <w:trPr>
           <w:trHeight w:val="360" w:hRule="auto"/>
         </w:trPr>
-        body1
         <w:tc>
           <w:tcPr>
             <w:tcBorders>
@@ -259,6 +259,7 @@
           </w:tcPr>
           <w:p>
             <w:pPr>
+              <w:pStyle w:val="Normal"/>
               <w:jc w:val="left"/>
               <w:pBdr>
                 <w:bottom w:val="none" w:sz="0" w:space="0" w:color="000000"/>
@@ -313,6 +314,7 @@
           </w:tcPr>
           <w:p>
             <w:pPr>
+              <w:pStyle w:val="Normal"/>
               <w:jc w:val="left"/>
               <w:pBdr>
                 <w:bottom w:val="none" w:sz="0" w:space="0" w:color="000000"/>
@@ -344,7 +346,7 @@
                 <w:szCs w:val="21"/>
                 <w:color w:val="000000"/>
               </w:rPr>
-              <w:t xml:space="preserve">Credible as it stands. You would rely on this section without further work.</w:t>
+              <w:t xml:space="preserve">Credible as it stands. You can trust this section without asking for more information.</w:t>
             </w:r>
           </w:p>
         </w:tc>
@@ -353,7 +355,6 @@
         <w:trPr>
           <w:trHeight w:val="360" w:hRule="auto"/>
         </w:trPr>
-        body2
         <w:tc>
           <w:tcPr>
             <w:tcBorders>
@@ -373,6 +374,7 @@
           </w:tcPr>
           <w:p>
             <w:pPr>
+              <w:pStyle w:val="Normal"/>
               <w:jc w:val="left"/>
               <w:pBdr>
                 <w:bottom w:val="none" w:sz="0" w:space="0" w:color="000000"/>
@@ -427,6 +429,7 @@
           </w:tcPr>
           <w:p>
             <w:pPr>
+              <w:pStyle w:val="Normal"/>
               <w:jc w:val="left"/>
               <w:pBdr>
                 <w:bottom w:val="none" w:sz="0" w:space="0" w:color="000000"/>
@@ -458,7 +461,7 @@
                 <w:szCs w:val="21"/>
                 <w:color w:val="000000"/>
               </w:rPr>
-              <w:t xml:space="preserve">Credible with a specific caveat. Name the caveat and say what would settle it.</w:t>
+              <w:t xml:space="preserve">Credible, but with one specific concern. Name the concern and say what information would remove that concern.</w:t>
             </w:r>
           </w:p>
         </w:tc>
@@ -467,7 +470,6 @@
         <w:trPr>
           <w:trHeight w:val="360" w:hRule="auto"/>
         </w:trPr>
-        body3
         <w:tc>
           <w:tcPr>
             <w:tcBorders>
@@ -487,6 +489,7 @@
           </w:tcPr>
           <w:p>
             <w:pPr>
+              <w:pStyle w:val="Normal"/>
               <w:jc w:val="left"/>
               <w:pBdr>
                 <w:bottom w:val="none" w:sz="0" w:space="0" w:color="000000"/>
@@ -541,6 +544,7 @@
           </w:tcPr>
           <w:p>
             <w:pPr>
+              <w:pStyle w:val="Normal"/>
               <w:jc w:val="left"/>
               <w:pBdr>
                 <w:bottom w:val="none" w:sz="0" w:space="0" w:color="000000"/>
@@ -572,7 +576,7 @@
                 <w:szCs w:val="21"/>
                 <w:color w:val="000000"/>
               </w:rPr>
-              <w:t xml:space="preserve">Not credible. The problem undermines a claim made in this section.</w:t>
+              <w:t xml:space="preserve">Not credible. A problem in this section means you cannot trust a claim the section makes.</w:t>
             </w:r>
           </w:p>
         </w:tc>
@@ -623,7 +627,6 @@
           <w:trHeight w:val="360" w:hRule="auto"/>
           <w:tblHeader/>
         </w:trPr>
-        header1
         <w:tc>
           <w:tcPr>
             <w:tcBorders>
@@ -643,6 +646,7 @@
           </w:tcPr>
           <w:p>
             <w:pPr>
+              <w:pStyle w:val="Normal"/>
               <w:jc w:val="left"/>
               <w:pBdr>
                 <w:bottom w:val="none" w:sz="0" w:space="0" w:color="000000"/>
@@ -697,6 +701,7 @@
           </w:tcPr>
           <w:p>
             <w:pPr>
+              <w:pStyle w:val="Normal"/>
               <w:jc w:val="left"/>
               <w:pBdr>
                 <w:bottom w:val="none" w:sz="0" w:space="0" w:color="000000"/>
@@ -751,6 +756,7 @@
           </w:tcPr>
           <w:p>
             <w:pPr>
+              <w:pStyle w:val="Normal"/>
               <w:jc w:val="left"/>
               <w:pBdr>
                 <w:bottom w:val="none" w:sz="0" w:space="0" w:color="000000"/>
@@ -805,6 +811,7 @@
           </w:tcPr>
           <w:p>
             <w:pPr>
+              <w:pStyle w:val="Normal"/>
               <w:jc w:val="left"/>
               <w:pBdr>
                 <w:bottom w:val="none" w:sz="0" w:space="0" w:color="000000"/>
@@ -836,7 +843,7 @@
                 <w:szCs w:val="21"/>
                 <w:color w:val="063360"/>
               </w:rPr>
-              <w:t xml:space="preserve">The reason that decided it</w:t>
+              <w:t xml:space="preserve">Your reason for selecting this colour</w:t>
             </w:r>
           </w:p>
         </w:tc>
@@ -859,6 +866,7 @@
           </w:tcPr>
           <w:p>
             <w:pPr>
+              <w:pStyle w:val="Normal"/>
               <w:jc w:val="left"/>
               <w:pBdr>
                 <w:bottom w:val="none" w:sz="0" w:space="0" w:color="000000"/>
@@ -890,7 +898,7 @@
                 <w:szCs w:val="21"/>
                 <w:color w:val="063360"/>
               </w:rPr>
-              <w:t xml:space="preserve">If amber or red: what would settle it</w:t>
+              <w:t xml:space="preserve">If amber or red: what would be needed to shift the colour to green?</w:t>
             </w:r>
           </w:p>
         </w:tc>
@@ -899,7 +907,6 @@
         <w:trPr>
           <w:trHeight w:val="1368" w:hRule="atLeast"/>
         </w:trPr>
-        body1
         <w:tc>
           <w:tcPr>
             <w:tcBorders>
@@ -919,6 +926,7 @@
           </w:tcPr>
           <w:p>
             <w:pPr>
+              <w:pStyle w:val="Normal"/>
               <w:jc w:val="left"/>
               <w:pBdr>
                 <w:bottom w:val="none" w:sz="0" w:space="0" w:color="000000"/>
@@ -973,6 +981,7 @@
           </w:tcPr>
           <w:p>
             <w:pPr>
+              <w:pStyle w:val="Normal"/>
               <w:jc w:val="left"/>
               <w:pBdr>
                 <w:bottom w:val="none" w:sz="0" w:space="0" w:color="000000"/>
@@ -1027,6 +1036,7 @@
           </w:tcPr>
           <w:p>
             <w:pPr>
+              <w:pStyle w:val="Normal"/>
               <w:jc w:val="left"/>
               <w:pBdr>
                 <w:bottom w:val="none" w:sz="0" w:space="0" w:color="000000"/>
@@ -1081,6 +1091,7 @@
           </w:tcPr>
           <w:p>
             <w:pPr>
+              <w:pStyle w:val="Normal"/>
               <w:jc w:val="left"/>
               <w:pBdr>
                 <w:bottom w:val="none" w:sz="0" w:space="0" w:color="000000"/>
@@ -1135,6 +1146,7 @@
           </w:tcPr>
           <w:p>
             <w:pPr>
+              <w:pStyle w:val="Normal"/>
               <w:jc w:val="left"/>
               <w:pBdr>
                 <w:bottom w:val="none" w:sz="0" w:space="0" w:color="000000"/>
@@ -1175,7 +1187,6 @@
         <w:trPr>
           <w:trHeight w:val="1368" w:hRule="atLeast"/>
         </w:trPr>
-        body2
         <w:tc>
           <w:tcPr>
             <w:tcBorders>
@@ -1195,6 +1206,7 @@
           </w:tcPr>
           <w:p>
             <w:pPr>
+              <w:pStyle w:val="Normal"/>
               <w:jc w:val="left"/>
               <w:pBdr>
                 <w:bottom w:val="none" w:sz="0" w:space="0" w:color="000000"/>
@@ -1249,6 +1261,7 @@
           </w:tcPr>
           <w:p>
             <w:pPr>
+              <w:pStyle w:val="Normal"/>
               <w:jc w:val="left"/>
               <w:pBdr>
                 <w:bottom w:val="none" w:sz="0" w:space="0" w:color="000000"/>
@@ -1303,6 +1316,7 @@
           </w:tcPr>
           <w:p>
             <w:pPr>
+              <w:pStyle w:val="Normal"/>
               <w:jc w:val="left"/>
               <w:pBdr>
                 <w:bottom w:val="none" w:sz="0" w:space="0" w:color="000000"/>
@@ -1357,6 +1371,7 @@
           </w:tcPr>
           <w:p>
             <w:pPr>
+              <w:pStyle w:val="Normal"/>
               <w:jc w:val="left"/>
               <w:pBdr>
                 <w:bottom w:val="none" w:sz="0" w:space="0" w:color="000000"/>
@@ -1411,6 +1426,7 @@
           </w:tcPr>
           <w:p>
             <w:pPr>
+              <w:pStyle w:val="Normal"/>
               <w:jc w:val="left"/>
               <w:pBdr>
                 <w:bottom w:val="none" w:sz="0" w:space="0" w:color="000000"/>
@@ -1451,7 +1467,6 @@
         <w:trPr>
           <w:trHeight w:val="1368" w:hRule="atLeast"/>
         </w:trPr>
-        body3
         <w:tc>
           <w:tcPr>
             <w:tcBorders>
@@ -1471,6 +1486,7 @@
           </w:tcPr>
           <w:p>
             <w:pPr>
+              <w:pStyle w:val="Normal"/>
               <w:jc w:val="left"/>
               <w:pBdr>
                 <w:bottom w:val="none" w:sz="0" w:space="0" w:color="000000"/>
@@ -1525,6 +1541,7 @@
           </w:tcPr>
           <w:p>
             <w:pPr>
+              <w:pStyle w:val="Normal"/>
               <w:jc w:val="left"/>
               <w:pBdr>
                 <w:bottom w:val="none" w:sz="0" w:space="0" w:color="000000"/>
@@ -1579,6 +1596,7 @@
           </w:tcPr>
           <w:p>
             <w:pPr>
+              <w:pStyle w:val="Normal"/>
               <w:jc w:val="left"/>
               <w:pBdr>
                 <w:bottom w:val="none" w:sz="0" w:space="0" w:color="000000"/>
@@ -1633,6 +1651,7 @@
           </w:tcPr>
           <w:p>
             <w:pPr>
+              <w:pStyle w:val="Normal"/>
               <w:jc w:val="left"/>
               <w:pBdr>
                 <w:bottom w:val="none" w:sz="0" w:space="0" w:color="000000"/>
@@ -1687,6 +1706,7 @@
           </w:tcPr>
           <w:p>
             <w:pPr>
+              <w:pStyle w:val="Normal"/>
               <w:jc w:val="left"/>
               <w:pBdr>
                 <w:bottom w:val="none" w:sz="0" w:space="0" w:color="000000"/>
@@ -1727,7 +1747,6 @@
         <w:trPr>
           <w:trHeight w:val="1368" w:hRule="atLeast"/>
         </w:trPr>
-        body4
         <w:tc>
           <w:tcPr>
             <w:tcBorders>
@@ -1747,6 +1766,7 @@
           </w:tcPr>
           <w:p>
             <w:pPr>
+              <w:pStyle w:val="Normal"/>
               <w:jc w:val="left"/>
               <w:pBdr>
                 <w:bottom w:val="none" w:sz="0" w:space="0" w:color="000000"/>
@@ -1801,6 +1821,7 @@
           </w:tcPr>
           <w:p>
             <w:pPr>
+              <w:pStyle w:val="Normal"/>
               <w:jc w:val="left"/>
               <w:pBdr>
                 <w:bottom w:val="none" w:sz="0" w:space="0" w:color="000000"/>
@@ -1855,6 +1876,7 @@
           </w:tcPr>
           <w:p>
             <w:pPr>
+              <w:pStyle w:val="Normal"/>
               <w:jc w:val="left"/>
               <w:pBdr>
                 <w:bottom w:val="none" w:sz="0" w:space="0" w:color="000000"/>
@@ -1909,6 +1931,7 @@
           </w:tcPr>
           <w:p>
             <w:pPr>
+              <w:pStyle w:val="Normal"/>
               <w:jc w:val="left"/>
               <w:pBdr>
                 <w:bottom w:val="none" w:sz="0" w:space="0" w:color="000000"/>
@@ -1963,6 +1986,7 @@
           </w:tcPr>
           <w:p>
             <w:pPr>
+              <w:pStyle w:val="Normal"/>
               <w:jc w:val="left"/>
               <w:pBdr>
                 <w:bottom w:val="none" w:sz="0" w:space="0" w:color="000000"/>
@@ -2003,7 +2027,6 @@
         <w:trPr>
           <w:trHeight w:val="1368" w:hRule="atLeast"/>
         </w:trPr>
-        body5
         <w:tc>
           <w:tcPr>
             <w:tcBorders>
@@ -2023,6 +2046,7 @@
           </w:tcPr>
           <w:p>
             <w:pPr>
+              <w:pStyle w:val="Normal"/>
               <w:jc w:val="left"/>
               <w:pBdr>
                 <w:bottom w:val="none" w:sz="0" w:space="0" w:color="000000"/>
@@ -2077,6 +2101,7 @@
           </w:tcPr>
           <w:p>
             <w:pPr>
+              <w:pStyle w:val="Normal"/>
               <w:jc w:val="left"/>
               <w:pBdr>
                 <w:bottom w:val="none" w:sz="0" w:space="0" w:color="000000"/>
@@ -2131,6 +2156,7 @@
           </w:tcPr>
           <w:p>
             <w:pPr>
+              <w:pStyle w:val="Normal"/>
               <w:jc w:val="left"/>
               <w:pBdr>
                 <w:bottom w:val="none" w:sz="0" w:space="0" w:color="000000"/>
@@ -2185,6 +2211,7 @@
           </w:tcPr>
           <w:p>
             <w:pPr>
+              <w:pStyle w:val="Normal"/>
               <w:jc w:val="left"/>
               <w:pBdr>
                 <w:bottom w:val="none" w:sz="0" w:space="0" w:color="000000"/>
@@ -2239,6 +2266,7 @@
           </w:tcPr>
           <w:p>
             <w:pPr>
+              <w:pStyle w:val="Normal"/>
               <w:jc w:val="left"/>
               <w:pBdr>
                 <w:bottom w:val="none" w:sz="0" w:space="0" w:color="000000"/>
@@ -2279,7 +2307,6 @@
         <w:trPr>
           <w:trHeight w:val="1368" w:hRule="atLeast"/>
         </w:trPr>
-        body6
         <w:tc>
           <w:tcPr>
             <w:tcBorders>
@@ -2299,6 +2326,7 @@
           </w:tcPr>
           <w:p>
             <w:pPr>
+              <w:pStyle w:val="Normal"/>
               <w:jc w:val="left"/>
               <w:pBdr>
                 <w:bottom w:val="none" w:sz="0" w:space="0" w:color="000000"/>
@@ -2353,6 +2381,7 @@
           </w:tcPr>
           <w:p>
             <w:pPr>
+              <w:pStyle w:val="Normal"/>
               <w:jc w:val="left"/>
               <w:pBdr>
                 <w:bottom w:val="none" w:sz="0" w:space="0" w:color="000000"/>
@@ -2407,6 +2436,7 @@
           </w:tcPr>
           <w:p>
             <w:pPr>
+              <w:pStyle w:val="Normal"/>
               <w:jc w:val="left"/>
               <w:pBdr>
                 <w:bottom w:val="none" w:sz="0" w:space="0" w:color="000000"/>
@@ -2461,6 +2491,7 @@
           </w:tcPr>
           <w:p>
             <w:pPr>
+              <w:pStyle w:val="Normal"/>
               <w:jc w:val="left"/>
               <w:pBdr>
                 <w:bottom w:val="none" w:sz="0" w:space="0" w:color="000000"/>
@@ -2515,6 +2546,7 @@
           </w:tcPr>
           <w:p>
             <w:pPr>
+              <w:pStyle w:val="Normal"/>
               <w:jc w:val="left"/>
               <w:pBdr>
                 <w:bottom w:val="none" w:sz="0" w:space="0" w:color="000000"/>
@@ -2663,7 +2695,7 @@
           <w:szCs w:val="22"/>
           <w:color w:val="000000"/>
         </w:rPr>
-        <w:t xml:space="preserve">Would you sign off on this evaluation for national scale-up?</w:t>
+        <w:t xml:space="preserve">Based on this evaluation, would you approve national scale-up?</w:t>
       </w:r>
     </w:p>
     <w:p>
@@ -2690,7 +2722,7 @@
           <w:szCs w:val="22"/>
           <w:color w:val="000000"/>
         </w:rPr>
-        <w:t xml:space="preserve">Before reading:   Yes  /  No  /  Not without more answers</w:t>
+        <w:t xml:space="preserve">Before reading the report:   Yes  /  No  /  Not without more answers</w:t>
       </w:r>
     </w:p>
     <w:p>
@@ -2717,7 +2749,7 @@
           <w:szCs w:val="22"/>
           <w:color w:val="000000"/>
         </w:rPr>
-        <w:t xml:space="preserve">At the end:          Yes  /  No  /  Not without more answers</w:t>
+        <w:t xml:space="preserve">After reading the report:     Yes  /  No  /  Not without more answers</w:t>
       </w:r>
     </w:p>
     <w:p>
@@ -2825,7 +2857,7 @@
           <w:szCs w:val="22"/>
           <w:color w:val="000000"/>
         </w:rPr>
-        <w:t xml:space="preserve">The strongest thing in the report, and whether it rescues the recommendation:</w:t>
+        <w:t xml:space="preserve">The strongest part of the report. Is that part strong enough to support the recommendation, despite the problems you found?</w:t>
       </w:r>
     </w:p>
     <w:p>
@@ -3371,7 +3403,61 @@
           <w:szCs w:val="22"/>
           <w:color w:val="000000"/>
         </w:rPr>
-        <w:t xml:space="preserve">Underline the two claims the report does not support. Then find the larger problem the response never mentions. Compare with the answer your own AI gave.</w:t>
+        <w:t xml:space="preserve">1. Underline the two claims in the AI's response that the report does not support.</w:t>
+      </w:r>
+    </w:p>
+    <w:p>
+      <w:pPr>
+        <w:pStyle w:val="Normal"/>
+        <w:jc w:val="left"/>
+        <w:pBdr>
+          <w:bottom w:val="none" w:sz="0" w:space="0" w:color="000000"/>
+          <w:top w:val="none" w:sz="0" w:space="0" w:color="000000"/>
+          <w:left w:val="none" w:sz="0" w:space="0" w:color="000000"/>
+          <w:right w:val="none" w:sz="0" w:space="0" w:color="000000"/>
+        </w:pBdr>
+        <w:spacing w:after="80" w:before="0" w:line="240"/>
+        <w:ind w:left="0" w:right="0" w:firstLine="0" w:firstLineChars="0"/>
+      </w:pPr>
+      <w:r>
+        <w:rPr>
+          <w:rFonts w:ascii="Arial" w:hAnsi="Arial" w:eastAsia="Arial" w:cs="Arial"/>
+          <w:i w:val="false"/>
+          <w:b w:val="true"/>
+          <w:u w:val="none"/>
+          <w:strike w:val="false"/>
+          <w:sz w:val="22"/>
+          <w:szCs w:val="22"/>
+          <w:color w:val="000000"/>
+        </w:rPr>
+        <w:t xml:space="preserve">2. There is a bigger problem that the response never mentions. What is that problem?</w:t>
+      </w:r>
+    </w:p>
+    <w:p>
+      <w:pPr>
+        <w:pStyle w:val="Normal"/>
+        <w:jc w:val="left"/>
+        <w:pBdr>
+          <w:bottom w:val="none" w:sz="0" w:space="0" w:color="000000"/>
+          <w:top w:val="none" w:sz="0" w:space="0" w:color="000000"/>
+          <w:left w:val="none" w:sz="0" w:space="0" w:color="000000"/>
+          <w:right w:val="none" w:sz="0" w:space="0" w:color="000000"/>
+        </w:pBdr>
+        <w:spacing w:after="80" w:before="0" w:line="240"/>
+        <w:ind w:left="0" w:right="0" w:firstLine="0" w:firstLineChars="0"/>
+      </w:pPr>
+      <w:r>
+        <w:rPr>
+          <w:rFonts w:ascii="Arial" w:hAnsi="Arial" w:eastAsia="Arial" w:cs="Arial"/>
+          <w:i w:val="false"/>
+          <w:b w:val="true"/>
+          <w:u w:val="none"/>
+          <w:strike w:val="false"/>
+          <w:sz w:val="22"/>
+          <w:szCs w:val="22"/>
+          <w:color w:val="000000"/>
+        </w:rPr>
+        <w:t xml:space="preserve">3. Compare this response with the answer your own AI gave.</w:t>
       </w:r>
     </w:p>
     <w:p>
@@ -3533,7 +3619,7 @@
           <w:szCs w:val="22"/>
           <w:color w:val="000000"/>
         </w:rPr>
-        <w:t xml:space="preserve">Two habits: ask the AI to ask you questions before it answers, and paste its answer into a fresh chat to check it.</w:t>
+        <w:t xml:space="preserve">Two habits: ask the AI to ask you questions before it answers, and paste the AI's answer into a new chat and ask the AI to check that answer.</w:t>
       </w:r>
     </w:p>
     <w:p>
@@ -3637,7 +3723,6 @@
         <w:trPr>
           <w:trHeight w:val="4032" w:hRule="atLeast"/>
         </w:trPr>
-        body1
         <w:tc>
           <w:tcPr>
             <w:tcBorders>
@@ -3657,6 +3742,7 @@
           </w:tcPr>
           <w:p>
             <w:pPr>
+              <w:pStyle w:val="Normal"/>
               <w:jc w:val="left"/>
               <w:pBdr>
                 <w:bottom w:val="none" w:sz="0" w:space="0" w:color="000000"/>
@@ -3740,7 +3826,7 @@
                 <w:szCs w:val="21"/>
                 <w:color w:val="000000"/>
               </w:rPr>
-              <w:t xml:space="preserve">2. Read the limitations section, then check whether it names the problems in the data section. If it does not, ask why they were dropped.</w:t>
+              <w:t xml:space="preserve">2. Read the limitations section, then check whether the limitations section names the problems in the data section. If those problems are missing, ask why they were left out.</w:t>
             </w:r>
             <w:r>
               <w:rPr>
@@ -3766,7 +3852,7 @@
                 <w:szCs w:val="21"/>
                 <w:color w:val="000000"/>
               </w:rPr>
-              <w:t xml:space="preserve">3. Find the preferred specification and check whether the headline is it. When they differ, ask why.</w:t>
+              <w:t xml:space="preserve">3. Find the preferred specification (the estimate the evaluators trust most). Check whether the headline number is that estimate. When the two differ, ask why.</w:t>
             </w:r>
             <w:r>
               <w:rPr>
@@ -3805,7 +3891,7 @@
                 <w:szCs w:val="21"/>
                 <w:color w:val="000000"/>
               </w:rPr>
-              <w:t xml:space="preserve">On my desk, I will ask these about:</w:t>
+              <w:t xml:space="preserve">Back at work, I will ask these questions about:</w:t>
             </w:r>
             <w:r>
               <w:rPr>
@@ -3854,6 +3940,7 @@
           </w:tcPr>
           <w:p>
             <w:pPr>
+              <w:pStyle w:val="Normal"/>
               <w:jc w:val="left"/>
               <w:pBdr>
                 <w:bottom w:val="none" w:sz="0" w:space="0" w:color="000000"/>
@@ -3937,7 +4024,7 @@
                 <w:szCs w:val="21"/>
                 <w:color w:val="000000"/>
               </w:rPr>
-              <w:t xml:space="preserve">2. Read the limitations section, then check whether it names the problems in the data section. If it does not, ask why they were dropped.</w:t>
+              <w:t xml:space="preserve">2. Read the limitations section, then check whether the limitations section names the problems in the data section. If those problems are missing, ask why they were left out.</w:t>
             </w:r>
             <w:r>
               <w:rPr>
@@ -3963,7 +4050,7 @@
                 <w:szCs w:val="21"/>
                 <w:color w:val="000000"/>
               </w:rPr>
-              <w:t xml:space="preserve">3. Find the preferred specification and check whether the headline is it. When they differ, ask why.</w:t>
+              <w:t xml:space="preserve">3. Find the preferred specification (the estimate the evaluators trust most). Check whether the headline number is that estimate. When the two differ, ask why.</w:t>
             </w:r>
             <w:r>
               <w:rPr>
@@ -4002,7 +4089,7 @@
                 <w:szCs w:val="21"/>
                 <w:color w:val="000000"/>
               </w:rPr>
-              <w:t xml:space="preserve">On my desk, I will ask these about:</w:t>
+              <w:t xml:space="preserve">Back at work, I will ask these questions about:</w:t>
             </w:r>
             <w:r>
               <w:rPr>
@@ -4037,7 +4124,6 @@
         <w:trPr>
           <w:trHeight w:val="4032" w:hRule="atLeast"/>
         </w:trPr>
-        body2
         <w:tc>
           <w:tcPr>
             <w:tcBorders>
@@ -4057,6 +4143,7 @@
           </w:tcPr>
           <w:p>
             <w:pPr>
+              <w:pStyle w:val="Normal"/>
               <w:jc w:val="left"/>
               <w:pBdr>
                 <w:bottom w:val="none" w:sz="0" w:space="0" w:color="000000"/>
@@ -4140,7 +4227,7 @@
                 <w:szCs w:val="21"/>
                 <w:color w:val="000000"/>
               </w:rPr>
-              <w:t xml:space="preserve">2. Read the limitations section, then check whether it names the problems in the data section. If it does not, ask why they were dropped.</w:t>
+              <w:t xml:space="preserve">2. Read the limitations section, then check whether the limitations section names the problems in the data section. If those problems are missing, ask why they were left out.</w:t>
             </w:r>
             <w:r>
               <w:rPr>
@@ -4166,7 +4253,7 @@
                 <w:szCs w:val="21"/>
                 <w:color w:val="000000"/>
               </w:rPr>
-              <w:t xml:space="preserve">3. Find the preferred specification and check whether the headline is it. When they differ, ask why.</w:t>
+              <w:t xml:space="preserve">3. Find the preferred specification (the estimate the evaluators trust most). Check whether the headline number is that estimate. When the two differ, ask why.</w:t>
             </w:r>
             <w:r>
               <w:rPr>
@@ -4205,7 +4292,7 @@
                 <w:szCs w:val="21"/>
                 <w:color w:val="000000"/>
               </w:rPr>
-              <w:t xml:space="preserve">On my desk, I will ask these about:</w:t>
+              <w:t xml:space="preserve">Back at work, I will ask these questions about:</w:t>
             </w:r>
             <w:r>
               <w:rPr>
@@ -4254,6 +4341,7 @@
           </w:tcPr>
           <w:p>
             <w:pPr>
+              <w:pStyle w:val="Normal"/>
               <w:jc w:val="left"/>
               <w:pBdr>
                 <w:bottom w:val="none" w:sz="0" w:space="0" w:color="000000"/>
@@ -4337,7 +4425,7 @@
                 <w:szCs w:val="21"/>
                 <w:color w:val="000000"/>
               </w:rPr>
-              <w:t xml:space="preserve">2. Read the limitations section, then check whether it names the problems in the data section. If it does not, ask why they were dropped.</w:t>
+              <w:t xml:space="preserve">2. Read the limitations section, then check whether the limitations section names the problems in the data section. If those problems are missing, ask why they were left out.</w:t>
             </w:r>
             <w:r>
               <w:rPr>
@@ -4363,7 +4451,7 @@
                 <w:szCs w:val="21"/>
                 <w:color w:val="000000"/>
               </w:rPr>
-              <w:t xml:space="preserve">3. Find the preferred specification and check whether the headline is it. When they differ, ask why.</w:t>
+              <w:t xml:space="preserve">3. Find the preferred specification (the estimate the evaluators trust most). Check whether the headline number is that estimate. When the two differ, ask why.</w:t>
             </w:r>
             <w:r>
               <w:rPr>
@@ -4402,7 +4490,7 @@
                 <w:szCs w:val="21"/>
                 <w:color w:val="000000"/>
               </w:rPr>
-              <w:t xml:space="preserve">On my desk, I will ask these about:</w:t>
+              <w:t xml:space="preserve">Back at work, I will ask these questions about:</w:t>
             </w:r>
             <w:r>
               <w:rPr>
@@ -4437,7 +4525,6 @@
         <w:trPr>
           <w:trHeight w:val="4032" w:hRule="atLeast"/>
         </w:trPr>
-        body3
         <w:tc>
           <w:tcPr>
             <w:tcBorders>
@@ -4457,6 +4544,7 @@
           </w:tcPr>
           <w:p>
             <w:pPr>
+              <w:pStyle w:val="Normal"/>
               <w:jc w:val="left"/>
               <w:pBdr>
                 <w:bottom w:val="none" w:sz="0" w:space="0" w:color="000000"/>
@@ -4540,7 +4628,7 @@
                 <w:szCs w:val="21"/>
                 <w:color w:val="000000"/>
               </w:rPr>
-              <w:t xml:space="preserve">2. Read the limitations section, then check whether it names the problems in the data section. If it does not, ask why they were dropped.</w:t>
+              <w:t xml:space="preserve">2. Read the limitations section, then check whether the limitations section names the problems in the data section. If those problems are missing, ask why they were left out.</w:t>
             </w:r>
             <w:r>
               <w:rPr>
@@ -4566,7 +4654,7 @@
                 <w:szCs w:val="21"/>
                 <w:color w:val="000000"/>
               </w:rPr>
-              <w:t xml:space="preserve">3. Find the preferred specification and check whether the headline is it. When they differ, ask why.</w:t>
+              <w:t xml:space="preserve">3. Find the preferred specification (the estimate the evaluators trust most). Check whether the headline number is that estimate. When the two differ, ask why.</w:t>
             </w:r>
             <w:r>
               <w:rPr>
@@ -4605,7 +4693,7 @@
                 <w:szCs w:val="21"/>
                 <w:color w:val="000000"/>
               </w:rPr>
-              <w:t xml:space="preserve">On my desk, I will ask these about:</w:t>
+              <w:t xml:space="preserve">Back at work, I will ask these questions about:</w:t>
             </w:r>
             <w:r>
               <w:rPr>
@@ -4654,6 +4742,7 @@
           </w:tcPr>
           <w:p>
             <w:pPr>
+              <w:pStyle w:val="Normal"/>
               <w:jc w:val="left"/>
               <w:pBdr>
                 <w:bottom w:val="none" w:sz="0" w:space="0" w:color="000000"/>
@@ -4737,7 +4826,7 @@
                 <w:szCs w:val="21"/>
                 <w:color w:val="000000"/>
               </w:rPr>
-              <w:t xml:space="preserve">2. Read the limitations section, then check whether it names the problems in the data section. If it does not, ask why they were dropped.</w:t>
+              <w:t xml:space="preserve">2. Read the limitations section, then check whether the limitations section names the problems in the data section. If those problems are missing, ask why they were left out.</w:t>
             </w:r>
             <w:r>
               <w:rPr>
@@ -4763,7 +4852,7 @@
                 <w:szCs w:val="21"/>
                 <w:color w:val="000000"/>
               </w:rPr>
-              <w:t xml:space="preserve">3. Find the preferred specification and check whether the headline is it. When they differ, ask why.</w:t>
+              <w:t xml:space="preserve">3. Find the preferred specification (the estimate the evaluators trust most). Check whether the headline number is that estimate. When the two differ, ask why.</w:t>
             </w:r>
             <w:r>
               <w:rPr>
@@ -4802,7 +4891,7 @@
                 <w:szCs w:val="21"/>
                 <w:color w:val="000000"/>
               </w:rPr>
-              <w:t xml:space="preserve">On my desk, I will ask these about:</w:t>
+              <w:t xml:space="preserve">Back at work, I will ask these questions about:</w:t>
             </w:r>
             <w:r>
               <w:rPr>
@@ -4937,7 +5026,6 @@
           <w:trHeight w:val="360" w:hRule="auto"/>
           <w:tblHeader/>
         </w:trPr>
-        header1
         <w:tc>
           <w:tcPr>
             <w:tcBorders>
@@ -4957,6 +5045,7 @@
           </w:tcPr>
           <w:p>
             <w:pPr>
+              <w:pStyle w:val="Normal"/>
               <w:jc w:val="left"/>
               <w:pBdr>
                 <w:bottom w:val="none" w:sz="0" w:space="0" w:color="000000"/>
@@ -5011,6 +5100,7 @@
           </w:tcPr>
           <w:p>
             <w:pPr>
+              <w:pStyle w:val="Normal"/>
               <w:jc w:val="left"/>
               <w:pBdr>
                 <w:bottom w:val="none" w:sz="0" w:space="0" w:color="000000"/>
@@ -5065,6 +5155,7 @@
           </w:tcPr>
           <w:p>
             <w:pPr>
+              <w:pStyle w:val="Normal"/>
               <w:jc w:val="left"/>
               <w:pBdr>
                 <w:bottom w:val="none" w:sz="0" w:space="0" w:color="000000"/>
@@ -5105,7 +5196,6 @@
         <w:trPr>
           <w:trHeight w:val="360" w:hRule="auto"/>
         </w:trPr>
-        body1
         <w:tc>
           <w:tcPr>
             <w:tcBorders>
@@ -5125,6 +5215,7 @@
           </w:tcPr>
           <w:p>
             <w:pPr>
+              <w:pStyle w:val="Normal"/>
               <w:jc w:val="left"/>
               <w:pBdr>
                 <w:bottom w:val="none" w:sz="0" w:space="0" w:color="000000"/>
@@ -5179,6 +5270,7 @@
           </w:tcPr>
           <w:p>
             <w:pPr>
+              <w:pStyle w:val="Normal"/>
               <w:jc w:val="left"/>
               <w:pBdr>
                 <w:bottom w:val="none" w:sz="0" w:space="0" w:color="000000"/>
@@ -5233,6 +5325,7 @@
           </w:tcPr>
           <w:p>
             <w:pPr>
+              <w:pStyle w:val="Normal"/>
               <w:jc w:val="left"/>
               <w:pBdr>
                 <w:bottom w:val="none" w:sz="0" w:space="0" w:color="000000"/>
@@ -5273,7 +5366,6 @@
         <w:trPr>
           <w:trHeight w:val="360" w:hRule="auto"/>
         </w:trPr>
-        body2
         <w:tc>
           <w:tcPr>
             <w:tcBorders>
@@ -5293,6 +5385,7 @@
           </w:tcPr>
           <w:p>
             <w:pPr>
+              <w:pStyle w:val="Normal"/>
               <w:jc w:val="left"/>
               <w:pBdr>
                 <w:bottom w:val="none" w:sz="0" w:space="0" w:color="000000"/>
@@ -5347,6 +5440,7 @@
           </w:tcPr>
           <w:p>
             <w:pPr>
+              <w:pStyle w:val="Normal"/>
               <w:jc w:val="left"/>
               <w:pBdr>
                 <w:bottom w:val="none" w:sz="0" w:space="0" w:color="000000"/>
@@ -5401,6 +5495,7 @@
           </w:tcPr>
           <w:p>
             <w:pPr>
+              <w:pStyle w:val="Normal"/>
               <w:jc w:val="left"/>
               <w:pBdr>
                 <w:bottom w:val="none" w:sz="0" w:space="0" w:color="000000"/>
@@ -5441,7 +5536,6 @@
         <w:trPr>
           <w:trHeight w:val="360" w:hRule="auto"/>
         </w:trPr>
-        body3
         <w:tc>
           <w:tcPr>
             <w:tcBorders>
@@ -5461,6 +5555,7 @@
           </w:tcPr>
           <w:p>
             <w:pPr>
+              <w:pStyle w:val="Normal"/>
               <w:jc w:val="left"/>
               <w:pBdr>
                 <w:bottom w:val="none" w:sz="0" w:space="0" w:color="000000"/>
@@ -5515,6 +5610,7 @@
           </w:tcPr>
           <w:p>
             <w:pPr>
+              <w:pStyle w:val="Normal"/>
               <w:jc w:val="left"/>
               <w:pBdr>
                 <w:bottom w:val="none" w:sz="0" w:space="0" w:color="000000"/>
@@ -5569,6 +5665,7 @@
           </w:tcPr>
           <w:p>
             <w:pPr>
+              <w:pStyle w:val="Normal"/>
               <w:jc w:val="left"/>
               <w:pBdr>
                 <w:bottom w:val="none" w:sz="0" w:space="0" w:color="000000"/>
@@ -5609,7 +5706,6 @@
         <w:trPr>
           <w:trHeight w:val="360" w:hRule="auto"/>
         </w:trPr>
-        body4
         <w:tc>
           <w:tcPr>
             <w:tcBorders>
@@ -5629,6 +5725,7 @@
           </w:tcPr>
           <w:p>
             <w:pPr>
+              <w:pStyle w:val="Normal"/>
               <w:jc w:val="left"/>
               <w:pBdr>
                 <w:bottom w:val="none" w:sz="0" w:space="0" w:color="000000"/>
@@ -5683,6 +5780,7 @@
           </w:tcPr>
           <w:p>
             <w:pPr>
+              <w:pStyle w:val="Normal"/>
               <w:jc w:val="left"/>
               <w:pBdr>
                 <w:bottom w:val="none" w:sz="0" w:space="0" w:color="000000"/>
@@ -5737,6 +5835,7 @@
           </w:tcPr>
           <w:p>
             <w:pPr>
+              <w:pStyle w:val="Normal"/>
               <w:jc w:val="left"/>
               <w:pBdr>
                 <w:bottom w:val="none" w:sz="0" w:space="0" w:color="000000"/>
@@ -5777,7 +5876,6 @@
         <w:trPr>
           <w:trHeight w:val="360" w:hRule="auto"/>
         </w:trPr>
-        body5
         <w:tc>
           <w:tcPr>
             <w:tcBorders>
@@ -5797,6 +5895,7 @@
           </w:tcPr>
           <w:p>
             <w:pPr>
+              <w:pStyle w:val="Normal"/>
               <w:jc w:val="left"/>
               <w:pBdr>
                 <w:bottom w:val="none" w:sz="0" w:space="0" w:color="000000"/>
@@ -5851,6 +5950,7 @@
           </w:tcPr>
           <w:p>
             <w:pPr>
+              <w:pStyle w:val="Normal"/>
               <w:jc w:val="left"/>
               <w:pBdr>
                 <w:bottom w:val="none" w:sz="0" w:space="0" w:color="000000"/>
@@ -5905,6 +6005,7 @@
           </w:tcPr>
           <w:p>
             <w:pPr>
+              <w:pStyle w:val="Normal"/>
               <w:jc w:val="left"/>
               <w:pBdr>
                 <w:bottom w:val="none" w:sz="0" w:space="0" w:color="000000"/>
@@ -5945,7 +6046,6 @@
         <w:trPr>
           <w:trHeight w:val="360" w:hRule="auto"/>
         </w:trPr>
-        body6
         <w:tc>
           <w:tcPr>
             <w:tcBorders>
@@ -5965,6 +6065,7 @@
           </w:tcPr>
           <w:p>
             <w:pPr>
+              <w:pStyle w:val="Normal"/>
               <w:jc w:val="left"/>
               <w:pBdr>
                 <w:bottom w:val="none" w:sz="0" w:space="0" w:color="000000"/>
@@ -6019,6 +6120,7 @@
           </w:tcPr>
           <w:p>
             <w:pPr>
+              <w:pStyle w:val="Normal"/>
               <w:jc w:val="left"/>
               <w:pBdr>
                 <w:bottom w:val="none" w:sz="0" w:space="0" w:color="000000"/>
@@ -6073,6 +6175,7 @@
           </w:tcPr>
           <w:p>
             <w:pPr>
+              <w:pStyle w:val="Normal"/>
               <w:jc w:val="left"/>
               <w:pBdr>
                 <w:bottom w:val="none" w:sz="0" w:space="0" w:color="000000"/>

--- a/Module_2_Oct_2026_v2/Oct15_session1_materials.docx
+++ b/Module_2_Oct_2026_v2/Oct15_session1_materials.docx
@@ -21,7 +21,6 @@
           <w:i w:val="false"/>
           <w:b w:val="false"/>
           <w:u w:val="none"/>
-          <w:strike w:val="false"/>
           <w:sz w:val="18"/>
           <w:szCs w:val="18"/>
           <w:color w:val="545860"/>
@@ -48,7 +47,6 @@
           <w:i w:val="false"/>
           <w:b w:val="true"/>
           <w:u w:val="none"/>
-          <w:strike w:val="false"/>
           <w:sz w:val="36"/>
           <w:szCs w:val="36"/>
           <w:color w:val="063360"/>
@@ -75,7 +73,6 @@
           <w:i w:val="true"/>
           <w:b w:val="false"/>
           <w:u w:val="none"/>
-          <w:strike w:val="false"/>
           <w:sz w:val="18"/>
           <w:szCs w:val="18"/>
           <w:color w:val="215A9E"/>
@@ -102,12 +99,37 @@
           <w:i w:val="false"/>
           <w:b w:val="false"/>
           <w:u w:val="none"/>
-          <w:strike w:val="false"/>
           <w:sz w:val="22"/>
           <w:szCs w:val="22"/>
           <w:color w:val="000000"/>
         </w:rPr>
         <w:t xml:space="preserve">Work through the report one section at a time. For each section, circle a colour and write the main reason for your colour. Rate the executive summary first, on your own, before reading the rest of the report. Then rate Sections 3 to 7 in pairs. The Area to check column tells you which part of yesterday's QA checklist to use.</w:t>
+      </w:r>
+    </w:p>
+    <w:p>
+      <w:pPr>
+        <w:pStyle w:val="Normal"/>
+        <w:jc w:val="left"/>
+        <w:pBdr>
+          <w:bottom w:val="none" w:sz="0" w:space="0" w:color="000000"/>
+          <w:top w:val="none" w:sz="0" w:space="0" w:color="000000"/>
+          <w:left w:val="none" w:sz="0" w:space="0" w:color="000000"/>
+          <w:right w:val="none" w:sz="0" w:space="0" w:color="000000"/>
+        </w:pBdr>
+        <w:spacing w:after="80" w:before="0" w:line="240"/>
+        <w:ind w:left="0" w:right="0" w:firstLine="0" w:firstLineChars="0"/>
+      </w:pPr>
+      <w:r>
+        <w:rPr>
+          <w:rFonts w:ascii="Arial" w:hAnsi="Arial" w:eastAsia="Arial" w:cs="Arial"/>
+          <w:i w:val="false"/>
+          <w:b w:val="true"/>
+          <w:u w:val="none"/>
+          <w:sz w:val="22"/>
+          <w:szCs w:val="22"/>
+          <w:color w:val="000000"/>
+        </w:rPr>
+        <w:t xml:space="preserve">Wall grid: after each rating, put a sticky note with a few words of your reason on the wall grid, in the section's column and your colour's row. Summary: one note each. Sections 3 to 7: one note per pair. No names.</w:t>
       </w:r>
     </w:p>
     <w:tbl xmlns:a="http://schemas.openxmlformats.org/drawingml/2006/main" xmlns:pic="http://schemas.openxmlformats.org/drawingml/2006/picture">
@@ -125,6 +147,7 @@
           <w:trHeight w:val="360" w:hRule="auto"/>
           <w:tblHeader/>
         </w:trPr>
+        header1
         <w:tc>
           <w:tcPr>
             <w:tcBorders>
@@ -154,24 +177,13 @@
               </w:pBdr>
               <w:spacing w:after="80" w:before="80" w:line="240"/>
               <w:ind w:left="80" w:right="80" w:firstLine="0" w:firstLineChars="0"/>
-              <w:rPr>
-                <w:rFonts w:ascii="Arial" w:hAnsi="Arial" w:eastAsia="Arial" w:cs="Arial"/>
+            </w:pPr>
+            <w:r>
+              <w:rPr>
+                <w:rFonts w:ascii="Arial" w:hAnsi="DejaVu Sans" w:eastAsia="DejaVu Sans" w:cs="DejaVu Sans"/>
                 <w:i w:val="false"/>
                 <w:b w:val="true"/>
                 <w:u w:val="none"/>
-                <w:strike w:val="false"/>
-                <w:sz w:val="21"/>
-                <w:szCs w:val="21"/>
-                <w:color w:val="063360"/>
-              </w:rPr>
-            </w:pPr>
-            <w:r>
-              <w:rPr>
-                <w:rFonts w:ascii="Arial" w:hAnsi="Arial" w:eastAsia="Arial" w:cs="Arial"/>
-                <w:i w:val="false"/>
-                <w:b w:val="true"/>
-                <w:u w:val="none"/>
-                <w:strike w:val="false"/>
                 <w:sz w:val="21"/>
                 <w:szCs w:val="21"/>
                 <w:color w:val="063360"/>
@@ -209,24 +221,13 @@
               </w:pBdr>
               <w:spacing w:after="80" w:before="80" w:line="240"/>
               <w:ind w:left="80" w:right="80" w:firstLine="0" w:firstLineChars="0"/>
-              <w:rPr>
-                <w:rFonts w:ascii="Arial" w:hAnsi="Arial" w:eastAsia="Arial" w:cs="Arial"/>
+            </w:pPr>
+            <w:r>
+              <w:rPr>
+                <w:rFonts w:ascii="Arial" w:hAnsi="DejaVu Sans" w:eastAsia="DejaVu Sans" w:cs="DejaVu Sans"/>
                 <w:i w:val="false"/>
                 <w:b w:val="true"/>
                 <w:u w:val="none"/>
-                <w:strike w:val="false"/>
-                <w:sz w:val="21"/>
-                <w:szCs w:val="21"/>
-                <w:color w:val="063360"/>
-              </w:rPr>
-            </w:pPr>
-            <w:r>
-              <w:rPr>
-                <w:rFonts w:ascii="Arial" w:hAnsi="Arial" w:eastAsia="Arial" w:cs="Arial"/>
-                <w:i w:val="false"/>
-                <w:b w:val="true"/>
-                <w:u w:val="none"/>
-                <w:strike w:val="false"/>
                 <w:sz w:val="21"/>
                 <w:szCs w:val="21"/>
                 <w:color w:val="063360"/>
@@ -240,6 +241,7 @@
         <w:trPr>
           <w:trHeight w:val="360" w:hRule="auto"/>
         </w:trPr>
+        body1
         <w:tc>
           <w:tcPr>
             <w:tcBorders>
@@ -269,24 +271,13 @@
               </w:pBdr>
               <w:spacing w:after="80" w:before="80" w:line="240"/>
               <w:ind w:left="80" w:right="80" w:firstLine="0" w:firstLineChars="0"/>
-              <w:rPr>
-                <w:rFonts w:ascii="Arial" w:hAnsi="Arial" w:eastAsia="Arial" w:cs="Arial"/>
-                <w:i w:val="false"/>
-                <w:b w:val="false"/>
-                <w:u w:val="none"/>
-                <w:strike w:val="false"/>
-                <w:sz w:val="21"/>
-                <w:szCs w:val="21"/>
-                <w:color w:val="000000"/>
-              </w:rPr>
-            </w:pPr>
-            <w:r>
-              <w:rPr>
-                <w:rFonts w:ascii="Arial" w:hAnsi="Arial" w:eastAsia="Arial" w:cs="Arial"/>
-                <w:i w:val="false"/>
-                <w:b w:val="false"/>
-                <w:u w:val="none"/>
-                <w:strike w:val="false"/>
+            </w:pPr>
+            <w:r>
+              <w:rPr>
+                <w:rFonts w:ascii="Arial" w:hAnsi="DejaVu Sans" w:eastAsia="DejaVu Sans" w:cs="DejaVu Sans"/>
+                <w:i w:val="false"/>
+                <w:b w:val="false"/>
+                <w:u w:val="none"/>
                 <w:sz w:val="21"/>
                 <w:szCs w:val="21"/>
                 <w:color w:val="000000"/>
@@ -324,24 +315,13 @@
               </w:pBdr>
               <w:spacing w:after="80" w:before="80" w:line="240"/>
               <w:ind w:left="80" w:right="80" w:firstLine="0" w:firstLineChars="0"/>
-              <w:rPr>
-                <w:rFonts w:ascii="Arial" w:hAnsi="Arial" w:eastAsia="Arial" w:cs="Arial"/>
-                <w:i w:val="false"/>
-                <w:b w:val="false"/>
-                <w:u w:val="none"/>
-                <w:strike w:val="false"/>
-                <w:sz w:val="21"/>
-                <w:szCs w:val="21"/>
-                <w:color w:val="000000"/>
-              </w:rPr>
-            </w:pPr>
-            <w:r>
-              <w:rPr>
-                <w:rFonts w:ascii="Arial" w:hAnsi="Arial" w:eastAsia="Arial" w:cs="Arial"/>
-                <w:i w:val="false"/>
-                <w:b w:val="false"/>
-                <w:u w:val="none"/>
-                <w:strike w:val="false"/>
+            </w:pPr>
+            <w:r>
+              <w:rPr>
+                <w:rFonts w:ascii="Arial" w:hAnsi="DejaVu Sans" w:eastAsia="DejaVu Sans" w:cs="DejaVu Sans"/>
+                <w:i w:val="false"/>
+                <w:b w:val="false"/>
+                <w:u w:val="none"/>
                 <w:sz w:val="21"/>
                 <w:szCs w:val="21"/>
                 <w:color w:val="000000"/>
@@ -355,6 +335,7 @@
         <w:trPr>
           <w:trHeight w:val="360" w:hRule="auto"/>
         </w:trPr>
+        body2
         <w:tc>
           <w:tcPr>
             <w:tcBorders>
@@ -384,24 +365,13 @@
               </w:pBdr>
               <w:spacing w:after="80" w:before="80" w:line="240"/>
               <w:ind w:left="80" w:right="80" w:firstLine="0" w:firstLineChars="0"/>
-              <w:rPr>
-                <w:rFonts w:ascii="Arial" w:hAnsi="Arial" w:eastAsia="Arial" w:cs="Arial"/>
-                <w:i w:val="false"/>
-                <w:b w:val="false"/>
-                <w:u w:val="none"/>
-                <w:strike w:val="false"/>
-                <w:sz w:val="21"/>
-                <w:szCs w:val="21"/>
-                <w:color w:val="000000"/>
-              </w:rPr>
-            </w:pPr>
-            <w:r>
-              <w:rPr>
-                <w:rFonts w:ascii="Arial" w:hAnsi="Arial" w:eastAsia="Arial" w:cs="Arial"/>
-                <w:i w:val="false"/>
-                <w:b w:val="false"/>
-                <w:u w:val="none"/>
-                <w:strike w:val="false"/>
+            </w:pPr>
+            <w:r>
+              <w:rPr>
+                <w:rFonts w:ascii="Arial" w:hAnsi="DejaVu Sans" w:eastAsia="DejaVu Sans" w:cs="DejaVu Sans"/>
+                <w:i w:val="false"/>
+                <w:b w:val="false"/>
+                <w:u w:val="none"/>
                 <w:sz w:val="21"/>
                 <w:szCs w:val="21"/>
                 <w:color w:val="000000"/>
@@ -439,24 +409,13 @@
               </w:pBdr>
               <w:spacing w:after="80" w:before="80" w:line="240"/>
               <w:ind w:left="80" w:right="80" w:firstLine="0" w:firstLineChars="0"/>
-              <w:rPr>
-                <w:rFonts w:ascii="Arial" w:hAnsi="Arial" w:eastAsia="Arial" w:cs="Arial"/>
-                <w:i w:val="false"/>
-                <w:b w:val="false"/>
-                <w:u w:val="none"/>
-                <w:strike w:val="false"/>
-                <w:sz w:val="21"/>
-                <w:szCs w:val="21"/>
-                <w:color w:val="000000"/>
-              </w:rPr>
-            </w:pPr>
-            <w:r>
-              <w:rPr>
-                <w:rFonts w:ascii="Arial" w:hAnsi="Arial" w:eastAsia="Arial" w:cs="Arial"/>
-                <w:i w:val="false"/>
-                <w:b w:val="false"/>
-                <w:u w:val="none"/>
-                <w:strike w:val="false"/>
+            </w:pPr>
+            <w:r>
+              <w:rPr>
+                <w:rFonts w:ascii="Arial" w:hAnsi="DejaVu Sans" w:eastAsia="DejaVu Sans" w:cs="DejaVu Sans"/>
+                <w:i w:val="false"/>
+                <w:b w:val="false"/>
+                <w:u w:val="none"/>
                 <w:sz w:val="21"/>
                 <w:szCs w:val="21"/>
                 <w:color w:val="000000"/>
@@ -470,6 +429,7 @@
         <w:trPr>
           <w:trHeight w:val="360" w:hRule="auto"/>
         </w:trPr>
+        body3
         <w:tc>
           <w:tcPr>
             <w:tcBorders>
@@ -499,24 +459,13 @@
               </w:pBdr>
               <w:spacing w:after="80" w:before="80" w:line="240"/>
               <w:ind w:left="80" w:right="80" w:firstLine="0" w:firstLineChars="0"/>
-              <w:rPr>
-                <w:rFonts w:ascii="Arial" w:hAnsi="Arial" w:eastAsia="Arial" w:cs="Arial"/>
-                <w:i w:val="false"/>
-                <w:b w:val="false"/>
-                <w:u w:val="none"/>
-                <w:strike w:val="false"/>
-                <w:sz w:val="21"/>
-                <w:szCs w:val="21"/>
-                <w:color w:val="000000"/>
-              </w:rPr>
-            </w:pPr>
-            <w:r>
-              <w:rPr>
-                <w:rFonts w:ascii="Arial" w:hAnsi="Arial" w:eastAsia="Arial" w:cs="Arial"/>
-                <w:i w:val="false"/>
-                <w:b w:val="false"/>
-                <w:u w:val="none"/>
-                <w:strike w:val="false"/>
+            </w:pPr>
+            <w:r>
+              <w:rPr>
+                <w:rFonts w:ascii="Arial" w:hAnsi="DejaVu Sans" w:eastAsia="DejaVu Sans" w:cs="DejaVu Sans"/>
+                <w:i w:val="false"/>
+                <w:b w:val="false"/>
+                <w:u w:val="none"/>
                 <w:sz w:val="21"/>
                 <w:szCs w:val="21"/>
                 <w:color w:val="000000"/>
@@ -554,24 +503,13 @@
               </w:pBdr>
               <w:spacing w:after="80" w:before="80" w:line="240"/>
               <w:ind w:left="80" w:right="80" w:firstLine="0" w:firstLineChars="0"/>
-              <w:rPr>
-                <w:rFonts w:ascii="Arial" w:hAnsi="Arial" w:eastAsia="Arial" w:cs="Arial"/>
-                <w:i w:val="false"/>
-                <w:b w:val="false"/>
-                <w:u w:val="none"/>
-                <w:strike w:val="false"/>
-                <w:sz w:val="21"/>
-                <w:szCs w:val="21"/>
-                <w:color w:val="000000"/>
-              </w:rPr>
-            </w:pPr>
-            <w:r>
-              <w:rPr>
-                <w:rFonts w:ascii="Arial" w:hAnsi="Arial" w:eastAsia="Arial" w:cs="Arial"/>
-                <w:i w:val="false"/>
-                <w:b w:val="false"/>
-                <w:u w:val="none"/>
-                <w:strike w:val="false"/>
+            </w:pPr>
+            <w:r>
+              <w:rPr>
+                <w:rFonts w:ascii="Arial" w:hAnsi="DejaVu Sans" w:eastAsia="DejaVu Sans" w:cs="DejaVu Sans"/>
+                <w:i w:val="false"/>
+                <w:b w:val="false"/>
+                <w:u w:val="none"/>
                 <w:sz w:val="21"/>
                 <w:szCs w:val="21"/>
                 <w:color w:val="000000"/>
@@ -601,7 +539,6 @@
           <w:i w:val="true"/>
           <w:b w:val="false"/>
           <w:u w:val="none"/>
-          <w:strike w:val="false"/>
           <w:sz w:val="17"/>
           <w:szCs w:val="17"/>
           <w:color w:val="545860"/>
@@ -627,6 +564,7 @@
           <w:trHeight w:val="360" w:hRule="auto"/>
           <w:tblHeader/>
         </w:trPr>
+        header1
         <w:tc>
           <w:tcPr>
             <w:tcBorders>
@@ -656,24 +594,13 @@
               </w:pBdr>
               <w:spacing w:after="80" w:before="80" w:line="240"/>
               <w:ind w:left="80" w:right="80" w:firstLine="0" w:firstLineChars="0"/>
-              <w:rPr>
-                <w:rFonts w:ascii="Arial" w:hAnsi="Arial" w:eastAsia="Arial" w:cs="Arial"/>
+            </w:pPr>
+            <w:r>
+              <w:rPr>
+                <w:rFonts w:ascii="Arial" w:hAnsi="DejaVu Sans" w:eastAsia="DejaVu Sans" w:cs="DejaVu Sans"/>
                 <w:i w:val="false"/>
                 <w:b w:val="true"/>
                 <w:u w:val="none"/>
-                <w:strike w:val="false"/>
-                <w:sz w:val="21"/>
-                <w:szCs w:val="21"/>
-                <w:color w:val="063360"/>
-              </w:rPr>
-            </w:pPr>
-            <w:r>
-              <w:rPr>
-                <w:rFonts w:ascii="Arial" w:hAnsi="Arial" w:eastAsia="Arial" w:cs="Arial"/>
-                <w:i w:val="false"/>
-                <w:b w:val="true"/>
-                <w:u w:val="none"/>
-                <w:strike w:val="false"/>
                 <w:sz w:val="21"/>
                 <w:szCs w:val="21"/>
                 <w:color w:val="063360"/>
@@ -711,24 +638,13 @@
               </w:pBdr>
               <w:spacing w:after="80" w:before="80" w:line="240"/>
               <w:ind w:left="80" w:right="80" w:firstLine="0" w:firstLineChars="0"/>
-              <w:rPr>
-                <w:rFonts w:ascii="Arial" w:hAnsi="Arial" w:eastAsia="Arial" w:cs="Arial"/>
+            </w:pPr>
+            <w:r>
+              <w:rPr>
+                <w:rFonts w:ascii="Arial" w:hAnsi="DejaVu Sans" w:eastAsia="DejaVu Sans" w:cs="DejaVu Sans"/>
                 <w:i w:val="false"/>
                 <w:b w:val="true"/>
                 <w:u w:val="none"/>
-                <w:strike w:val="false"/>
-                <w:sz w:val="21"/>
-                <w:szCs w:val="21"/>
-                <w:color w:val="063360"/>
-              </w:rPr>
-            </w:pPr>
-            <w:r>
-              <w:rPr>
-                <w:rFonts w:ascii="Arial" w:hAnsi="Arial" w:eastAsia="Arial" w:cs="Arial"/>
-                <w:i w:val="false"/>
-                <w:b w:val="true"/>
-                <w:u w:val="none"/>
-                <w:strike w:val="false"/>
                 <w:sz w:val="21"/>
                 <w:szCs w:val="21"/>
                 <w:color w:val="063360"/>
@@ -766,24 +682,13 @@
               </w:pBdr>
               <w:spacing w:after="80" w:before="80" w:line="240"/>
               <w:ind w:left="80" w:right="80" w:firstLine="0" w:firstLineChars="0"/>
-              <w:rPr>
-                <w:rFonts w:ascii="Arial" w:hAnsi="Arial" w:eastAsia="Arial" w:cs="Arial"/>
+            </w:pPr>
+            <w:r>
+              <w:rPr>
+                <w:rFonts w:ascii="Arial" w:hAnsi="DejaVu Sans" w:eastAsia="DejaVu Sans" w:cs="DejaVu Sans"/>
                 <w:i w:val="false"/>
                 <w:b w:val="true"/>
                 <w:u w:val="none"/>
-                <w:strike w:val="false"/>
-                <w:sz w:val="21"/>
-                <w:szCs w:val="21"/>
-                <w:color w:val="063360"/>
-              </w:rPr>
-            </w:pPr>
-            <w:r>
-              <w:rPr>
-                <w:rFonts w:ascii="Arial" w:hAnsi="Arial" w:eastAsia="Arial" w:cs="Arial"/>
-                <w:i w:val="false"/>
-                <w:b w:val="true"/>
-                <w:u w:val="none"/>
-                <w:strike w:val="false"/>
                 <w:sz w:val="21"/>
                 <w:szCs w:val="21"/>
                 <w:color w:val="063360"/>
@@ -821,24 +726,13 @@
               </w:pBdr>
               <w:spacing w:after="80" w:before="80" w:line="240"/>
               <w:ind w:left="80" w:right="80" w:firstLine="0" w:firstLineChars="0"/>
-              <w:rPr>
-                <w:rFonts w:ascii="Arial" w:hAnsi="Arial" w:eastAsia="Arial" w:cs="Arial"/>
+            </w:pPr>
+            <w:r>
+              <w:rPr>
+                <w:rFonts w:ascii="Arial" w:hAnsi="DejaVu Sans" w:eastAsia="DejaVu Sans" w:cs="DejaVu Sans"/>
                 <w:i w:val="false"/>
                 <w:b w:val="true"/>
                 <w:u w:val="none"/>
-                <w:strike w:val="false"/>
-                <w:sz w:val="21"/>
-                <w:szCs w:val="21"/>
-                <w:color w:val="063360"/>
-              </w:rPr>
-            </w:pPr>
-            <w:r>
-              <w:rPr>
-                <w:rFonts w:ascii="Arial" w:hAnsi="Arial" w:eastAsia="Arial" w:cs="Arial"/>
-                <w:i w:val="false"/>
-                <w:b w:val="true"/>
-                <w:u w:val="none"/>
-                <w:strike w:val="false"/>
                 <w:sz w:val="21"/>
                 <w:szCs w:val="21"/>
                 <w:color w:val="063360"/>
@@ -876,24 +770,13 @@
               </w:pBdr>
               <w:spacing w:after="80" w:before="80" w:line="240"/>
               <w:ind w:left="80" w:right="80" w:firstLine="0" w:firstLineChars="0"/>
-              <w:rPr>
-                <w:rFonts w:ascii="Arial" w:hAnsi="Arial" w:eastAsia="Arial" w:cs="Arial"/>
+            </w:pPr>
+            <w:r>
+              <w:rPr>
+                <w:rFonts w:ascii="Arial" w:hAnsi="DejaVu Sans" w:eastAsia="DejaVu Sans" w:cs="DejaVu Sans"/>
                 <w:i w:val="false"/>
                 <w:b w:val="true"/>
                 <w:u w:val="none"/>
-                <w:strike w:val="false"/>
-                <w:sz w:val="21"/>
-                <w:szCs w:val="21"/>
-                <w:color w:val="063360"/>
-              </w:rPr>
-            </w:pPr>
-            <w:r>
-              <w:rPr>
-                <w:rFonts w:ascii="Arial" w:hAnsi="Arial" w:eastAsia="Arial" w:cs="Arial"/>
-                <w:i w:val="false"/>
-                <w:b w:val="true"/>
-                <w:u w:val="none"/>
-                <w:strike w:val="false"/>
                 <w:sz w:val="21"/>
                 <w:szCs w:val="21"/>
                 <w:color w:val="063360"/>
@@ -905,8 +788,9 @@
       </w:tr>
       <w:tr>
         <w:trPr>
-          <w:trHeight w:val="1368" w:hRule="atLeast"/>
+          <w:trHeight w:val="1224" w:hRule="atLeast"/>
         </w:trPr>
+        body1
         <w:tc>
           <w:tcPr>
             <w:tcBorders>
@@ -936,24 +820,13 @@
               </w:pBdr>
               <w:spacing w:after="80" w:before="80" w:line="240"/>
               <w:ind w:left="80" w:right="80" w:firstLine="0" w:firstLineChars="0"/>
-              <w:rPr>
-                <w:rFonts w:ascii="Arial" w:hAnsi="Arial" w:eastAsia="Arial" w:cs="Arial"/>
-                <w:i w:val="false"/>
-                <w:b w:val="false"/>
-                <w:u w:val="none"/>
-                <w:strike w:val="false"/>
-                <w:sz w:val="21"/>
-                <w:szCs w:val="21"/>
-                <w:color w:val="000000"/>
-              </w:rPr>
-            </w:pPr>
-            <w:r>
-              <w:rPr>
-                <w:rFonts w:ascii="Arial" w:hAnsi="Arial" w:eastAsia="Arial" w:cs="Arial"/>
-                <w:i w:val="false"/>
-                <w:b w:val="false"/>
-                <w:u w:val="none"/>
-                <w:strike w:val="false"/>
+            </w:pPr>
+            <w:r>
+              <w:rPr>
+                <w:rFonts w:ascii="Arial" w:hAnsi="DejaVu Sans" w:eastAsia="DejaVu Sans" w:cs="DejaVu Sans"/>
+                <w:i w:val="false"/>
+                <w:b w:val="false"/>
+                <w:u w:val="none"/>
                 <w:sz w:val="21"/>
                 <w:szCs w:val="21"/>
                 <w:color w:val="000000"/>
@@ -991,24 +864,13 @@
               </w:pBdr>
               <w:spacing w:after="80" w:before="80" w:line="240"/>
               <w:ind w:left="80" w:right="80" w:firstLine="0" w:firstLineChars="0"/>
-              <w:rPr>
-                <w:rFonts w:ascii="Arial" w:hAnsi="Arial" w:eastAsia="Arial" w:cs="Arial"/>
-                <w:i w:val="false"/>
-                <w:b w:val="false"/>
-                <w:u w:val="none"/>
-                <w:strike w:val="false"/>
-                <w:sz w:val="21"/>
-                <w:szCs w:val="21"/>
-                <w:color w:val="000000"/>
-              </w:rPr>
-            </w:pPr>
-            <w:r>
-              <w:rPr>
-                <w:rFonts w:ascii="Arial" w:hAnsi="Arial" w:eastAsia="Arial" w:cs="Arial"/>
-                <w:i w:val="false"/>
-                <w:b w:val="false"/>
-                <w:u w:val="none"/>
-                <w:strike w:val="false"/>
+            </w:pPr>
+            <w:r>
+              <w:rPr>
+                <w:rFonts w:ascii="Arial" w:hAnsi="DejaVu Sans" w:eastAsia="DejaVu Sans" w:cs="DejaVu Sans"/>
+                <w:i w:val="false"/>
+                <w:b w:val="false"/>
+                <w:u w:val="none"/>
                 <w:sz w:val="21"/>
                 <w:szCs w:val="21"/>
                 <w:color w:val="000000"/>
@@ -1046,24 +908,13 @@
               </w:pBdr>
               <w:spacing w:after="80" w:before="80" w:line="240"/>
               <w:ind w:left="80" w:right="80" w:firstLine="0" w:firstLineChars="0"/>
-              <w:rPr>
-                <w:rFonts w:ascii="Arial" w:hAnsi="Arial" w:eastAsia="Arial" w:cs="Arial"/>
-                <w:i w:val="false"/>
-                <w:b w:val="false"/>
-                <w:u w:val="none"/>
-                <w:strike w:val="false"/>
-                <w:sz w:val="21"/>
-                <w:szCs w:val="21"/>
-                <w:color w:val="000000"/>
-              </w:rPr>
-            </w:pPr>
-            <w:r>
-              <w:rPr>
-                <w:rFonts w:ascii="Arial" w:hAnsi="Arial" w:eastAsia="Arial" w:cs="Arial"/>
-                <w:i w:val="false"/>
-                <w:b w:val="false"/>
-                <w:u w:val="none"/>
-                <w:strike w:val="false"/>
+            </w:pPr>
+            <w:r>
+              <w:rPr>
+                <w:rFonts w:ascii="Arial" w:hAnsi="DejaVu Sans" w:eastAsia="DejaVu Sans" w:cs="DejaVu Sans"/>
+                <w:i w:val="false"/>
+                <w:b w:val="false"/>
+                <w:u w:val="none"/>
                 <w:sz w:val="21"/>
                 <w:szCs w:val="21"/>
                 <w:color w:val="000000"/>
@@ -1101,24 +952,13 @@
               </w:pBdr>
               <w:spacing w:after="80" w:before="80" w:line="240"/>
               <w:ind w:left="80" w:right="80" w:firstLine="0" w:firstLineChars="0"/>
-              <w:rPr>
-                <w:rFonts w:ascii="Arial" w:hAnsi="Arial" w:eastAsia="Arial" w:cs="Arial"/>
-                <w:i w:val="false"/>
-                <w:b w:val="false"/>
-                <w:u w:val="none"/>
-                <w:strike w:val="false"/>
-                <w:sz w:val="21"/>
-                <w:szCs w:val="21"/>
-                <w:color w:val="000000"/>
-              </w:rPr>
-            </w:pPr>
-            <w:r>
-              <w:rPr>
-                <w:rFonts w:ascii="Arial" w:hAnsi="Arial" w:eastAsia="Arial" w:cs="Arial"/>
-                <w:i w:val="false"/>
-                <w:b w:val="false"/>
-                <w:u w:val="none"/>
-                <w:strike w:val="false"/>
+            </w:pPr>
+            <w:r>
+              <w:rPr>
+                <w:rFonts w:ascii="Arial" w:hAnsi="DejaVu Sans" w:eastAsia="DejaVu Sans" w:cs="DejaVu Sans"/>
+                <w:i w:val="false"/>
+                <w:b w:val="false"/>
+                <w:u w:val="none"/>
                 <w:sz w:val="21"/>
                 <w:szCs w:val="21"/>
                 <w:color w:val="000000"/>
@@ -1156,24 +996,13 @@
               </w:pBdr>
               <w:spacing w:after="80" w:before="80" w:line="240"/>
               <w:ind w:left="80" w:right="80" w:firstLine="0" w:firstLineChars="0"/>
-              <w:rPr>
-                <w:rFonts w:ascii="Arial" w:hAnsi="Arial" w:eastAsia="Arial" w:cs="Arial"/>
-                <w:i w:val="false"/>
-                <w:b w:val="false"/>
-                <w:u w:val="none"/>
-                <w:strike w:val="false"/>
-                <w:sz w:val="21"/>
-                <w:szCs w:val="21"/>
-                <w:color w:val="000000"/>
-              </w:rPr>
-            </w:pPr>
-            <w:r>
-              <w:rPr>
-                <w:rFonts w:ascii="Arial" w:hAnsi="Arial" w:eastAsia="Arial" w:cs="Arial"/>
-                <w:i w:val="false"/>
-                <w:b w:val="false"/>
-                <w:u w:val="none"/>
-                <w:strike w:val="false"/>
+            </w:pPr>
+            <w:r>
+              <w:rPr>
+                <w:rFonts w:ascii="Arial" w:hAnsi="DejaVu Sans" w:eastAsia="DejaVu Sans" w:cs="DejaVu Sans"/>
+                <w:i w:val="false"/>
+                <w:b w:val="false"/>
+                <w:u w:val="none"/>
                 <w:sz w:val="21"/>
                 <w:szCs w:val="21"/>
                 <w:color w:val="000000"/>
@@ -1185,8 +1014,9 @@
       </w:tr>
       <w:tr>
         <w:trPr>
-          <w:trHeight w:val="1368" w:hRule="atLeast"/>
+          <w:trHeight w:val="1224" w:hRule="atLeast"/>
         </w:trPr>
+        body2
         <w:tc>
           <w:tcPr>
             <w:tcBorders>
@@ -1216,24 +1046,13 @@
               </w:pBdr>
               <w:spacing w:after="80" w:before="80" w:line="240"/>
               <w:ind w:left="80" w:right="80" w:firstLine="0" w:firstLineChars="0"/>
-              <w:rPr>
-                <w:rFonts w:ascii="Arial" w:hAnsi="Arial" w:eastAsia="Arial" w:cs="Arial"/>
-                <w:i w:val="false"/>
-                <w:b w:val="false"/>
-                <w:u w:val="none"/>
-                <w:strike w:val="false"/>
-                <w:sz w:val="21"/>
-                <w:szCs w:val="21"/>
-                <w:color w:val="000000"/>
-              </w:rPr>
-            </w:pPr>
-            <w:r>
-              <w:rPr>
-                <w:rFonts w:ascii="Arial" w:hAnsi="Arial" w:eastAsia="Arial" w:cs="Arial"/>
-                <w:i w:val="false"/>
-                <w:b w:val="false"/>
-                <w:u w:val="none"/>
-                <w:strike w:val="false"/>
+            </w:pPr>
+            <w:r>
+              <w:rPr>
+                <w:rFonts w:ascii="Arial" w:hAnsi="DejaVu Sans" w:eastAsia="DejaVu Sans" w:cs="DejaVu Sans"/>
+                <w:i w:val="false"/>
+                <w:b w:val="false"/>
+                <w:u w:val="none"/>
                 <w:sz w:val="21"/>
                 <w:szCs w:val="21"/>
                 <w:color w:val="000000"/>
@@ -1271,24 +1090,13 @@
               </w:pBdr>
               <w:spacing w:after="80" w:before="80" w:line="240"/>
               <w:ind w:left="80" w:right="80" w:firstLine="0" w:firstLineChars="0"/>
-              <w:rPr>
-                <w:rFonts w:ascii="Arial" w:hAnsi="Arial" w:eastAsia="Arial" w:cs="Arial"/>
-                <w:i w:val="false"/>
-                <w:b w:val="false"/>
-                <w:u w:val="none"/>
-                <w:strike w:val="false"/>
-                <w:sz w:val="21"/>
-                <w:szCs w:val="21"/>
-                <w:color w:val="000000"/>
-              </w:rPr>
-            </w:pPr>
-            <w:r>
-              <w:rPr>
-                <w:rFonts w:ascii="Arial" w:hAnsi="Arial" w:eastAsia="Arial" w:cs="Arial"/>
-                <w:i w:val="false"/>
-                <w:b w:val="false"/>
-                <w:u w:val="none"/>
-                <w:strike w:val="false"/>
+            </w:pPr>
+            <w:r>
+              <w:rPr>
+                <w:rFonts w:ascii="Arial" w:hAnsi="DejaVu Sans" w:eastAsia="DejaVu Sans" w:cs="DejaVu Sans"/>
+                <w:i w:val="false"/>
+                <w:b w:val="false"/>
+                <w:u w:val="none"/>
                 <w:sz w:val="21"/>
                 <w:szCs w:val="21"/>
                 <w:color w:val="000000"/>
@@ -1326,24 +1134,13 @@
               </w:pBdr>
               <w:spacing w:after="80" w:before="80" w:line="240"/>
               <w:ind w:left="80" w:right="80" w:firstLine="0" w:firstLineChars="0"/>
-              <w:rPr>
-                <w:rFonts w:ascii="Arial" w:hAnsi="Arial" w:eastAsia="Arial" w:cs="Arial"/>
-                <w:i w:val="false"/>
-                <w:b w:val="false"/>
-                <w:u w:val="none"/>
-                <w:strike w:val="false"/>
-                <w:sz w:val="21"/>
-                <w:szCs w:val="21"/>
-                <w:color w:val="000000"/>
-              </w:rPr>
-            </w:pPr>
-            <w:r>
-              <w:rPr>
-                <w:rFonts w:ascii="Arial" w:hAnsi="Arial" w:eastAsia="Arial" w:cs="Arial"/>
-                <w:i w:val="false"/>
-                <w:b w:val="false"/>
-                <w:u w:val="none"/>
-                <w:strike w:val="false"/>
+            </w:pPr>
+            <w:r>
+              <w:rPr>
+                <w:rFonts w:ascii="Arial" w:hAnsi="DejaVu Sans" w:eastAsia="DejaVu Sans" w:cs="DejaVu Sans"/>
+                <w:i w:val="false"/>
+                <w:b w:val="false"/>
+                <w:u w:val="none"/>
                 <w:sz w:val="21"/>
                 <w:szCs w:val="21"/>
                 <w:color w:val="000000"/>
@@ -1381,24 +1178,13 @@
               </w:pBdr>
               <w:spacing w:after="80" w:before="80" w:line="240"/>
               <w:ind w:left="80" w:right="80" w:firstLine="0" w:firstLineChars="0"/>
-              <w:rPr>
-                <w:rFonts w:ascii="Arial" w:hAnsi="Arial" w:eastAsia="Arial" w:cs="Arial"/>
-                <w:i w:val="false"/>
-                <w:b w:val="false"/>
-                <w:u w:val="none"/>
-                <w:strike w:val="false"/>
-                <w:sz w:val="21"/>
-                <w:szCs w:val="21"/>
-                <w:color w:val="000000"/>
-              </w:rPr>
-            </w:pPr>
-            <w:r>
-              <w:rPr>
-                <w:rFonts w:ascii="Arial" w:hAnsi="Arial" w:eastAsia="Arial" w:cs="Arial"/>
-                <w:i w:val="false"/>
-                <w:b w:val="false"/>
-                <w:u w:val="none"/>
-                <w:strike w:val="false"/>
+            </w:pPr>
+            <w:r>
+              <w:rPr>
+                <w:rFonts w:ascii="Arial" w:hAnsi="DejaVu Sans" w:eastAsia="DejaVu Sans" w:cs="DejaVu Sans"/>
+                <w:i w:val="false"/>
+                <w:b w:val="false"/>
+                <w:u w:val="none"/>
                 <w:sz w:val="21"/>
                 <w:szCs w:val="21"/>
                 <w:color w:val="000000"/>
@@ -1436,24 +1222,13 @@
               </w:pBdr>
               <w:spacing w:after="80" w:before="80" w:line="240"/>
               <w:ind w:left="80" w:right="80" w:firstLine="0" w:firstLineChars="0"/>
-              <w:rPr>
-                <w:rFonts w:ascii="Arial" w:hAnsi="Arial" w:eastAsia="Arial" w:cs="Arial"/>
-                <w:i w:val="false"/>
-                <w:b w:val="false"/>
-                <w:u w:val="none"/>
-                <w:strike w:val="false"/>
-                <w:sz w:val="21"/>
-                <w:szCs w:val="21"/>
-                <w:color w:val="000000"/>
-              </w:rPr>
-            </w:pPr>
-            <w:r>
-              <w:rPr>
-                <w:rFonts w:ascii="Arial" w:hAnsi="Arial" w:eastAsia="Arial" w:cs="Arial"/>
-                <w:i w:val="false"/>
-                <w:b w:val="false"/>
-                <w:u w:val="none"/>
-                <w:strike w:val="false"/>
+            </w:pPr>
+            <w:r>
+              <w:rPr>
+                <w:rFonts w:ascii="Arial" w:hAnsi="DejaVu Sans" w:eastAsia="DejaVu Sans" w:cs="DejaVu Sans"/>
+                <w:i w:val="false"/>
+                <w:b w:val="false"/>
+                <w:u w:val="none"/>
                 <w:sz w:val="21"/>
                 <w:szCs w:val="21"/>
                 <w:color w:val="000000"/>
@@ -1465,8 +1240,9 @@
       </w:tr>
       <w:tr>
         <w:trPr>
-          <w:trHeight w:val="1368" w:hRule="atLeast"/>
+          <w:trHeight w:val="1224" w:hRule="atLeast"/>
         </w:trPr>
+        body3
         <w:tc>
           <w:tcPr>
             <w:tcBorders>
@@ -1496,24 +1272,13 @@
               </w:pBdr>
               <w:spacing w:after="80" w:before="80" w:line="240"/>
               <w:ind w:left="80" w:right="80" w:firstLine="0" w:firstLineChars="0"/>
-              <w:rPr>
-                <w:rFonts w:ascii="Arial" w:hAnsi="Arial" w:eastAsia="Arial" w:cs="Arial"/>
-                <w:i w:val="false"/>
-                <w:b w:val="false"/>
-                <w:u w:val="none"/>
-                <w:strike w:val="false"/>
-                <w:sz w:val="21"/>
-                <w:szCs w:val="21"/>
-                <w:color w:val="000000"/>
-              </w:rPr>
-            </w:pPr>
-            <w:r>
-              <w:rPr>
-                <w:rFonts w:ascii="Arial" w:hAnsi="Arial" w:eastAsia="Arial" w:cs="Arial"/>
-                <w:i w:val="false"/>
-                <w:b w:val="false"/>
-                <w:u w:val="none"/>
-                <w:strike w:val="false"/>
+            </w:pPr>
+            <w:r>
+              <w:rPr>
+                <w:rFonts w:ascii="Arial" w:hAnsi="DejaVu Sans" w:eastAsia="DejaVu Sans" w:cs="DejaVu Sans"/>
+                <w:i w:val="false"/>
+                <w:b w:val="false"/>
+                <w:u w:val="none"/>
                 <w:sz w:val="21"/>
                 <w:szCs w:val="21"/>
                 <w:color w:val="000000"/>
@@ -1551,24 +1316,13 @@
               </w:pBdr>
               <w:spacing w:after="80" w:before="80" w:line="240"/>
               <w:ind w:left="80" w:right="80" w:firstLine="0" w:firstLineChars="0"/>
-              <w:rPr>
-                <w:rFonts w:ascii="Arial" w:hAnsi="Arial" w:eastAsia="Arial" w:cs="Arial"/>
-                <w:i w:val="false"/>
-                <w:b w:val="false"/>
-                <w:u w:val="none"/>
-                <w:strike w:val="false"/>
-                <w:sz w:val="21"/>
-                <w:szCs w:val="21"/>
-                <w:color w:val="000000"/>
-              </w:rPr>
-            </w:pPr>
-            <w:r>
-              <w:rPr>
-                <w:rFonts w:ascii="Arial" w:hAnsi="Arial" w:eastAsia="Arial" w:cs="Arial"/>
-                <w:i w:val="false"/>
-                <w:b w:val="false"/>
-                <w:u w:val="none"/>
-                <w:strike w:val="false"/>
+            </w:pPr>
+            <w:r>
+              <w:rPr>
+                <w:rFonts w:ascii="Arial" w:hAnsi="DejaVu Sans" w:eastAsia="DejaVu Sans" w:cs="DejaVu Sans"/>
+                <w:i w:val="false"/>
+                <w:b w:val="false"/>
+                <w:u w:val="none"/>
                 <w:sz w:val="21"/>
                 <w:szCs w:val="21"/>
                 <w:color w:val="000000"/>
@@ -1606,24 +1360,13 @@
               </w:pBdr>
               <w:spacing w:after="80" w:before="80" w:line="240"/>
               <w:ind w:left="80" w:right="80" w:firstLine="0" w:firstLineChars="0"/>
-              <w:rPr>
-                <w:rFonts w:ascii="Arial" w:hAnsi="Arial" w:eastAsia="Arial" w:cs="Arial"/>
-                <w:i w:val="false"/>
-                <w:b w:val="false"/>
-                <w:u w:val="none"/>
-                <w:strike w:val="false"/>
-                <w:sz w:val="21"/>
-                <w:szCs w:val="21"/>
-                <w:color w:val="000000"/>
-              </w:rPr>
-            </w:pPr>
-            <w:r>
-              <w:rPr>
-                <w:rFonts w:ascii="Arial" w:hAnsi="Arial" w:eastAsia="Arial" w:cs="Arial"/>
-                <w:i w:val="false"/>
-                <w:b w:val="false"/>
-                <w:u w:val="none"/>
-                <w:strike w:val="false"/>
+            </w:pPr>
+            <w:r>
+              <w:rPr>
+                <w:rFonts w:ascii="Arial" w:hAnsi="DejaVu Sans" w:eastAsia="DejaVu Sans" w:cs="DejaVu Sans"/>
+                <w:i w:val="false"/>
+                <w:b w:val="false"/>
+                <w:u w:val="none"/>
                 <w:sz w:val="21"/>
                 <w:szCs w:val="21"/>
                 <w:color w:val="000000"/>
@@ -1661,24 +1404,13 @@
               </w:pBdr>
               <w:spacing w:after="80" w:before="80" w:line="240"/>
               <w:ind w:left="80" w:right="80" w:firstLine="0" w:firstLineChars="0"/>
-              <w:rPr>
-                <w:rFonts w:ascii="Arial" w:hAnsi="Arial" w:eastAsia="Arial" w:cs="Arial"/>
-                <w:i w:val="false"/>
-                <w:b w:val="false"/>
-                <w:u w:val="none"/>
-                <w:strike w:val="false"/>
-                <w:sz w:val="21"/>
-                <w:szCs w:val="21"/>
-                <w:color w:val="000000"/>
-              </w:rPr>
-            </w:pPr>
-            <w:r>
-              <w:rPr>
-                <w:rFonts w:ascii="Arial" w:hAnsi="Arial" w:eastAsia="Arial" w:cs="Arial"/>
-                <w:i w:val="false"/>
-                <w:b w:val="false"/>
-                <w:u w:val="none"/>
-                <w:strike w:val="false"/>
+            </w:pPr>
+            <w:r>
+              <w:rPr>
+                <w:rFonts w:ascii="Arial" w:hAnsi="DejaVu Sans" w:eastAsia="DejaVu Sans" w:cs="DejaVu Sans"/>
+                <w:i w:val="false"/>
+                <w:b w:val="false"/>
+                <w:u w:val="none"/>
                 <w:sz w:val="21"/>
                 <w:szCs w:val="21"/>
                 <w:color w:val="000000"/>
@@ -1716,24 +1448,13 @@
               </w:pBdr>
               <w:spacing w:after="80" w:before="80" w:line="240"/>
               <w:ind w:left="80" w:right="80" w:firstLine="0" w:firstLineChars="0"/>
-              <w:rPr>
-                <w:rFonts w:ascii="Arial" w:hAnsi="Arial" w:eastAsia="Arial" w:cs="Arial"/>
-                <w:i w:val="false"/>
-                <w:b w:val="false"/>
-                <w:u w:val="none"/>
-                <w:strike w:val="false"/>
-                <w:sz w:val="21"/>
-                <w:szCs w:val="21"/>
-                <w:color w:val="000000"/>
-              </w:rPr>
-            </w:pPr>
-            <w:r>
-              <w:rPr>
-                <w:rFonts w:ascii="Arial" w:hAnsi="Arial" w:eastAsia="Arial" w:cs="Arial"/>
-                <w:i w:val="false"/>
-                <w:b w:val="false"/>
-                <w:u w:val="none"/>
-                <w:strike w:val="false"/>
+            </w:pPr>
+            <w:r>
+              <w:rPr>
+                <w:rFonts w:ascii="Arial" w:hAnsi="DejaVu Sans" w:eastAsia="DejaVu Sans" w:cs="DejaVu Sans"/>
+                <w:i w:val="false"/>
+                <w:b w:val="false"/>
+                <w:u w:val="none"/>
                 <w:sz w:val="21"/>
                 <w:szCs w:val="21"/>
                 <w:color w:val="000000"/>
@@ -1745,8 +1466,9 @@
       </w:tr>
       <w:tr>
         <w:trPr>
-          <w:trHeight w:val="1368" w:hRule="atLeast"/>
+          <w:trHeight w:val="1224" w:hRule="atLeast"/>
         </w:trPr>
+        body4
         <w:tc>
           <w:tcPr>
             <w:tcBorders>
@@ -1776,24 +1498,13 @@
               </w:pBdr>
               <w:spacing w:after="80" w:before="80" w:line="240"/>
               <w:ind w:left="80" w:right="80" w:firstLine="0" w:firstLineChars="0"/>
-              <w:rPr>
-                <w:rFonts w:ascii="Arial" w:hAnsi="Arial" w:eastAsia="Arial" w:cs="Arial"/>
-                <w:i w:val="false"/>
-                <w:b w:val="false"/>
-                <w:u w:val="none"/>
-                <w:strike w:val="false"/>
-                <w:sz w:val="21"/>
-                <w:szCs w:val="21"/>
-                <w:color w:val="000000"/>
-              </w:rPr>
-            </w:pPr>
-            <w:r>
-              <w:rPr>
-                <w:rFonts w:ascii="Arial" w:hAnsi="Arial" w:eastAsia="Arial" w:cs="Arial"/>
-                <w:i w:val="false"/>
-                <w:b w:val="false"/>
-                <w:u w:val="none"/>
-                <w:strike w:val="false"/>
+            </w:pPr>
+            <w:r>
+              <w:rPr>
+                <w:rFonts w:ascii="Arial" w:hAnsi="DejaVu Sans" w:eastAsia="DejaVu Sans" w:cs="DejaVu Sans"/>
+                <w:i w:val="false"/>
+                <w:b w:val="false"/>
+                <w:u w:val="none"/>
                 <w:sz w:val="21"/>
                 <w:szCs w:val="21"/>
                 <w:color w:val="000000"/>
@@ -1831,24 +1542,13 @@
               </w:pBdr>
               <w:spacing w:after="80" w:before="80" w:line="240"/>
               <w:ind w:left="80" w:right="80" w:firstLine="0" w:firstLineChars="0"/>
-              <w:rPr>
-                <w:rFonts w:ascii="Arial" w:hAnsi="Arial" w:eastAsia="Arial" w:cs="Arial"/>
-                <w:i w:val="false"/>
-                <w:b w:val="false"/>
-                <w:u w:val="none"/>
-                <w:strike w:val="false"/>
-                <w:sz w:val="21"/>
-                <w:szCs w:val="21"/>
-                <w:color w:val="000000"/>
-              </w:rPr>
-            </w:pPr>
-            <w:r>
-              <w:rPr>
-                <w:rFonts w:ascii="Arial" w:hAnsi="Arial" w:eastAsia="Arial" w:cs="Arial"/>
-                <w:i w:val="false"/>
-                <w:b w:val="false"/>
-                <w:u w:val="none"/>
-                <w:strike w:val="false"/>
+            </w:pPr>
+            <w:r>
+              <w:rPr>
+                <w:rFonts w:ascii="Arial" w:hAnsi="DejaVu Sans" w:eastAsia="DejaVu Sans" w:cs="DejaVu Sans"/>
+                <w:i w:val="false"/>
+                <w:b w:val="false"/>
+                <w:u w:val="none"/>
                 <w:sz w:val="21"/>
                 <w:szCs w:val="21"/>
                 <w:color w:val="000000"/>
@@ -1886,24 +1586,13 @@
               </w:pBdr>
               <w:spacing w:after="80" w:before="80" w:line="240"/>
               <w:ind w:left="80" w:right="80" w:firstLine="0" w:firstLineChars="0"/>
-              <w:rPr>
-                <w:rFonts w:ascii="Arial" w:hAnsi="Arial" w:eastAsia="Arial" w:cs="Arial"/>
-                <w:i w:val="false"/>
-                <w:b w:val="false"/>
-                <w:u w:val="none"/>
-                <w:strike w:val="false"/>
-                <w:sz w:val="21"/>
-                <w:szCs w:val="21"/>
-                <w:color w:val="000000"/>
-              </w:rPr>
-            </w:pPr>
-            <w:r>
-              <w:rPr>
-                <w:rFonts w:ascii="Arial" w:hAnsi="Arial" w:eastAsia="Arial" w:cs="Arial"/>
-                <w:i w:val="false"/>
-                <w:b w:val="false"/>
-                <w:u w:val="none"/>
-                <w:strike w:val="false"/>
+            </w:pPr>
+            <w:r>
+              <w:rPr>
+                <w:rFonts w:ascii="Arial" w:hAnsi="DejaVu Sans" w:eastAsia="DejaVu Sans" w:cs="DejaVu Sans"/>
+                <w:i w:val="false"/>
+                <w:b w:val="false"/>
+                <w:u w:val="none"/>
                 <w:sz w:val="21"/>
                 <w:szCs w:val="21"/>
                 <w:color w:val="000000"/>
@@ -1941,24 +1630,13 @@
               </w:pBdr>
               <w:spacing w:after="80" w:before="80" w:line="240"/>
               <w:ind w:left="80" w:right="80" w:firstLine="0" w:firstLineChars="0"/>
-              <w:rPr>
-                <w:rFonts w:ascii="Arial" w:hAnsi="Arial" w:eastAsia="Arial" w:cs="Arial"/>
-                <w:i w:val="false"/>
-                <w:b w:val="false"/>
-                <w:u w:val="none"/>
-                <w:strike w:val="false"/>
-                <w:sz w:val="21"/>
-                <w:szCs w:val="21"/>
-                <w:color w:val="000000"/>
-              </w:rPr>
-            </w:pPr>
-            <w:r>
-              <w:rPr>
-                <w:rFonts w:ascii="Arial" w:hAnsi="Arial" w:eastAsia="Arial" w:cs="Arial"/>
-                <w:i w:val="false"/>
-                <w:b w:val="false"/>
-                <w:u w:val="none"/>
-                <w:strike w:val="false"/>
+            </w:pPr>
+            <w:r>
+              <w:rPr>
+                <w:rFonts w:ascii="Arial" w:hAnsi="DejaVu Sans" w:eastAsia="DejaVu Sans" w:cs="DejaVu Sans"/>
+                <w:i w:val="false"/>
+                <w:b w:val="false"/>
+                <w:u w:val="none"/>
                 <w:sz w:val="21"/>
                 <w:szCs w:val="21"/>
                 <w:color w:val="000000"/>
@@ -1996,24 +1674,13 @@
               </w:pBdr>
               <w:spacing w:after="80" w:before="80" w:line="240"/>
               <w:ind w:left="80" w:right="80" w:firstLine="0" w:firstLineChars="0"/>
-              <w:rPr>
-                <w:rFonts w:ascii="Arial" w:hAnsi="Arial" w:eastAsia="Arial" w:cs="Arial"/>
-                <w:i w:val="false"/>
-                <w:b w:val="false"/>
-                <w:u w:val="none"/>
-                <w:strike w:val="false"/>
-                <w:sz w:val="21"/>
-                <w:szCs w:val="21"/>
-                <w:color w:val="000000"/>
-              </w:rPr>
-            </w:pPr>
-            <w:r>
-              <w:rPr>
-                <w:rFonts w:ascii="Arial" w:hAnsi="Arial" w:eastAsia="Arial" w:cs="Arial"/>
-                <w:i w:val="false"/>
-                <w:b w:val="false"/>
-                <w:u w:val="none"/>
-                <w:strike w:val="false"/>
+            </w:pPr>
+            <w:r>
+              <w:rPr>
+                <w:rFonts w:ascii="Arial" w:hAnsi="DejaVu Sans" w:eastAsia="DejaVu Sans" w:cs="DejaVu Sans"/>
+                <w:i w:val="false"/>
+                <w:b w:val="false"/>
+                <w:u w:val="none"/>
                 <w:sz w:val="21"/>
                 <w:szCs w:val="21"/>
                 <w:color w:val="000000"/>
@@ -2025,8 +1692,9 @@
       </w:tr>
       <w:tr>
         <w:trPr>
-          <w:trHeight w:val="1368" w:hRule="atLeast"/>
+          <w:trHeight w:val="1224" w:hRule="atLeast"/>
         </w:trPr>
+        body5
         <w:tc>
           <w:tcPr>
             <w:tcBorders>
@@ -2056,24 +1724,13 @@
               </w:pBdr>
               <w:spacing w:after="80" w:before="80" w:line="240"/>
               <w:ind w:left="80" w:right="80" w:firstLine="0" w:firstLineChars="0"/>
-              <w:rPr>
-                <w:rFonts w:ascii="Arial" w:hAnsi="Arial" w:eastAsia="Arial" w:cs="Arial"/>
-                <w:i w:val="false"/>
-                <w:b w:val="false"/>
-                <w:u w:val="none"/>
-                <w:strike w:val="false"/>
-                <w:sz w:val="21"/>
-                <w:szCs w:val="21"/>
-                <w:color w:val="000000"/>
-              </w:rPr>
-            </w:pPr>
-            <w:r>
-              <w:rPr>
-                <w:rFonts w:ascii="Arial" w:hAnsi="Arial" w:eastAsia="Arial" w:cs="Arial"/>
-                <w:i w:val="false"/>
-                <w:b w:val="false"/>
-                <w:u w:val="none"/>
-                <w:strike w:val="false"/>
+            </w:pPr>
+            <w:r>
+              <w:rPr>
+                <w:rFonts w:ascii="Arial" w:hAnsi="DejaVu Sans" w:eastAsia="DejaVu Sans" w:cs="DejaVu Sans"/>
+                <w:i w:val="false"/>
+                <w:b w:val="false"/>
+                <w:u w:val="none"/>
                 <w:sz w:val="21"/>
                 <w:szCs w:val="21"/>
                 <w:color w:val="000000"/>
@@ -2111,24 +1768,13 @@
               </w:pBdr>
               <w:spacing w:after="80" w:before="80" w:line="240"/>
               <w:ind w:left="80" w:right="80" w:firstLine="0" w:firstLineChars="0"/>
-              <w:rPr>
-                <w:rFonts w:ascii="Arial" w:hAnsi="Arial" w:eastAsia="Arial" w:cs="Arial"/>
-                <w:i w:val="false"/>
-                <w:b w:val="false"/>
-                <w:u w:val="none"/>
-                <w:strike w:val="false"/>
-                <w:sz w:val="21"/>
-                <w:szCs w:val="21"/>
-                <w:color w:val="000000"/>
-              </w:rPr>
-            </w:pPr>
-            <w:r>
-              <w:rPr>
-                <w:rFonts w:ascii="Arial" w:hAnsi="Arial" w:eastAsia="Arial" w:cs="Arial"/>
-                <w:i w:val="false"/>
-                <w:b w:val="false"/>
-                <w:u w:val="none"/>
-                <w:strike w:val="false"/>
+            </w:pPr>
+            <w:r>
+              <w:rPr>
+                <w:rFonts w:ascii="Arial" w:hAnsi="DejaVu Sans" w:eastAsia="DejaVu Sans" w:cs="DejaVu Sans"/>
+                <w:i w:val="false"/>
+                <w:b w:val="false"/>
+                <w:u w:val="none"/>
                 <w:sz w:val="21"/>
                 <w:szCs w:val="21"/>
                 <w:color w:val="000000"/>
@@ -2166,24 +1812,13 @@
               </w:pBdr>
               <w:spacing w:after="80" w:before="80" w:line="240"/>
               <w:ind w:left="80" w:right="80" w:firstLine="0" w:firstLineChars="0"/>
-              <w:rPr>
-                <w:rFonts w:ascii="Arial" w:hAnsi="Arial" w:eastAsia="Arial" w:cs="Arial"/>
-                <w:i w:val="false"/>
-                <w:b w:val="false"/>
-                <w:u w:val="none"/>
-                <w:strike w:val="false"/>
-                <w:sz w:val="21"/>
-                <w:szCs w:val="21"/>
-                <w:color w:val="000000"/>
-              </w:rPr>
-            </w:pPr>
-            <w:r>
-              <w:rPr>
-                <w:rFonts w:ascii="Arial" w:hAnsi="Arial" w:eastAsia="Arial" w:cs="Arial"/>
-                <w:i w:val="false"/>
-                <w:b w:val="false"/>
-                <w:u w:val="none"/>
-                <w:strike w:val="false"/>
+            </w:pPr>
+            <w:r>
+              <w:rPr>
+                <w:rFonts w:ascii="Arial" w:hAnsi="DejaVu Sans" w:eastAsia="DejaVu Sans" w:cs="DejaVu Sans"/>
+                <w:i w:val="false"/>
+                <w:b w:val="false"/>
+                <w:u w:val="none"/>
                 <w:sz w:val="21"/>
                 <w:szCs w:val="21"/>
                 <w:color w:val="000000"/>
@@ -2221,24 +1856,13 @@
               </w:pBdr>
               <w:spacing w:after="80" w:before="80" w:line="240"/>
               <w:ind w:left="80" w:right="80" w:firstLine="0" w:firstLineChars="0"/>
-              <w:rPr>
-                <w:rFonts w:ascii="Arial" w:hAnsi="Arial" w:eastAsia="Arial" w:cs="Arial"/>
-                <w:i w:val="false"/>
-                <w:b w:val="false"/>
-                <w:u w:val="none"/>
-                <w:strike w:val="false"/>
-                <w:sz w:val="21"/>
-                <w:szCs w:val="21"/>
-                <w:color w:val="000000"/>
-              </w:rPr>
-            </w:pPr>
-            <w:r>
-              <w:rPr>
-                <w:rFonts w:ascii="Arial" w:hAnsi="Arial" w:eastAsia="Arial" w:cs="Arial"/>
-                <w:i w:val="false"/>
-                <w:b w:val="false"/>
-                <w:u w:val="none"/>
-                <w:strike w:val="false"/>
+            </w:pPr>
+            <w:r>
+              <w:rPr>
+                <w:rFonts w:ascii="Arial" w:hAnsi="DejaVu Sans" w:eastAsia="DejaVu Sans" w:cs="DejaVu Sans"/>
+                <w:i w:val="false"/>
+                <w:b w:val="false"/>
+                <w:u w:val="none"/>
                 <w:sz w:val="21"/>
                 <w:szCs w:val="21"/>
                 <w:color w:val="000000"/>
@@ -2276,24 +1900,13 @@
               </w:pBdr>
               <w:spacing w:after="80" w:before="80" w:line="240"/>
               <w:ind w:left="80" w:right="80" w:firstLine="0" w:firstLineChars="0"/>
-              <w:rPr>
-                <w:rFonts w:ascii="Arial" w:hAnsi="Arial" w:eastAsia="Arial" w:cs="Arial"/>
-                <w:i w:val="false"/>
-                <w:b w:val="false"/>
-                <w:u w:val="none"/>
-                <w:strike w:val="false"/>
-                <w:sz w:val="21"/>
-                <w:szCs w:val="21"/>
-                <w:color w:val="000000"/>
-              </w:rPr>
-            </w:pPr>
-            <w:r>
-              <w:rPr>
-                <w:rFonts w:ascii="Arial" w:hAnsi="Arial" w:eastAsia="Arial" w:cs="Arial"/>
-                <w:i w:val="false"/>
-                <w:b w:val="false"/>
-                <w:u w:val="none"/>
-                <w:strike w:val="false"/>
+            </w:pPr>
+            <w:r>
+              <w:rPr>
+                <w:rFonts w:ascii="Arial" w:hAnsi="DejaVu Sans" w:eastAsia="DejaVu Sans" w:cs="DejaVu Sans"/>
+                <w:i w:val="false"/>
+                <w:b w:val="false"/>
+                <w:u w:val="none"/>
                 <w:sz w:val="21"/>
                 <w:szCs w:val="21"/>
                 <w:color w:val="000000"/>
@@ -2305,8 +1918,9 @@
       </w:tr>
       <w:tr>
         <w:trPr>
-          <w:trHeight w:val="1368" w:hRule="atLeast"/>
+          <w:trHeight w:val="1224" w:hRule="atLeast"/>
         </w:trPr>
+        body6
         <w:tc>
           <w:tcPr>
             <w:tcBorders>
@@ -2336,24 +1950,13 @@
               </w:pBdr>
               <w:spacing w:after="80" w:before="80" w:line="240"/>
               <w:ind w:left="80" w:right="80" w:firstLine="0" w:firstLineChars="0"/>
-              <w:rPr>
-                <w:rFonts w:ascii="Arial" w:hAnsi="Arial" w:eastAsia="Arial" w:cs="Arial"/>
-                <w:i w:val="false"/>
-                <w:b w:val="false"/>
-                <w:u w:val="none"/>
-                <w:strike w:val="false"/>
-                <w:sz w:val="21"/>
-                <w:szCs w:val="21"/>
-                <w:color w:val="000000"/>
-              </w:rPr>
-            </w:pPr>
-            <w:r>
-              <w:rPr>
-                <w:rFonts w:ascii="Arial" w:hAnsi="Arial" w:eastAsia="Arial" w:cs="Arial"/>
-                <w:i w:val="false"/>
-                <w:b w:val="false"/>
-                <w:u w:val="none"/>
-                <w:strike w:val="false"/>
+            </w:pPr>
+            <w:r>
+              <w:rPr>
+                <w:rFonts w:ascii="Arial" w:hAnsi="DejaVu Sans" w:eastAsia="DejaVu Sans" w:cs="DejaVu Sans"/>
+                <w:i w:val="false"/>
+                <w:b w:val="false"/>
+                <w:u w:val="none"/>
                 <w:sz w:val="21"/>
                 <w:szCs w:val="21"/>
                 <w:color w:val="000000"/>
@@ -2391,24 +1994,13 @@
               </w:pBdr>
               <w:spacing w:after="80" w:before="80" w:line="240"/>
               <w:ind w:left="80" w:right="80" w:firstLine="0" w:firstLineChars="0"/>
-              <w:rPr>
-                <w:rFonts w:ascii="Arial" w:hAnsi="Arial" w:eastAsia="Arial" w:cs="Arial"/>
-                <w:i w:val="false"/>
-                <w:b w:val="false"/>
-                <w:u w:val="none"/>
-                <w:strike w:val="false"/>
-                <w:sz w:val="21"/>
-                <w:szCs w:val="21"/>
-                <w:color w:val="000000"/>
-              </w:rPr>
-            </w:pPr>
-            <w:r>
-              <w:rPr>
-                <w:rFonts w:ascii="Arial" w:hAnsi="Arial" w:eastAsia="Arial" w:cs="Arial"/>
-                <w:i w:val="false"/>
-                <w:b w:val="false"/>
-                <w:u w:val="none"/>
-                <w:strike w:val="false"/>
+            </w:pPr>
+            <w:r>
+              <w:rPr>
+                <w:rFonts w:ascii="Arial" w:hAnsi="DejaVu Sans" w:eastAsia="DejaVu Sans" w:cs="DejaVu Sans"/>
+                <w:i w:val="false"/>
+                <w:b w:val="false"/>
+                <w:u w:val="none"/>
                 <w:sz w:val="21"/>
                 <w:szCs w:val="21"/>
                 <w:color w:val="000000"/>
@@ -2446,24 +2038,13 @@
               </w:pBdr>
               <w:spacing w:after="80" w:before="80" w:line="240"/>
               <w:ind w:left="80" w:right="80" w:firstLine="0" w:firstLineChars="0"/>
-              <w:rPr>
-                <w:rFonts w:ascii="Arial" w:hAnsi="Arial" w:eastAsia="Arial" w:cs="Arial"/>
-                <w:i w:val="false"/>
-                <w:b w:val="false"/>
-                <w:u w:val="none"/>
-                <w:strike w:val="false"/>
-                <w:sz w:val="21"/>
-                <w:szCs w:val="21"/>
-                <w:color w:val="000000"/>
-              </w:rPr>
-            </w:pPr>
-            <w:r>
-              <w:rPr>
-                <w:rFonts w:ascii="Arial" w:hAnsi="Arial" w:eastAsia="Arial" w:cs="Arial"/>
-                <w:i w:val="false"/>
-                <w:b w:val="false"/>
-                <w:u w:val="none"/>
-                <w:strike w:val="false"/>
+            </w:pPr>
+            <w:r>
+              <w:rPr>
+                <w:rFonts w:ascii="Arial" w:hAnsi="DejaVu Sans" w:eastAsia="DejaVu Sans" w:cs="DejaVu Sans"/>
+                <w:i w:val="false"/>
+                <w:b w:val="false"/>
+                <w:u w:val="none"/>
                 <w:sz w:val="21"/>
                 <w:szCs w:val="21"/>
                 <w:color w:val="000000"/>
@@ -2501,24 +2082,13 @@
               </w:pBdr>
               <w:spacing w:after="80" w:before="80" w:line="240"/>
               <w:ind w:left="80" w:right="80" w:firstLine="0" w:firstLineChars="0"/>
-              <w:rPr>
-                <w:rFonts w:ascii="Arial" w:hAnsi="Arial" w:eastAsia="Arial" w:cs="Arial"/>
-                <w:i w:val="false"/>
-                <w:b w:val="false"/>
-                <w:u w:val="none"/>
-                <w:strike w:val="false"/>
-                <w:sz w:val="21"/>
-                <w:szCs w:val="21"/>
-                <w:color w:val="000000"/>
-              </w:rPr>
-            </w:pPr>
-            <w:r>
-              <w:rPr>
-                <w:rFonts w:ascii="Arial" w:hAnsi="Arial" w:eastAsia="Arial" w:cs="Arial"/>
-                <w:i w:val="false"/>
-                <w:b w:val="false"/>
-                <w:u w:val="none"/>
-                <w:strike w:val="false"/>
+            </w:pPr>
+            <w:r>
+              <w:rPr>
+                <w:rFonts w:ascii="Arial" w:hAnsi="DejaVu Sans" w:eastAsia="DejaVu Sans" w:cs="DejaVu Sans"/>
+                <w:i w:val="false"/>
+                <w:b w:val="false"/>
+                <w:u w:val="none"/>
                 <w:sz w:val="21"/>
                 <w:szCs w:val="21"/>
                 <w:color w:val="000000"/>
@@ -2556,24 +2126,13 @@
               </w:pBdr>
               <w:spacing w:after="80" w:before="80" w:line="240"/>
               <w:ind w:left="80" w:right="80" w:firstLine="0" w:firstLineChars="0"/>
-              <w:rPr>
-                <w:rFonts w:ascii="Arial" w:hAnsi="Arial" w:eastAsia="Arial" w:cs="Arial"/>
-                <w:i w:val="false"/>
-                <w:b w:val="false"/>
-                <w:u w:val="none"/>
-                <w:strike w:val="false"/>
-                <w:sz w:val="21"/>
-                <w:szCs w:val="21"/>
-                <w:color w:val="000000"/>
-              </w:rPr>
-            </w:pPr>
-            <w:r>
-              <w:rPr>
-                <w:rFonts w:ascii="Arial" w:hAnsi="Arial" w:eastAsia="Arial" w:cs="Arial"/>
-                <w:i w:val="false"/>
-                <w:b w:val="false"/>
-                <w:u w:val="none"/>
-                <w:strike w:val="false"/>
+            </w:pPr>
+            <w:r>
+              <w:rPr>
+                <w:rFonts w:ascii="Arial" w:hAnsi="DejaVu Sans" w:eastAsia="DejaVu Sans" w:cs="DejaVu Sans"/>
+                <w:i w:val="false"/>
+                <w:b w:val="false"/>
+                <w:u w:val="none"/>
                 <w:sz w:val="21"/>
                 <w:szCs w:val="21"/>
                 <w:color w:val="000000"/>
@@ -2609,7 +2168,6 @@
           <w:i w:val="false"/>
           <w:b w:val="false"/>
           <w:u w:val="none"/>
-          <w:strike w:val="false"/>
           <w:sz w:val="18"/>
           <w:szCs w:val="18"/>
           <w:color w:val="545860"/>
@@ -2636,7 +2194,6 @@
           <w:i w:val="false"/>
           <w:b w:val="true"/>
           <w:u w:val="none"/>
-          <w:strike w:val="false"/>
           <w:sz w:val="36"/>
           <w:szCs w:val="36"/>
           <w:color w:val="063360"/>
@@ -2663,7 +2220,6 @@
           <w:i w:val="true"/>
           <w:b w:val="false"/>
           <w:u w:val="none"/>
-          <w:strike w:val="false"/>
           <w:sz w:val="18"/>
           <w:szCs w:val="18"/>
           <w:color w:val="215A9E"/>
@@ -2690,7 +2246,6 @@
           <w:i w:val="false"/>
           <w:b w:val="false"/>
           <w:u w:val="none"/>
-          <w:strike w:val="false"/>
           <w:sz w:val="22"/>
           <w:szCs w:val="22"/>
           <w:color w:val="000000"/>
@@ -2717,7 +2272,6 @@
           <w:i w:val="false"/>
           <w:b w:val="false"/>
           <w:u w:val="none"/>
-          <w:strike w:val="false"/>
           <w:sz w:val="22"/>
           <w:szCs w:val="22"/>
           <w:color w:val="000000"/>
@@ -2744,7 +2298,6 @@
           <w:i w:val="false"/>
           <w:b w:val="false"/>
           <w:u w:val="none"/>
-          <w:strike w:val="false"/>
           <w:sz w:val="22"/>
           <w:szCs w:val="22"/>
           <w:color w:val="000000"/>
@@ -2771,7 +2324,6 @@
           <w:i w:val="false"/>
           <w:b w:val="false"/>
           <w:u w:val="none"/>
-          <w:strike w:val="false"/>
           <w:sz w:val="22"/>
           <w:szCs w:val="22"/>
           <w:color w:val="000000"/>
@@ -2798,7 +2350,6 @@
           <w:i w:val="false"/>
           <w:b w:val="false"/>
           <w:u w:val="none"/>
-          <w:strike w:val="false"/>
           <w:sz w:val="22"/>
           <w:szCs w:val="22"/>
           <w:color w:val="B5BEC9"/>
@@ -2825,7 +2376,6 @@
           <w:i w:val="false"/>
           <w:b w:val="false"/>
           <w:u w:val="none"/>
-          <w:strike w:val="false"/>
           <w:sz w:val="22"/>
           <w:szCs w:val="22"/>
           <w:color w:val="B5BEC9"/>
@@ -2852,7 +2402,6 @@
           <w:i w:val="false"/>
           <w:b w:val="false"/>
           <w:u w:val="none"/>
-          <w:strike w:val="false"/>
           <w:sz w:val="22"/>
           <w:szCs w:val="22"/>
           <w:color w:val="000000"/>
@@ -2879,7 +2428,6 @@
           <w:i w:val="false"/>
           <w:b w:val="false"/>
           <w:u w:val="none"/>
-          <w:strike w:val="false"/>
           <w:sz w:val="22"/>
           <w:szCs w:val="22"/>
           <w:color w:val="B5BEC9"/>
@@ -2906,7 +2454,6 @@
           <w:i w:val="false"/>
           <w:b w:val="false"/>
           <w:u w:val="none"/>
-          <w:strike w:val="false"/>
           <w:sz w:val="22"/>
           <w:szCs w:val="22"/>
           <w:color w:val="B5BEC9"/>
@@ -2933,7 +2480,6 @@
           <w:i w:val="false"/>
           <w:b w:val="false"/>
           <w:u w:val="none"/>
-          <w:strike w:val="false"/>
           <w:sz w:val="22"/>
           <w:szCs w:val="22"/>
           <w:color w:val="000000"/>
@@ -2960,7 +2506,6 @@
           <w:i w:val="false"/>
           <w:b w:val="false"/>
           <w:u w:val="none"/>
-          <w:strike w:val="false"/>
           <w:sz w:val="22"/>
           <w:szCs w:val="22"/>
           <w:color w:val="B5BEC9"/>
@@ -2987,7 +2532,6 @@
           <w:i w:val="false"/>
           <w:b w:val="false"/>
           <w:u w:val="none"/>
-          <w:strike w:val="false"/>
           <w:sz w:val="22"/>
           <w:szCs w:val="22"/>
           <w:color w:val="B5BEC9"/>
@@ -3014,7 +2558,6 @@
           <w:i w:val="false"/>
           <w:b w:val="false"/>
           <w:u w:val="none"/>
-          <w:strike w:val="false"/>
           <w:sz w:val="22"/>
           <w:szCs w:val="22"/>
           <w:color w:val="B5BEC9"/>
@@ -3047,7 +2590,6 @@
           <w:i w:val="false"/>
           <w:b w:val="false"/>
           <w:u w:val="none"/>
-          <w:strike w:val="false"/>
           <w:sz w:val="18"/>
           <w:szCs w:val="18"/>
           <w:color w:val="545860"/>
@@ -3074,7 +2616,6 @@
           <w:i w:val="false"/>
           <w:b w:val="true"/>
           <w:u w:val="none"/>
-          <w:strike w:val="false"/>
           <w:sz w:val="36"/>
           <w:szCs w:val="36"/>
           <w:color w:val="063360"/>
@@ -3101,7 +2642,6 @@
           <w:i w:val="true"/>
           <w:b w:val="false"/>
           <w:u w:val="none"/>
-          <w:strike w:val="false"/>
           <w:sz w:val="18"/>
           <w:szCs w:val="18"/>
           <w:color w:val="215A9E"/>
@@ -3128,7 +2668,6 @@
           <w:i w:val="true"/>
           <w:b w:val="false"/>
           <w:u w:val="none"/>
-          <w:strike w:val="false"/>
           <w:sz w:val="18"/>
           <w:szCs w:val="18"/>
           <w:color w:val="545860"/>
@@ -3155,7 +2694,6 @@
           <w:i w:val="false"/>
           <w:b w:val="true"/>
           <w:u w:val="none"/>
-          <w:strike w:val="false"/>
           <w:sz w:val="22"/>
           <w:szCs w:val="22"/>
           <w:color w:val="000000"/>
@@ -3182,7 +2720,6 @@
           <w:i w:val="true"/>
           <w:b w:val="false"/>
           <w:u w:val="none"/>
-          <w:strike w:val="false"/>
           <w:sz w:val="22"/>
           <w:szCs w:val="22"/>
           <w:color w:val="000000"/>
@@ -3209,7 +2746,6 @@
           <w:i w:val="false"/>
           <w:b w:val="true"/>
           <w:u w:val="none"/>
-          <w:strike w:val="false"/>
           <w:sz w:val="26"/>
           <w:szCs w:val="26"/>
           <w:color w:val="215A9E"/>
@@ -3236,7 +2772,6 @@
           <w:i w:val="false"/>
           <w:b w:val="false"/>
           <w:u w:val="none"/>
-          <w:strike w:val="false"/>
           <w:sz w:val="22"/>
           <w:szCs w:val="22"/>
           <w:color w:val="000000"/>
@@ -3263,7 +2798,6 @@
           <w:i w:val="false"/>
           <w:b w:val="false"/>
           <w:u w:val="none"/>
-          <w:strike w:val="false"/>
           <w:sz w:val="22"/>
           <w:szCs w:val="22"/>
           <w:color w:val="000000"/>
@@ -3290,7 +2824,6 @@
           <w:i w:val="false"/>
           <w:b w:val="false"/>
           <w:u w:val="none"/>
-          <w:strike w:val="false"/>
           <w:sz w:val="22"/>
           <w:szCs w:val="22"/>
           <w:color w:val="000000"/>
@@ -3317,7 +2850,6 @@
           <w:i w:val="false"/>
           <w:b w:val="false"/>
           <w:u w:val="none"/>
-          <w:strike w:val="false"/>
           <w:sz w:val="22"/>
           <w:szCs w:val="22"/>
           <w:color w:val="000000"/>
@@ -3344,7 +2876,6 @@
           <w:i w:val="false"/>
           <w:b w:val="false"/>
           <w:u w:val="none"/>
-          <w:strike w:val="false"/>
           <w:sz w:val="22"/>
           <w:szCs w:val="22"/>
           <w:color w:val="000000"/>
@@ -3371,7 +2902,6 @@
           <w:i w:val="false"/>
           <w:b w:val="false"/>
           <w:u w:val="none"/>
-          <w:strike w:val="false"/>
           <w:sz w:val="22"/>
           <w:szCs w:val="22"/>
           <w:color w:val="000000"/>
@@ -3398,7 +2928,6 @@
           <w:i w:val="false"/>
           <w:b w:val="true"/>
           <w:u w:val="none"/>
-          <w:strike w:val="false"/>
           <w:sz w:val="22"/>
           <w:szCs w:val="22"/>
           <w:color w:val="000000"/>
@@ -3425,7 +2954,6 @@
           <w:i w:val="false"/>
           <w:b w:val="true"/>
           <w:u w:val="none"/>
-          <w:strike w:val="false"/>
           <w:sz w:val="22"/>
           <w:szCs w:val="22"/>
           <w:color w:val="000000"/>
@@ -3452,7 +2980,6 @@
           <w:i w:val="false"/>
           <w:b w:val="true"/>
           <w:u w:val="none"/>
-          <w:strike w:val="false"/>
           <w:sz w:val="22"/>
           <w:szCs w:val="22"/>
           <w:color w:val="000000"/>
@@ -3479,7 +3006,6 @@
           <w:i w:val="false"/>
           <w:b w:val="false"/>
           <w:u w:val="none"/>
-          <w:strike w:val="false"/>
           <w:sz w:val="22"/>
           <w:szCs w:val="22"/>
           <w:color w:val="B5BEC9"/>
@@ -3506,7 +3032,6 @@
           <w:i w:val="false"/>
           <w:b w:val="false"/>
           <w:u w:val="none"/>
-          <w:strike w:val="false"/>
           <w:sz w:val="22"/>
           <w:szCs w:val="22"/>
           <w:color w:val="B5BEC9"/>
@@ -3533,7 +3058,6 @@
           <w:i w:val="false"/>
           <w:b w:val="false"/>
           <w:u w:val="none"/>
-          <w:strike w:val="false"/>
           <w:sz w:val="22"/>
           <w:szCs w:val="22"/>
           <w:color w:val="B5BEC9"/>
@@ -3560,7 +3084,6 @@
           <w:i w:val="false"/>
           <w:b w:val="true"/>
           <w:u w:val="none"/>
-          <w:strike w:val="false"/>
           <w:sz w:val="26"/>
           <w:szCs w:val="26"/>
           <w:color w:val="215A9E"/>
@@ -3587,7 +3110,6 @@
           <w:i w:val="true"/>
           <w:b w:val="false"/>
           <w:u w:val="none"/>
-          <w:strike w:val="false"/>
           <w:sz w:val="22"/>
           <w:szCs w:val="22"/>
           <w:color w:val="000000"/>
@@ -3614,7 +3136,6 @@
           <w:i w:val="false"/>
           <w:b w:val="false"/>
           <w:u w:val="none"/>
-          <w:strike w:val="false"/>
           <w:sz w:val="22"/>
           <w:szCs w:val="22"/>
           <w:color w:val="000000"/>
@@ -3647,7 +3168,6 @@
           <w:i w:val="false"/>
           <w:b w:val="false"/>
           <w:u w:val="none"/>
-          <w:strike w:val="false"/>
           <w:sz w:val="18"/>
           <w:szCs w:val="18"/>
           <w:color w:val="545860"/>
@@ -3674,7 +3194,6 @@
           <w:i w:val="false"/>
           <w:b w:val="true"/>
           <w:u w:val="none"/>
-          <w:strike w:val="false"/>
           <w:sz w:val="36"/>
           <w:szCs w:val="36"/>
           <w:color w:val="063360"/>
@@ -3701,7 +3220,6 @@
           <w:i w:val="true"/>
           <w:b w:val="false"/>
           <w:u w:val="none"/>
-          <w:strike w:val="false"/>
           <w:sz w:val="18"/>
           <w:szCs w:val="18"/>
           <w:color w:val="215A9E"/>
@@ -3723,6 +3241,7 @@
         <w:trPr>
           <w:trHeight w:val="4032" w:hRule="atLeast"/>
         </w:trPr>
+        body1
         <w:tc>
           <w:tcPr>
             <w:tcBorders>
@@ -3752,16 +3271,6 @@
               </w:pBdr>
               <w:spacing w:after="200" w:before="200" w:line="240"/>
               <w:ind w:left="200" w:right="200" w:firstLine="0" w:firstLineChars="0"/>
-              <w:rPr>
-                <w:rFonts w:ascii="Arial" w:hAnsi="Arial" w:eastAsia="Arial" w:cs="Arial"/>
-                <w:i w:val="false"/>
-                <w:b w:val="false"/>
-                <w:u w:val="none"/>
-                <w:strike w:val="false"/>
-                <w:sz w:val="21"/>
-                <w:szCs w:val="21"/>
-                <w:color w:val="000000"/>
-              </w:rPr>
             </w:pPr>
             <w:r>
               <w:rPr>
@@ -3769,7 +3278,6 @@
                 <w:i w:val="false"/>
                 <w:b w:val="true"/>
                 <w:u w:val="none"/>
-                <w:strike w:val="false"/>
                 <w:sz w:val="22"/>
                 <w:szCs w:val="22"/>
                 <w:color w:val="063360"/>
@@ -3782,7 +3290,6 @@
                 <w:i w:val="false"/>
                 <w:b w:val="false"/>
                 <w:u w:val="none"/>
-                <w:strike w:val="false"/>
                 <w:sz w:val="21"/>
                 <w:szCs w:val="21"/>
                 <w:color w:val="000000"/>
@@ -3795,7 +3302,6 @@
                 <w:i w:val="false"/>
                 <w:b w:val="false"/>
                 <w:u w:val="none"/>
-                <w:strike w:val="false"/>
                 <w:sz w:val="21"/>
                 <w:szCs w:val="21"/>
                 <w:color w:val="000000"/>
@@ -3808,7 +3314,6 @@
                 <w:i w:val="false"/>
                 <w:b w:val="false"/>
                 <w:u w:val="none"/>
-                <w:strike w:val="false"/>
                 <w:sz w:val="21"/>
                 <w:szCs w:val="21"/>
                 <w:color w:val="000000"/>
@@ -3821,7 +3326,6 @@
                 <w:i w:val="false"/>
                 <w:b w:val="false"/>
                 <w:u w:val="none"/>
-                <w:strike w:val="false"/>
                 <w:sz w:val="21"/>
                 <w:szCs w:val="21"/>
                 <w:color w:val="000000"/>
@@ -3834,7 +3338,6 @@
                 <w:i w:val="false"/>
                 <w:b w:val="false"/>
                 <w:u w:val="none"/>
-                <w:strike w:val="false"/>
                 <w:sz w:val="21"/>
                 <w:szCs w:val="21"/>
                 <w:color w:val="000000"/>
@@ -3847,7 +3350,6 @@
                 <w:i w:val="false"/>
                 <w:b w:val="false"/>
                 <w:u w:val="none"/>
-                <w:strike w:val="false"/>
                 <w:sz w:val="21"/>
                 <w:szCs w:val="21"/>
                 <w:color w:val="000000"/>
@@ -3860,7 +3362,6 @@
                 <w:i w:val="false"/>
                 <w:b w:val="false"/>
                 <w:u w:val="none"/>
-                <w:strike w:val="false"/>
                 <w:sz w:val="21"/>
                 <w:szCs w:val="21"/>
                 <w:color w:val="000000"/>
@@ -3873,7 +3374,6 @@
                 <w:i w:val="false"/>
                 <w:b w:val="false"/>
                 <w:u w:val="none"/>
-                <w:strike w:val="false"/>
                 <w:sz w:val="21"/>
                 <w:szCs w:val="21"/>
                 <w:color w:val="000000"/>
@@ -3886,7 +3386,6 @@
                 <w:i w:val="false"/>
                 <w:b w:val="false"/>
                 <w:u w:val="none"/>
-                <w:strike w:val="false"/>
                 <w:sz w:val="21"/>
                 <w:szCs w:val="21"/>
                 <w:color w:val="000000"/>
@@ -3899,7 +3398,6 @@
                 <w:i w:val="false"/>
                 <w:b w:val="false"/>
                 <w:u w:val="none"/>
-                <w:strike w:val="false"/>
                 <w:sz w:val="21"/>
                 <w:szCs w:val="21"/>
                 <w:color w:val="000000"/>
@@ -3912,7 +3410,6 @@
                 <w:i w:val="false"/>
                 <w:b w:val="false"/>
                 <w:u w:val="none"/>
-                <w:strike w:val="false"/>
                 <w:sz w:val="21"/>
                 <w:szCs w:val="21"/>
                 <w:color w:val="000000"/>
@@ -3950,16 +3447,6 @@
               </w:pBdr>
               <w:spacing w:after="200" w:before="200" w:line="240"/>
               <w:ind w:left="200" w:right="200" w:firstLine="0" w:firstLineChars="0"/>
-              <w:rPr>
-                <w:rFonts w:ascii="Arial" w:hAnsi="Arial" w:eastAsia="Arial" w:cs="Arial"/>
-                <w:i w:val="false"/>
-                <w:b w:val="false"/>
-                <w:u w:val="none"/>
-                <w:strike w:val="false"/>
-                <w:sz w:val="21"/>
-                <w:szCs w:val="21"/>
-                <w:color w:val="000000"/>
-              </w:rPr>
             </w:pPr>
             <w:r>
               <w:rPr>
@@ -3967,7 +3454,6 @@
                 <w:i w:val="false"/>
                 <w:b w:val="true"/>
                 <w:u w:val="none"/>
-                <w:strike w:val="false"/>
                 <w:sz w:val="22"/>
                 <w:szCs w:val="22"/>
                 <w:color w:val="063360"/>
@@ -3980,7 +3466,6 @@
                 <w:i w:val="false"/>
                 <w:b w:val="false"/>
                 <w:u w:val="none"/>
-                <w:strike w:val="false"/>
                 <w:sz w:val="21"/>
                 <w:szCs w:val="21"/>
                 <w:color w:val="000000"/>
@@ -3993,7 +3478,6 @@
                 <w:i w:val="false"/>
                 <w:b w:val="false"/>
                 <w:u w:val="none"/>
-                <w:strike w:val="false"/>
                 <w:sz w:val="21"/>
                 <w:szCs w:val="21"/>
                 <w:color w:val="000000"/>
@@ -4006,7 +3490,6 @@
                 <w:i w:val="false"/>
                 <w:b w:val="false"/>
                 <w:u w:val="none"/>
-                <w:strike w:val="false"/>
                 <w:sz w:val="21"/>
                 <w:szCs w:val="21"/>
                 <w:color w:val="000000"/>
@@ -4019,7 +3502,6 @@
                 <w:i w:val="false"/>
                 <w:b w:val="false"/>
                 <w:u w:val="none"/>
-                <w:strike w:val="false"/>
                 <w:sz w:val="21"/>
                 <w:szCs w:val="21"/>
                 <w:color w:val="000000"/>
@@ -4032,7 +3514,6 @@
                 <w:i w:val="false"/>
                 <w:b w:val="false"/>
                 <w:u w:val="none"/>
-                <w:strike w:val="false"/>
                 <w:sz w:val="21"/>
                 <w:szCs w:val="21"/>
                 <w:color w:val="000000"/>
@@ -4045,7 +3526,6 @@
                 <w:i w:val="false"/>
                 <w:b w:val="false"/>
                 <w:u w:val="none"/>
-                <w:strike w:val="false"/>
                 <w:sz w:val="21"/>
                 <w:szCs w:val="21"/>
                 <w:color w:val="000000"/>
@@ -4058,7 +3538,6 @@
                 <w:i w:val="false"/>
                 <w:b w:val="false"/>
                 <w:u w:val="none"/>
-                <w:strike w:val="false"/>
                 <w:sz w:val="21"/>
                 <w:szCs w:val="21"/>
                 <w:color w:val="000000"/>
@@ -4071,7 +3550,6 @@
                 <w:i w:val="false"/>
                 <w:b w:val="false"/>
                 <w:u w:val="none"/>
-                <w:strike w:val="false"/>
                 <w:sz w:val="21"/>
                 <w:szCs w:val="21"/>
                 <w:color w:val="000000"/>
@@ -4084,7 +3562,6 @@
                 <w:i w:val="false"/>
                 <w:b w:val="false"/>
                 <w:u w:val="none"/>
-                <w:strike w:val="false"/>
                 <w:sz w:val="21"/>
                 <w:szCs w:val="21"/>
                 <w:color w:val="000000"/>
@@ -4097,7 +3574,6 @@
                 <w:i w:val="false"/>
                 <w:b w:val="false"/>
                 <w:u w:val="none"/>
-                <w:strike w:val="false"/>
                 <w:sz w:val="21"/>
                 <w:szCs w:val="21"/>
                 <w:color w:val="000000"/>
@@ -4110,7 +3586,6 @@
                 <w:i w:val="false"/>
                 <w:b w:val="false"/>
                 <w:u w:val="none"/>
-                <w:strike w:val="false"/>
                 <w:sz w:val="21"/>
                 <w:szCs w:val="21"/>
                 <w:color w:val="000000"/>
@@ -4124,6 +3599,7 @@
         <w:trPr>
           <w:trHeight w:val="4032" w:hRule="atLeast"/>
         </w:trPr>
+        body2
         <w:tc>
           <w:tcPr>
             <w:tcBorders>
@@ -4153,16 +3629,6 @@
               </w:pBdr>
               <w:spacing w:after="200" w:before="200" w:line="240"/>
               <w:ind w:left="200" w:right="200" w:firstLine="0" w:firstLineChars="0"/>
-              <w:rPr>
-                <w:rFonts w:ascii="Arial" w:hAnsi="Arial" w:eastAsia="Arial" w:cs="Arial"/>
-                <w:i w:val="false"/>
-                <w:b w:val="false"/>
-                <w:u w:val="none"/>
-                <w:strike w:val="false"/>
-                <w:sz w:val="21"/>
-                <w:szCs w:val="21"/>
-                <w:color w:val="000000"/>
-              </w:rPr>
             </w:pPr>
             <w:r>
               <w:rPr>
@@ -4170,7 +3636,6 @@
                 <w:i w:val="false"/>
                 <w:b w:val="true"/>
                 <w:u w:val="none"/>
-                <w:strike w:val="false"/>
                 <w:sz w:val="22"/>
                 <w:szCs w:val="22"/>
                 <w:color w:val="063360"/>
@@ -4183,7 +3648,6 @@
                 <w:i w:val="false"/>
                 <w:b w:val="false"/>
                 <w:u w:val="none"/>
-                <w:strike w:val="false"/>
                 <w:sz w:val="21"/>
                 <w:szCs w:val="21"/>
                 <w:color w:val="000000"/>
@@ -4196,7 +3660,6 @@
                 <w:i w:val="false"/>
                 <w:b w:val="false"/>
                 <w:u w:val="none"/>
-                <w:strike w:val="false"/>
                 <w:sz w:val="21"/>
                 <w:szCs w:val="21"/>
                 <w:color w:val="000000"/>
@@ -4209,7 +3672,6 @@
                 <w:i w:val="false"/>
                 <w:b w:val="false"/>
                 <w:u w:val="none"/>
-                <w:strike w:val="false"/>
                 <w:sz w:val="21"/>
                 <w:szCs w:val="21"/>
                 <w:color w:val="000000"/>
@@ -4222,7 +3684,6 @@
                 <w:i w:val="false"/>
                 <w:b w:val="false"/>
                 <w:u w:val="none"/>
-                <w:strike w:val="false"/>
                 <w:sz w:val="21"/>
                 <w:szCs w:val="21"/>
                 <w:color w:val="000000"/>
@@ -4235,7 +3696,6 @@
                 <w:i w:val="false"/>
                 <w:b w:val="false"/>
                 <w:u w:val="none"/>
-                <w:strike w:val="false"/>
                 <w:sz w:val="21"/>
                 <w:szCs w:val="21"/>
                 <w:color w:val="000000"/>
@@ -4248,7 +3708,6 @@
                 <w:i w:val="false"/>
                 <w:b w:val="false"/>
                 <w:u w:val="none"/>
-                <w:strike w:val="false"/>
                 <w:sz w:val="21"/>
                 <w:szCs w:val="21"/>
                 <w:color w:val="000000"/>
@@ -4261,7 +3720,6 @@
                 <w:i w:val="false"/>
                 <w:b w:val="false"/>
                 <w:u w:val="none"/>
-                <w:strike w:val="false"/>
                 <w:sz w:val="21"/>
                 <w:szCs w:val="21"/>
                 <w:color w:val="000000"/>
@@ -4274,7 +3732,6 @@
                 <w:i w:val="false"/>
                 <w:b w:val="false"/>
                 <w:u w:val="none"/>
-                <w:strike w:val="false"/>
                 <w:sz w:val="21"/>
                 <w:szCs w:val="21"/>
                 <w:color w:val="000000"/>
@@ -4287,7 +3744,6 @@
                 <w:i w:val="false"/>
                 <w:b w:val="false"/>
                 <w:u w:val="none"/>
-                <w:strike w:val="false"/>
                 <w:sz w:val="21"/>
                 <w:szCs w:val="21"/>
                 <w:color w:val="000000"/>
@@ -4300,7 +3756,6 @@
                 <w:i w:val="false"/>
                 <w:b w:val="false"/>
                 <w:u w:val="none"/>
-                <w:strike w:val="false"/>
                 <w:sz w:val="21"/>
                 <w:szCs w:val="21"/>
                 <w:color w:val="000000"/>
@@ -4313,7 +3768,6 @@
                 <w:i w:val="false"/>
                 <w:b w:val="false"/>
                 <w:u w:val="none"/>
-                <w:strike w:val="false"/>
                 <w:sz w:val="21"/>
                 <w:szCs w:val="21"/>
                 <w:color w:val="000000"/>
@@ -4351,16 +3805,6 @@
               </w:pBdr>
               <w:spacing w:after="200" w:before="200" w:line="240"/>
               <w:ind w:left="200" w:right="200" w:firstLine="0" w:firstLineChars="0"/>
-              <w:rPr>
-                <w:rFonts w:ascii="Arial" w:hAnsi="Arial" w:eastAsia="Arial" w:cs="Arial"/>
-                <w:i w:val="false"/>
-                <w:b w:val="false"/>
-                <w:u w:val="none"/>
-                <w:strike w:val="false"/>
-                <w:sz w:val="21"/>
-                <w:szCs w:val="21"/>
-                <w:color w:val="000000"/>
-              </w:rPr>
             </w:pPr>
             <w:r>
               <w:rPr>
@@ -4368,7 +3812,6 @@
                 <w:i w:val="false"/>
                 <w:b w:val="true"/>
                 <w:u w:val="none"/>
-                <w:strike w:val="false"/>
                 <w:sz w:val="22"/>
                 <w:szCs w:val="22"/>
                 <w:color w:val="063360"/>
@@ -4381,7 +3824,6 @@
                 <w:i w:val="false"/>
                 <w:b w:val="false"/>
                 <w:u w:val="none"/>
-                <w:strike w:val="false"/>
                 <w:sz w:val="21"/>
                 <w:szCs w:val="21"/>
                 <w:color w:val="000000"/>
@@ -4394,7 +3836,6 @@
                 <w:i w:val="false"/>
                 <w:b w:val="false"/>
                 <w:u w:val="none"/>
-                <w:strike w:val="false"/>
                 <w:sz w:val="21"/>
                 <w:szCs w:val="21"/>
                 <w:color w:val="000000"/>
@@ -4407,7 +3848,6 @@
                 <w:i w:val="false"/>
                 <w:b w:val="false"/>
                 <w:u w:val="none"/>
-                <w:strike w:val="false"/>
                 <w:sz w:val="21"/>
                 <w:szCs w:val="21"/>
                 <w:color w:val="000000"/>
@@ -4420,7 +3860,6 @@
                 <w:i w:val="false"/>
                 <w:b w:val="false"/>
                 <w:u w:val="none"/>
-                <w:strike w:val="false"/>
                 <w:sz w:val="21"/>
                 <w:szCs w:val="21"/>
                 <w:color w:val="000000"/>
@@ -4433,7 +3872,6 @@
                 <w:i w:val="false"/>
                 <w:b w:val="false"/>
                 <w:u w:val="none"/>
-                <w:strike w:val="false"/>
                 <w:sz w:val="21"/>
                 <w:szCs w:val="21"/>
                 <w:color w:val="000000"/>
@@ -4446,7 +3884,6 @@
                 <w:i w:val="false"/>
                 <w:b w:val="false"/>
                 <w:u w:val="none"/>
-                <w:strike w:val="false"/>
                 <w:sz w:val="21"/>
                 <w:szCs w:val="21"/>
                 <w:color w:val="000000"/>
@@ -4459,7 +3896,6 @@
                 <w:i w:val="false"/>
                 <w:b w:val="false"/>
                 <w:u w:val="none"/>
-                <w:strike w:val="false"/>
                 <w:sz w:val="21"/>
                 <w:szCs w:val="21"/>
                 <w:color w:val="000000"/>
@@ -4472,7 +3908,6 @@
                 <w:i w:val="false"/>
                 <w:b w:val="false"/>
                 <w:u w:val="none"/>
-                <w:strike w:val="false"/>
                 <w:sz w:val="21"/>
                 <w:szCs w:val="21"/>
                 <w:color w:val="000000"/>
@@ -4485,7 +3920,6 @@
                 <w:i w:val="false"/>
                 <w:b w:val="false"/>
                 <w:u w:val="none"/>
-                <w:strike w:val="false"/>
                 <w:sz w:val="21"/>
                 <w:szCs w:val="21"/>
                 <w:color w:val="000000"/>
@@ -4498,7 +3932,6 @@
                 <w:i w:val="false"/>
                 <w:b w:val="false"/>
                 <w:u w:val="none"/>
-                <w:strike w:val="false"/>
                 <w:sz w:val="21"/>
                 <w:szCs w:val="21"/>
                 <w:color w:val="000000"/>
@@ -4511,7 +3944,6 @@
                 <w:i w:val="false"/>
                 <w:b w:val="false"/>
                 <w:u w:val="none"/>
-                <w:strike w:val="false"/>
                 <w:sz w:val="21"/>
                 <w:szCs w:val="21"/>
                 <w:color w:val="000000"/>
@@ -4525,6 +3957,7 @@
         <w:trPr>
           <w:trHeight w:val="4032" w:hRule="atLeast"/>
         </w:trPr>
+        body3
         <w:tc>
           <w:tcPr>
             <w:tcBorders>
@@ -4554,16 +3987,6 @@
               </w:pBdr>
               <w:spacing w:after="200" w:before="200" w:line="240"/>
               <w:ind w:left="200" w:right="200" w:firstLine="0" w:firstLineChars="0"/>
-              <w:rPr>
-                <w:rFonts w:ascii="Arial" w:hAnsi="Arial" w:eastAsia="Arial" w:cs="Arial"/>
-                <w:i w:val="false"/>
-                <w:b w:val="false"/>
-                <w:u w:val="none"/>
-                <w:strike w:val="false"/>
-                <w:sz w:val="21"/>
-                <w:szCs w:val="21"/>
-                <w:color w:val="000000"/>
-              </w:rPr>
             </w:pPr>
             <w:r>
               <w:rPr>
@@ -4571,7 +3994,6 @@
                 <w:i w:val="false"/>
                 <w:b w:val="true"/>
                 <w:u w:val="none"/>
-                <w:strike w:val="false"/>
                 <w:sz w:val="22"/>
                 <w:szCs w:val="22"/>
                 <w:color w:val="063360"/>
@@ -4584,7 +4006,6 @@
                 <w:i w:val="false"/>
                 <w:b w:val="false"/>
                 <w:u w:val="none"/>
-                <w:strike w:val="false"/>
                 <w:sz w:val="21"/>
                 <w:szCs w:val="21"/>
                 <w:color w:val="000000"/>
@@ -4597,7 +4018,6 @@
                 <w:i w:val="false"/>
                 <w:b w:val="false"/>
                 <w:u w:val="none"/>
-                <w:strike w:val="false"/>
                 <w:sz w:val="21"/>
                 <w:szCs w:val="21"/>
                 <w:color w:val="000000"/>
@@ -4610,7 +4030,6 @@
                 <w:i w:val="false"/>
                 <w:b w:val="false"/>
                 <w:u w:val="none"/>
-                <w:strike w:val="false"/>
                 <w:sz w:val="21"/>
                 <w:szCs w:val="21"/>
                 <w:color w:val="000000"/>
@@ -4623,7 +4042,6 @@
                 <w:i w:val="false"/>
                 <w:b w:val="false"/>
                 <w:u w:val="none"/>
-                <w:strike w:val="false"/>
                 <w:sz w:val="21"/>
                 <w:szCs w:val="21"/>
                 <w:color w:val="000000"/>
@@ -4636,7 +4054,6 @@
                 <w:i w:val="false"/>
                 <w:b w:val="false"/>
                 <w:u w:val="none"/>
-                <w:strike w:val="false"/>
                 <w:sz w:val="21"/>
                 <w:szCs w:val="21"/>
                 <w:color w:val="000000"/>
@@ -4649,7 +4066,6 @@
                 <w:i w:val="false"/>
                 <w:b w:val="false"/>
                 <w:u w:val="none"/>
-                <w:strike w:val="false"/>
                 <w:sz w:val="21"/>
                 <w:szCs w:val="21"/>
                 <w:color w:val="000000"/>
@@ -4662,7 +4078,6 @@
                 <w:i w:val="false"/>
                 <w:b w:val="false"/>
                 <w:u w:val="none"/>
-                <w:strike w:val="false"/>
                 <w:sz w:val="21"/>
                 <w:szCs w:val="21"/>
                 <w:color w:val="000000"/>
@@ -4675,7 +4090,6 @@
                 <w:i w:val="false"/>
                 <w:b w:val="false"/>
                 <w:u w:val="none"/>
-                <w:strike w:val="false"/>
                 <w:sz w:val="21"/>
                 <w:szCs w:val="21"/>
                 <w:color w:val="000000"/>
@@ -4688,7 +4102,6 @@
                 <w:i w:val="false"/>
                 <w:b w:val="false"/>
                 <w:u w:val="none"/>
-                <w:strike w:val="false"/>
                 <w:sz w:val="21"/>
                 <w:szCs w:val="21"/>
                 <w:color w:val="000000"/>
@@ -4701,7 +4114,6 @@
                 <w:i w:val="false"/>
                 <w:b w:val="false"/>
                 <w:u w:val="none"/>
-                <w:strike w:val="false"/>
                 <w:sz w:val="21"/>
                 <w:szCs w:val="21"/>
                 <w:color w:val="000000"/>
@@ -4714,7 +4126,6 @@
                 <w:i w:val="false"/>
                 <w:b w:val="false"/>
                 <w:u w:val="none"/>
-                <w:strike w:val="false"/>
                 <w:sz w:val="21"/>
                 <w:szCs w:val="21"/>
                 <w:color w:val="000000"/>
@@ -4752,16 +4163,6 @@
               </w:pBdr>
               <w:spacing w:after="200" w:before="200" w:line="240"/>
               <w:ind w:left="200" w:right="200" w:firstLine="0" w:firstLineChars="0"/>
-              <w:rPr>
-                <w:rFonts w:ascii="Arial" w:hAnsi="Arial" w:eastAsia="Arial" w:cs="Arial"/>
-                <w:i w:val="false"/>
-                <w:b w:val="false"/>
-                <w:u w:val="none"/>
-                <w:strike w:val="false"/>
-                <w:sz w:val="21"/>
-                <w:szCs w:val="21"/>
-                <w:color w:val="000000"/>
-              </w:rPr>
             </w:pPr>
             <w:r>
               <w:rPr>
@@ -4769,7 +4170,6 @@
                 <w:i w:val="false"/>
                 <w:b w:val="true"/>
                 <w:u w:val="none"/>
-                <w:strike w:val="false"/>
                 <w:sz w:val="22"/>
                 <w:szCs w:val="22"/>
                 <w:color w:val="063360"/>
@@ -4782,7 +4182,6 @@
                 <w:i w:val="false"/>
                 <w:b w:val="false"/>
                 <w:u w:val="none"/>
-                <w:strike w:val="false"/>
                 <w:sz w:val="21"/>
                 <w:szCs w:val="21"/>
                 <w:color w:val="000000"/>
@@ -4795,7 +4194,6 @@
                 <w:i w:val="false"/>
                 <w:b w:val="false"/>
                 <w:u w:val="none"/>
-                <w:strike w:val="false"/>
                 <w:sz w:val="21"/>
                 <w:szCs w:val="21"/>
                 <w:color w:val="000000"/>
@@ -4808,7 +4206,6 @@
                 <w:i w:val="false"/>
                 <w:b w:val="false"/>
                 <w:u w:val="none"/>
-                <w:strike w:val="false"/>
                 <w:sz w:val="21"/>
                 <w:szCs w:val="21"/>
                 <w:color w:val="000000"/>
@@ -4821,7 +4218,6 @@
                 <w:i w:val="false"/>
                 <w:b w:val="false"/>
                 <w:u w:val="none"/>
-                <w:strike w:val="false"/>
                 <w:sz w:val="21"/>
                 <w:szCs w:val="21"/>
                 <w:color w:val="000000"/>
@@ -4834,7 +4230,6 @@
                 <w:i w:val="false"/>
                 <w:b w:val="false"/>
                 <w:u w:val="none"/>
-                <w:strike w:val="false"/>
                 <w:sz w:val="21"/>
                 <w:szCs w:val="21"/>
                 <w:color w:val="000000"/>
@@ -4847,7 +4242,6 @@
                 <w:i w:val="false"/>
                 <w:b w:val="false"/>
                 <w:u w:val="none"/>
-                <w:strike w:val="false"/>
                 <w:sz w:val="21"/>
                 <w:szCs w:val="21"/>
                 <w:color w:val="000000"/>
@@ -4860,7 +4254,6 @@
                 <w:i w:val="false"/>
                 <w:b w:val="false"/>
                 <w:u w:val="none"/>
-                <w:strike w:val="false"/>
                 <w:sz w:val="21"/>
                 <w:szCs w:val="21"/>
                 <w:color w:val="000000"/>
@@ -4873,7 +4266,6 @@
                 <w:i w:val="false"/>
                 <w:b w:val="false"/>
                 <w:u w:val="none"/>
-                <w:strike w:val="false"/>
                 <w:sz w:val="21"/>
                 <w:szCs w:val="21"/>
                 <w:color w:val="000000"/>
@@ -4886,7 +4278,6 @@
                 <w:i w:val="false"/>
                 <w:b w:val="false"/>
                 <w:u w:val="none"/>
-                <w:strike w:val="false"/>
                 <w:sz w:val="21"/>
                 <w:szCs w:val="21"/>
                 <w:color w:val="000000"/>
@@ -4899,7 +4290,6 @@
                 <w:i w:val="false"/>
                 <w:b w:val="false"/>
                 <w:u w:val="none"/>
-                <w:strike w:val="false"/>
                 <w:sz w:val="21"/>
                 <w:szCs w:val="21"/>
                 <w:color w:val="000000"/>
@@ -4912,7 +4302,6 @@
                 <w:i w:val="false"/>
                 <w:b w:val="false"/>
                 <w:u w:val="none"/>
-                <w:strike w:val="false"/>
                 <w:sz w:val="21"/>
                 <w:szCs w:val="21"/>
                 <w:color w:val="000000"/>
@@ -4948,7 +4337,6 @@
           <w:i w:val="false"/>
           <w:b w:val="false"/>
           <w:u w:val="none"/>
-          <w:strike w:val="false"/>
           <w:sz w:val="18"/>
           <w:szCs w:val="18"/>
           <w:color w:val="545860"/>
@@ -4975,7 +4363,6 @@
           <w:i w:val="false"/>
           <w:b w:val="true"/>
           <w:u w:val="none"/>
-          <w:strike w:val="false"/>
           <w:sz w:val="36"/>
           <w:szCs w:val="36"/>
           <w:color w:val="063360"/>
@@ -5002,7 +4389,6 @@
           <w:i w:val="true"/>
           <w:b w:val="false"/>
           <w:u w:val="none"/>
-          <w:strike w:val="false"/>
           <w:sz w:val="18"/>
           <w:szCs w:val="18"/>
           <w:color w:val="215A9E"/>
@@ -5026,6 +4412,7 @@
           <w:trHeight w:val="360" w:hRule="auto"/>
           <w:tblHeader/>
         </w:trPr>
+        header1
         <w:tc>
           <w:tcPr>
             <w:tcBorders>
@@ -5055,24 +4442,13 @@
               </w:pBdr>
               <w:spacing w:after="80" w:before="80" w:line="240"/>
               <w:ind w:left="80" w:right="80" w:firstLine="0" w:firstLineChars="0"/>
-              <w:rPr>
-                <w:rFonts w:ascii="Arial" w:hAnsi="Arial" w:eastAsia="Arial" w:cs="Arial"/>
+            </w:pPr>
+            <w:r>
+              <w:rPr>
+                <w:rFonts w:ascii="Arial" w:hAnsi="DejaVu Sans" w:eastAsia="DejaVu Sans" w:cs="DejaVu Sans"/>
                 <w:i w:val="false"/>
                 <w:b w:val="true"/>
                 <w:u w:val="none"/>
-                <w:strike w:val="false"/>
-                <w:sz w:val="21"/>
-                <w:szCs w:val="21"/>
-                <w:color w:val="063360"/>
-              </w:rPr>
-            </w:pPr>
-            <w:r>
-              <w:rPr>
-                <w:rFonts w:ascii="Arial" w:hAnsi="Arial" w:eastAsia="Arial" w:cs="Arial"/>
-                <w:i w:val="false"/>
-                <w:b w:val="true"/>
-                <w:u w:val="none"/>
-                <w:strike w:val="false"/>
                 <w:sz w:val="21"/>
                 <w:szCs w:val="21"/>
                 <w:color w:val="063360"/>
@@ -5110,24 +4486,13 @@
               </w:pBdr>
               <w:spacing w:after="80" w:before="80" w:line="240"/>
               <w:ind w:left="80" w:right="80" w:firstLine="0" w:firstLineChars="0"/>
-              <w:rPr>
-                <w:rFonts w:ascii="Arial" w:hAnsi="Arial" w:eastAsia="Arial" w:cs="Arial"/>
+            </w:pPr>
+            <w:r>
+              <w:rPr>
+                <w:rFonts w:ascii="Arial" w:hAnsi="DejaVu Sans" w:eastAsia="DejaVu Sans" w:cs="DejaVu Sans"/>
                 <w:i w:val="false"/>
                 <w:b w:val="true"/>
                 <w:u w:val="none"/>
-                <w:strike w:val="false"/>
-                <w:sz w:val="21"/>
-                <w:szCs w:val="21"/>
-                <w:color w:val="063360"/>
-              </w:rPr>
-            </w:pPr>
-            <w:r>
-              <w:rPr>
-                <w:rFonts w:ascii="Arial" w:hAnsi="Arial" w:eastAsia="Arial" w:cs="Arial"/>
-                <w:i w:val="false"/>
-                <w:b w:val="true"/>
-                <w:u w:val="none"/>
-                <w:strike w:val="false"/>
                 <w:sz w:val="21"/>
                 <w:szCs w:val="21"/>
                 <w:color w:val="063360"/>
@@ -5165,24 +4530,13 @@
               </w:pBdr>
               <w:spacing w:after="80" w:before="80" w:line="240"/>
               <w:ind w:left="80" w:right="80" w:firstLine="0" w:firstLineChars="0"/>
-              <w:rPr>
-                <w:rFonts w:ascii="Arial" w:hAnsi="Arial" w:eastAsia="Arial" w:cs="Arial"/>
+            </w:pPr>
+            <w:r>
+              <w:rPr>
+                <w:rFonts w:ascii="Arial" w:hAnsi="DejaVu Sans" w:eastAsia="DejaVu Sans" w:cs="DejaVu Sans"/>
                 <w:i w:val="false"/>
                 <w:b w:val="true"/>
                 <w:u w:val="none"/>
-                <w:strike w:val="false"/>
-                <w:sz w:val="21"/>
-                <w:szCs w:val="21"/>
-                <w:color w:val="063360"/>
-              </w:rPr>
-            </w:pPr>
-            <w:r>
-              <w:rPr>
-                <w:rFonts w:ascii="Arial" w:hAnsi="Arial" w:eastAsia="Arial" w:cs="Arial"/>
-                <w:i w:val="false"/>
-                <w:b w:val="true"/>
-                <w:u w:val="none"/>
-                <w:strike w:val="false"/>
                 <w:sz w:val="21"/>
                 <w:szCs w:val="21"/>
                 <w:color w:val="063360"/>
@@ -5196,6 +4550,7 @@
         <w:trPr>
           <w:trHeight w:val="360" w:hRule="auto"/>
         </w:trPr>
+        body1
         <w:tc>
           <w:tcPr>
             <w:tcBorders>
@@ -5225,24 +4580,13 @@
               </w:pBdr>
               <w:spacing w:after="80" w:before="80" w:line="240"/>
               <w:ind w:left="80" w:right="80" w:firstLine="0" w:firstLineChars="0"/>
-              <w:rPr>
-                <w:rFonts w:ascii="Arial" w:hAnsi="Arial" w:eastAsia="Arial" w:cs="Arial"/>
-                <w:i w:val="false"/>
-                <w:b w:val="false"/>
-                <w:u w:val="none"/>
-                <w:strike w:val="false"/>
-                <w:sz w:val="18"/>
-                <w:szCs w:val="18"/>
-                <w:color w:val="000000"/>
-              </w:rPr>
-            </w:pPr>
-            <w:r>
-              <w:rPr>
-                <w:rFonts w:ascii="Arial" w:hAnsi="Arial" w:eastAsia="Arial" w:cs="Arial"/>
-                <w:i w:val="false"/>
-                <w:b w:val="false"/>
-                <w:u w:val="none"/>
-                <w:strike w:val="false"/>
+            </w:pPr>
+            <w:r>
+              <w:rPr>
+                <w:rFonts w:ascii="Arial" w:hAnsi="DejaVu Sans" w:eastAsia="DejaVu Sans" w:cs="DejaVu Sans"/>
+                <w:i w:val="false"/>
+                <w:b w:val="false"/>
+                <w:u w:val="none"/>
                 <w:sz w:val="18"/>
                 <w:szCs w:val="18"/>
                 <w:color w:val="000000"/>
@@ -5280,24 +4624,13 @@
               </w:pBdr>
               <w:spacing w:after="80" w:before="80" w:line="240"/>
               <w:ind w:left="80" w:right="80" w:firstLine="0" w:firstLineChars="0"/>
-              <w:rPr>
-                <w:rFonts w:ascii="Arial" w:hAnsi="Arial" w:eastAsia="Arial" w:cs="Arial"/>
-                <w:i w:val="false"/>
-                <w:b w:val="false"/>
-                <w:u w:val="none"/>
-                <w:strike w:val="false"/>
-                <w:sz w:val="18"/>
-                <w:szCs w:val="18"/>
-                <w:color w:val="000000"/>
-              </w:rPr>
-            </w:pPr>
-            <w:r>
-              <w:rPr>
-                <w:rFonts w:ascii="Arial" w:hAnsi="Arial" w:eastAsia="Arial" w:cs="Arial"/>
-                <w:i w:val="false"/>
-                <w:b w:val="false"/>
-                <w:u w:val="none"/>
-                <w:strike w:val="false"/>
+            </w:pPr>
+            <w:r>
+              <w:rPr>
+                <w:rFonts w:ascii="Arial" w:hAnsi="DejaVu Sans" w:eastAsia="DejaVu Sans" w:cs="DejaVu Sans"/>
+                <w:i w:val="false"/>
+                <w:b w:val="false"/>
+                <w:u w:val="none"/>
                 <w:sz w:val="18"/>
                 <w:szCs w:val="18"/>
                 <w:color w:val="000000"/>
@@ -5335,24 +4668,13 @@
               </w:pBdr>
               <w:spacing w:after="80" w:before="80" w:line="240"/>
               <w:ind w:left="80" w:right="80" w:firstLine="0" w:firstLineChars="0"/>
-              <w:rPr>
-                <w:rFonts w:ascii="Arial" w:hAnsi="Arial" w:eastAsia="Arial" w:cs="Arial"/>
-                <w:i w:val="false"/>
-                <w:b w:val="false"/>
-                <w:u w:val="none"/>
-                <w:strike w:val="false"/>
-                <w:sz w:val="18"/>
-                <w:szCs w:val="18"/>
-                <w:color w:val="000000"/>
-              </w:rPr>
-            </w:pPr>
-            <w:r>
-              <w:rPr>
-                <w:rFonts w:ascii="Arial" w:hAnsi="Arial" w:eastAsia="Arial" w:cs="Arial"/>
-                <w:i w:val="false"/>
-                <w:b w:val="false"/>
-                <w:u w:val="none"/>
-                <w:strike w:val="false"/>
+            </w:pPr>
+            <w:r>
+              <w:rPr>
+                <w:rFonts w:ascii="Arial" w:hAnsi="DejaVu Sans" w:eastAsia="DejaVu Sans" w:cs="DejaVu Sans"/>
+                <w:i w:val="false"/>
+                <w:b w:val="false"/>
+                <w:u w:val="none"/>
                 <w:sz w:val="18"/>
                 <w:szCs w:val="18"/>
                 <w:color w:val="000000"/>
@@ -5366,6 +4688,7 @@
         <w:trPr>
           <w:trHeight w:val="360" w:hRule="auto"/>
         </w:trPr>
+        body2
         <w:tc>
           <w:tcPr>
             <w:tcBorders>
@@ -5395,24 +4718,13 @@
               </w:pBdr>
               <w:spacing w:after="80" w:before="80" w:line="240"/>
               <w:ind w:left="80" w:right="80" w:firstLine="0" w:firstLineChars="0"/>
-              <w:rPr>
-                <w:rFonts w:ascii="Arial" w:hAnsi="Arial" w:eastAsia="Arial" w:cs="Arial"/>
-                <w:i w:val="false"/>
-                <w:b w:val="false"/>
-                <w:u w:val="none"/>
-                <w:strike w:val="false"/>
-                <w:sz w:val="18"/>
-                <w:szCs w:val="18"/>
-                <w:color w:val="000000"/>
-              </w:rPr>
-            </w:pPr>
-            <w:r>
-              <w:rPr>
-                <w:rFonts w:ascii="Arial" w:hAnsi="Arial" w:eastAsia="Arial" w:cs="Arial"/>
-                <w:i w:val="false"/>
-                <w:b w:val="false"/>
-                <w:u w:val="none"/>
-                <w:strike w:val="false"/>
+            </w:pPr>
+            <w:r>
+              <w:rPr>
+                <w:rFonts w:ascii="Arial" w:hAnsi="DejaVu Sans" w:eastAsia="DejaVu Sans" w:cs="DejaVu Sans"/>
+                <w:i w:val="false"/>
+                <w:b w:val="false"/>
+                <w:u w:val="none"/>
                 <w:sz w:val="18"/>
                 <w:szCs w:val="18"/>
                 <w:color w:val="000000"/>
@@ -5450,24 +4762,13 @@
               </w:pBdr>
               <w:spacing w:after="80" w:before="80" w:line="240"/>
               <w:ind w:left="80" w:right="80" w:firstLine="0" w:firstLineChars="0"/>
-              <w:rPr>
-                <w:rFonts w:ascii="Arial" w:hAnsi="Arial" w:eastAsia="Arial" w:cs="Arial"/>
-                <w:i w:val="false"/>
-                <w:b w:val="false"/>
-                <w:u w:val="none"/>
-                <w:strike w:val="false"/>
-                <w:sz w:val="18"/>
-                <w:szCs w:val="18"/>
-                <w:color w:val="000000"/>
-              </w:rPr>
-            </w:pPr>
-            <w:r>
-              <w:rPr>
-                <w:rFonts w:ascii="Arial" w:hAnsi="Arial" w:eastAsia="Arial" w:cs="Arial"/>
-                <w:i w:val="false"/>
-                <w:b w:val="false"/>
-                <w:u w:val="none"/>
-                <w:strike w:val="false"/>
+            </w:pPr>
+            <w:r>
+              <w:rPr>
+                <w:rFonts w:ascii="Arial" w:hAnsi="DejaVu Sans" w:eastAsia="DejaVu Sans" w:cs="DejaVu Sans"/>
+                <w:i w:val="false"/>
+                <w:b w:val="false"/>
+                <w:u w:val="none"/>
                 <w:sz w:val="18"/>
                 <w:szCs w:val="18"/>
                 <w:color w:val="000000"/>
@@ -5505,24 +4806,13 @@
               </w:pBdr>
               <w:spacing w:after="80" w:before="80" w:line="240"/>
               <w:ind w:left="80" w:right="80" w:firstLine="0" w:firstLineChars="0"/>
-              <w:rPr>
-                <w:rFonts w:ascii="Arial" w:hAnsi="Arial" w:eastAsia="Arial" w:cs="Arial"/>
-                <w:i w:val="false"/>
-                <w:b w:val="false"/>
-                <w:u w:val="none"/>
-                <w:strike w:val="false"/>
-                <w:sz w:val="18"/>
-                <w:szCs w:val="18"/>
-                <w:color w:val="000000"/>
-              </w:rPr>
-            </w:pPr>
-            <w:r>
-              <w:rPr>
-                <w:rFonts w:ascii="Arial" w:hAnsi="Arial" w:eastAsia="Arial" w:cs="Arial"/>
-                <w:i w:val="false"/>
-                <w:b w:val="false"/>
-                <w:u w:val="none"/>
-                <w:strike w:val="false"/>
+            </w:pPr>
+            <w:r>
+              <w:rPr>
+                <w:rFonts w:ascii="Arial" w:hAnsi="DejaVu Sans" w:eastAsia="DejaVu Sans" w:cs="DejaVu Sans"/>
+                <w:i w:val="false"/>
+                <w:b w:val="false"/>
+                <w:u w:val="none"/>
                 <w:sz w:val="18"/>
                 <w:szCs w:val="18"/>
                 <w:color w:val="000000"/>
@@ -5536,6 +4826,7 @@
         <w:trPr>
           <w:trHeight w:val="360" w:hRule="auto"/>
         </w:trPr>
+        body3
         <w:tc>
           <w:tcPr>
             <w:tcBorders>
@@ -5565,24 +4856,13 @@
               </w:pBdr>
               <w:spacing w:after="80" w:before="80" w:line="240"/>
               <w:ind w:left="80" w:right="80" w:firstLine="0" w:firstLineChars="0"/>
-              <w:rPr>
-                <w:rFonts w:ascii="Arial" w:hAnsi="Arial" w:eastAsia="Arial" w:cs="Arial"/>
-                <w:i w:val="false"/>
-                <w:b w:val="false"/>
-                <w:u w:val="none"/>
-                <w:strike w:val="false"/>
-                <w:sz w:val="18"/>
-                <w:szCs w:val="18"/>
-                <w:color w:val="000000"/>
-              </w:rPr>
-            </w:pPr>
-            <w:r>
-              <w:rPr>
-                <w:rFonts w:ascii="Arial" w:hAnsi="Arial" w:eastAsia="Arial" w:cs="Arial"/>
-                <w:i w:val="false"/>
-                <w:b w:val="false"/>
-                <w:u w:val="none"/>
-                <w:strike w:val="false"/>
+            </w:pPr>
+            <w:r>
+              <w:rPr>
+                <w:rFonts w:ascii="Arial" w:hAnsi="DejaVu Sans" w:eastAsia="DejaVu Sans" w:cs="DejaVu Sans"/>
+                <w:i w:val="false"/>
+                <w:b w:val="false"/>
+                <w:u w:val="none"/>
                 <w:sz w:val="18"/>
                 <w:szCs w:val="18"/>
                 <w:color w:val="000000"/>
@@ -5620,24 +4900,13 @@
               </w:pBdr>
               <w:spacing w:after="80" w:before="80" w:line="240"/>
               <w:ind w:left="80" w:right="80" w:firstLine="0" w:firstLineChars="0"/>
-              <w:rPr>
-                <w:rFonts w:ascii="Arial" w:hAnsi="Arial" w:eastAsia="Arial" w:cs="Arial"/>
-                <w:i w:val="false"/>
-                <w:b w:val="false"/>
-                <w:u w:val="none"/>
-                <w:strike w:val="false"/>
-                <w:sz w:val="18"/>
-                <w:szCs w:val="18"/>
-                <w:color w:val="000000"/>
-              </w:rPr>
-            </w:pPr>
-            <w:r>
-              <w:rPr>
-                <w:rFonts w:ascii="Arial" w:hAnsi="Arial" w:eastAsia="Arial" w:cs="Arial"/>
-                <w:i w:val="false"/>
-                <w:b w:val="false"/>
-                <w:u w:val="none"/>
-                <w:strike w:val="false"/>
+            </w:pPr>
+            <w:r>
+              <w:rPr>
+                <w:rFonts w:ascii="Arial" w:hAnsi="DejaVu Sans" w:eastAsia="DejaVu Sans" w:cs="DejaVu Sans"/>
+                <w:i w:val="false"/>
+                <w:b w:val="false"/>
+                <w:u w:val="none"/>
                 <w:sz w:val="18"/>
                 <w:szCs w:val="18"/>
                 <w:color w:val="000000"/>
@@ -5675,24 +4944,13 @@
               </w:pBdr>
               <w:spacing w:after="80" w:before="80" w:line="240"/>
               <w:ind w:left="80" w:right="80" w:firstLine="0" w:firstLineChars="0"/>
-              <w:rPr>
-                <w:rFonts w:ascii="Arial" w:hAnsi="Arial" w:eastAsia="Arial" w:cs="Arial"/>
-                <w:i w:val="false"/>
-                <w:b w:val="false"/>
-                <w:u w:val="none"/>
-                <w:strike w:val="false"/>
-                <w:sz w:val="18"/>
-                <w:szCs w:val="18"/>
-                <w:color w:val="000000"/>
-              </w:rPr>
-            </w:pPr>
-            <w:r>
-              <w:rPr>
-                <w:rFonts w:ascii="Arial" w:hAnsi="Arial" w:eastAsia="Arial" w:cs="Arial"/>
-                <w:i w:val="false"/>
-                <w:b w:val="false"/>
-                <w:u w:val="none"/>
-                <w:strike w:val="false"/>
+            </w:pPr>
+            <w:r>
+              <w:rPr>
+                <w:rFonts w:ascii="Arial" w:hAnsi="DejaVu Sans" w:eastAsia="DejaVu Sans" w:cs="DejaVu Sans"/>
+                <w:i w:val="false"/>
+                <w:b w:val="false"/>
+                <w:u w:val="none"/>
                 <w:sz w:val="18"/>
                 <w:szCs w:val="18"/>
                 <w:color w:val="000000"/>
@@ -5706,6 +4964,7 @@
         <w:trPr>
           <w:trHeight w:val="360" w:hRule="auto"/>
         </w:trPr>
+        body4
         <w:tc>
           <w:tcPr>
             <w:tcBorders>
@@ -5735,24 +4994,13 @@
               </w:pBdr>
               <w:spacing w:after="80" w:before="80" w:line="240"/>
               <w:ind w:left="80" w:right="80" w:firstLine="0" w:firstLineChars="0"/>
-              <w:rPr>
-                <w:rFonts w:ascii="Arial" w:hAnsi="Arial" w:eastAsia="Arial" w:cs="Arial"/>
-                <w:i w:val="false"/>
-                <w:b w:val="false"/>
-                <w:u w:val="none"/>
-                <w:strike w:val="false"/>
-                <w:sz w:val="18"/>
-                <w:szCs w:val="18"/>
-                <w:color w:val="000000"/>
-              </w:rPr>
-            </w:pPr>
-            <w:r>
-              <w:rPr>
-                <w:rFonts w:ascii="Arial" w:hAnsi="Arial" w:eastAsia="Arial" w:cs="Arial"/>
-                <w:i w:val="false"/>
-                <w:b w:val="false"/>
-                <w:u w:val="none"/>
-                <w:strike w:val="false"/>
+            </w:pPr>
+            <w:r>
+              <w:rPr>
+                <w:rFonts w:ascii="Arial" w:hAnsi="DejaVu Sans" w:eastAsia="DejaVu Sans" w:cs="DejaVu Sans"/>
+                <w:i w:val="false"/>
+                <w:b w:val="false"/>
+                <w:u w:val="none"/>
                 <w:sz w:val="18"/>
                 <w:szCs w:val="18"/>
                 <w:color w:val="000000"/>
@@ -5790,24 +5038,13 @@
               </w:pBdr>
               <w:spacing w:after="80" w:before="80" w:line="240"/>
               <w:ind w:left="80" w:right="80" w:firstLine="0" w:firstLineChars="0"/>
-              <w:rPr>
-                <w:rFonts w:ascii="Arial" w:hAnsi="Arial" w:eastAsia="Arial" w:cs="Arial"/>
-                <w:i w:val="false"/>
-                <w:b w:val="false"/>
-                <w:u w:val="none"/>
-                <w:strike w:val="false"/>
-                <w:sz w:val="18"/>
-                <w:szCs w:val="18"/>
-                <w:color w:val="000000"/>
-              </w:rPr>
-            </w:pPr>
-            <w:r>
-              <w:rPr>
-                <w:rFonts w:ascii="Arial" w:hAnsi="Arial" w:eastAsia="Arial" w:cs="Arial"/>
-                <w:i w:val="false"/>
-                <w:b w:val="false"/>
-                <w:u w:val="none"/>
-                <w:strike w:val="false"/>
+            </w:pPr>
+            <w:r>
+              <w:rPr>
+                <w:rFonts w:ascii="Arial" w:hAnsi="DejaVu Sans" w:eastAsia="DejaVu Sans" w:cs="DejaVu Sans"/>
+                <w:i w:val="false"/>
+                <w:b w:val="false"/>
+                <w:u w:val="none"/>
                 <w:sz w:val="18"/>
                 <w:szCs w:val="18"/>
                 <w:color w:val="000000"/>
@@ -5845,24 +5082,13 @@
               </w:pBdr>
               <w:spacing w:after="80" w:before="80" w:line="240"/>
               <w:ind w:left="80" w:right="80" w:firstLine="0" w:firstLineChars="0"/>
-              <w:rPr>
-                <w:rFonts w:ascii="Arial" w:hAnsi="Arial" w:eastAsia="Arial" w:cs="Arial"/>
-                <w:i w:val="false"/>
-                <w:b w:val="false"/>
-                <w:u w:val="none"/>
-                <w:strike w:val="false"/>
-                <w:sz w:val="18"/>
-                <w:szCs w:val="18"/>
-                <w:color w:val="000000"/>
-              </w:rPr>
-            </w:pPr>
-            <w:r>
-              <w:rPr>
-                <w:rFonts w:ascii="Arial" w:hAnsi="Arial" w:eastAsia="Arial" w:cs="Arial"/>
-                <w:i w:val="false"/>
-                <w:b w:val="false"/>
-                <w:u w:val="none"/>
-                <w:strike w:val="false"/>
+            </w:pPr>
+            <w:r>
+              <w:rPr>
+                <w:rFonts w:ascii="Arial" w:hAnsi="DejaVu Sans" w:eastAsia="DejaVu Sans" w:cs="DejaVu Sans"/>
+                <w:i w:val="false"/>
+                <w:b w:val="false"/>
+                <w:u w:val="none"/>
                 <w:sz w:val="18"/>
                 <w:szCs w:val="18"/>
                 <w:color w:val="000000"/>
@@ -5876,6 +5102,7 @@
         <w:trPr>
           <w:trHeight w:val="360" w:hRule="auto"/>
         </w:trPr>
+        body5
         <w:tc>
           <w:tcPr>
             <w:tcBorders>
@@ -5905,24 +5132,13 @@
               </w:pBdr>
               <w:spacing w:after="80" w:before="80" w:line="240"/>
               <w:ind w:left="80" w:right="80" w:firstLine="0" w:firstLineChars="0"/>
-              <w:rPr>
-                <w:rFonts w:ascii="Arial" w:hAnsi="Arial" w:eastAsia="Arial" w:cs="Arial"/>
-                <w:i w:val="false"/>
-                <w:b w:val="false"/>
-                <w:u w:val="none"/>
-                <w:strike w:val="false"/>
-                <w:sz w:val="18"/>
-                <w:szCs w:val="18"/>
-                <w:color w:val="000000"/>
-              </w:rPr>
-            </w:pPr>
-            <w:r>
-              <w:rPr>
-                <w:rFonts w:ascii="Arial" w:hAnsi="Arial" w:eastAsia="Arial" w:cs="Arial"/>
-                <w:i w:val="false"/>
-                <w:b w:val="false"/>
-                <w:u w:val="none"/>
-                <w:strike w:val="false"/>
+            </w:pPr>
+            <w:r>
+              <w:rPr>
+                <w:rFonts w:ascii="Arial" w:hAnsi="DejaVu Sans" w:eastAsia="DejaVu Sans" w:cs="DejaVu Sans"/>
+                <w:i w:val="false"/>
+                <w:b w:val="false"/>
+                <w:u w:val="none"/>
                 <w:sz w:val="18"/>
                 <w:szCs w:val="18"/>
                 <w:color w:val="000000"/>
@@ -5960,24 +5176,13 @@
               </w:pBdr>
               <w:spacing w:after="80" w:before="80" w:line="240"/>
               <w:ind w:left="80" w:right="80" w:firstLine="0" w:firstLineChars="0"/>
-              <w:rPr>
-                <w:rFonts w:ascii="Arial" w:hAnsi="Arial" w:eastAsia="Arial" w:cs="Arial"/>
-                <w:i w:val="false"/>
-                <w:b w:val="false"/>
-                <w:u w:val="none"/>
-                <w:strike w:val="false"/>
-                <w:sz w:val="18"/>
-                <w:szCs w:val="18"/>
-                <w:color w:val="000000"/>
-              </w:rPr>
-            </w:pPr>
-            <w:r>
-              <w:rPr>
-                <w:rFonts w:ascii="Arial" w:hAnsi="Arial" w:eastAsia="Arial" w:cs="Arial"/>
-                <w:i w:val="false"/>
-                <w:b w:val="false"/>
-                <w:u w:val="none"/>
-                <w:strike w:val="false"/>
+            </w:pPr>
+            <w:r>
+              <w:rPr>
+                <w:rFonts w:ascii="Arial" w:hAnsi="DejaVu Sans" w:eastAsia="DejaVu Sans" w:cs="DejaVu Sans"/>
+                <w:i w:val="false"/>
+                <w:b w:val="false"/>
+                <w:u w:val="none"/>
                 <w:sz w:val="18"/>
                 <w:szCs w:val="18"/>
                 <w:color w:val="000000"/>
@@ -6015,24 +5220,13 @@
               </w:pBdr>
               <w:spacing w:after="80" w:before="80" w:line="240"/>
               <w:ind w:left="80" w:right="80" w:firstLine="0" w:firstLineChars="0"/>
-              <w:rPr>
-                <w:rFonts w:ascii="Arial" w:hAnsi="Arial" w:eastAsia="Arial" w:cs="Arial"/>
-                <w:i w:val="false"/>
-                <w:b w:val="false"/>
-                <w:u w:val="none"/>
-                <w:strike w:val="false"/>
-                <w:sz w:val="18"/>
-                <w:szCs w:val="18"/>
-                <w:color w:val="000000"/>
-              </w:rPr>
-            </w:pPr>
-            <w:r>
-              <w:rPr>
-                <w:rFonts w:ascii="Arial" w:hAnsi="Arial" w:eastAsia="Arial" w:cs="Arial"/>
-                <w:i w:val="false"/>
-                <w:b w:val="false"/>
-                <w:u w:val="none"/>
-                <w:strike w:val="false"/>
+            </w:pPr>
+            <w:r>
+              <w:rPr>
+                <w:rFonts w:ascii="Arial" w:hAnsi="DejaVu Sans" w:eastAsia="DejaVu Sans" w:cs="DejaVu Sans"/>
+                <w:i w:val="false"/>
+                <w:b w:val="false"/>
+                <w:u w:val="none"/>
                 <w:sz w:val="18"/>
                 <w:szCs w:val="18"/>
                 <w:color w:val="000000"/>
@@ -6046,6 +5240,7 @@
         <w:trPr>
           <w:trHeight w:val="360" w:hRule="auto"/>
         </w:trPr>
+        body6
         <w:tc>
           <w:tcPr>
             <w:tcBorders>
@@ -6075,24 +5270,13 @@
               </w:pBdr>
               <w:spacing w:after="80" w:before="80" w:line="240"/>
               <w:ind w:left="80" w:right="80" w:firstLine="0" w:firstLineChars="0"/>
-              <w:rPr>
-                <w:rFonts w:ascii="Arial" w:hAnsi="Arial" w:eastAsia="Arial" w:cs="Arial"/>
-                <w:i w:val="false"/>
-                <w:b w:val="false"/>
-                <w:u w:val="none"/>
-                <w:strike w:val="false"/>
-                <w:sz w:val="18"/>
-                <w:szCs w:val="18"/>
-                <w:color w:val="000000"/>
-              </w:rPr>
-            </w:pPr>
-            <w:r>
-              <w:rPr>
-                <w:rFonts w:ascii="Arial" w:hAnsi="Arial" w:eastAsia="Arial" w:cs="Arial"/>
-                <w:i w:val="false"/>
-                <w:b w:val="false"/>
-                <w:u w:val="none"/>
-                <w:strike w:val="false"/>
+            </w:pPr>
+            <w:r>
+              <w:rPr>
+                <w:rFonts w:ascii="Arial" w:hAnsi="DejaVu Sans" w:eastAsia="DejaVu Sans" w:cs="DejaVu Sans"/>
+                <w:i w:val="false"/>
+                <w:b w:val="false"/>
+                <w:u w:val="none"/>
                 <w:sz w:val="18"/>
                 <w:szCs w:val="18"/>
                 <w:color w:val="000000"/>
@@ -6130,24 +5314,13 @@
               </w:pBdr>
               <w:spacing w:after="80" w:before="80" w:line="240"/>
               <w:ind w:left="80" w:right="80" w:firstLine="0" w:firstLineChars="0"/>
-              <w:rPr>
-                <w:rFonts w:ascii="Arial" w:hAnsi="Arial" w:eastAsia="Arial" w:cs="Arial"/>
-                <w:i w:val="false"/>
-                <w:b w:val="false"/>
-                <w:u w:val="none"/>
-                <w:strike w:val="false"/>
-                <w:sz w:val="18"/>
-                <w:szCs w:val="18"/>
-                <w:color w:val="000000"/>
-              </w:rPr>
-            </w:pPr>
-            <w:r>
-              <w:rPr>
-                <w:rFonts w:ascii="Arial" w:hAnsi="Arial" w:eastAsia="Arial" w:cs="Arial"/>
-                <w:i w:val="false"/>
-                <w:b w:val="false"/>
-                <w:u w:val="none"/>
-                <w:strike w:val="false"/>
+            </w:pPr>
+            <w:r>
+              <w:rPr>
+                <w:rFonts w:ascii="Arial" w:hAnsi="DejaVu Sans" w:eastAsia="DejaVu Sans" w:cs="DejaVu Sans"/>
+                <w:i w:val="false"/>
+                <w:b w:val="false"/>
+                <w:u w:val="none"/>
                 <w:sz w:val="18"/>
                 <w:szCs w:val="18"/>
                 <w:color w:val="000000"/>
@@ -6185,24 +5358,13 @@
               </w:pBdr>
               <w:spacing w:after="80" w:before="80" w:line="240"/>
               <w:ind w:left="80" w:right="80" w:firstLine="0" w:firstLineChars="0"/>
-              <w:rPr>
-                <w:rFonts w:ascii="Arial" w:hAnsi="Arial" w:eastAsia="Arial" w:cs="Arial"/>
-                <w:i w:val="false"/>
-                <w:b w:val="false"/>
-                <w:u w:val="none"/>
-                <w:strike w:val="false"/>
-                <w:sz w:val="18"/>
-                <w:szCs w:val="18"/>
-                <w:color w:val="000000"/>
-              </w:rPr>
-            </w:pPr>
-            <w:r>
-              <w:rPr>
-                <w:rFonts w:ascii="Arial" w:hAnsi="Arial" w:eastAsia="Arial" w:cs="Arial"/>
-                <w:i w:val="false"/>
-                <w:b w:val="false"/>
-                <w:u w:val="none"/>
-                <w:strike w:val="false"/>
+            </w:pPr>
+            <w:r>
+              <w:rPr>
+                <w:rFonts w:ascii="Arial" w:hAnsi="DejaVu Sans" w:eastAsia="DejaVu Sans" w:cs="DejaVu Sans"/>
+                <w:i w:val="false"/>
+                <w:b w:val="false"/>
+                <w:u w:val="none"/>
                 <w:sz w:val="18"/>
                 <w:szCs w:val="18"/>
                 <w:color w:val="000000"/>
@@ -6232,7 +5394,6 @@
           <w:i w:val="false"/>
           <w:b w:val="true"/>
           <w:u w:val="none"/>
-          <w:strike w:val="false"/>
           <w:sz w:val="26"/>
           <w:szCs w:val="26"/>
           <w:color w:val="215A9E"/>
@@ -6259,7 +5420,6 @@
           <w:i w:val="false"/>
           <w:b w:val="false"/>
           <w:u w:val="none"/>
-          <w:strike w:val="false"/>
           <w:sz w:val="22"/>
           <w:szCs w:val="22"/>
           <w:color w:val="000000"/>
@@ -6286,12 +5446,11 @@
           <w:i w:val="false"/>
           <w:b w:val="true"/>
           <w:u w:val="none"/>
-          <w:strike w:val="false"/>
           <w:sz w:val="26"/>
           <w:szCs w:val="26"/>
           <w:color w:val="215A9E"/>
         </w:rPr>
-        <w:t xml:space="preserve">AI Snapshot</w:t>
+        <w:t xml:space="preserve">Wall grid</w:t>
       </w:r>
     </w:p>
     <w:p>
@@ -6313,7 +5472,84 @@
           <w:i w:val="false"/>
           <w:b w:val="false"/>
           <w:u w:val="none"/>
-          <w:strike w:val="false"/>
+          <w:sz w:val="22"/>
+          <w:szCs w:val="22"/>
+          <w:color w:val="000000"/>
+        </w:rPr>
+        <w:t xml:space="preserve">Setup, before the session: a grid on the wall (flipchart sheets or brown paper, about 3 m wide) with six columns, one per rated section (1, 3, 4, 5, 6, 7), and three rows: Green, Amber, Red. Use the signs at the end of this pack; colour the row signs or add a coloured dot. Each participant needs about four sticky notes and a pen; the sticky notes can be any colour, because the row gives the colour.</w:t>
+      </w:r>
+    </w:p>
+    <w:p>
+      <w:pPr>
+        <w:pStyle w:val="Normal"/>
+        <w:jc w:val="left"/>
+        <w:pBdr>
+          <w:bottom w:val="none" w:sz="0" w:space="0" w:color="000000"/>
+          <w:top w:val="none" w:sz="0" w:space="0" w:color="000000"/>
+          <w:left w:val="none" w:sz="0" w:space="0" w:color="000000"/>
+          <w:right w:val="none" w:sz="0" w:space="0" w:color="000000"/>
+        </w:pBdr>
+        <w:spacing w:after="80" w:before="0" w:line="240"/>
+        <w:ind w:left="0" w:right="0" w:firstLine="0" w:firstLineChars="0"/>
+      </w:pPr>
+      <w:r>
+        <w:rPr>
+          <w:rFonts w:ascii="Arial" w:hAnsi="Arial" w:eastAsia="Arial" w:cs="Arial"/>
+          <w:i w:val="false"/>
+          <w:b w:val="false"/>
+          <w:u w:val="none"/>
+          <w:sz w:val="22"/>
+          <w:szCs w:val="22"/>
+          <w:color w:val="000000"/>
+        </w:rPr>
+        <w:t xml:space="preserve">Running it: participants post their executive-summary note after the five minutes alone, and pairs post one note per section as they finish each one. In the debrief, read each column from the wall before the slide's reveal, in place of a show of colours. The pattern to expect: the executive-summary column leans green and the Results column leans amber or red. Put the two columns side by side at "The same question": what did the summary lead people to believe?</w:t>
+      </w:r>
+    </w:p>
+    <w:p>
+      <w:pPr>
+        <w:pStyle w:val="Normal"/>
+        <w:jc w:val="left"/>
+        <w:pBdr>
+          <w:bottom w:val="none" w:sz="0" w:space="0" w:color="000000"/>
+          <w:top w:val="none" w:sz="0" w:space="0" w:color="000000"/>
+          <w:left w:val="none" w:sz="0" w:space="0" w:color="000000"/>
+          <w:right w:val="none" w:sz="0" w:space="0" w:color="000000"/>
+        </w:pBdr>
+        <w:spacing w:after="60" w:before="0" w:line="240"/>
+        <w:ind w:left="0" w:right="0" w:firstLine="0" w:firstLineChars="0"/>
+      </w:pPr>
+      <w:r>
+        <w:rPr>
+          <w:rFonts w:ascii="Arial" w:hAnsi="Arial" w:eastAsia="Arial" w:cs="Arial"/>
+          <w:i w:val="false"/>
+          <w:b w:val="true"/>
+          <w:u w:val="none"/>
+          <w:sz w:val="26"/>
+          <w:szCs w:val="26"/>
+          <w:color w:val="215A9E"/>
+        </w:rPr>
+        <w:t xml:space="preserve">AI Snapshot</w:t>
+      </w:r>
+    </w:p>
+    <w:p>
+      <w:pPr>
+        <w:pStyle w:val="Normal"/>
+        <w:jc w:val="left"/>
+        <w:pBdr>
+          <w:bottom w:val="none" w:sz="0" w:space="0" w:color="000000"/>
+          <w:top w:val="none" w:sz="0" w:space="0" w:color="000000"/>
+          <w:left w:val="none" w:sz="0" w:space="0" w:color="000000"/>
+          <w:right w:val="none" w:sz="0" w:space="0" w:color="000000"/>
+        </w:pBdr>
+        <w:spacing w:after="80" w:before="0" w:line="240"/>
+        <w:ind w:left="0" w:right="0" w:firstLine="0" w:firstLineChars="0"/>
+      </w:pPr>
+      <w:r>
+        <w:rPr>
+          <w:rFonts w:ascii="Arial" w:hAnsi="Arial" w:eastAsia="Arial" w:cs="Arial"/>
+          <w:i w:val="false"/>
+          <w:b w:val="false"/>
+          <w:u w:val="none"/>
           <w:sz w:val="22"/>
           <w:szCs w:val="22"/>
           <w:color w:val="000000"/>
@@ -6321,11 +5557,555 @@
         <w:t xml:space="preserve">The two unsupported claims: "the programme meets the criterion for scale-up" and "the recommendation is supported by the evidence". The larger problem: the response reads "approximately 1,000" as if all four methods agreed (only the matched comparison gives 1,000), and never notices that the preferred specification is 816, which fails the threshold, or asks whether 1,014 was chosen as the headline because it clears the bar. It also treats the compliance gap as evidence of honesty instead of asking which businesses are missing. What it did well: it found the real disclosures, described the offer-effect and locality limitations correctly, and reached a verdict. The better prompt asks for a comparison instead of a verdict, so the 816 is hard to miss.</w:t>
       </w:r>
     </w:p>
-    <w:sectPr>
-      <w:pgMar w:header="708" w:bottom="1008" w:top="1008" w:right="1152" w:left="1152" w:footer="708" w:gutter="0"/>
+    <w:p>
+      <w:pPr/>
+      <w:r>
+        <w:br w:type="page"/>
+      </w:r>
+    </w:p>
+    <w:p>
+      <w:pPr>
+        <w:pStyle w:val="Normal"/>
+        <w:jc w:val="left"/>
+        <w:pBdr>
+          <w:bottom w:val="none" w:sz="0" w:space="0" w:color="000000"/>
+          <w:top w:val="none" w:sz="0" w:space="0" w:color="000000"/>
+          <w:left w:val="none" w:sz="0" w:space="0" w:color="000000"/>
+          <w:right w:val="none" w:sz="0" w:space="0" w:color="000000"/>
+        </w:pBdr>
+        <w:spacing w:after="0" w:before="0" w:line="240"/>
+        <w:ind w:left="0" w:right="0" w:firstLine="0" w:firstLineChars="0"/>
+      </w:pPr>
+      <w:r>
+        <w:rPr>
+          <w:rFonts w:ascii="Arial" w:hAnsi="Arial" w:eastAsia="Arial" w:cs="Arial"/>
+          <w:i w:val="false"/>
+          <w:b w:val="false"/>
+          <w:u w:val="none"/>
+          <w:sz w:val="18"/>
+          <w:szCs w:val="18"/>
+          <w:color w:val="545860"/>
+        </w:rPr>
+        <w:t xml:space="preserve">Module 2 · Day 4, Session 1 · Is This Evidence Credible?</w:t>
+      </w:r>
+    </w:p>
+    <w:p>
+      <w:pPr>
+        <w:pStyle w:val="Normal"/>
+        <w:jc w:val="left"/>
+        <w:pBdr>
+          <w:bottom w:val="none" w:sz="0" w:space="0" w:color="000000"/>
+          <w:top w:val="none" w:sz="0" w:space="0" w:color="000000"/>
+          <w:left w:val="none" w:sz="0" w:space="0" w:color="000000"/>
+          <w:right w:val="none" w:sz="0" w:space="0" w:color="000000"/>
+        </w:pBdr>
+        <w:spacing w:after="40" w:before="0" w:line="240"/>
+        <w:ind w:left="0" w:right="0" w:firstLine="0" w:firstLineChars="0"/>
+      </w:pPr>
+      <w:r>
+        <w:rPr>
+          <w:rFonts w:ascii="Arial" w:hAnsi="Arial" w:eastAsia="Arial" w:cs="Arial"/>
+          <w:i w:val="false"/>
+          <w:b w:val="true"/>
+          <w:u w:val="none"/>
+          <w:sz w:val="36"/>
+          <w:szCs w:val="36"/>
+          <w:color w:val="063360"/>
+        </w:rPr>
+        <w:t xml:space="preserve">Wall board: grid signs</w:t>
+      </w:r>
+    </w:p>
+    <w:p>
+      <w:pPr>
+        <w:pStyle w:val="Normal"/>
+        <w:jc w:val="left"/>
+        <w:pBdr>
+          <w:bottom w:val="none" w:sz="0" w:space="0" w:color="000000"/>
+          <w:top w:val="none" w:sz="0" w:space="0" w:color="000000"/>
+          <w:left w:val="none" w:sz="0" w:space="0" w:color="000000"/>
+          <w:right w:val="none" w:sz="0" w:space="0" w:color="000000"/>
+        </w:pBdr>
+        <w:spacing w:after="160" w:before="0" w:line="240"/>
+        <w:ind w:left="0" w:right="0" w:firstLine="0" w:firstLineChars="0"/>
+      </w:pPr>
+      <w:r>
+        <w:rPr>
+          <w:rFonts w:ascii="Arial" w:hAnsi="Arial" w:eastAsia="Arial" w:cs="Arial"/>
+          <w:i w:val="true"/>
+          <w:b w:val="false"/>
+          <w:u w:val="none"/>
+          <w:sz w:val="18"/>
+          <w:szCs w:val="18"/>
+          <w:color w:val="215A9E"/>
+        </w:rPr>
+        <w:t xml:space="preserve">Print: 1 set for the trainer, cut along the dashed lines: six column signs (sections) and three row signs (colours)</w:t>
+      </w:r>
+    </w:p>
+    <w:tbl xmlns:a="http://schemas.openxmlformats.org/drawingml/2006/main" xmlns:pic="http://schemas.openxmlformats.org/drawingml/2006/picture">
+      <w:tblPr>
+        <w:tblLayout w:type="fixed"/>
+        <w:jc w:val="center"/>
+        <w:tblLook w:firstRow="1" w:lastRow="0" w:firstColumn="0" w:lastColumn="0" w:noHBand="0" w:noVBand="1"/>
+      </w:tblPr>
+      <w:tblGrid>
+        <w:gridCol w:w="9792"/>
+      </w:tblGrid>
+      <w:tr>
+        <w:trPr>
+          <w:trHeight w:val="1872" w:hRule="atLeast"/>
+        </w:trPr>
+        body1
+        <w:tc>
+          <w:tcPr>
+            <w:tcBorders>
+              <w:bottom w:val="dashed" w:sz="8" w:space="0" w:color="9AA8B8"/>
+              <w:top w:val="dashed" w:sz="8" w:space="0" w:color="9AA8B8"/>
+              <w:left w:val="dashed" w:sz="8" w:space="0" w:color="9AA8B8"/>
+              <w:right w:val="dashed" w:sz="8" w:space="0" w:color="9AA8B8"/>
+            </w:tcBorders>
+            <w:shd w:val="clear" w:color="auto" w:fill="FFFFFF"/>
+            <w:tcMar>
+              <w:top w:w="0" w:type="dxa"/>
+              <w:bottom w:w="0" w:type="dxa"/>
+              <w:left w:w="0" w:type="dxa"/>
+              <w:right w:w="0" w:type="dxa"/>
+            </w:tcMar>
+            <w:vAlign w:val="center"/>
+          </w:tcPr>
+          <w:p>
+            <w:pPr>
+              <w:pStyle w:val="Normal"/>
+              <w:jc w:val="center"/>
+              <w:pBdr>
+                <w:bottom w:val="none" w:sz="0" w:space="0" w:color="000000"/>
+                <w:top w:val="none" w:sz="0" w:space="0" w:color="000000"/>
+                <w:left w:val="none" w:sz="0" w:space="0" w:color="000000"/>
+                <w:right w:val="none" w:sz="0" w:space="0" w:color="000000"/>
+              </w:pBdr>
+              <w:spacing w:after="240" w:before="240" w:line="276"/>
+              <w:ind w:left="240" w:right="240" w:firstLine="0" w:firstLineChars="0"/>
+            </w:pPr>
+            <w:r>
+              <w:rPr>
+                <w:rFonts w:ascii="Arial" w:hAnsi="Arial" w:eastAsia="Arial" w:cs="Arial"/>
+                <w:i w:val="false"/>
+                <w:b w:val="true"/>
+                <w:u w:val="none"/>
+                <w:sz w:val="52"/>
+                <w:szCs w:val="52"/>
+                <w:color w:val="063360"/>
+              </w:rPr>
+              <w:t xml:space="preserve">1. Executive summary</w:t>
+            </w:r>
+          </w:p>
+        </w:tc>
+      </w:tr>
+      <w:tr>
+        <w:trPr>
+          <w:trHeight w:val="1872" w:hRule="atLeast"/>
+        </w:trPr>
+        body2
+        <w:tc>
+          <w:tcPr>
+            <w:tcBorders>
+              <w:bottom w:val="dashed" w:sz="8" w:space="0" w:color="9AA8B8"/>
+              <w:top w:val="dashed" w:sz="8" w:space="0" w:color="9AA8B8"/>
+              <w:left w:val="dashed" w:sz="8" w:space="0" w:color="9AA8B8"/>
+              <w:right w:val="dashed" w:sz="8" w:space="0" w:color="9AA8B8"/>
+            </w:tcBorders>
+            <w:shd w:val="clear" w:color="auto" w:fill="FFFFFF"/>
+            <w:tcMar>
+              <w:top w:w="0" w:type="dxa"/>
+              <w:bottom w:w="0" w:type="dxa"/>
+              <w:left w:w="0" w:type="dxa"/>
+              <w:right w:w="0" w:type="dxa"/>
+            </w:tcMar>
+            <w:vAlign w:val="center"/>
+          </w:tcPr>
+          <w:p>
+            <w:pPr>
+              <w:pStyle w:val="Normal"/>
+              <w:jc w:val="center"/>
+              <w:pBdr>
+                <w:bottom w:val="none" w:sz="0" w:space="0" w:color="000000"/>
+                <w:top w:val="none" w:sz="0" w:space="0" w:color="000000"/>
+                <w:left w:val="none" w:sz="0" w:space="0" w:color="000000"/>
+                <w:right w:val="none" w:sz="0" w:space="0" w:color="000000"/>
+              </w:pBdr>
+              <w:spacing w:after="240" w:before="240" w:line="276"/>
+              <w:ind w:left="240" w:right="240" w:firstLine="0" w:firstLineChars="0"/>
+            </w:pPr>
+            <w:r>
+              <w:rPr>
+                <w:rFonts w:ascii="Arial" w:hAnsi="Arial" w:eastAsia="Arial" w:cs="Arial"/>
+                <w:i w:val="false"/>
+                <w:b w:val="true"/>
+                <w:u w:val="none"/>
+                <w:sz w:val="52"/>
+                <w:szCs w:val="52"/>
+                <w:color w:val="063360"/>
+              </w:rPr>
+              <w:t xml:space="preserve">3. Evaluation design</w:t>
+            </w:r>
+          </w:p>
+        </w:tc>
+      </w:tr>
+      <w:tr>
+        <w:trPr>
+          <w:trHeight w:val="1872" w:hRule="atLeast"/>
+        </w:trPr>
+        body3
+        <w:tc>
+          <w:tcPr>
+            <w:tcBorders>
+              <w:bottom w:val="dashed" w:sz="8" w:space="0" w:color="9AA8B8"/>
+              <w:top w:val="dashed" w:sz="8" w:space="0" w:color="9AA8B8"/>
+              <w:left w:val="dashed" w:sz="8" w:space="0" w:color="9AA8B8"/>
+              <w:right w:val="dashed" w:sz="8" w:space="0" w:color="9AA8B8"/>
+            </w:tcBorders>
+            <w:shd w:val="clear" w:color="auto" w:fill="FFFFFF"/>
+            <w:tcMar>
+              <w:top w:w="0" w:type="dxa"/>
+              <w:bottom w:w="0" w:type="dxa"/>
+              <w:left w:w="0" w:type="dxa"/>
+              <w:right w:w="0" w:type="dxa"/>
+            </w:tcMar>
+            <w:vAlign w:val="center"/>
+          </w:tcPr>
+          <w:p>
+            <w:pPr>
+              <w:pStyle w:val="Normal"/>
+              <w:jc w:val="center"/>
+              <w:pBdr>
+                <w:bottom w:val="none" w:sz="0" w:space="0" w:color="000000"/>
+                <w:top w:val="none" w:sz="0" w:space="0" w:color="000000"/>
+                <w:left w:val="none" w:sz="0" w:space="0" w:color="000000"/>
+                <w:right w:val="none" w:sz="0" w:space="0" w:color="000000"/>
+              </w:pBdr>
+              <w:spacing w:after="240" w:before="240" w:line="276"/>
+              <w:ind w:left="240" w:right="240" w:firstLine="0" w:firstLineChars="0"/>
+            </w:pPr>
+            <w:r>
+              <w:rPr>
+                <w:rFonts w:ascii="Arial" w:hAnsi="Arial" w:eastAsia="Arial" w:cs="Arial"/>
+                <w:i w:val="false"/>
+                <w:b w:val="true"/>
+                <w:u w:val="none"/>
+                <w:sz w:val="52"/>
+                <w:szCs w:val="52"/>
+                <w:color w:val="063360"/>
+              </w:rPr>
+              <w:t xml:space="preserve">4. Data</w:t>
+            </w:r>
+          </w:p>
+        </w:tc>
+      </w:tr>
+      <w:tr>
+        <w:trPr>
+          <w:trHeight w:val="1872" w:hRule="atLeast"/>
+        </w:trPr>
+        body4
+        <w:tc>
+          <w:tcPr>
+            <w:tcBorders>
+              <w:bottom w:val="dashed" w:sz="8" w:space="0" w:color="9AA8B8"/>
+              <w:top w:val="dashed" w:sz="8" w:space="0" w:color="9AA8B8"/>
+              <w:left w:val="dashed" w:sz="8" w:space="0" w:color="9AA8B8"/>
+              <w:right w:val="dashed" w:sz="8" w:space="0" w:color="9AA8B8"/>
+            </w:tcBorders>
+            <w:shd w:val="clear" w:color="auto" w:fill="FFFFFF"/>
+            <w:tcMar>
+              <w:top w:w="0" w:type="dxa"/>
+              <w:bottom w:w="0" w:type="dxa"/>
+              <w:left w:w="0" w:type="dxa"/>
+              <w:right w:w="0" w:type="dxa"/>
+            </w:tcMar>
+            <w:vAlign w:val="center"/>
+          </w:tcPr>
+          <w:p>
+            <w:pPr>
+              <w:pStyle w:val="Normal"/>
+              <w:jc w:val="center"/>
+              <w:pBdr>
+                <w:bottom w:val="none" w:sz="0" w:space="0" w:color="000000"/>
+                <w:top w:val="none" w:sz="0" w:space="0" w:color="000000"/>
+                <w:left w:val="none" w:sz="0" w:space="0" w:color="000000"/>
+                <w:right w:val="none" w:sz="0" w:space="0" w:color="000000"/>
+              </w:pBdr>
+              <w:spacing w:after="240" w:before="240" w:line="276"/>
+              <w:ind w:left="240" w:right="240" w:firstLine="0" w:firstLineChars="0"/>
+            </w:pPr>
+            <w:r>
+              <w:rPr>
+                <w:rFonts w:ascii="Arial" w:hAnsi="Arial" w:eastAsia="Arial" w:cs="Arial"/>
+                <w:i w:val="false"/>
+                <w:b w:val="true"/>
+                <w:u w:val="none"/>
+                <w:sz w:val="52"/>
+                <w:szCs w:val="52"/>
+                <w:color w:val="063360"/>
+              </w:rPr>
+              <w:t xml:space="preserve">5. Results</w:t>
+            </w:r>
+          </w:p>
+        </w:tc>
+      </w:tr>
+      <w:tr>
+        <w:trPr>
+          <w:trHeight w:val="1872" w:hRule="atLeast"/>
+        </w:trPr>
+        body5
+        <w:tc>
+          <w:tcPr>
+            <w:tcBorders>
+              <w:bottom w:val="dashed" w:sz="8" w:space="0" w:color="9AA8B8"/>
+              <w:top w:val="dashed" w:sz="8" w:space="0" w:color="9AA8B8"/>
+              <w:left w:val="dashed" w:sz="8" w:space="0" w:color="9AA8B8"/>
+              <w:right w:val="dashed" w:sz="8" w:space="0" w:color="9AA8B8"/>
+            </w:tcBorders>
+            <w:shd w:val="clear" w:color="auto" w:fill="FFFFFF"/>
+            <w:tcMar>
+              <w:top w:w="0" w:type="dxa"/>
+              <w:bottom w:w="0" w:type="dxa"/>
+              <w:left w:w="0" w:type="dxa"/>
+              <w:right w:w="0" w:type="dxa"/>
+            </w:tcMar>
+            <w:vAlign w:val="center"/>
+          </w:tcPr>
+          <w:p>
+            <w:pPr>
+              <w:pStyle w:val="Normal"/>
+              <w:jc w:val="center"/>
+              <w:pBdr>
+                <w:bottom w:val="none" w:sz="0" w:space="0" w:color="000000"/>
+                <w:top w:val="none" w:sz="0" w:space="0" w:color="000000"/>
+                <w:left w:val="none" w:sz="0" w:space="0" w:color="000000"/>
+                <w:right w:val="none" w:sz="0" w:space="0" w:color="000000"/>
+              </w:pBdr>
+              <w:spacing w:after="240" w:before="240" w:line="276"/>
+              <w:ind w:left="240" w:right="240" w:firstLine="0" w:firstLineChars="0"/>
+            </w:pPr>
+            <w:r>
+              <w:rPr>
+                <w:rFonts w:ascii="Arial" w:hAnsi="Arial" w:eastAsia="Arial" w:cs="Arial"/>
+                <w:i w:val="false"/>
+                <w:b w:val="true"/>
+                <w:u w:val="none"/>
+                <w:sz w:val="52"/>
+                <w:szCs w:val="52"/>
+                <w:color w:val="063360"/>
+              </w:rPr>
+              <w:t xml:space="preserve">6. Limitations</w:t>
+            </w:r>
+          </w:p>
+        </w:tc>
+      </w:tr>
+      <w:tr>
+        <w:trPr>
+          <w:trHeight w:val="1872" w:hRule="atLeast"/>
+        </w:trPr>
+        body6
+        <w:tc>
+          <w:tcPr>
+            <w:tcBorders>
+              <w:bottom w:val="dashed" w:sz="8" w:space="0" w:color="9AA8B8"/>
+              <w:top w:val="dashed" w:sz="8" w:space="0" w:color="9AA8B8"/>
+              <w:left w:val="dashed" w:sz="8" w:space="0" w:color="9AA8B8"/>
+              <w:right w:val="dashed" w:sz="8" w:space="0" w:color="9AA8B8"/>
+            </w:tcBorders>
+            <w:shd w:val="clear" w:color="auto" w:fill="FFFFFF"/>
+            <w:tcMar>
+              <w:top w:w="0" w:type="dxa"/>
+              <w:bottom w:w="0" w:type="dxa"/>
+              <w:left w:w="0" w:type="dxa"/>
+              <w:right w:w="0" w:type="dxa"/>
+            </w:tcMar>
+            <w:vAlign w:val="center"/>
+          </w:tcPr>
+          <w:p>
+            <w:pPr>
+              <w:pStyle w:val="Normal"/>
+              <w:jc w:val="center"/>
+              <w:pBdr>
+                <w:bottom w:val="none" w:sz="0" w:space="0" w:color="000000"/>
+                <w:top w:val="none" w:sz="0" w:space="0" w:color="000000"/>
+                <w:left w:val="none" w:sz="0" w:space="0" w:color="000000"/>
+                <w:right w:val="none" w:sz="0" w:space="0" w:color="000000"/>
+              </w:pBdr>
+              <w:spacing w:after="240" w:before="240" w:line="276"/>
+              <w:ind w:left="240" w:right="240" w:firstLine="0" w:firstLineChars="0"/>
+            </w:pPr>
+            <w:r>
+              <w:rPr>
+                <w:rFonts w:ascii="Arial" w:hAnsi="Arial" w:eastAsia="Arial" w:cs="Arial"/>
+                <w:i w:val="false"/>
+                <w:b w:val="true"/>
+                <w:u w:val="none"/>
+                <w:sz w:val="52"/>
+                <w:szCs w:val="52"/>
+                <w:color w:val="063360"/>
+              </w:rPr>
+              <w:t xml:space="preserve">7. Conclusions and recommendations</w:t>
+            </w:r>
+          </w:p>
+        </w:tc>
+      </w:tr>
+      <w:tr>
+        <w:trPr>
+          <w:trHeight w:val="1872" w:hRule="atLeast"/>
+        </w:trPr>
+        body7
+        <w:tc>
+          <w:tcPr>
+            <w:tcBorders>
+              <w:bottom w:val="dashed" w:sz="8" w:space="0" w:color="9AA8B8"/>
+              <w:top w:val="dashed" w:sz="8" w:space="0" w:color="9AA8B8"/>
+              <w:left w:val="dashed" w:sz="8" w:space="0" w:color="9AA8B8"/>
+              <w:right w:val="dashed" w:sz="8" w:space="0" w:color="9AA8B8"/>
+            </w:tcBorders>
+            <w:shd w:val="clear" w:color="auto" w:fill="FFFFFF"/>
+            <w:tcMar>
+              <w:top w:w="0" w:type="dxa"/>
+              <w:bottom w:w="0" w:type="dxa"/>
+              <w:left w:w="0" w:type="dxa"/>
+              <w:right w:w="0" w:type="dxa"/>
+            </w:tcMar>
+            <w:vAlign w:val="center"/>
+          </w:tcPr>
+          <w:p>
+            <w:pPr>
+              <w:pStyle w:val="Normal"/>
+              <w:jc w:val="center"/>
+              <w:pBdr>
+                <w:bottom w:val="none" w:sz="0" w:space="0" w:color="000000"/>
+                <w:top w:val="none" w:sz="0" w:space="0" w:color="000000"/>
+                <w:left w:val="none" w:sz="0" w:space="0" w:color="000000"/>
+                <w:right w:val="none" w:sz="0" w:space="0" w:color="000000"/>
+              </w:pBdr>
+              <w:spacing w:after="240" w:before="240" w:line="276"/>
+              <w:ind w:left="240" w:right="240" w:firstLine="0" w:firstLineChars="0"/>
+            </w:pPr>
+            <w:r>
+              <w:rPr>
+                <w:rFonts w:ascii="Arial" w:hAnsi="Arial" w:eastAsia="Arial" w:cs="Arial"/>
+                <w:i w:val="false"/>
+                <w:b w:val="true"/>
+                <w:u w:val="none"/>
+                <w:sz w:val="52"/>
+                <w:szCs w:val="52"/>
+                <w:color w:val="063360"/>
+              </w:rPr>
+              <w:t xml:space="preserve">Green</w:t>
+            </w:r>
+          </w:p>
+        </w:tc>
+      </w:tr>
+      <w:tr>
+        <w:trPr>
+          <w:trHeight w:val="1872" w:hRule="atLeast"/>
+        </w:trPr>
+        body8
+        <w:tc>
+          <w:tcPr>
+            <w:tcBorders>
+              <w:bottom w:val="dashed" w:sz="8" w:space="0" w:color="9AA8B8"/>
+              <w:top w:val="dashed" w:sz="8" w:space="0" w:color="9AA8B8"/>
+              <w:left w:val="dashed" w:sz="8" w:space="0" w:color="9AA8B8"/>
+              <w:right w:val="dashed" w:sz="8" w:space="0" w:color="9AA8B8"/>
+            </w:tcBorders>
+            <w:shd w:val="clear" w:color="auto" w:fill="FFFFFF"/>
+            <w:tcMar>
+              <w:top w:w="0" w:type="dxa"/>
+              <w:bottom w:w="0" w:type="dxa"/>
+              <w:left w:w="0" w:type="dxa"/>
+              <w:right w:w="0" w:type="dxa"/>
+            </w:tcMar>
+            <w:vAlign w:val="center"/>
+          </w:tcPr>
+          <w:p>
+            <w:pPr>
+              <w:pStyle w:val="Normal"/>
+              <w:jc w:val="center"/>
+              <w:pBdr>
+                <w:bottom w:val="none" w:sz="0" w:space="0" w:color="000000"/>
+                <w:top w:val="none" w:sz="0" w:space="0" w:color="000000"/>
+                <w:left w:val="none" w:sz="0" w:space="0" w:color="000000"/>
+                <w:right w:val="none" w:sz="0" w:space="0" w:color="000000"/>
+              </w:pBdr>
+              <w:spacing w:after="240" w:before="240" w:line="276"/>
+              <w:ind w:left="240" w:right="240" w:firstLine="0" w:firstLineChars="0"/>
+            </w:pPr>
+            <w:r>
+              <w:rPr>
+                <w:rFonts w:ascii="Arial" w:hAnsi="Arial" w:eastAsia="Arial" w:cs="Arial"/>
+                <w:i w:val="false"/>
+                <w:b w:val="true"/>
+                <w:u w:val="none"/>
+                <w:sz w:val="52"/>
+                <w:szCs w:val="52"/>
+                <w:color w:val="063360"/>
+              </w:rPr>
+              <w:t xml:space="preserve">Amber</w:t>
+            </w:r>
+          </w:p>
+        </w:tc>
+      </w:tr>
+      <w:tr>
+        <w:trPr>
+          <w:trHeight w:val="1872" w:hRule="atLeast"/>
+        </w:trPr>
+        body9
+        <w:tc>
+          <w:tcPr>
+            <w:tcBorders>
+              <w:bottom w:val="dashed" w:sz="8" w:space="0" w:color="9AA8B8"/>
+              <w:top w:val="dashed" w:sz="8" w:space="0" w:color="9AA8B8"/>
+              <w:left w:val="dashed" w:sz="8" w:space="0" w:color="9AA8B8"/>
+              <w:right w:val="dashed" w:sz="8" w:space="0" w:color="9AA8B8"/>
+            </w:tcBorders>
+            <w:shd w:val="clear" w:color="auto" w:fill="FFFFFF"/>
+            <w:tcMar>
+              <w:top w:w="0" w:type="dxa"/>
+              <w:bottom w:w="0" w:type="dxa"/>
+              <w:left w:w="0" w:type="dxa"/>
+              <w:right w:w="0" w:type="dxa"/>
+            </w:tcMar>
+            <w:vAlign w:val="center"/>
+          </w:tcPr>
+          <w:p>
+            <w:pPr>
+              <w:pStyle w:val="Normal"/>
+              <w:jc w:val="center"/>
+              <w:pBdr>
+                <w:bottom w:val="none" w:sz="0" w:space="0" w:color="000000"/>
+                <w:top w:val="none" w:sz="0" w:space="0" w:color="000000"/>
+                <w:left w:val="none" w:sz="0" w:space="0" w:color="000000"/>
+                <w:right w:val="none" w:sz="0" w:space="0" w:color="000000"/>
+              </w:pBdr>
+              <w:spacing w:after="240" w:before="240" w:line="276"/>
+              <w:ind w:left="240" w:right="240" w:firstLine="0" w:firstLineChars="0"/>
+            </w:pPr>
+            <w:r>
+              <w:rPr>
+                <w:rFonts w:ascii="Arial" w:hAnsi="Arial" w:eastAsia="Arial" w:cs="Arial"/>
+                <w:i w:val="false"/>
+                <w:b w:val="true"/>
+                <w:u w:val="none"/>
+                <w:sz w:val="52"/>
+                <w:szCs w:val="52"/>
+                <w:color w:val="063360"/>
+              </w:rPr>
+              <w:t xml:space="preserve">Red</w:t>
+            </w:r>
+          </w:p>
+        </w:tc>
+      </w:tr>
+    </w:tbl>
+    <w:sectPr w:officer="true">
+      <w:pgMar w:header="720" w:bottom="1008" w:top="1008" w:right="1152" w:left="1152" w:footer="720" w:gutter="720"/>
       <w:pgSz w:h="16838" w:w="11906" w:orient="portrait"/>
+      <w:cols/>
       <w:type w:val="continuous"/>
-      <w:cols/>
     </w:sectPr>
   </w:body>
 </w:document>

--- a/Module_2_Oct_2026_v2/Oct15_session1_materials.docx
+++ b/Module_2_Oct_2026_v2/Oct15_session1_materials.docx
@@ -5476,7 +5476,7 @@
           <w:szCs w:val="22"/>
           <w:color w:val="000000"/>
         </w:rPr>
-        <w:t xml:space="preserve">Setup, before the session: a grid on the wall (flipchart sheets or brown paper, about 3 m wide) with six columns, one per rated section (1, 3, 4, 5, 6, 7), and three rows: Green, Amber, Red. Use the signs at the end of this pack; colour the row signs or add a coloured dot. Each participant needs about four sticky notes and a pen; the sticky notes can be any colour, because the row gives the colour.</w:t>
+        <w:t xml:space="preserve">Setup, before the session: print Oct15_session1_board_A1.pdf at A1 (two sheets) and tape the sheets side by side (preview at the end of this pack). Sheet 1 is the executive summary on its own, because everyone posts one note there; sheet 2 has a column for each of Sections 3 to 7. Both have three rows: Green, Amber, Red. Use small sticky notes (about 38 x 51 mm) so they fit: each participant needs about four, and a pen. The notes can be any colour, because the row gives the colour.</w:t>
       </w:r>
     </w:p>
     <w:p>
@@ -5612,7 +5612,7 @@
           <w:szCs w:val="36"/>
           <w:color w:val="063360"/>
         </w:rPr>
-        <w:t xml:space="preserve">Wall board: grid signs</w:t>
+        <w:t xml:space="preserve">Wall board: the credibility grid (A1, two sheets)</w:t>
       </w:r>
     </w:p>
     <w:p>
@@ -5638,469 +5638,99 @@
           <w:szCs w:val="18"/>
           <w:color w:val="215A9E"/>
         </w:rPr>
-        <w:t xml:space="preserve">Print: 1 set for the trainer, cut along the dashed lines: six column signs (sections) and three row signs (colours)</w:t>
+        <w:t xml:space="preserve">Print: send Oct15_session1_board_A1.pdf to the printer at A1 (landscape), 2 sheets; tape it to the wall. This page is only a preview</w:t>
       </w:r>
     </w:p>
-    <w:tbl xmlns:a="http://schemas.openxmlformats.org/drawingml/2006/main" xmlns:pic="http://schemas.openxmlformats.org/drawingml/2006/picture">
-      <w:tblPr>
-        <w:tblLayout w:type="fixed"/>
-        <w:jc w:val="center"/>
-        <w:tblLook w:firstRow="1" w:lastRow="0" w:firstColumn="0" w:lastColumn="0" w:noHBand="0" w:noVBand="1"/>
-      </w:tblPr>
-      <w:tblGrid>
-        <w:gridCol w:w="9792"/>
-      </w:tblGrid>
-      <w:tr>
-        <w:trPr>
-          <w:trHeight w:val="1872" w:hRule="atLeast"/>
-        </w:trPr>
-        body1
-        <w:tc>
-          <w:tcPr>
-            <w:tcBorders>
-              <w:bottom w:val="dashed" w:sz="8" w:space="0" w:color="9AA8B8"/>
-              <w:top w:val="dashed" w:sz="8" w:space="0" w:color="9AA8B8"/>
-              <w:left w:val="dashed" w:sz="8" w:space="0" w:color="9AA8B8"/>
-              <w:right w:val="dashed" w:sz="8" w:space="0" w:color="9AA8B8"/>
-            </w:tcBorders>
-            <w:shd w:val="clear" w:color="auto" w:fill="FFFFFF"/>
-            <w:tcMar>
-              <w:top w:w="0" w:type="dxa"/>
-              <w:bottom w:w="0" w:type="dxa"/>
-              <w:left w:w="0" w:type="dxa"/>
-              <w:right w:w="0" w:type="dxa"/>
-            </w:tcMar>
-            <w:vAlign w:val="center"/>
-          </w:tcPr>
-          <w:p>
-            <w:pPr>
-              <w:pStyle w:val="Normal"/>
-              <w:jc w:val="center"/>
-              <w:pBdr>
-                <w:bottom w:val="none" w:sz="0" w:space="0" w:color="000000"/>
-                <w:top w:val="none" w:sz="0" w:space="0" w:color="000000"/>
-                <w:left w:val="none" w:sz="0" w:space="0" w:color="000000"/>
-                <w:right w:val="none" w:sz="0" w:space="0" w:color="000000"/>
-              </w:pBdr>
-              <w:spacing w:after="240" w:before="240" w:line="276"/>
-              <w:ind w:left="240" w:right="240" w:firstLine="0" w:firstLineChars="0"/>
-            </w:pPr>
-            <w:r>
-              <w:rPr>
-                <w:rFonts w:ascii="Arial" w:hAnsi="Arial" w:eastAsia="Arial" w:cs="Arial"/>
-                <w:i w:val="false"/>
-                <w:b w:val="true"/>
-                <w:u w:val="none"/>
-                <w:sz w:val="52"/>
-                <w:szCs w:val="52"/>
-                <w:color w:val="063360"/>
-              </w:rPr>
-              <w:t xml:space="preserve">1. Executive summary</w:t>
-            </w:r>
-          </w:p>
-        </w:tc>
-      </w:tr>
-      <w:tr>
-        <w:trPr>
-          <w:trHeight w:val="1872" w:hRule="atLeast"/>
-        </w:trPr>
-        body2
-        <w:tc>
-          <w:tcPr>
-            <w:tcBorders>
-              <w:bottom w:val="dashed" w:sz="8" w:space="0" w:color="9AA8B8"/>
-              <w:top w:val="dashed" w:sz="8" w:space="0" w:color="9AA8B8"/>
-              <w:left w:val="dashed" w:sz="8" w:space="0" w:color="9AA8B8"/>
-              <w:right w:val="dashed" w:sz="8" w:space="0" w:color="9AA8B8"/>
-            </w:tcBorders>
-            <w:shd w:val="clear" w:color="auto" w:fill="FFFFFF"/>
-            <w:tcMar>
-              <w:top w:w="0" w:type="dxa"/>
-              <w:bottom w:w="0" w:type="dxa"/>
-              <w:left w:w="0" w:type="dxa"/>
-              <w:right w:w="0" w:type="dxa"/>
-            </w:tcMar>
-            <w:vAlign w:val="center"/>
-          </w:tcPr>
-          <w:p>
-            <w:pPr>
-              <w:pStyle w:val="Normal"/>
-              <w:jc w:val="center"/>
-              <w:pBdr>
-                <w:bottom w:val="none" w:sz="0" w:space="0" w:color="000000"/>
-                <w:top w:val="none" w:sz="0" w:space="0" w:color="000000"/>
-                <w:left w:val="none" w:sz="0" w:space="0" w:color="000000"/>
-                <w:right w:val="none" w:sz="0" w:space="0" w:color="000000"/>
-              </w:pBdr>
-              <w:spacing w:after="240" w:before="240" w:line="276"/>
-              <w:ind w:left="240" w:right="240" w:firstLine="0" w:firstLineChars="0"/>
-            </w:pPr>
-            <w:r>
-              <w:rPr>
-                <w:rFonts w:ascii="Arial" w:hAnsi="Arial" w:eastAsia="Arial" w:cs="Arial"/>
-                <w:i w:val="false"/>
-                <w:b w:val="true"/>
-                <w:u w:val="none"/>
-                <w:sz w:val="52"/>
-                <w:szCs w:val="52"/>
-                <w:color w:val="063360"/>
-              </w:rPr>
-              <w:t xml:space="preserve">3. Evaluation design</w:t>
-            </w:r>
-          </w:p>
-        </w:tc>
-      </w:tr>
-      <w:tr>
-        <w:trPr>
-          <w:trHeight w:val="1872" w:hRule="atLeast"/>
-        </w:trPr>
-        body3
-        <w:tc>
-          <w:tcPr>
-            <w:tcBorders>
-              <w:bottom w:val="dashed" w:sz="8" w:space="0" w:color="9AA8B8"/>
-              <w:top w:val="dashed" w:sz="8" w:space="0" w:color="9AA8B8"/>
-              <w:left w:val="dashed" w:sz="8" w:space="0" w:color="9AA8B8"/>
-              <w:right w:val="dashed" w:sz="8" w:space="0" w:color="9AA8B8"/>
-            </w:tcBorders>
-            <w:shd w:val="clear" w:color="auto" w:fill="FFFFFF"/>
-            <w:tcMar>
-              <w:top w:w="0" w:type="dxa"/>
-              <w:bottom w:w="0" w:type="dxa"/>
-              <w:left w:w="0" w:type="dxa"/>
-              <w:right w:w="0" w:type="dxa"/>
-            </w:tcMar>
-            <w:vAlign w:val="center"/>
-          </w:tcPr>
-          <w:p>
-            <w:pPr>
-              <w:pStyle w:val="Normal"/>
-              <w:jc w:val="center"/>
-              <w:pBdr>
-                <w:bottom w:val="none" w:sz="0" w:space="0" w:color="000000"/>
-                <w:top w:val="none" w:sz="0" w:space="0" w:color="000000"/>
-                <w:left w:val="none" w:sz="0" w:space="0" w:color="000000"/>
-                <w:right w:val="none" w:sz="0" w:space="0" w:color="000000"/>
-              </w:pBdr>
-              <w:spacing w:after="240" w:before="240" w:line="276"/>
-              <w:ind w:left="240" w:right="240" w:firstLine="0" w:firstLineChars="0"/>
-            </w:pPr>
-            <w:r>
-              <w:rPr>
-                <w:rFonts w:ascii="Arial" w:hAnsi="Arial" w:eastAsia="Arial" w:cs="Arial"/>
-                <w:i w:val="false"/>
-                <w:b w:val="true"/>
-                <w:u w:val="none"/>
-                <w:sz w:val="52"/>
-                <w:szCs w:val="52"/>
-                <w:color w:val="063360"/>
-              </w:rPr>
-              <w:t xml:space="preserve">4. Data</w:t>
-            </w:r>
-          </w:p>
-        </w:tc>
-      </w:tr>
-      <w:tr>
-        <w:trPr>
-          <w:trHeight w:val="1872" w:hRule="atLeast"/>
-        </w:trPr>
-        body4
-        <w:tc>
-          <w:tcPr>
-            <w:tcBorders>
-              <w:bottom w:val="dashed" w:sz="8" w:space="0" w:color="9AA8B8"/>
-              <w:top w:val="dashed" w:sz="8" w:space="0" w:color="9AA8B8"/>
-              <w:left w:val="dashed" w:sz="8" w:space="0" w:color="9AA8B8"/>
-              <w:right w:val="dashed" w:sz="8" w:space="0" w:color="9AA8B8"/>
-            </w:tcBorders>
-            <w:shd w:val="clear" w:color="auto" w:fill="FFFFFF"/>
-            <w:tcMar>
-              <w:top w:w="0" w:type="dxa"/>
-              <w:bottom w:w="0" w:type="dxa"/>
-              <w:left w:w="0" w:type="dxa"/>
-              <w:right w:w="0" w:type="dxa"/>
-            </w:tcMar>
-            <w:vAlign w:val="center"/>
-          </w:tcPr>
-          <w:p>
-            <w:pPr>
-              <w:pStyle w:val="Normal"/>
-              <w:jc w:val="center"/>
-              <w:pBdr>
-                <w:bottom w:val="none" w:sz="0" w:space="0" w:color="000000"/>
-                <w:top w:val="none" w:sz="0" w:space="0" w:color="000000"/>
-                <w:left w:val="none" w:sz="0" w:space="0" w:color="000000"/>
-                <w:right w:val="none" w:sz="0" w:space="0" w:color="000000"/>
-              </w:pBdr>
-              <w:spacing w:after="240" w:before="240" w:line="276"/>
-              <w:ind w:left="240" w:right="240" w:firstLine="0" w:firstLineChars="0"/>
-            </w:pPr>
-            <w:r>
-              <w:rPr>
-                <w:rFonts w:ascii="Arial" w:hAnsi="Arial" w:eastAsia="Arial" w:cs="Arial"/>
-                <w:i w:val="false"/>
-                <w:b w:val="true"/>
-                <w:u w:val="none"/>
-                <w:sz w:val="52"/>
-                <w:szCs w:val="52"/>
-                <w:color w:val="063360"/>
-              </w:rPr>
-              <w:t xml:space="preserve">5. Results</w:t>
-            </w:r>
-          </w:p>
-        </w:tc>
-      </w:tr>
-      <w:tr>
-        <w:trPr>
-          <w:trHeight w:val="1872" w:hRule="atLeast"/>
-        </w:trPr>
-        body5
-        <w:tc>
-          <w:tcPr>
-            <w:tcBorders>
-              <w:bottom w:val="dashed" w:sz="8" w:space="0" w:color="9AA8B8"/>
-              <w:top w:val="dashed" w:sz="8" w:space="0" w:color="9AA8B8"/>
-              <w:left w:val="dashed" w:sz="8" w:space="0" w:color="9AA8B8"/>
-              <w:right w:val="dashed" w:sz="8" w:space="0" w:color="9AA8B8"/>
-            </w:tcBorders>
-            <w:shd w:val="clear" w:color="auto" w:fill="FFFFFF"/>
-            <w:tcMar>
-              <w:top w:w="0" w:type="dxa"/>
-              <w:bottom w:w="0" w:type="dxa"/>
-              <w:left w:w="0" w:type="dxa"/>
-              <w:right w:w="0" w:type="dxa"/>
-            </w:tcMar>
-            <w:vAlign w:val="center"/>
-          </w:tcPr>
-          <w:p>
-            <w:pPr>
-              <w:pStyle w:val="Normal"/>
-              <w:jc w:val="center"/>
-              <w:pBdr>
-                <w:bottom w:val="none" w:sz="0" w:space="0" w:color="000000"/>
-                <w:top w:val="none" w:sz="0" w:space="0" w:color="000000"/>
-                <w:left w:val="none" w:sz="0" w:space="0" w:color="000000"/>
-                <w:right w:val="none" w:sz="0" w:space="0" w:color="000000"/>
-              </w:pBdr>
-              <w:spacing w:after="240" w:before="240" w:line="276"/>
-              <w:ind w:left="240" w:right="240" w:firstLine="0" w:firstLineChars="0"/>
-            </w:pPr>
-            <w:r>
-              <w:rPr>
-                <w:rFonts w:ascii="Arial" w:hAnsi="Arial" w:eastAsia="Arial" w:cs="Arial"/>
-                <w:i w:val="false"/>
-                <w:b w:val="true"/>
-                <w:u w:val="none"/>
-                <w:sz w:val="52"/>
-                <w:szCs w:val="52"/>
-                <w:color w:val="063360"/>
-              </w:rPr>
-              <w:t xml:space="preserve">6. Limitations</w:t>
-            </w:r>
-          </w:p>
-        </w:tc>
-      </w:tr>
-      <w:tr>
-        <w:trPr>
-          <w:trHeight w:val="1872" w:hRule="atLeast"/>
-        </w:trPr>
-        body6
-        <w:tc>
-          <w:tcPr>
-            <w:tcBorders>
-              <w:bottom w:val="dashed" w:sz="8" w:space="0" w:color="9AA8B8"/>
-              <w:top w:val="dashed" w:sz="8" w:space="0" w:color="9AA8B8"/>
-              <w:left w:val="dashed" w:sz="8" w:space="0" w:color="9AA8B8"/>
-              <w:right w:val="dashed" w:sz="8" w:space="0" w:color="9AA8B8"/>
-            </w:tcBorders>
-            <w:shd w:val="clear" w:color="auto" w:fill="FFFFFF"/>
-            <w:tcMar>
-              <w:top w:w="0" w:type="dxa"/>
-              <w:bottom w:w="0" w:type="dxa"/>
-              <w:left w:w="0" w:type="dxa"/>
-              <w:right w:w="0" w:type="dxa"/>
-            </w:tcMar>
-            <w:vAlign w:val="center"/>
-          </w:tcPr>
-          <w:p>
-            <w:pPr>
-              <w:pStyle w:val="Normal"/>
-              <w:jc w:val="center"/>
-              <w:pBdr>
-                <w:bottom w:val="none" w:sz="0" w:space="0" w:color="000000"/>
-                <w:top w:val="none" w:sz="0" w:space="0" w:color="000000"/>
-                <w:left w:val="none" w:sz="0" w:space="0" w:color="000000"/>
-                <w:right w:val="none" w:sz="0" w:space="0" w:color="000000"/>
-              </w:pBdr>
-              <w:spacing w:after="240" w:before="240" w:line="276"/>
-              <w:ind w:left="240" w:right="240" w:firstLine="0" w:firstLineChars="0"/>
-            </w:pPr>
-            <w:r>
-              <w:rPr>
-                <w:rFonts w:ascii="Arial" w:hAnsi="Arial" w:eastAsia="Arial" w:cs="Arial"/>
-                <w:i w:val="false"/>
-                <w:b w:val="true"/>
-                <w:u w:val="none"/>
-                <w:sz w:val="52"/>
-                <w:szCs w:val="52"/>
-                <w:color w:val="063360"/>
-              </w:rPr>
-              <w:t xml:space="preserve">7. Conclusions and recommendations</w:t>
-            </w:r>
-          </w:p>
-        </w:tc>
-      </w:tr>
-      <w:tr>
-        <w:trPr>
-          <w:trHeight w:val="1872" w:hRule="atLeast"/>
-        </w:trPr>
-        body7
-        <w:tc>
-          <w:tcPr>
-            <w:tcBorders>
-              <w:bottom w:val="dashed" w:sz="8" w:space="0" w:color="9AA8B8"/>
-              <w:top w:val="dashed" w:sz="8" w:space="0" w:color="9AA8B8"/>
-              <w:left w:val="dashed" w:sz="8" w:space="0" w:color="9AA8B8"/>
-              <w:right w:val="dashed" w:sz="8" w:space="0" w:color="9AA8B8"/>
-            </w:tcBorders>
-            <w:shd w:val="clear" w:color="auto" w:fill="FFFFFF"/>
-            <w:tcMar>
-              <w:top w:w="0" w:type="dxa"/>
-              <w:bottom w:w="0" w:type="dxa"/>
-              <w:left w:w="0" w:type="dxa"/>
-              <w:right w:w="0" w:type="dxa"/>
-            </w:tcMar>
-            <w:vAlign w:val="center"/>
-          </w:tcPr>
-          <w:p>
-            <w:pPr>
-              <w:pStyle w:val="Normal"/>
-              <w:jc w:val="center"/>
-              <w:pBdr>
-                <w:bottom w:val="none" w:sz="0" w:space="0" w:color="000000"/>
-                <w:top w:val="none" w:sz="0" w:space="0" w:color="000000"/>
-                <w:left w:val="none" w:sz="0" w:space="0" w:color="000000"/>
-                <w:right w:val="none" w:sz="0" w:space="0" w:color="000000"/>
-              </w:pBdr>
-              <w:spacing w:after="240" w:before="240" w:line="276"/>
-              <w:ind w:left="240" w:right="240" w:firstLine="0" w:firstLineChars="0"/>
-            </w:pPr>
-            <w:r>
-              <w:rPr>
-                <w:rFonts w:ascii="Arial" w:hAnsi="Arial" w:eastAsia="Arial" w:cs="Arial"/>
-                <w:i w:val="false"/>
-                <w:b w:val="true"/>
-                <w:u w:val="none"/>
-                <w:sz w:val="52"/>
-                <w:szCs w:val="52"/>
-                <w:color w:val="063360"/>
-              </w:rPr>
-              <w:t xml:space="preserve">Green</w:t>
-            </w:r>
-          </w:p>
-        </w:tc>
-      </w:tr>
-      <w:tr>
-        <w:trPr>
-          <w:trHeight w:val="1872" w:hRule="atLeast"/>
-        </w:trPr>
-        body8
-        <w:tc>
-          <w:tcPr>
-            <w:tcBorders>
-              <w:bottom w:val="dashed" w:sz="8" w:space="0" w:color="9AA8B8"/>
-              <w:top w:val="dashed" w:sz="8" w:space="0" w:color="9AA8B8"/>
-              <w:left w:val="dashed" w:sz="8" w:space="0" w:color="9AA8B8"/>
-              <w:right w:val="dashed" w:sz="8" w:space="0" w:color="9AA8B8"/>
-            </w:tcBorders>
-            <w:shd w:val="clear" w:color="auto" w:fill="FFFFFF"/>
-            <w:tcMar>
-              <w:top w:w="0" w:type="dxa"/>
-              <w:bottom w:w="0" w:type="dxa"/>
-              <w:left w:w="0" w:type="dxa"/>
-              <w:right w:w="0" w:type="dxa"/>
-            </w:tcMar>
-            <w:vAlign w:val="center"/>
-          </w:tcPr>
-          <w:p>
-            <w:pPr>
-              <w:pStyle w:val="Normal"/>
-              <w:jc w:val="center"/>
-              <w:pBdr>
-                <w:bottom w:val="none" w:sz="0" w:space="0" w:color="000000"/>
-                <w:top w:val="none" w:sz="0" w:space="0" w:color="000000"/>
-                <w:left w:val="none" w:sz="0" w:space="0" w:color="000000"/>
-                <w:right w:val="none" w:sz="0" w:space="0" w:color="000000"/>
-              </w:pBdr>
-              <w:spacing w:after="240" w:before="240" w:line="276"/>
-              <w:ind w:left="240" w:right="240" w:firstLine="0" w:firstLineChars="0"/>
-            </w:pPr>
-            <w:r>
-              <w:rPr>
-                <w:rFonts w:ascii="Arial" w:hAnsi="Arial" w:eastAsia="Arial" w:cs="Arial"/>
-                <w:i w:val="false"/>
-                <w:b w:val="true"/>
-                <w:u w:val="none"/>
-                <w:sz w:val="52"/>
-                <w:szCs w:val="52"/>
-                <w:color w:val="063360"/>
-              </w:rPr>
-              <w:t xml:space="preserve">Amber</w:t>
-            </w:r>
-          </w:p>
-        </w:tc>
-      </w:tr>
-      <w:tr>
-        <w:trPr>
-          <w:trHeight w:val="1872" w:hRule="atLeast"/>
-        </w:trPr>
-        body9
-        <w:tc>
-          <w:tcPr>
-            <w:tcBorders>
-              <w:bottom w:val="dashed" w:sz="8" w:space="0" w:color="9AA8B8"/>
-              <w:top w:val="dashed" w:sz="8" w:space="0" w:color="9AA8B8"/>
-              <w:left w:val="dashed" w:sz="8" w:space="0" w:color="9AA8B8"/>
-              <w:right w:val="dashed" w:sz="8" w:space="0" w:color="9AA8B8"/>
-            </w:tcBorders>
-            <w:shd w:val="clear" w:color="auto" w:fill="FFFFFF"/>
-            <w:tcMar>
-              <w:top w:w="0" w:type="dxa"/>
-              <w:bottom w:w="0" w:type="dxa"/>
-              <w:left w:w="0" w:type="dxa"/>
-              <w:right w:w="0" w:type="dxa"/>
-            </w:tcMar>
-            <w:vAlign w:val="center"/>
-          </w:tcPr>
-          <w:p>
-            <w:pPr>
-              <w:pStyle w:val="Normal"/>
-              <w:jc w:val="center"/>
-              <w:pBdr>
-                <w:bottom w:val="none" w:sz="0" w:space="0" w:color="000000"/>
-                <w:top w:val="none" w:sz="0" w:space="0" w:color="000000"/>
-                <w:left w:val="none" w:sz="0" w:space="0" w:color="000000"/>
-                <w:right w:val="none" w:sz="0" w:space="0" w:color="000000"/>
-              </w:pBdr>
-              <w:spacing w:after="240" w:before="240" w:line="276"/>
-              <w:ind w:left="240" w:right="240" w:firstLine="0" w:firstLineChars="0"/>
-            </w:pPr>
-            <w:r>
-              <w:rPr>
-                <w:rFonts w:ascii="Arial" w:hAnsi="Arial" w:eastAsia="Arial" w:cs="Arial"/>
-                <w:i w:val="false"/>
-                <w:b w:val="true"/>
-                <w:u w:val="none"/>
-                <w:sz w:val="52"/>
-                <w:szCs w:val="52"/>
-                <w:color w:val="063360"/>
-              </w:rPr>
-              <w:t xml:space="preserve">Red</w:t>
-            </w:r>
-          </w:p>
-        </w:tc>
-      </w:tr>
-    </w:tbl>
+    <w:p>
+      <w:pPr>
+        <w:pStyle w:val="Normal"/>
+      </w:pPr>
+      <w:r>
+        <w:rPr/>
+        <w:drawing>
+          <wp:inline distT="0" distB="0" distL="0" distR="0">
+            <wp:extent cx="6217920" cy="4392545"/>
+            <wp:docPr id="1" name="" descr=""/>
+            <wp:cNvGraphicFramePr>
+              <a:graphicFrameLocks xmlns:a="http://schemas.openxmlformats.org/drawingml/2006/main" noChangeAspect="1"/>
+            </wp:cNvGraphicFramePr>
+            <a:graphic xmlns:a="http://schemas.openxmlformats.org/drawingml/2006/main">
+              <a:graphicData uri="http://schemas.openxmlformats.org/drawingml/2006/picture">
+                <pic:pic xmlns:pic="http://schemas.openxmlformats.org/drawingml/2006/picture">
+                  <pic:nvPicPr>
+                    <pic:cNvPr id="2" name=""/>
+                    <pic:cNvPicPr>
+                      <a:picLocks noChangeAspect="1" noChangeArrowheads="1"/>
+                    </pic:cNvPicPr>
+                  </pic:nvPicPr>
+                  <pic:blipFill>
+                    <a:blip cstate="print" r:embed="rId7"/>
+                    <a:stretch>
+                      <a:fillRect/>
+                    </a:stretch>
+                  </pic:blipFill>
+                  <pic:spPr bwMode="auto">
+                    <a:xfrm>
+                      <a:off x="0" y="0"/>
+                      <a:ext cx="86360" cy="61008"/>
+                    </a:xfrm>
+                    <a:prstGeom prst="rect">
+                      <a:avLst/>
+                    </a:prstGeom>
+                    <a:noFill/>
+                  </pic:spPr>
+                </pic:pic>
+              </a:graphicData>
+            </a:graphic>
+          </wp:inline>
+        </w:drawing>
+      </w:r>
+    </w:p>
+    <w:p>
+      <w:pPr>
+        <w:pStyle w:val="Normal"/>
+      </w:pPr>
+      <w:r>
+        <w:rPr/>
+        <w:drawing>
+          <wp:inline distT="0" distB="0" distL="0" distR="0">
+            <wp:extent cx="6217920" cy="4392545"/>
+            <wp:docPr id="3" name="" descr=""/>
+            <wp:cNvGraphicFramePr>
+              <a:graphicFrameLocks xmlns:a="http://schemas.openxmlformats.org/drawingml/2006/main" noChangeAspect="1"/>
+            </wp:cNvGraphicFramePr>
+            <a:graphic xmlns:a="http://schemas.openxmlformats.org/drawingml/2006/main">
+              <a:graphicData uri="http://schemas.openxmlformats.org/drawingml/2006/picture">
+                <pic:pic xmlns:pic="http://schemas.openxmlformats.org/drawingml/2006/picture">
+                  <pic:nvPicPr>
+                    <pic:cNvPr id="4" name=""/>
+                    <pic:cNvPicPr>
+                      <a:picLocks noChangeAspect="1" noChangeArrowheads="1"/>
+                    </pic:cNvPicPr>
+                  </pic:nvPicPr>
+                  <pic:blipFill>
+                    <a:blip cstate="print" r:embed="rId8"/>
+                    <a:stretch>
+                      <a:fillRect/>
+                    </a:stretch>
+                  </pic:blipFill>
+                  <pic:spPr bwMode="auto">
+                    <a:xfrm>
+                      <a:off x="0" y="0"/>
+                      <a:ext cx="86360" cy="61008"/>
+                    </a:xfrm>
+                    <a:prstGeom prst="rect">
+                      <a:avLst/>
+                    </a:prstGeom>
+                    <a:noFill/>
+                  </pic:spPr>
+                </pic:pic>
+              </a:graphicData>
+            </a:graphic>
+          </wp:inline>
+        </w:drawing>
+      </w:r>
+    </w:p>
     <w:sectPr w:officer="true">
       <w:pgMar w:header="720" w:bottom="1008" w:top="1008" w:right="1152" w:left="1152" w:footer="720" w:gutter="720"/>
       <w:pgSz w:h="16838" w:w="11906" w:orient="portrait"/>

--- a/Module_2_Oct_2026_v2/Oct15_session1_materials.docx
+++ b/Module_2_Oct_2026_v2/Oct15_session1_materials.docx
@@ -98,7 +98,7 @@
           <w:szCs w:val="18"/>
           <w:color w:val="545860"/>
         </w:rPr>
-        <w:t xml:space="preserve">Fictional GreenWaste case | invented figures</w:t>
+        <w:t xml:space="preserve">GreenWaste is a fictional training case.</w:t>
       </w:r>
     </w:p>
     <w:p>
